--- a/manual.docx
+++ b/manual.docx
@@ -1612,7 +1612,7 @@
           <w:b w:val="0"/>
           <w:i w:val="0"/>
         </w:rPr>
-        <w:t xml:space="preserve"> tem a mesma forma da de Saída — mesma ordem de campos e mesmos rótulos — porque quem alterna entre as duas o dia inteiro não deve ter que reaprender a tela. A diferença está no significado: na devolução a </w:t>
+        <w:t xml:space="preserve"> tem a mesma forma da de Saída — mesma ordem de campos e mesmos rótulos — porque quem alterna entre as duas o dia inteiro não deve ter que reaprender a tela. A diferença está no significado: a </w:t>
       </w:r>
       <w:r>
         <w:rPr>
@@ -1620,7 +1620,7 @@
           <w:b w:val="0"/>
           <w:i/>
         </w:rPr>
-        <w:t>Saída</w:t>
+        <w:t>Devolução</w:t>
       </w:r>
       <w:r>
         <w:rPr>
@@ -1628,7 +1628,7 @@
           <w:b w:val="0"/>
           <w:i w:val="0"/>
         </w:rPr>
-        <w:t xml:space="preserve"> é o cliente e o </w:t>
+        <w:t xml:space="preserve"> parte da rota — a caixa volta no caminhão, e é o caminhão que a guarda até chegar — e o </w:t>
       </w:r>
       <w:r>
         <w:rPr>
@@ -1644,7 +1644,7 @@
           <w:b w:val="0"/>
           <w:i w:val="0"/>
         </w:rPr>
-        <w:t xml:space="preserve"> é o galpão.</w:t>
+        <w:t xml:space="preserve"> é o galpão que recebe.</w:t>
       </w:r>
     </w:p>
     <w:p>
@@ -1799,7 +1799,7 @@
           <w:b/>
           <w:i w:val="0"/>
         </w:rPr>
-        <w:t>Saída</w:t>
+        <w:t>Devolução</w:t>
       </w:r>
       <w:r>
         <w:rPr>
@@ -1807,7 +1807,7 @@
           <w:b w:val="0"/>
           <w:i w:val="0"/>
         </w:rPr>
-        <w:t xml:space="preserve"> — o cliente de onde as caixas estão voltando</w:t>
+        <w:t xml:space="preserve"> — a rota em que as caixas estão voltando</w:t>
       </w:r>
     </w:p>
     <w:p>
@@ -1829,7 +1829,23 @@
           <w:b w:val="0"/>
           <w:i w:val="0"/>
         </w:rPr>
-        <w:t xml:space="preserve"> — o galpão ou a filial que vai receber</w:t>
+        <w:t xml:space="preserve"> — o galpão ou a filial que vai receber. Se você só opera um galpão, ou se o seu </w:t>
+      </w:r>
+      <w:r>
+        <w:rPr>
+          <w:rFonts w:ascii="Segoe UI" w:hAnsi="Segoe UI"/>
+          <w:b w:val="0"/>
+          <w:i/>
+        </w:rPr>
+        <w:t>local padrão</w:t>
+      </w:r>
+      <w:r>
+        <w:rPr>
+          <w:rFonts w:ascii="Segoe UI" w:hAnsi="Segoe UI"/>
+          <w:b w:val="0"/>
+          <w:i w:val="0"/>
+        </w:rPr>
+        <w:t xml:space="preserve"> for um deles, o campo já vem preenchido</w:t>
       </w:r>
     </w:p>
     <w:p>

--- a/manual.docx
+++ b/manual.docx
@@ -38,7 +38,7 @@
           <w:color w:val="3E4C58"/>
           <w:sz w:val="23"/>
         </w:rPr>
-        <w:t>Como registrar saída, devolução e conferência de caixas retornáveis — e por que o saldo do cliente só baixa quando o galpão confere.</w:t>
+        <w:t>Como registrar saída e retorno de caixas retornáveis, e como ler o saldo de cada cliente, rota e unidade — do lançamento no celular ao Painel de Ativos.</w:t>
       </w:r>
     </w:p>
     <w:p>
@@ -94,7 +94,7 @@
           <w:rFonts w:ascii="Consolas" w:hAnsi="Consolas"/>
           <w:sz w:val="20"/>
         </w:rPr>
-        <w:t>saldo do cliente = saídas − devoluções conferidas − perdas baixadas</w:t>
+        <w:t>saldo do cliente = saídas − retornos − perdas baixadas</w:t>
       </w:r>
     </w:p>
     <w:p>
@@ -164,7 +164,7 @@
           <w:color w:val="3E4C58"/>
           <w:sz w:val="18"/>
         </w:rPr>
-        <w:t>A contagem feita dentro do cliente não mexe no saldo dele. Só a conferência na chegada baixa — e a diferença entre as duas contagens vira registro, não discussão.</w:t>
+        <w:t>O retorno baixa o saldo do cliente no instante em que é lançado, esteja quem estiver lançando. A chegada ao galpão não é mais um portão: contagem diferente ali vira divergência registrada, com nome e hora.</w:t>
       </w:r>
     </w:p>
     <w:p>
@@ -196,108 +196,18 @@
       <w:r>
         <w:rPr>
           <w:rFonts w:ascii="Segoe UI" w:hAnsi="Segoe UI"/>
-          <w:b w:val="0"/>
-          <w:i w:val="0"/>
-        </w:rPr>
-        <w:t xml:space="preserve">Devolução lançada por </w:t>
-      </w:r>
-      <w:r>
-        <w:rPr>
-          <w:rFonts w:ascii="Segoe UI" w:hAnsi="Segoe UI"/>
           <w:b/>
           <w:i w:val="0"/>
         </w:rPr>
-        <w:t>motorista</w:t>
-      </w:r>
-      <w:r>
-        <w:rPr>
-          <w:rFonts w:ascii="Segoe UI" w:hAnsi="Segoe UI"/>
-          <w:b w:val="0"/>
-          <w:i w:val="0"/>
-        </w:rPr>
-        <w:t xml:space="preserve"> ou </w:t>
-      </w:r>
-      <w:r>
-        <w:rPr>
-          <w:rFonts w:ascii="Segoe UI" w:hAnsi="Segoe UI"/>
-          <w:b/>
-          <w:i w:val="0"/>
-        </w:rPr>
-        <w:t>promotor</w:t>
-      </w:r>
-      <w:r>
-        <w:rPr>
-          <w:rFonts w:ascii="Segoe UI" w:hAnsi="Segoe UI"/>
-          <w:b w:val="0"/>
-          <w:i w:val="0"/>
-        </w:rPr>
-        <w:t xml:space="preserve"> nasce com estado </w:t>
-      </w:r>
-      <w:r>
-        <w:rPr>
-          <w:rFonts w:ascii="Consolas" w:hAnsi="Consolas"/>
-          <w:b/>
-          <w:color w:val="8A6100"/>
-          <w:sz w:val="18"/>
-        </w:rPr>
-        <w:t>AGUARDANDO</w:t>
-      </w:r>
-      <w:r>
-        <w:rPr>
-          <w:rFonts w:ascii="Segoe UI" w:hAnsi="Segoe UI"/>
-          <w:b w:val="0"/>
-          <w:i w:val="0"/>
-        </w:rPr>
-        <w:t xml:space="preserve">. Devolução lançada pelo </w:t>
-      </w:r>
-      <w:r>
-        <w:rPr>
-          <w:rFonts w:ascii="Segoe UI" w:hAnsi="Segoe UI"/>
-          <w:b/>
-          <w:i w:val="0"/>
-        </w:rPr>
-        <w:t>galpão</w:t>
-      </w:r>
-      <w:r>
-        <w:rPr>
-          <w:rFonts w:ascii="Segoe UI" w:hAnsi="Segoe UI"/>
-          <w:b w:val="0"/>
-          <w:i w:val="0"/>
-        </w:rPr>
-        <w:t xml:space="preserve"> ou pelo </w:t>
-      </w:r>
-      <w:r>
-        <w:rPr>
-          <w:rFonts w:ascii="Segoe UI" w:hAnsi="Segoe UI"/>
-          <w:b/>
-          <w:i w:val="0"/>
-        </w:rPr>
-        <w:t>escritório</w:t>
-      </w:r>
-      <w:r>
-        <w:rPr>
-          <w:rFonts w:ascii="Segoe UI" w:hAnsi="Segoe UI"/>
-          <w:b w:val="0"/>
-          <w:i w:val="0"/>
-        </w:rPr>
-        <w:t xml:space="preserve"> já nasce </w:t>
-      </w:r>
-      <w:r>
-        <w:rPr>
-          <w:rFonts w:ascii="Consolas" w:hAnsi="Consolas"/>
-          <w:b/>
-          <w:color w:val="0F6A31"/>
-          <w:sz w:val="18"/>
-        </w:rPr>
-        <w:t>CONFIRMADO</w:t>
-      </w:r>
-      <w:r>
-        <w:rPr>
-          <w:rFonts w:ascii="Segoe UI" w:hAnsi="Segoe UI"/>
-          <w:b w:val="0"/>
-          <w:i w:val="0"/>
-        </w:rPr>
-        <w:t>.</w:t>
+        <w:t>Todo retorno baixa o saldo assim que é lançado</w:t>
+      </w:r>
+      <w:r>
+        <w:rPr>
+          <w:rFonts w:ascii="Segoe UI" w:hAnsi="Segoe UI"/>
+          <w:b w:val="0"/>
+          <w:i w:val="0"/>
+        </w:rPr>
+        <w:t>, não importa quem lançou.</w:t>
       </w:r>
     </w:p>
     <w:p>
@@ -314,7 +224,73 @@
           <w:b w:val="0"/>
           <w:i w:val="0"/>
         </w:rPr>
-        <w:t>É isso que desfaz o impasse antigo: quem conta dentro do cliente não dá baixa em si mesmo.</w:t>
+        <w:t xml:space="preserve">Até setembro/2026 não era assim: o retorno contado na rua nascia </w:t>
+      </w:r>
+      <w:r>
+        <w:rPr>
+          <w:rFonts w:ascii="Consolas" w:hAnsi="Consolas"/>
+          <w:b/>
+          <w:color w:val="8A6100"/>
+          <w:sz w:val="18"/>
+        </w:rPr>
+        <w:t>AGUARDANDO</w:t>
+      </w:r>
+      <w:r>
+        <w:rPr>
+          <w:rFonts w:ascii="Segoe UI" w:hAnsi="Segoe UI"/>
+          <w:b w:val="0"/>
+          <w:i w:val="0"/>
+        </w:rPr>
+        <w:t xml:space="preserve"> e só a conferência no galpão o confirmava. A etapa de conferência saiu do app de campo — e era o </w:t>
+      </w:r>
+      <w:r>
+        <w:rPr>
+          <w:rFonts w:ascii="Segoe UI" w:hAnsi="Segoe UI"/>
+          <w:b w:val="0"/>
+          <w:i/>
+        </w:rPr>
+        <w:t>único</w:t>
+      </w:r>
+      <w:r>
+        <w:rPr>
+          <w:rFonts w:ascii="Segoe UI" w:hAnsi="Segoe UI"/>
+          <w:b w:val="0"/>
+          <w:i w:val="0"/>
+        </w:rPr>
+        <w:t xml:space="preserve"> lugar onde um retorno era confirmado. Mantido o estado de espera, a caixa ficaria presa na conta do cliente para sempre.</w:t>
+      </w:r>
+    </w:p>
+    <w:p>
+      <w:pPr>
+        <w:spacing w:after="80"/>
+        <w:pBdr>
+          <w:left w:val="single" w:sz="18" w:space="8" w:color="D9A300"/>
+        </w:pBdr>
+        <w:shd w:val="clear" w:fill="FFF8E6"/>
+      </w:pPr>
+      <w:r>
+        <w:rPr>
+          <w:rFonts w:ascii="Segoe UI" w:hAnsi="Segoe UI"/>
+          <w:b w:val="0"/>
+          <w:i w:val="0"/>
+        </w:rPr>
+        <w:t xml:space="preserve">A divergência não se perdeu: contagem diferente na chegada continua sendo registrada, com nome e hora. O que ela deixou de ser é </w:t>
+      </w:r>
+      <w:r>
+        <w:rPr>
+          <w:rFonts w:ascii="Segoe UI" w:hAnsi="Segoe UI"/>
+          <w:b w:val="0"/>
+          <w:i/>
+        </w:rPr>
+        <w:t>portão</w:t>
+      </w:r>
+      <w:r>
+        <w:rPr>
+          <w:rFonts w:ascii="Segoe UI" w:hAnsi="Segoe UI"/>
+          <w:b w:val="0"/>
+          <w:i w:val="0"/>
+        </w:rPr>
+        <w:t xml:space="preserve"> — virou ajuste.</w:t>
       </w:r>
     </w:p>
     <w:p>
@@ -629,7 +605,7 @@
           <w:b w:val="0"/>
           <w:i w:val="0"/>
         </w:rPr>
-        <w:t xml:space="preserve"> e </w:t>
+        <w:t xml:space="preserve"> e de </w:t>
       </w:r>
       <w:r>
         <w:rPr>
@@ -637,15 +613,15 @@
           <w:b w:val="0"/>
           <w:i/>
         </w:rPr>
-        <w:t>Recebidas em</w:t>
-      </w:r>
-      <w:r>
-        <w:rPr>
-          <w:rFonts w:ascii="Segoe UI" w:hAnsi="Segoe UI"/>
-          <w:b w:val="0"/>
-          <w:i w:val="0"/>
-        </w:rPr>
-        <w:t>, ao lado dos galpões e filiais — o caminhão é origem da entrega e destino da coleta. A escolha é feita em cada tela.</w:t>
+        <w:t>Destino</w:t>
+      </w:r>
+      <w:r>
+        <w:rPr>
+          <w:rFonts w:ascii="Segoe UI" w:hAnsi="Segoe UI"/>
+          <w:b w:val="0"/>
+          <w:i w:val="0"/>
+        </w:rPr>
+        <w:t>, ao lado dos galpões e unidades — o caminhão é destino da entrega e origem da coleta. A escolha é feita em cada tela.</w:t>
       </w:r>
     </w:p>
     <w:p>
@@ -712,7 +688,7 @@
           <w:b/>
           <w:i w:val="0"/>
         </w:rPr>
-        <w:t>Devolução</w:t>
+        <w:t>Retorno</w:t>
       </w:r>
       <w:r>
         <w:rPr>
@@ -728,7 +704,7 @@
           <w:b/>
           <w:i w:val="0"/>
         </w:rPr>
-        <w:t>Devolução</w:t>
+        <w:t>Retorno</w:t>
       </w:r>
       <w:r>
         <w:rPr>
@@ -1165,24 +1141,56 @@
           <w:b w:val="0"/>
           <w:i w:val="0"/>
         </w:rPr>
-        <w:t xml:space="preserve">Troque o PIN do administrador. O sistema nasce com </w:t>
-      </w:r>
-      <w:r>
-        <w:rPr>
-          <w:rFonts w:ascii="Consolas" w:hAnsi="Consolas"/>
-          <w:b w:val="0"/>
-          <w:i w:val="0"/>
-          <w:sz w:val="19"/>
-        </w:rPr>
-        <w:t>1234</w:t>
-      </w:r>
-      <w:r>
-        <w:rPr>
-          <w:rFonts w:ascii="Segoe UI" w:hAnsi="Segoe UI"/>
-          <w:b w:val="0"/>
-          <w:i w:val="0"/>
-        </w:rPr>
-        <w:t xml:space="preserve"> e o endereço é público.</w:t>
+        <w:t xml:space="preserve">Troque os </w:t>
+      </w:r>
+      <w:r>
+        <w:rPr>
+          <w:rFonts w:ascii="Segoe UI" w:hAnsi="Segoe UI"/>
+          <w:b/>
+          <w:i w:val="0"/>
+        </w:rPr>
+        <w:t>PINs de exemplo</w:t>
+      </w:r>
+      <w:r>
+        <w:rPr>
+          <w:rFonts w:ascii="Segoe UI" w:hAnsi="Segoe UI"/>
+          <w:b w:val="0"/>
+          <w:i w:val="0"/>
+        </w:rPr>
+        <w:t xml:space="preserve"> e a senha do administrador antes de dar o endereço a alguém. O app nasce com PINs curtos de demonstração e o endereço é público — qualquer pessoa que os descubra lança em nome de outra.</w:t>
+      </w:r>
+    </w:p>
+    <w:p>
+      <w:pPr>
+        <w:spacing w:after="80"/>
+        <w:pBdr>
+          <w:left w:val="single" w:sz="18" w:space="8" w:color="A81F1F"/>
+        </w:pBdr>
+        <w:shd w:val="clear" w:fill="FDECEB"/>
+      </w:pPr>
+      <w:r>
+        <w:rPr>
+          <w:rFonts w:ascii="Segoe UI" w:hAnsi="Segoe UI"/>
+          <w:b w:val="0"/>
+          <w:i w:val="0"/>
+        </w:rPr>
+        <w:t xml:space="preserve">Vale lembrar o limite: a permissão por usuário decide o que a </w:t>
+      </w:r>
+      <w:r>
+        <w:rPr>
+          <w:rFonts w:ascii="Segoe UI" w:hAnsi="Segoe UI"/>
+          <w:b w:val="0"/>
+          <w:i/>
+        </w:rPr>
+        <w:t>tela</w:t>
+      </w:r>
+      <w:r>
+        <w:rPr>
+          <w:rFonts w:ascii="Segoe UI" w:hAnsi="Segoe UI"/>
+          <w:b w:val="0"/>
+          <w:i w:val="0"/>
+        </w:rPr>
+        <w:t xml:space="preserve"> oferece e o servidor recusa lançamento fora dela, mas as demais rotas da API ainda não pedem prova de quem está chamando. Enquanto for app de teste, tudo bem; virando operação real, é preciso autenticação de verdade.</w:t>
       </w:r>
     </w:p>
     <w:p>
@@ -1604,15 +1612,15 @@
           <w:b/>
           <w:i w:val="0"/>
         </w:rPr>
-        <w:t>Devolução</w:t>
-      </w:r>
-      <w:r>
-        <w:rPr>
-          <w:rFonts w:ascii="Segoe UI" w:hAnsi="Segoe UI"/>
-          <w:b w:val="0"/>
-          <w:i w:val="0"/>
-        </w:rPr>
-        <w:t xml:space="preserve"> tem a mesma forma da de Saída — mesma ordem de campos e mesmos rótulos — porque quem alterna entre as duas o dia inteiro não deve ter que reaprender a tela. A diferença está no significado: a </w:t>
+        <w:t>Retorno</w:t>
+      </w:r>
+      <w:r>
+        <w:rPr>
+          <w:rFonts w:ascii="Segoe UI" w:hAnsi="Segoe UI"/>
+          <w:b w:val="0"/>
+          <w:i w:val="0"/>
+        </w:rPr>
+        <w:t xml:space="preserve"> tem a mesma forma da de Saída — mesma ordem de campos e mesmos rótulos — porque quem alterna entre as duas o dia inteiro não deve ter que reaprender a tela. A diferença está no significado: o </w:t>
       </w:r>
       <w:r>
         <w:rPr>
@@ -1620,15 +1628,15 @@
           <w:b w:val="0"/>
           <w:i/>
         </w:rPr>
-        <w:t>Devolução</w:t>
-      </w:r>
-      <w:r>
-        <w:rPr>
-          <w:rFonts w:ascii="Segoe UI" w:hAnsi="Segoe UI"/>
-          <w:b w:val="0"/>
-          <w:i w:val="0"/>
-        </w:rPr>
-        <w:t xml:space="preserve"> parte da rota — a caixa volta no caminhão, e é o caminhão que a guarda até chegar — e o </w:t>
+        <w:t>Retorno</w:t>
+      </w:r>
+      <w:r>
+        <w:rPr>
+          <w:rFonts w:ascii="Segoe UI" w:hAnsi="Segoe UI"/>
+          <w:b w:val="0"/>
+          <w:i w:val="0"/>
+        </w:rPr>
+        <w:t xml:space="preserve"> parte da rota, da unidade ou do cliente que está devolvendo — a caixa volta no caminhão, e é o caminhão que a guarda até chegar — e o </w:t>
       </w:r>
       <w:r>
         <w:rPr>
@@ -1654,55 +1662,7 @@
           <w:b w:val="0"/>
           <w:i w:val="0"/>
         </w:rPr>
-        <w:t xml:space="preserve">Use a aba </w:t>
-      </w:r>
-      <w:r>
-        <w:rPr>
-          <w:rFonts w:ascii="Segoe UI" w:hAnsi="Segoe UI"/>
-          <w:b/>
-          <w:i w:val="0"/>
-        </w:rPr>
-        <w:t>Devolução</w:t>
-      </w:r>
-      <w:r>
-        <w:rPr>
-          <w:rFonts w:ascii="Segoe UI" w:hAnsi="Segoe UI"/>
-          <w:b w:val="0"/>
-          <w:i w:val="0"/>
-        </w:rPr>
-        <w:t xml:space="preserve">: em </w:t>
-      </w:r>
-      <w:r>
-        <w:rPr>
-          <w:rFonts w:ascii="Segoe UI" w:hAnsi="Segoe UI"/>
-          <w:b w:val="0"/>
-          <w:i/>
-        </w:rPr>
-        <w:t>Devolvidas por</w:t>
-      </w:r>
-      <w:r>
-        <w:rPr>
-          <w:rFonts w:ascii="Segoe UI" w:hAnsi="Segoe UI"/>
-          <w:b w:val="0"/>
-          <w:i w:val="0"/>
-        </w:rPr>
-        <w:t xml:space="preserve"> escolha o cliente, em </w:t>
-      </w:r>
-      <w:r>
-        <w:rPr>
-          <w:rFonts w:ascii="Segoe UI" w:hAnsi="Segoe UI"/>
-          <w:b w:val="0"/>
-          <w:i/>
-        </w:rPr>
-        <w:t>Recebidas em</w:t>
-      </w:r>
-      <w:r>
-        <w:rPr>
-          <w:rFonts w:ascii="Segoe UI" w:hAnsi="Segoe UI"/>
-          <w:b w:val="0"/>
-          <w:i w:val="0"/>
-        </w:rPr>
-        <w:t xml:space="preserve"> o destino das caixas. A tela mostra o saldo atual do cliente antes de você digitar, o que já evita erro grosseiro.</w:t>
+        <w:t>A tela mostra o saldo atual da origem antes de você digitar, o que já evita erro grosseiro.</w:t>
       </w:r>
     </w:p>
     <w:p>
@@ -1712,24 +1672,23 @@
           <w:b w:val="0"/>
           <w:i w:val="0"/>
         </w:rPr>
-        <w:t xml:space="preserve">A sua contagem na rua fica </w:t>
-      </w:r>
-      <w:r>
-        <w:rPr>
-          <w:rFonts w:ascii="Consolas" w:hAnsi="Consolas"/>
+        <w:t xml:space="preserve">A sua contagem </w:t>
+      </w:r>
+      <w:r>
+        <w:rPr>
+          <w:rFonts w:ascii="Segoe UI" w:hAnsi="Segoe UI"/>
           <w:b/>
-          <w:color w:val="8A6100"/>
-          <w:sz w:val="18"/>
-        </w:rPr>
-        <w:t>AGUARDANDO</w:t>
-      </w:r>
-      <w:r>
-        <w:rPr>
-          <w:rFonts w:ascii="Segoe UI" w:hAnsi="Segoe UI"/>
-          <w:b w:val="0"/>
-          <w:i w:val="0"/>
-        </w:rPr>
-        <w:t>. Não é desconfiança: é o que faz a diferença encontrada na chegada ter um número de origem e um responsável.</w:t>
+          <w:i w:val="0"/>
+        </w:rPr>
+        <w:t>vale na hora</w:t>
+      </w:r>
+      <w:r>
+        <w:rPr>
+          <w:rFonts w:ascii="Segoe UI" w:hAnsi="Segoe UI"/>
+          <w:b w:val="0"/>
+          <w:i w:val="0"/>
+        </w:rPr>
+        <w:t>: o saldo baixa no lançamento, sem esperar conferência. Conte com cuidado — e, se der diferença na chegada, o escritório corrige pela aba Movimentos, deixando o rastro de quem mudou o quê.</w:t>
       </w:r>
     </w:p>
     <w:p>
@@ -1755,7 +1714,7 @@
           <w:b/>
           <w:i w:val="0"/>
         </w:rPr>
-        <w:t>Devolução</w:t>
+        <w:t>Retorno</w:t>
       </w:r>
       <w:r>
         <w:rPr>
@@ -1799,7 +1758,7 @@
           <w:b/>
           <w:i w:val="0"/>
         </w:rPr>
-        <w:t>Devolução</w:t>
+        <w:t>Retorno</w:t>
       </w:r>
       <w:r>
         <w:rPr>
@@ -1929,15 +1888,15 @@
           <w:b/>
           <w:i w:val="0"/>
         </w:rPr>
-        <w:t>Saldo</w:t>
-      </w:r>
-      <w:r>
-        <w:rPr>
-          <w:rFonts w:ascii="Segoe UI" w:hAnsi="Segoe UI"/>
-          <w:b w:val="0"/>
-          <w:i w:val="0"/>
-        </w:rPr>
-        <w:t xml:space="preserve"> você confere quantas caixas o cliente ainda tem em aberto.</w:t>
+        <w:t>Lançamentos</w:t>
+      </w:r>
+      <w:r>
+        <w:rPr>
+          <w:rFonts w:ascii="Segoe UI" w:hAnsi="Segoe UI"/>
+          <w:b w:val="0"/>
+          <w:i w:val="0"/>
+        </w:rPr>
+        <w:t xml:space="preserve"> você confere tudo o que foi lançado no período — o seu e o dos outros.</w:t>
       </w:r>
     </w:p>
     <w:p>
@@ -1955,7 +1914,7 @@
           <w:b w:val="0"/>
           <w:i w:val="0"/>
         </w:rPr>
-        <w:t xml:space="preserve">O conferente é o único perfil de campo que enxerga a aba </w:t>
+        <w:t xml:space="preserve">No galpão as duas pontas se encontram: é de lá que a carga sai e é lá que ela volta. O conferente usa as mesmas duas telas de todo mundo — </w:t>
       </w:r>
       <w:r>
         <w:rPr>
@@ -1963,15 +1922,31 @@
           <w:b/>
           <w:i w:val="0"/>
         </w:rPr>
-        <w:t>Conferência</w:t>
-      </w:r>
-      <w:r>
-        <w:rPr>
-          <w:rFonts w:ascii="Segoe UI" w:hAnsi="Segoe UI"/>
-          <w:b w:val="0"/>
-          <w:i w:val="0"/>
-        </w:rPr>
-        <w:t xml:space="preserve"> — e é ali que o saldo se move de verdade.</w:t>
+        <w:t>Saída</w:t>
+      </w:r>
+      <w:r>
+        <w:rPr>
+          <w:rFonts w:ascii="Segoe UI" w:hAnsi="Segoe UI"/>
+          <w:b w:val="0"/>
+          <w:i w:val="0"/>
+        </w:rPr>
+        <w:t xml:space="preserve"> e </w:t>
+      </w:r>
+      <w:r>
+        <w:rPr>
+          <w:rFonts w:ascii="Segoe UI" w:hAnsi="Segoe UI"/>
+          <w:b/>
+          <w:i w:val="0"/>
+        </w:rPr>
+        <w:t>Retorno</w:t>
+      </w:r>
+      <w:r>
+        <w:rPr>
+          <w:rFonts w:ascii="Segoe UI" w:hAnsi="Segoe UI"/>
+          <w:b w:val="0"/>
+          <w:i w:val="0"/>
+        </w:rPr>
+        <w:t xml:space="preserve"> —, e a diferença está em quando ele as usa.</w:t>
       </w:r>
     </w:p>
     <w:p>
@@ -1991,7 +1966,7 @@
         <w:rPr>
           <w:b/>
         </w:rPr>
-        <w:t>Abra a lista de pendentes</w:t>
+        <w:t>Carga saindo</w:t>
       </w:r>
     </w:p>
     <w:p>
@@ -2005,24 +1980,23 @@
           <w:b w:val="0"/>
           <w:i w:val="0"/>
         </w:rPr>
-        <w:t xml:space="preserve">Cada linha traz a data, o tipo de caixa, quem contou e uma etiqueta </w:t>
-      </w:r>
-      <w:r>
-        <w:rPr>
-          <w:rFonts w:ascii="Consolas" w:hAnsi="Consolas"/>
+        <w:t xml:space="preserve">Aba </w:t>
+      </w:r>
+      <w:r>
+        <w:rPr>
+          <w:rFonts w:ascii="Segoe UI" w:hAnsi="Segoe UI"/>
           <w:b/>
-          <w:color w:val="8A6100"/>
-          <w:sz w:val="18"/>
-        </w:rPr>
-        <w:t>declarado 60</w:t>
-      </w:r>
-      <w:r>
-        <w:rPr>
-          <w:rFonts w:ascii="Segoe UI" w:hAnsi="Segoe UI"/>
-          <w:b w:val="0"/>
-          <w:i w:val="0"/>
-        </w:rPr>
-        <w:t xml:space="preserve"> com o número que veio do cliente.</w:t>
+          <w:i w:val="0"/>
+        </w:rPr>
+        <w:t>Saída</w:t>
+      </w:r>
+      <w:r>
+        <w:rPr>
+          <w:rFonts w:ascii="Segoe UI" w:hAnsi="Segoe UI"/>
+          <w:b w:val="0"/>
+          <w:i w:val="0"/>
+        </w:rPr>
+        <w:t>, do galpão para a rota. A carga sobe no caminhão, e é o caminhão que passa a guardar a caixa até a entrega.</w:t>
       </w:r>
     </w:p>
     <w:p>
@@ -2042,7 +2016,7 @@
         <w:rPr>
           <w:b/>
         </w:rPr>
-        <w:t>Conte o que chegou</w:t>
+        <w:t>Caminhão voltando</w:t>
       </w:r>
     </w:p>
     <w:p>
@@ -2056,7 +2030,7 @@
           <w:b w:val="0"/>
           <w:i w:val="0"/>
         </w:rPr>
-        <w:t xml:space="preserve">Preencha </w:t>
+        <w:t xml:space="preserve">Aba </w:t>
       </w:r>
       <w:r>
         <w:rPr>
@@ -2064,15 +2038,31 @@
           <w:b/>
           <w:i w:val="0"/>
         </w:rPr>
-        <w:t>Contei na chegada</w:t>
-      </w:r>
-      <w:r>
-        <w:rPr>
-          <w:rFonts w:ascii="Segoe UI" w:hAnsi="Segoe UI"/>
-          <w:b w:val="0"/>
-          <w:i w:val="0"/>
-        </w:rPr>
-        <w:t xml:space="preserve"> com o número real do caminhão — não repita o declarado.</w:t>
+        <w:t>Retorno</w:t>
+      </w:r>
+      <w:r>
+        <w:rPr>
+          <w:rFonts w:ascii="Segoe UI" w:hAnsi="Segoe UI"/>
+          <w:b w:val="0"/>
+          <w:i w:val="0"/>
+        </w:rPr>
+        <w:t xml:space="preserve">: origem é a rota (ou a unidade de onde as caixas vêm), destino é o galpão. Conte o que </w:t>
+      </w:r>
+      <w:r>
+        <w:rPr>
+          <w:rFonts w:ascii="Segoe UI" w:hAnsi="Segoe UI"/>
+          <w:b w:val="0"/>
+          <w:i/>
+        </w:rPr>
+        <w:t>chegou de verdade</w:t>
+      </w:r>
+      <w:r>
+        <w:rPr>
+          <w:rFonts w:ascii="Segoe UI" w:hAnsi="Segoe UI"/>
+          <w:b w:val="0"/>
+          <w:i w:val="0"/>
+        </w:rPr>
+        <w:t xml:space="preserve"> no caminhão.</w:t>
       </w:r>
     </w:p>
     <w:p>
@@ -2092,7 +2082,7 @@
         <w:rPr>
           <w:b/>
         </w:rPr>
-        <w:t>Confirmar</w:t>
+        <w:t>Pronto</w:t>
       </w:r>
     </w:p>
     <w:p>
@@ -2106,25 +2096,105 @@
           <w:b w:val="0"/>
           <w:i w:val="0"/>
         </w:rPr>
-        <w:t>O saldo do cliente baixa pelo número que você contou. Havendo diferença, ela é gravada como divergência, com o seu nome e o horário.</w:t>
+        <w:t>O saldo baixa no lançamento. Não há segunda etapa esperando ninguém.</w:t>
       </w:r>
     </w:p>
     <w:p>
-      <w:r>
-        <w:rPr>
-          <w:rFonts w:ascii="Segoe UI" w:hAnsi="Segoe UI"/>
-          <w:b w:val="0"/>
-          <w:i w:val="0"/>
-        </w:rPr>
-        <w:t>Digitar o declarado só para “fechar” apaga exatamente a informação que o app existe para capturar. Se chegou diferente, registre diferente.</w:t>
-      </w:r>
+      <w:pPr>
+        <w:spacing w:after="40"/>
+        <w:pBdr>
+          <w:left w:val="single" w:sz="18" w:space="8" w:color="D9A300"/>
+        </w:pBdr>
+        <w:shd w:val="clear" w:fill="FFF8E6"/>
+      </w:pPr>
+      <w:r>
+        <w:rPr>
+          <w:rFonts w:ascii="Segoe UI" w:hAnsi="Segoe UI"/>
+          <w:b/>
+          <w:color w:val="8A6100"/>
+          <w:sz w:val="16"/>
+        </w:rPr>
+        <w:t>A ABA CONFERÊNCIA NÃO EXISTE MAIS</w:t>
+      </w:r>
+    </w:p>
+    <w:p>
+      <w:pPr>
+        <w:spacing w:after="80"/>
+        <w:pBdr>
+          <w:left w:val="single" w:sz="18" w:space="8" w:color="D9A300"/>
+        </w:pBdr>
+        <w:shd w:val="clear" w:fill="FFF8E6"/>
+      </w:pPr>
+      <w:r>
+        <w:rPr>
+          <w:rFonts w:ascii="Segoe UI" w:hAnsi="Segoe UI"/>
+          <w:b w:val="0"/>
+          <w:i w:val="0"/>
+        </w:rPr>
+        <w:t xml:space="preserve">Ela saiu em setembro/2026, junto com o estado </w:t>
+      </w:r>
+      <w:r>
+        <w:rPr>
+          <w:rFonts w:ascii="Consolas" w:hAnsi="Consolas"/>
+          <w:b/>
+          <w:color w:val="8A6100"/>
+          <w:sz w:val="18"/>
+        </w:rPr>
+        <w:t>AGUARDANDO</w:t>
+      </w:r>
+      <w:r>
+        <w:rPr>
+          <w:rFonts w:ascii="Segoe UI" w:hAnsi="Segoe UI"/>
+          <w:b w:val="0"/>
+          <w:i w:val="0"/>
+        </w:rPr>
+        <w:t>. Quem procurar por ela no celular não vai achar — o retorno agora vale no ato.</w:t>
+      </w:r>
+    </w:p>
+    <w:p>
+      <w:pPr>
+        <w:spacing w:after="80"/>
+        <w:pBdr>
+          <w:left w:val="single" w:sz="18" w:space="8" w:color="D9A300"/>
+        </w:pBdr>
+        <w:shd w:val="clear" w:fill="FFF8E6"/>
+      </w:pPr>
+      <w:r>
+        <w:rPr>
+          <w:rFonts w:ascii="Segoe UI" w:hAnsi="Segoe UI"/>
+          <w:b w:val="0"/>
+          <w:i w:val="0"/>
+        </w:rPr>
+        <w:t xml:space="preserve">Divergência entre o que o cliente declarou e o que chegou é resolvida pelo escritório, em </w:t>
+      </w:r>
+      <w:r>
+        <w:rPr>
+          <w:rFonts w:ascii="Segoe UI" w:hAnsi="Segoe UI"/>
+          <w:b/>
+          <w:i w:val="0"/>
+        </w:rPr>
+        <w:t>Movimentos → corrigir</w:t>
+      </w:r>
+      <w:r>
+        <w:rPr>
+          <w:rFonts w:ascii="Segoe UI" w:hAnsi="Segoe UI"/>
+          <w:b w:val="0"/>
+          <w:i w:val="0"/>
+        </w:rPr>
+        <w:t>, que guarda o valor antigo, o novo, quem mudou e quando.</w:t>
+      </w:r>
+    </w:p>
+    <w:p>
+      <w:pPr>
+        <w:spacing w:after="40"/>
+      </w:pPr>
     </w:p>
     <w:p>
       <w:pPr>
         <w:pStyle w:val="Heading1"/>
       </w:pPr>
       <w:r>
-        <w:t>Painel e extratos</w:t>
+        <w:t>Lançamentos</w:t>
       </w:r>
     </w:p>
     <w:p>
@@ -2134,24 +2204,7 @@
           <w:b w:val="0"/>
           <w:i w:val="0"/>
         </w:rPr>
-        <w:t xml:space="preserve">O escritório entra em </w:t>
-      </w:r>
-      <w:r>
-        <w:rPr>
-          <w:rFonts w:ascii="Consolas" w:hAnsi="Consolas"/>
-          <w:b w:val="0"/>
-          <w:i w:val="0"/>
-          <w:sz w:val="19"/>
-        </w:rPr>
-        <w:t>admin.html</w:t>
-      </w:r>
-      <w:r>
-        <w:rPr>
-          <w:rFonts w:ascii="Segoe UI" w:hAnsi="Segoe UI"/>
-          <w:b w:val="0"/>
-          <w:i w:val="0"/>
-        </w:rPr>
-        <w:t xml:space="preserve"> e encontra cinco abas: </w:t>
+        <w:t xml:space="preserve">A terceira aba do app de campo, visível para todo mundo. Ela mostra </w:t>
       </w:r>
       <w:r>
         <w:rPr>
@@ -2159,7 +2212,33 @@
           <w:b/>
           <w:i w:val="0"/>
         </w:rPr>
-        <w:t>Painel</w:t>
+        <w:t>o que foi lançado</w:t>
+      </w:r>
+      <w:r>
+        <w:rPr>
+          <w:rFonts w:ascii="Segoe UI" w:hAnsi="Segoe UI"/>
+          <w:b w:val="0"/>
+          <w:i w:val="0"/>
+        </w:rPr>
+        <w:t xml:space="preserve"> no período — saídas e retornos, os seus e os dos outros —, uma linha por lançamento.</w:t>
+      </w:r>
+    </w:p>
+    <w:p>
+      <w:r>
+        <w:rPr>
+          <w:rFonts w:ascii="Segoe UI" w:hAnsi="Segoe UI"/>
+          <w:b w:val="0"/>
+          <w:i w:val="0"/>
+        </w:rPr>
+        <w:t xml:space="preserve">No lugar de um saldo por local, que é a leitura do escritório, aqui está o extrato do dia: </w:t>
+      </w:r>
+      <w:r>
+        <w:rPr>
+          <w:rFonts w:ascii="Segoe UI" w:hAnsi="Segoe UI"/>
+          <w:b/>
+          <w:i w:val="0"/>
+        </w:rPr>
+        <w:t>Data</w:t>
       </w:r>
       <w:r>
         <w:rPr>
@@ -2175,7 +2254,7 @@
           <w:b/>
           <w:i w:val="0"/>
         </w:rPr>
-        <w:t>Extratos</w:t>
+        <w:t>Origem</w:t>
       </w:r>
       <w:r>
         <w:rPr>
@@ -2191,7 +2270,7 @@
           <w:b/>
           <w:i w:val="0"/>
         </w:rPr>
-        <w:t>Lançar</w:t>
+        <w:t>Destino</w:t>
       </w:r>
       <w:r>
         <w:rPr>
@@ -2207,15 +2286,15 @@
           <w:b/>
           <w:i w:val="0"/>
         </w:rPr>
-        <w:t>Movimentos</w:t>
-      </w:r>
-      <w:r>
-        <w:rPr>
-          <w:rFonts w:ascii="Segoe UI" w:hAnsi="Segoe UI"/>
-          <w:b w:val="0"/>
-          <w:i w:val="0"/>
-        </w:rPr>
-        <w:t xml:space="preserve"> e </w:t>
+        <w:t>Saída</w:t>
+      </w:r>
+      <w:r>
+        <w:rPr>
+          <w:rFonts w:ascii="Segoe UI" w:hAnsi="Segoe UI"/>
+          <w:b w:val="0"/>
+          <w:i w:val="0"/>
+        </w:rPr>
+        <w:t xml:space="preserve">, </w:t>
       </w:r>
       <w:r>
         <w:rPr>
@@ -2223,15 +2302,31 @@
           <w:b/>
           <w:i w:val="0"/>
         </w:rPr>
-        <w:t>Cadastros</w:t>
-      </w:r>
-      <w:r>
-        <w:rPr>
-          <w:rFonts w:ascii="Segoe UI" w:hAnsi="Segoe UI"/>
-          <w:b w:val="0"/>
-          <w:i w:val="0"/>
-        </w:rPr>
-        <w:t>.</w:t>
+        <w:t>Retorno</w:t>
+      </w:r>
+      <w:r>
+        <w:rPr>
+          <w:rFonts w:ascii="Segoe UI" w:hAnsi="Segoe UI"/>
+          <w:b w:val="0"/>
+          <w:i w:val="0"/>
+        </w:rPr>
+        <w:t xml:space="preserve">, </w:t>
+      </w:r>
+      <w:r>
+        <w:rPr>
+          <w:rFonts w:ascii="Segoe UI" w:hAnsi="Segoe UI"/>
+          <w:b/>
+          <w:i w:val="0"/>
+        </w:rPr>
+        <w:t>Motorista</w:t>
+      </w:r>
+      <w:r>
+        <w:rPr>
+          <w:rFonts w:ascii="Segoe UI" w:hAnsi="Segoe UI"/>
+          <w:b w:val="0"/>
+          <w:i w:val="0"/>
+        </w:rPr>
+        <w:t xml:space="preserve"> e as quantidades por tipo de caixa.</w:t>
       </w:r>
     </w:p>
     <w:p>
@@ -2239,65 +2334,7 @@
         <w:pStyle w:val="Heading2"/>
       </w:pPr>
       <w:r>
-        <w:t>Painel</w:t>
-      </w:r>
-    </w:p>
-    <w:p>
-      <w:r>
-        <w:rPr>
-          <w:rFonts w:ascii="Segoe UI" w:hAnsi="Segoe UI"/>
-          <w:b w:val="0"/>
-          <w:i w:val="0"/>
-        </w:rPr>
-        <w:t xml:space="preserve">Abre com </w:t>
-      </w:r>
-      <w:r>
-        <w:rPr>
-          <w:rFonts w:ascii="Segoe UI" w:hAnsi="Segoe UI"/>
-          <w:b w:val="0"/>
-          <w:i/>
-        </w:rPr>
-        <w:t>Caixas em poder de clientes e filiais</w:t>
-      </w:r>
-      <w:r>
-        <w:rPr>
-          <w:rFonts w:ascii="Segoe UI" w:hAnsi="Segoe UI"/>
-          <w:b w:val="0"/>
-          <w:i w:val="0"/>
-        </w:rPr>
-        <w:t xml:space="preserve">, a </w:t>
-      </w:r>
-      <w:r>
-        <w:rPr>
-          <w:rFonts w:ascii="Segoe UI" w:hAnsi="Segoe UI"/>
-          <w:b w:val="0"/>
-          <w:i/>
-        </w:rPr>
-        <w:t>Idade das caixas na rua</w:t>
-      </w:r>
-      <w:r>
-        <w:rPr>
-          <w:rFonts w:ascii="Segoe UI" w:hAnsi="Segoe UI"/>
-          <w:b w:val="0"/>
-          <w:i w:val="0"/>
-        </w:rPr>
-        <w:t xml:space="preserve"> e o </w:t>
-      </w:r>
-      <w:r>
-        <w:rPr>
-          <w:rFonts w:ascii="Segoe UI" w:hAnsi="Segoe UI"/>
-          <w:b w:val="0"/>
-          <w:i/>
-        </w:rPr>
-        <w:t>Estoque nos galpões</w:t>
-      </w:r>
-      <w:r>
-        <w:rPr>
-          <w:rFonts w:ascii="Segoe UI" w:hAnsi="Segoe UI"/>
-          <w:b w:val="0"/>
-          <w:i w:val="0"/>
-        </w:rPr>
-        <w:t>. As etiquetas fazem a triagem:</w:t>
+        <w:t>Os três cartões</w:t>
       </w:r>
     </w:p>
     <w:p>
@@ -2307,20 +2344,19 @@
       </w:pPr>
       <w:r>
         <w:rPr>
-          <w:rFonts w:ascii="Consolas" w:hAnsi="Consolas"/>
+          <w:rFonts w:ascii="Segoe UI" w:hAnsi="Segoe UI"/>
           <w:b/>
-          <w:color w:val="A81F1F"/>
-          <w:sz w:val="18"/>
-        </w:rPr>
-        <w:t>acima do limite</w:t>
-      </w:r>
-      <w:r>
-        <w:rPr>
-          <w:rFonts w:ascii="Segoe UI" w:hAnsi="Segoe UI"/>
-          <w:b w:val="0"/>
-          <w:i w:val="0"/>
-        </w:rPr>
-        <w:t xml:space="preserve"> — o cliente passou do teto contratado</w:t>
+          <w:i w:val="0"/>
+        </w:rPr>
+        <w:t>Saída</w:t>
+      </w:r>
+      <w:r>
+        <w:rPr>
+          <w:rFonts w:ascii="Segoe UI" w:hAnsi="Segoe UI"/>
+          <w:b w:val="0"/>
+          <w:i w:val="0"/>
+        </w:rPr>
+        <w:t xml:space="preserve"> — quantas caixas saíram no que está sendo mostrado</w:t>
       </w:r>
     </w:p>
     <w:p>
@@ -2330,20 +2366,19 @@
       </w:pPr>
       <w:r>
         <w:rPr>
-          <w:rFonts w:ascii="Consolas" w:hAnsi="Consolas"/>
+          <w:rFonts w:ascii="Segoe UI" w:hAnsi="Segoe UI"/>
           <w:b/>
-          <w:color w:val="A81F1F"/>
-          <w:sz w:val="18"/>
-        </w:rPr>
-        <w:t>div. −5</w:t>
-      </w:r>
-      <w:r>
-        <w:rPr>
-          <w:rFonts w:ascii="Segoe UI" w:hAnsi="Segoe UI"/>
-          <w:b w:val="0"/>
-          <w:i w:val="0"/>
-        </w:rPr>
-        <w:t xml:space="preserve"> — divergência entre o contado no cliente e o conferido na chegada</w:t>
+          <w:i w:val="0"/>
+        </w:rPr>
+        <w:t>Retorno</w:t>
+      </w:r>
+      <w:r>
+        <w:rPr>
+          <w:rFonts w:ascii="Segoe UI" w:hAnsi="Segoe UI"/>
+          <w:b w:val="0"/>
+          <w:i w:val="0"/>
+        </w:rPr>
+        <w:t xml:space="preserve"> — quantas voltaram</w:t>
       </w:r>
     </w:p>
     <w:p>
@@ -2353,20 +2388,19 @@
       </w:pPr>
       <w:r>
         <w:rPr>
-          <w:rFonts w:ascii="Consolas" w:hAnsi="Consolas"/>
+          <w:rFonts w:ascii="Segoe UI" w:hAnsi="Segoe UI"/>
           <w:b/>
-          <w:color w:val="8A6100"/>
-          <w:sz w:val="18"/>
-        </w:rPr>
-        <w:t>a conferir</w:t>
-      </w:r>
-      <w:r>
-        <w:rPr>
-          <w:rFonts w:ascii="Segoe UI" w:hAnsi="Segoe UI"/>
-          <w:b w:val="0"/>
-          <w:i w:val="0"/>
-        </w:rPr>
-        <w:t xml:space="preserve"> — há devolução esperando o galpão</w:t>
+          <w:i w:val="0"/>
+        </w:rPr>
+        <w:t>Total geral</w:t>
+      </w:r>
+      <w:r>
+        <w:rPr>
+          <w:rFonts w:ascii="Segoe UI" w:hAnsi="Segoe UI"/>
+          <w:b w:val="0"/>
+          <w:i w:val="0"/>
+        </w:rPr>
+        <w:t xml:space="preserve"> — a soma das duas pontas</w:t>
       </w:r>
     </w:p>
     <w:p>
@@ -2376,23 +2410,7 @@
           <w:b w:val="0"/>
           <w:i w:val="0"/>
         </w:rPr>
-        <w:t xml:space="preserve">O botão </w:t>
-      </w:r>
-      <w:r>
-        <w:rPr>
-          <w:rFonts w:ascii="Segoe UI" w:hAnsi="Segoe UI"/>
-          <w:b/>
-          <w:i w:val="0"/>
-        </w:rPr>
-        <w:t>⬇ Exportar CSV</w:t>
-      </w:r>
-      <w:r>
-        <w:rPr>
-          <w:rFonts w:ascii="Segoe UI" w:hAnsi="Segoe UI"/>
-          <w:b w:val="0"/>
-          <w:i w:val="0"/>
-        </w:rPr>
-        <w:t xml:space="preserve"> leva o quadro inteiro para a planilha.</w:t>
+        <w:t>Os três seguem os filtros. Filtrou por um motorista, os cartões passam a falar só dele.</w:t>
       </w:r>
     </w:p>
     <w:p>
@@ -2400,33 +2418,1230 @@
         <w:pStyle w:val="Heading2"/>
       </w:pPr>
       <w:r>
-        <w:t>Extratos</w:t>
+        <w:t>Os filtros</w:t>
       </w:r>
     </w:p>
     <w:p>
       <w:r>
         <w:rPr>
           <w:rFonts w:ascii="Segoe UI" w:hAnsi="Segoe UI"/>
-          <w:b w:val="0"/>
-          <w:i w:val="0"/>
-        </w:rPr>
-        <w:t xml:space="preserve">Escolha o cliente e o período e clique em </w:t>
-      </w:r>
-      <w:r>
-        <w:rPr>
-          <w:rFonts w:ascii="Segoe UI" w:hAnsi="Segoe UI"/>
           <w:b/>
           <w:i w:val="0"/>
         </w:rPr>
-        <w:t>Gerar extrato</w:t>
-      </w:r>
-      <w:r>
-        <w:rPr>
-          <w:rFonts w:ascii="Segoe UI" w:hAnsi="Segoe UI"/>
-          <w:b w:val="0"/>
-          <w:i w:val="0"/>
-        </w:rPr>
-        <w:t>. A partir dali:</w:t>
+        <w:t>Motorista</w:t>
+      </w:r>
+      <w:r>
+        <w:rPr>
+          <w:rFonts w:ascii="Segoe UI" w:hAnsi="Segoe UI"/>
+          <w:b w:val="0"/>
+          <w:i w:val="0"/>
+        </w:rPr>
+        <w:t xml:space="preserve">, </w:t>
+      </w:r>
+      <w:r>
+        <w:rPr>
+          <w:rFonts w:ascii="Segoe UI" w:hAnsi="Segoe UI"/>
+          <w:b/>
+          <w:i w:val="0"/>
+        </w:rPr>
+        <w:t>Origem</w:t>
+      </w:r>
+      <w:r>
+        <w:rPr>
+          <w:rFonts w:ascii="Segoe UI" w:hAnsi="Segoe UI"/>
+          <w:b w:val="0"/>
+          <w:i w:val="0"/>
+        </w:rPr>
+        <w:t xml:space="preserve">, </w:t>
+      </w:r>
+      <w:r>
+        <w:rPr>
+          <w:rFonts w:ascii="Segoe UI" w:hAnsi="Segoe UI"/>
+          <w:b/>
+          <w:i w:val="0"/>
+        </w:rPr>
+        <w:t>Destino</w:t>
+      </w:r>
+      <w:r>
+        <w:rPr>
+          <w:rFonts w:ascii="Segoe UI" w:hAnsi="Segoe UI"/>
+          <w:b w:val="0"/>
+          <w:i w:val="0"/>
+        </w:rPr>
+        <w:t xml:space="preserve"> e </w:t>
+      </w:r>
+      <w:r>
+        <w:rPr>
+          <w:rFonts w:ascii="Segoe UI" w:hAnsi="Segoe UI"/>
+          <w:b/>
+          <w:i w:val="0"/>
+        </w:rPr>
+        <w:t>Entrada / Saída</w:t>
+      </w:r>
+      <w:r>
+        <w:rPr>
+          <w:rFonts w:ascii="Segoe UI" w:hAnsi="Segoe UI"/>
+          <w:b w:val="0"/>
+          <w:i w:val="0"/>
+        </w:rPr>
+        <w:t xml:space="preserve"> são de </w:t>
+      </w:r>
+      <w:r>
+        <w:rPr>
+          <w:rFonts w:ascii="Segoe UI" w:hAnsi="Segoe UI"/>
+          <w:b w:val="0"/>
+          <w:i/>
+        </w:rPr>
+        <w:t>múltipla escolha</w:t>
+      </w:r>
+      <w:r>
+        <w:rPr>
+          <w:rFonts w:ascii="Segoe UI" w:hAnsi="Segoe UI"/>
+          <w:b w:val="0"/>
+          <w:i w:val="0"/>
+        </w:rPr>
+        <w:t>: marque dois motoristas e os dois aparecem. Mais o período, com data de início e fim.</w:t>
+      </w:r>
+    </w:p>
+    <w:p>
+      <w:r>
+        <w:rPr>
+          <w:rFonts w:ascii="Segoe UI" w:hAnsi="Segoe UI"/>
+          <w:b w:val="0"/>
+          <w:i w:val="0"/>
+        </w:rPr>
+        <w:t xml:space="preserve">Nada marcado quer dizer </w:t>
+      </w:r>
+      <w:r>
+        <w:rPr>
+          <w:rFonts w:ascii="Segoe UI" w:hAnsi="Segoe UI"/>
+          <w:b/>
+          <w:i w:val="0"/>
+        </w:rPr>
+        <w:t>todos</w:t>
+      </w:r>
+      <w:r>
+        <w:rPr>
+          <w:rFonts w:ascii="Segoe UI" w:hAnsi="Segoe UI"/>
+          <w:b w:val="0"/>
+          <w:i w:val="0"/>
+        </w:rPr>
+        <w:t xml:space="preserve">, e não </w:t>
+      </w:r>
+      <w:r>
+        <w:rPr>
+          <w:rFonts w:ascii="Segoe UI" w:hAnsi="Segoe UI"/>
+          <w:b w:val="0"/>
+          <w:i/>
+        </w:rPr>
+        <w:t>nenhum</w:t>
+      </w:r>
+      <w:r>
+        <w:rPr>
+          <w:rFonts w:ascii="Segoe UI" w:hAnsi="Segoe UI"/>
+          <w:b w:val="0"/>
+          <w:i w:val="0"/>
+        </w:rPr>
+        <w:t xml:space="preserve"> — senão a tela abriria vazia sem dizer por quê. As opções saem dos lançamentos do período, não do cadastro inteiro: uma lista com trinta locais dos quais dois se moveram obriga a procurar.</w:t>
+      </w:r>
+    </w:p>
+    <w:p>
+      <w:r>
+        <w:rPr>
+          <w:rFonts w:ascii="Segoe UI" w:hAnsi="Segoe UI"/>
+          <w:b w:val="0"/>
+          <w:i w:val="0"/>
+        </w:rPr>
+        <w:t>Ajuste e perda ficam de fora desta lista: não são viagem de caixa. Eles aparecem no painel do escritório.</w:t>
+      </w:r>
+    </w:p>
+    <w:p>
+      <w:pPr>
+        <w:pStyle w:val="Heading1"/>
+      </w:pPr>
+      <w:r>
+        <w:t>Painel de Ativos</w:t>
+      </w:r>
+    </w:p>
+    <w:p>
+      <w:r>
+        <w:rPr>
+          <w:rFonts w:ascii="Segoe UI" w:hAnsi="Segoe UI"/>
+          <w:b w:val="0"/>
+          <w:i w:val="0"/>
+        </w:rPr>
+        <w:t xml:space="preserve">A primeira aba do escritório, chamada </w:t>
+      </w:r>
+      <w:r>
+        <w:rPr>
+          <w:rFonts w:ascii="Segoe UI" w:hAnsi="Segoe UI"/>
+          <w:b/>
+          <w:i w:val="0"/>
+        </w:rPr>
+        <w:t>Controle de Caixas</w:t>
+      </w:r>
+      <w:r>
+        <w:rPr>
+          <w:rFonts w:ascii="Segoe UI" w:hAnsi="Segoe UI"/>
+          <w:b w:val="0"/>
+          <w:i w:val="0"/>
+        </w:rPr>
+        <w:t xml:space="preserve"> na tela. É o extrato da operação: </w:t>
+      </w:r>
+      <w:r>
+        <w:rPr>
+          <w:rFonts w:ascii="Segoe UI" w:hAnsi="Segoe UI"/>
+          <w:b/>
+          <w:i w:val="0"/>
+        </w:rPr>
+        <w:t>uma linha por dia, por caminho</w:t>
+      </w:r>
+      <w:r>
+        <w:rPr>
+          <w:rFonts w:ascii="Segoe UI" w:hAnsi="Segoe UI"/>
+          <w:b w:val="0"/>
+          <w:i w:val="0"/>
+        </w:rPr>
+        <w:t xml:space="preserve"> — de onde saiu, para onde foi, quanto saiu, quanto voltou e quanto sobrou.</w:t>
+      </w:r>
+    </w:p>
+    <w:p>
+      <w:pPr>
+        <w:pStyle w:val="Heading2"/>
+      </w:pPr>
+      <w:r>
+        <w:t>As colunas</w:t>
+      </w:r>
+    </w:p>
+    <w:tbl>
+      <w:tblPr>
+        <w:tblStyle w:val="TableGrid"/>
+        <w:tblW w:type="auto" w:w="0"/>
+        <w:jc w:val="left"/>
+        <w:tblLook w:firstColumn="1" w:firstRow="1" w:lastColumn="0" w:lastRow="0" w:noHBand="0" w:noVBand="1" w:val="04A0"/>
+      </w:tblPr>
+      <w:tblGrid>
+        <w:gridCol w:w="4706"/>
+        <w:gridCol w:w="4706"/>
+      </w:tblGrid>
+      <w:tr>
+        <w:tc>
+          <w:tcPr>
+            <w:tcW w:type="dxa" w:w="4706"/>
+            <w:shd w:val="clear" w:fill="EFF3F6"/>
+          </w:tcPr>
+          <w:p>
+            <w:r>
+              <w:rPr>
+                <w:rFonts w:ascii="Segoe UI" w:hAnsi="Segoe UI"/>
+                <w:b/>
+                <w:color w:val="63737E"/>
+                <w:sz w:val="17"/>
+              </w:rPr>
+              <w:t>COLUNA</w:t>
+            </w:r>
+          </w:p>
+        </w:tc>
+        <w:tc>
+          <w:tcPr>
+            <w:tcW w:type="dxa" w:w="4706"/>
+            <w:shd w:val="clear" w:fill="EFF3F6"/>
+          </w:tcPr>
+          <w:p>
+            <w:r>
+              <w:rPr>
+                <w:rFonts w:ascii="Segoe UI" w:hAnsi="Segoe UI"/>
+                <w:b/>
+                <w:color w:val="63737E"/>
+                <w:sz w:val="17"/>
+              </w:rPr>
+              <w:t>O QUE DIZ</w:t>
+            </w:r>
+          </w:p>
+        </w:tc>
+      </w:tr>
+      <w:tr>
+        <w:tc>
+          <w:tcPr>
+            <w:tcW w:type="dxa" w:w="4706"/>
+          </w:tcPr>
+          <w:p>
+            <w:pPr>
+              <w:spacing w:after="40"/>
+            </w:pPr>
+            <w:r>
+              <w:rPr>
+                <w:rFonts w:ascii="Segoe UI" w:hAnsi="Segoe UI"/>
+                <w:b w:val="0"/>
+                <w:i w:val="0"/>
+              </w:rPr>
+              <w:t>Data</w:t>
+            </w:r>
+          </w:p>
+        </w:tc>
+        <w:tc>
+          <w:tcPr>
+            <w:tcW w:type="dxa" w:w="4706"/>
+          </w:tcPr>
+          <w:p>
+            <w:pPr>
+              <w:spacing w:after="40"/>
+            </w:pPr>
+            <w:r>
+              <w:rPr>
+                <w:rFonts w:ascii="Segoe UI" w:hAnsi="Segoe UI"/>
+                <w:b w:val="0"/>
+                <w:i w:val="0"/>
+              </w:rPr>
+              <w:t>O dia do lançamento. A tabela é ordenada por ela, e dentro do mesmo dia o estoque abre e os caminhos vêm depois</w:t>
+            </w:r>
+          </w:p>
+        </w:tc>
+      </w:tr>
+      <w:tr>
+        <w:tc>
+          <w:tcPr>
+            <w:tcW w:type="dxa" w:w="4706"/>
+          </w:tcPr>
+          <w:p>
+            <w:pPr>
+              <w:spacing w:after="40"/>
+            </w:pPr>
+            <w:r>
+              <w:rPr>
+                <w:rFonts w:ascii="Segoe UI" w:hAnsi="Segoe UI"/>
+                <w:b w:val="0"/>
+                <w:i w:val="0"/>
+              </w:rPr>
+              <w:t>Origem</w:t>
+            </w:r>
+          </w:p>
+        </w:tc>
+        <w:tc>
+          <w:tcPr>
+            <w:tcW w:type="dxa" w:w="4706"/>
+          </w:tcPr>
+          <w:p>
+            <w:pPr>
+              <w:spacing w:after="40"/>
+            </w:pPr>
+            <w:r>
+              <w:rPr>
+                <w:rFonts w:ascii="Segoe UI" w:hAnsi="Segoe UI"/>
+                <w:b w:val="0"/>
+                <w:i w:val="0"/>
+              </w:rPr>
+              <w:t>Quem despachou, e embaixo quantos lançamentos a linha junta</w:t>
+            </w:r>
+          </w:p>
+        </w:tc>
+      </w:tr>
+      <w:tr>
+        <w:tc>
+          <w:tcPr>
+            <w:tcW w:type="dxa" w:w="4706"/>
+          </w:tcPr>
+          <w:p>
+            <w:pPr>
+              <w:spacing w:after="40"/>
+            </w:pPr>
+            <w:r>
+              <w:rPr>
+                <w:rFonts w:ascii="Segoe UI" w:hAnsi="Segoe UI"/>
+                <w:b w:val="0"/>
+                <w:i w:val="0"/>
+              </w:rPr>
+              <w:t>Estoque</w:t>
+            </w:r>
+          </w:p>
+        </w:tc>
+        <w:tc>
+          <w:tcPr>
+            <w:tcW w:type="dxa" w:w="4706"/>
+          </w:tcPr>
+          <w:p>
+            <w:pPr>
+              <w:spacing w:after="40"/>
+            </w:pPr>
+            <w:r>
+              <w:rPr>
+                <w:rFonts w:ascii="Segoe UI" w:hAnsi="Segoe UI"/>
+                <w:b w:val="0"/>
+                <w:i w:val="0"/>
+              </w:rPr>
+              <w:t xml:space="preserve">O que foi lançado como saldo inicial </w:t>
+            </w:r>
+            <w:r>
+              <w:rPr>
+                <w:rFonts w:ascii="Segoe UI" w:hAnsi="Segoe UI"/>
+                <w:b w:val="0"/>
+                <w:i/>
+              </w:rPr>
+              <w:t>naquele dia</w:t>
+            </w:r>
+            <w:r>
+              <w:rPr>
+                <w:rFonts w:ascii="Segoe UI" w:hAnsi="Segoe UI"/>
+                <w:b w:val="0"/>
+                <w:i w:val="0"/>
+              </w:rPr>
+              <w:t>. Zero em cinza nos dias sem lançamento</w:t>
+            </w:r>
+          </w:p>
+        </w:tc>
+      </w:tr>
+      <w:tr>
+        <w:tc>
+          <w:tcPr>
+            <w:tcW w:type="dxa" w:w="4706"/>
+          </w:tcPr>
+          <w:p>
+            <w:pPr>
+              <w:spacing w:after="40"/>
+            </w:pPr>
+            <w:r>
+              <w:rPr>
+                <w:rFonts w:ascii="Segoe UI" w:hAnsi="Segoe UI"/>
+                <w:b w:val="0"/>
+                <w:i w:val="0"/>
+              </w:rPr>
+              <w:t>Saldo inicial</w:t>
+            </w:r>
+          </w:p>
+        </w:tc>
+        <w:tc>
+          <w:tcPr>
+            <w:tcW w:type="dxa" w:w="4706"/>
+          </w:tcPr>
+          <w:p>
+            <w:pPr>
+              <w:spacing w:after="40"/>
+            </w:pPr>
+            <w:r>
+              <w:rPr>
+                <w:rFonts w:ascii="Segoe UI" w:hAnsi="Segoe UI"/>
+                <w:b w:val="0"/>
+                <w:i w:val="0"/>
+              </w:rPr>
+              <w:t>O acumulado até ali — tudo que já entrou menos tudo que já saiu</w:t>
+            </w:r>
+          </w:p>
+        </w:tc>
+      </w:tr>
+      <w:tr>
+        <w:tc>
+          <w:tcPr>
+            <w:tcW w:type="dxa" w:w="4706"/>
+          </w:tcPr>
+          <w:p>
+            <w:pPr>
+              <w:spacing w:after="40"/>
+            </w:pPr>
+            <w:r>
+              <w:rPr>
+                <w:rFonts w:ascii="Segoe UI" w:hAnsi="Segoe UI"/>
+                <w:b w:val="0"/>
+                <w:i w:val="0"/>
+              </w:rPr>
+              <w:t>Destino</w:t>
+            </w:r>
+          </w:p>
+        </w:tc>
+        <w:tc>
+          <w:tcPr>
+            <w:tcW w:type="dxa" w:w="4706"/>
+          </w:tcPr>
+          <w:p>
+            <w:pPr>
+              <w:spacing w:after="40"/>
+            </w:pPr>
+            <w:r>
+              <w:rPr>
+                <w:rFonts w:ascii="Segoe UI" w:hAnsi="Segoe UI"/>
+                <w:b w:val="0"/>
+                <w:i w:val="0"/>
+              </w:rPr>
+              <w:t xml:space="preserve">Quem recebeu. Nas linhas de saldo inicial, a marca verde </w:t>
+            </w:r>
+            <w:r>
+              <w:rPr>
+                <w:rFonts w:ascii="Segoe UI" w:hAnsi="Segoe UI"/>
+                <w:b w:val="0"/>
+                <w:i/>
+              </w:rPr>
+              <w:t>Estoque Inicial</w:t>
+            </w:r>
+          </w:p>
+        </w:tc>
+      </w:tr>
+      <w:tr>
+        <w:tc>
+          <w:tcPr>
+            <w:tcW w:type="dxa" w:w="4706"/>
+          </w:tcPr>
+          <w:p>
+            <w:pPr>
+              <w:spacing w:after="40"/>
+            </w:pPr>
+            <w:r>
+              <w:rPr>
+                <w:rFonts w:ascii="Segoe UI" w:hAnsi="Segoe UI"/>
+                <w:b w:val="0"/>
+                <w:i w:val="0"/>
+              </w:rPr>
+              <w:t>Saída</w:t>
+            </w:r>
+          </w:p>
+        </w:tc>
+        <w:tc>
+          <w:tcPr>
+            <w:tcW w:type="dxa" w:w="4706"/>
+          </w:tcPr>
+          <w:p>
+            <w:pPr>
+              <w:spacing w:after="40"/>
+            </w:pPr>
+            <w:r>
+              <w:rPr>
+                <w:rFonts w:ascii="Segoe UI" w:hAnsi="Segoe UI"/>
+                <w:b w:val="0"/>
+                <w:i w:val="0"/>
+              </w:rPr>
+              <w:t>Quanto saiu, com a quebra por tipo de caixa embaixo</w:t>
+            </w:r>
+          </w:p>
+        </w:tc>
+      </w:tr>
+      <w:tr>
+        <w:tc>
+          <w:tcPr>
+            <w:tcW w:type="dxa" w:w="4706"/>
+          </w:tcPr>
+          <w:p>
+            <w:pPr>
+              <w:spacing w:after="40"/>
+            </w:pPr>
+            <w:r>
+              <w:rPr>
+                <w:rFonts w:ascii="Segoe UI" w:hAnsi="Segoe UI"/>
+                <w:b w:val="0"/>
+                <w:i w:val="0"/>
+              </w:rPr>
+              <w:t>Retorno</w:t>
+            </w:r>
+          </w:p>
+        </w:tc>
+        <w:tc>
+          <w:tcPr>
+            <w:tcW w:type="dxa" w:w="4706"/>
+          </w:tcPr>
+          <w:p>
+            <w:pPr>
+              <w:spacing w:after="40"/>
+            </w:pPr>
+            <w:r>
+              <w:rPr>
+                <w:rFonts w:ascii="Segoe UI" w:hAnsi="Segoe UI"/>
+                <w:b w:val="0"/>
+                <w:i w:val="0"/>
+              </w:rPr>
+              <w:t>Quanto voltou, idem</w:t>
+            </w:r>
+          </w:p>
+        </w:tc>
+      </w:tr>
+      <w:tr>
+        <w:tc>
+          <w:tcPr>
+            <w:tcW w:type="dxa" w:w="4706"/>
+          </w:tcPr>
+          <w:p>
+            <w:pPr>
+              <w:spacing w:after="40"/>
+            </w:pPr>
+            <w:r>
+              <w:rPr>
+                <w:rFonts w:ascii="Segoe UI" w:hAnsi="Segoe UI"/>
+                <w:b w:val="0"/>
+                <w:i w:val="0"/>
+              </w:rPr>
+              <w:t>Saldo final</w:t>
+            </w:r>
+          </w:p>
+        </w:tc>
+        <w:tc>
+          <w:tcPr>
+            <w:tcW w:type="dxa" w:w="4706"/>
+          </w:tcPr>
+          <w:p>
+            <w:pPr>
+              <w:spacing w:after="40"/>
+            </w:pPr>
+            <w:r>
+              <w:rPr>
+                <w:rFonts w:ascii="Segoe UI" w:hAnsi="Segoe UI"/>
+                <w:b w:val="0"/>
+                <w:i w:val="0"/>
+              </w:rPr>
+              <w:t>Verde quando sobra, vermelho quando falta</w:t>
+            </w:r>
+          </w:p>
+        </w:tc>
+      </w:tr>
+    </w:tbl>
+    <w:p>
+      <w:pPr>
+        <w:spacing w:after="40"/>
+      </w:pPr>
+    </w:p>
+    <w:p>
+      <w:pPr>
+        <w:shd w:val="clear" w:fill="F5F7F9"/>
+      </w:pPr>
+      <w:r>
+        <w:rPr>
+          <w:rFonts w:ascii="Consolas" w:hAnsi="Consolas"/>
+          <w:sz w:val="20"/>
+        </w:rPr>
+        <w:t>Saldo final = Saldo inicial − Saída + Retorno</w:t>
+      </w:r>
+    </w:p>
+    <w:p>
+      <w:r>
+        <w:rPr>
+          <w:rFonts w:ascii="Segoe UI" w:hAnsi="Segoe UI"/>
+          <w:b w:val="0"/>
+          <w:i w:val="0"/>
+        </w:rPr>
+        <w:t xml:space="preserve">A cadeia fecha linha a linha: o </w:t>
+      </w:r>
+      <w:r>
+        <w:rPr>
+          <w:rFonts w:ascii="Segoe UI" w:hAnsi="Segoe UI"/>
+          <w:b/>
+          <w:i w:val="0"/>
+        </w:rPr>
+        <w:t>Saldo final</w:t>
+      </w:r>
+      <w:r>
+        <w:rPr>
+          <w:rFonts w:ascii="Segoe UI" w:hAnsi="Segoe UI"/>
+          <w:b w:val="0"/>
+          <w:i w:val="0"/>
+        </w:rPr>
+        <w:t xml:space="preserve"> de uma linha é o </w:t>
+      </w:r>
+      <w:r>
+        <w:rPr>
+          <w:rFonts w:ascii="Segoe UI" w:hAnsi="Segoe UI"/>
+          <w:b/>
+          <w:i w:val="0"/>
+        </w:rPr>
+        <w:t>Saldo inicial</w:t>
+      </w:r>
+      <w:r>
+        <w:rPr>
+          <w:rFonts w:ascii="Segoe UI" w:hAnsi="Segoe UI"/>
+          <w:b w:val="0"/>
+          <w:i w:val="0"/>
+        </w:rPr>
+        <w:t xml:space="preserve"> da de baixo, mais o que tiver sido lançado de </w:t>
+      </w:r>
+      <w:r>
+        <w:rPr>
+          <w:rFonts w:ascii="Segoe UI" w:hAnsi="Segoe UI"/>
+          <w:b/>
+          <w:i w:val="0"/>
+        </w:rPr>
+        <w:t>Estoque</w:t>
+      </w:r>
+      <w:r>
+        <w:rPr>
+          <w:rFonts w:ascii="Segoe UI" w:hAnsi="Segoe UI"/>
+          <w:b w:val="0"/>
+          <w:i w:val="0"/>
+        </w:rPr>
+        <w:t xml:space="preserve"> naquele dia. Quando o saldo dá um salto, é a coluna Estoque que explica o salto.</w:t>
+      </w:r>
+    </w:p>
+    <w:p>
+      <w:pPr>
+        <w:spacing w:after="40"/>
+        <w:pBdr>
+          <w:left w:val="single" w:sz="18" w:space="8" w:color="D9A300"/>
+        </w:pBdr>
+        <w:shd w:val="clear" w:fill="FFF8E6"/>
+      </w:pPr>
+      <w:r>
+        <w:rPr>
+          <w:rFonts w:ascii="Segoe UI" w:hAnsi="Segoe UI"/>
+          <w:b/>
+          <w:color w:val="8A6100"/>
+          <w:sz w:val="16"/>
+        </w:rPr>
+        <w:t>O SALDO INICIAL NÃO OBEDECE AO FILTRO</w:t>
+      </w:r>
+    </w:p>
+    <w:p>
+      <w:pPr>
+        <w:spacing w:after="80"/>
+        <w:pBdr>
+          <w:left w:val="single" w:sz="18" w:space="8" w:color="D9A300"/>
+        </w:pBdr>
+        <w:shd w:val="clear" w:fill="FFF8E6"/>
+      </w:pPr>
+      <w:r>
+        <w:rPr>
+          <w:rFonts w:ascii="Segoe UI" w:hAnsi="Segoe UI"/>
+          <w:b w:val="0"/>
+          <w:i w:val="0"/>
+        </w:rPr>
+        <w:t xml:space="preserve">E é de propósito. Ele é calculado sobre o </w:t>
+      </w:r>
+      <w:r>
+        <w:rPr>
+          <w:rFonts w:ascii="Segoe UI" w:hAnsi="Segoe UI"/>
+          <w:b/>
+          <w:i w:val="0"/>
+        </w:rPr>
+        <w:t>histórico inteiro</w:t>
+      </w:r>
+      <w:r>
+        <w:rPr>
+          <w:rFonts w:ascii="Segoe UI" w:hAnsi="Segoe UI"/>
+          <w:b w:val="0"/>
+          <w:i w:val="0"/>
+        </w:rPr>
+        <w:t>, antes de qualquer recorte: filtrando só o dia 17, a linha continua abrindo no saldo real daquele dia, e não no saldo do primeiro dia visível.</w:t>
+      </w:r>
+    </w:p>
+    <w:p>
+      <w:pPr>
+        <w:spacing w:after="80"/>
+        <w:pBdr>
+          <w:left w:val="single" w:sz="18" w:space="8" w:color="D9A300"/>
+        </w:pBdr>
+        <w:shd w:val="clear" w:fill="FFF8E6"/>
+      </w:pPr>
+      <w:r>
+        <w:rPr>
+          <w:rFonts w:ascii="Segoe UI" w:hAnsi="Segoe UI"/>
+          <w:b w:val="0"/>
+          <w:i w:val="0"/>
+        </w:rPr>
+        <w:t>Já foi calculado sobre a lista filtrada, e aí escondendo o dia 16 a linha do dia 17 abria como se nada tivesse acontecido no meio.</w:t>
+      </w:r>
+    </w:p>
+    <w:p>
+      <w:pPr>
+        <w:spacing w:after="40"/>
+      </w:pPr>
+    </w:p>
+    <w:p>
+      <w:pPr>
+        <w:pStyle w:val="Heading2"/>
+      </w:pPr>
+      <w:r>
+        <w:t>Os seis cartões</w:t>
+      </w:r>
+    </w:p>
+    <w:p>
+      <w:r>
+        <w:rPr>
+          <w:rFonts w:ascii="Segoe UI" w:hAnsi="Segoe UI"/>
+          <w:b w:val="0"/>
+          <w:i w:val="0"/>
+        </w:rPr>
+        <w:t xml:space="preserve">Ficam acima da tabela e, com uma exceção, </w:t>
+      </w:r>
+      <w:r>
+        <w:rPr>
+          <w:rFonts w:ascii="Segoe UI" w:hAnsi="Segoe UI"/>
+          <w:b/>
+          <w:i w:val="0"/>
+        </w:rPr>
+        <w:t>acompanham os filtros</w:t>
+      </w:r>
+      <w:r>
+        <w:rPr>
+          <w:rFonts w:ascii="Segoe UI" w:hAnsi="Segoe UI"/>
+          <w:b w:val="0"/>
+          <w:i w:val="0"/>
+        </w:rPr>
+        <w:t>.</w:t>
+      </w:r>
+    </w:p>
+    <w:tbl>
+      <w:tblPr>
+        <w:tblStyle w:val="TableGrid"/>
+        <w:tblW w:type="auto" w:w="0"/>
+        <w:jc w:val="left"/>
+        <w:tblLook w:firstColumn="1" w:firstRow="1" w:lastColumn="0" w:lastRow="0" w:noHBand="0" w:noVBand="1" w:val="04A0"/>
+      </w:tblPr>
+      <w:tblGrid>
+        <w:gridCol w:w="3137"/>
+        <w:gridCol w:w="3137"/>
+        <w:gridCol w:w="3137"/>
+      </w:tblGrid>
+      <w:tr>
+        <w:tc>
+          <w:tcPr>
+            <w:tcW w:type="dxa" w:w="3137"/>
+            <w:shd w:val="clear" w:fill="EFF3F6"/>
+          </w:tcPr>
+          <w:p>
+            <w:r>
+              <w:rPr>
+                <w:rFonts w:ascii="Segoe UI" w:hAnsi="Segoe UI"/>
+                <w:b/>
+                <w:color w:val="63737E"/>
+                <w:sz w:val="17"/>
+              </w:rPr>
+              <w:t>CARTÃO</w:t>
+            </w:r>
+          </w:p>
+        </w:tc>
+        <w:tc>
+          <w:tcPr>
+            <w:tcW w:type="dxa" w:w="3137"/>
+            <w:shd w:val="clear" w:fill="EFF3F6"/>
+          </w:tcPr>
+          <w:p>
+            <w:r>
+              <w:rPr>
+                <w:rFonts w:ascii="Segoe UI" w:hAnsi="Segoe UI"/>
+                <w:b/>
+                <w:color w:val="63737E"/>
+                <w:sz w:val="17"/>
+              </w:rPr>
+              <w:t>O QUE CONTA</w:t>
+            </w:r>
+          </w:p>
+        </w:tc>
+        <w:tc>
+          <w:tcPr>
+            <w:tcW w:type="dxa" w:w="3137"/>
+            <w:shd w:val="clear" w:fill="EFF3F6"/>
+          </w:tcPr>
+          <w:p>
+            <w:r>
+              <w:rPr>
+                <w:rFonts w:ascii="Segoe UI" w:hAnsi="Segoe UI"/>
+                <w:b/>
+                <w:color w:val="63737E"/>
+                <w:sz w:val="17"/>
+              </w:rPr>
+              <w:t>SEGUE O FILTRO</w:t>
+            </w:r>
+          </w:p>
+        </w:tc>
+      </w:tr>
+      <w:tr>
+        <w:tc>
+          <w:tcPr>
+            <w:tcW w:type="dxa" w:w="3137"/>
+          </w:tcPr>
+          <w:p>
+            <w:pPr>
+              <w:spacing w:after="40"/>
+            </w:pPr>
+            <w:r>
+              <w:rPr>
+                <w:rFonts w:ascii="Segoe UI" w:hAnsi="Segoe UI"/>
+                <w:b w:val="0"/>
+                <w:i w:val="0"/>
+              </w:rPr>
+              <w:t>Total de saída</w:t>
+            </w:r>
+          </w:p>
+        </w:tc>
+        <w:tc>
+          <w:tcPr>
+            <w:tcW w:type="dxa" w:w="3137"/>
+          </w:tcPr>
+          <w:p>
+            <w:pPr>
+              <w:spacing w:after="40"/>
+            </w:pPr>
+            <w:r>
+              <w:rPr>
+                <w:rFonts w:ascii="Segoe UI" w:hAnsi="Segoe UI"/>
+                <w:b w:val="0"/>
+                <w:i w:val="0"/>
+              </w:rPr>
+              <w:t>Caixas que saíram no recorte</w:t>
+            </w:r>
+          </w:p>
+        </w:tc>
+        <w:tc>
+          <w:tcPr>
+            <w:tcW w:type="dxa" w:w="3137"/>
+          </w:tcPr>
+          <w:p>
+            <w:pPr>
+              <w:spacing w:after="40"/>
+            </w:pPr>
+            <w:r>
+              <w:rPr>
+                <w:rFonts w:ascii="Segoe UI" w:hAnsi="Segoe UI"/>
+                <w:b w:val="0"/>
+                <w:i w:val="0"/>
+              </w:rPr>
+              <w:t>sim</w:t>
+            </w:r>
+          </w:p>
+        </w:tc>
+      </w:tr>
+      <w:tr>
+        <w:tc>
+          <w:tcPr>
+            <w:tcW w:type="dxa" w:w="3137"/>
+          </w:tcPr>
+          <w:p>
+            <w:pPr>
+              <w:spacing w:after="40"/>
+            </w:pPr>
+            <w:r>
+              <w:rPr>
+                <w:rFonts w:ascii="Segoe UI" w:hAnsi="Segoe UI"/>
+                <w:b w:val="0"/>
+                <w:i w:val="0"/>
+              </w:rPr>
+              <w:t>Total de retorno</w:t>
+            </w:r>
+          </w:p>
+        </w:tc>
+        <w:tc>
+          <w:tcPr>
+            <w:tcW w:type="dxa" w:w="3137"/>
+          </w:tcPr>
+          <w:p>
+            <w:pPr>
+              <w:spacing w:after="40"/>
+            </w:pPr>
+            <w:r>
+              <w:rPr>
+                <w:rFonts w:ascii="Segoe UI" w:hAnsi="Segoe UI"/>
+                <w:b w:val="0"/>
+                <w:i w:val="0"/>
+              </w:rPr>
+              <w:t>Caixas que voltaram; no rodapé, a soma das duas pontas</w:t>
+            </w:r>
+          </w:p>
+        </w:tc>
+        <w:tc>
+          <w:tcPr>
+            <w:tcW w:type="dxa" w:w="3137"/>
+          </w:tcPr>
+          <w:p>
+            <w:pPr>
+              <w:spacing w:after="40"/>
+            </w:pPr>
+            <w:r>
+              <w:rPr>
+                <w:rFonts w:ascii="Segoe UI" w:hAnsi="Segoe UI"/>
+                <w:b w:val="0"/>
+                <w:i w:val="0"/>
+              </w:rPr>
+              <w:t>sim</w:t>
+            </w:r>
+          </w:p>
+        </w:tc>
+      </w:tr>
+      <w:tr>
+        <w:tc>
+          <w:tcPr>
+            <w:tcW w:type="dxa" w:w="3137"/>
+          </w:tcPr>
+          <w:p>
+            <w:pPr>
+              <w:spacing w:after="40"/>
+            </w:pPr>
+            <w:r>
+              <w:rPr>
+                <w:rFonts w:ascii="Segoe UI" w:hAnsi="Segoe UI"/>
+                <w:b w:val="0"/>
+                <w:i w:val="0"/>
+              </w:rPr>
+              <w:t>Taxa de retorno do mês</w:t>
+            </w:r>
+          </w:p>
+        </w:tc>
+        <w:tc>
+          <w:tcPr>
+            <w:tcW w:type="dxa" w:w="3137"/>
+          </w:tcPr>
+          <w:p>
+            <w:pPr>
+              <w:spacing w:after="40"/>
+            </w:pPr>
+            <w:r>
+              <w:rPr>
+                <w:rFonts w:ascii="Segoe UI" w:hAnsi="Segoe UI"/>
+                <w:b w:val="0"/>
+                <w:i w:val="0"/>
+              </w:rPr>
+              <w:t>Retorno dividido por saída, contra a meta</w:t>
+            </w:r>
+          </w:p>
+        </w:tc>
+        <w:tc>
+          <w:tcPr>
+            <w:tcW w:type="dxa" w:w="3137"/>
+          </w:tcPr>
+          <w:p>
+            <w:pPr>
+              <w:spacing w:after="40"/>
+            </w:pPr>
+            <w:r>
+              <w:rPr>
+                <w:rFonts w:ascii="Segoe UI" w:hAnsi="Segoe UI"/>
+                <w:b w:val="0"/>
+                <w:i w:val="0"/>
+              </w:rPr>
+              <w:t>sim</w:t>
+            </w:r>
+          </w:p>
+        </w:tc>
+      </w:tr>
+      <w:tr>
+        <w:tc>
+          <w:tcPr>
+            <w:tcW w:type="dxa" w:w="3137"/>
+          </w:tcPr>
+          <w:p>
+            <w:pPr>
+              <w:spacing w:after="40"/>
+            </w:pPr>
+            <w:r>
+              <w:rPr>
+                <w:rFonts w:ascii="Segoe UI" w:hAnsi="Segoe UI"/>
+                <w:b w:val="0"/>
+                <w:i w:val="0"/>
+              </w:rPr>
+              <w:t>Caixas que saíram e não voltaram</w:t>
+            </w:r>
+          </w:p>
+        </w:tc>
+        <w:tc>
+          <w:tcPr>
+            <w:tcW w:type="dxa" w:w="3137"/>
+          </w:tcPr>
+          <w:p>
+            <w:pPr>
+              <w:spacing w:after="40"/>
+            </w:pPr>
+            <w:r>
+              <w:rPr>
+                <w:rFonts w:ascii="Segoe UI" w:hAnsi="Segoe UI"/>
+                <w:b w:val="0"/>
+                <w:i w:val="0"/>
+              </w:rPr>
+              <w:t>O déficit, somando só quem deve</w:t>
+            </w:r>
+          </w:p>
+        </w:tc>
+        <w:tc>
+          <w:tcPr>
+            <w:tcW w:type="dxa" w:w="3137"/>
+          </w:tcPr>
+          <w:p>
+            <w:pPr>
+              <w:spacing w:after="40"/>
+            </w:pPr>
+            <w:r>
+              <w:rPr>
+                <w:rFonts w:ascii="Segoe UI" w:hAnsi="Segoe UI"/>
+                <w:b w:val="0"/>
+                <w:i w:val="0"/>
+              </w:rPr>
+              <w:t>sim</w:t>
+            </w:r>
+          </w:p>
+        </w:tc>
+      </w:tr>
+      <w:tr>
+        <w:tc>
+          <w:tcPr>
+            <w:tcW w:type="dxa" w:w="3137"/>
+          </w:tcPr>
+          <w:p>
+            <w:pPr>
+              <w:spacing w:after="40"/>
+            </w:pPr>
+            <w:r>
+              <w:rPr>
+                <w:rFonts w:ascii="Segoe UI" w:hAnsi="Segoe UI"/>
+                <w:b w:val="0"/>
+                <w:i w:val="0"/>
+              </w:rPr>
+              <w:t>Em circulação</w:t>
+            </w:r>
+          </w:p>
+        </w:tc>
+        <w:tc>
+          <w:tcPr>
+            <w:tcW w:type="dxa" w:w="3137"/>
+          </w:tcPr>
+          <w:p>
+            <w:pPr>
+              <w:spacing w:after="40"/>
+            </w:pPr>
+            <w:r>
+              <w:rPr>
+                <w:rFonts w:ascii="Segoe UI" w:hAnsi="Segoe UI"/>
+                <w:b w:val="0"/>
+                <w:i w:val="0"/>
+              </w:rPr>
+              <w:t>Tudo que está fora do galpão agora</w:t>
+            </w:r>
+          </w:p>
+        </w:tc>
+        <w:tc>
+          <w:tcPr>
+            <w:tcW w:type="dxa" w:w="3137"/>
+          </w:tcPr>
+          <w:p>
+            <w:pPr>
+              <w:spacing w:after="40"/>
+            </w:pPr>
+            <w:r>
+              <w:rPr>
+                <w:rFonts w:ascii="Segoe UI" w:hAnsi="Segoe UI"/>
+                <w:b w:val="0"/>
+                <w:i w:val="0"/>
+              </w:rPr>
+              <w:t>não</w:t>
+            </w:r>
+          </w:p>
+        </w:tc>
+      </w:tr>
+      <w:tr>
+        <w:tc>
+          <w:tcPr>
+            <w:tcW w:type="dxa" w:w="3137"/>
+          </w:tcPr>
+          <w:p>
+            <w:pPr>
+              <w:spacing w:after="40"/>
+            </w:pPr>
+            <w:r>
+              <w:rPr>
+                <w:rFonts w:ascii="Segoe UI" w:hAnsi="Segoe UI"/>
+                <w:b w:val="0"/>
+                <w:i w:val="0"/>
+              </w:rPr>
+              <w:t>Origens abaixo da meta</w:t>
+            </w:r>
+          </w:p>
+        </w:tc>
+        <w:tc>
+          <w:tcPr>
+            <w:tcW w:type="dxa" w:w="3137"/>
+          </w:tcPr>
+          <w:p>
+            <w:pPr>
+              <w:spacing w:after="40"/>
+            </w:pPr>
+            <w:r>
+              <w:rPr>
+                <w:rFonts w:ascii="Segoe UI" w:hAnsi="Segoe UI"/>
+                <w:b w:val="0"/>
+                <w:i w:val="0"/>
+              </w:rPr>
+              <w:t>Quantos caminhos não bateram a meta</w:t>
+            </w:r>
+          </w:p>
+        </w:tc>
+        <w:tc>
+          <w:tcPr>
+            <w:tcW w:type="dxa" w:w="3137"/>
+          </w:tcPr>
+          <w:p>
+            <w:pPr>
+              <w:spacing w:after="40"/>
+            </w:pPr>
+            <w:r>
+              <w:rPr>
+                <w:rFonts w:ascii="Segoe UI" w:hAnsi="Segoe UI"/>
+                <w:b w:val="0"/>
+                <w:i w:val="0"/>
+              </w:rPr>
+              <w:t>sim</w:t>
+            </w:r>
+          </w:p>
+        </w:tc>
+      </w:tr>
+    </w:tbl>
+    <w:p>
+      <w:pPr>
+        <w:spacing w:after="40"/>
+      </w:pPr>
+    </w:p>
+    <w:p>
+      <w:r>
+        <w:rPr>
+          <w:rFonts w:ascii="Segoe UI" w:hAnsi="Segoe UI"/>
+          <w:b w:val="0"/>
+          <w:i w:val="0"/>
+        </w:rPr>
+        <w:t xml:space="preserve">O de </w:t>
+      </w:r>
+      <w:r>
+        <w:rPr>
+          <w:rFonts w:ascii="Segoe UI" w:hAnsi="Segoe UI"/>
+          <w:b/>
+          <w:i w:val="0"/>
+        </w:rPr>
+        <w:t>circulação</w:t>
+      </w:r>
+      <w:r>
+        <w:rPr>
+          <w:rFonts w:ascii="Segoe UI" w:hAnsi="Segoe UI"/>
+          <w:b w:val="0"/>
+          <w:i w:val="0"/>
+        </w:rPr>
+        <w:t xml:space="preserve"> sai do razão — quanto cada um tem nosso </w:t>
+      </w:r>
+      <w:r>
+        <w:rPr>
+          <w:rFonts w:ascii="Segoe UI" w:hAnsi="Segoe UI"/>
+          <w:b w:val="0"/>
+          <w:i/>
+        </w:rPr>
+        <w:t>agora</w:t>
+      </w:r>
+      <w:r>
+        <w:rPr>
+          <w:rFonts w:ascii="Segoe UI" w:hAnsi="Segoe UI"/>
+          <w:b w:val="0"/>
+          <w:i w:val="0"/>
+        </w:rPr>
+        <w:t xml:space="preserve"> —, e não do fluxo do período. Filtrar por uma origem não o estreitaria, só o deixaria parecendo travado; por isso o rodapé dele diz </w:t>
+      </w:r>
+      <w:r>
+        <w:rPr>
+          <w:rFonts w:ascii="Segoe UI" w:hAnsi="Segoe UI"/>
+          <w:b w:val="0"/>
+          <w:i/>
+        </w:rPr>
+        <w:t>no total, fora do filtro</w:t>
+      </w:r>
+      <w:r>
+        <w:rPr>
+          <w:rFonts w:ascii="Segoe UI" w:hAnsi="Segoe UI"/>
+          <w:b w:val="0"/>
+          <w:i w:val="0"/>
+        </w:rPr>
+        <w:t>.</w:t>
+      </w:r>
+    </w:p>
+    <w:p>
+      <w:pPr>
+        <w:pStyle w:val="Heading2"/>
+      </w:pPr>
+      <w:r>
+        <w:t>Os filtros</w:t>
       </w:r>
     </w:p>
     <w:p>
@@ -2440,15 +3655,47 @@
           <w:b/>
           <w:i w:val="0"/>
         </w:rPr>
-        <w:t>📲 WhatsApp</w:t>
-      </w:r>
-      <w:r>
-        <w:rPr>
-          <w:rFonts w:ascii="Segoe UI" w:hAnsi="Segoe UI"/>
-          <w:b w:val="0"/>
-          <w:i w:val="0"/>
-        </w:rPr>
-        <w:t xml:space="preserve"> — abre a conversa com o resumo do saldo já escrito</w:t>
+        <w:t>Origem</w:t>
+      </w:r>
+      <w:r>
+        <w:rPr>
+          <w:rFonts w:ascii="Segoe UI" w:hAnsi="Segoe UI"/>
+          <w:b w:val="0"/>
+          <w:i w:val="0"/>
+        </w:rPr>
+        <w:t xml:space="preserve"> e </w:t>
+      </w:r>
+      <w:r>
+        <w:rPr>
+          <w:rFonts w:ascii="Segoe UI" w:hAnsi="Segoe UI"/>
+          <w:b/>
+          <w:i w:val="0"/>
+        </w:rPr>
+        <w:t>Destino</w:t>
+      </w:r>
+      <w:r>
+        <w:rPr>
+          <w:rFonts w:ascii="Segoe UI" w:hAnsi="Segoe UI"/>
+          <w:b w:val="0"/>
+          <w:i w:val="0"/>
+        </w:rPr>
+        <w:t xml:space="preserve"> — as opções saem dos locais que </w:t>
+      </w:r>
+      <w:r>
+        <w:rPr>
+          <w:rFonts w:ascii="Segoe UI" w:hAnsi="Segoe UI"/>
+          <w:b w:val="0"/>
+          <w:i/>
+        </w:rPr>
+        <w:t>estão</w:t>
+      </w:r>
+      <w:r>
+        <w:rPr>
+          <w:rFonts w:ascii="Segoe UI" w:hAnsi="Segoe UI"/>
+          <w:b w:val="0"/>
+          <w:i w:val="0"/>
+        </w:rPr>
+        <w:t xml:space="preserve"> nas linhas, não do cadastro inteiro</w:t>
       </w:r>
     </w:p>
     <w:p>
@@ -2462,15 +3709,15 @@
           <w:b/>
           <w:i w:val="0"/>
         </w:rPr>
-        <w:t>🔗 Link do cliente</w:t>
-      </w:r>
-      <w:r>
-        <w:rPr>
-          <w:rFonts w:ascii="Segoe UI" w:hAnsi="Segoe UI"/>
-          <w:b w:val="0"/>
-          <w:i w:val="0"/>
-        </w:rPr>
-        <w:t xml:space="preserve"> — o endereço só-leitura para mandar a ele</w:t>
+        <w:t>Destino → Estoque Inicial</w:t>
+      </w:r>
+      <w:r>
+        <w:rPr>
+          <w:rFonts w:ascii="Segoe UI" w:hAnsi="Segoe UI"/>
+          <w:b w:val="0"/>
+          <w:i w:val="0"/>
+        </w:rPr>
+        <w:t xml:space="preserve"> — mostra só os lançamentos de saldo inicial. Só aparece quando há algum no período</w:t>
       </w:r>
     </w:p>
     <w:p>
@@ -2484,7 +3731,7 @@
           <w:b/>
           <w:i w:val="0"/>
         </w:rPr>
-        <w:t>⬇ CSV</w:t>
+        <w:t>De</w:t>
       </w:r>
       <w:r>
         <w:rPr>
@@ -2500,15 +3747,386 @@
           <w:b/>
           <w:i w:val="0"/>
         </w:rPr>
-        <w:t>🖨 Imprimir</w:t>
-      </w:r>
-      <w:r>
-        <w:rPr>
-          <w:rFonts w:ascii="Segoe UI" w:hAnsi="Segoe UI"/>
-          <w:b w:val="0"/>
-          <w:i w:val="0"/>
-        </w:rPr>
-        <w:t xml:space="preserve"> — para anexar à cobrança</w:t>
+        <w:t>Até</w:t>
+      </w:r>
+      <w:r>
+        <w:rPr>
+          <w:rFonts w:ascii="Segoe UI" w:hAnsi="Segoe UI"/>
+          <w:b w:val="0"/>
+          <w:i w:val="0"/>
+        </w:rPr>
+        <w:t xml:space="preserve"> — o período; em branco, o mês corrente</w:t>
+      </w:r>
+    </w:p>
+    <w:p>
+      <w:pPr>
+        <w:pStyle w:val="ListBullet"/>
+        <w:spacing w:after="60"/>
+      </w:pPr>
+      <w:r>
+        <w:rPr>
+          <w:rFonts w:ascii="Segoe UI" w:hAnsi="Segoe UI"/>
+          <w:b/>
+          <w:i w:val="0"/>
+        </w:rPr>
+        <w:t>Só reais / Só de teste</w:t>
+      </w:r>
+      <w:r>
+        <w:rPr>
+          <w:rFonts w:ascii="Segoe UI" w:hAnsi="Segoe UI"/>
+          <w:b w:val="0"/>
+          <w:i w:val="0"/>
+        </w:rPr>
+        <w:t xml:space="preserve"> — separa a operação do ensaio</w:t>
+      </w:r>
+    </w:p>
+    <w:p>
+      <w:pPr>
+        <w:pStyle w:val="ListBullet"/>
+        <w:spacing w:after="60"/>
+      </w:pPr>
+      <w:r>
+        <w:rPr>
+          <w:rFonts w:ascii="Segoe UI" w:hAnsi="Segoe UI"/>
+          <w:b/>
+          <w:i w:val="0"/>
+        </w:rPr>
+        <w:t>✕ Limpar filtros</w:t>
+      </w:r>
+      <w:r>
+        <w:rPr>
+          <w:rFonts w:ascii="Segoe UI" w:hAnsi="Segoe UI"/>
+          <w:b w:val="0"/>
+          <w:i w:val="0"/>
+        </w:rPr>
+        <w:t xml:space="preserve"> — devolve tudo ao estado inicial, inclusive o grupo da coluna da esquerda. Fica apagado quando não há nada a limpar</w:t>
+      </w:r>
+    </w:p>
+    <w:p>
+      <w:r>
+        <w:rPr>
+          <w:rFonts w:ascii="Segoe UI" w:hAnsi="Segoe UI"/>
+          <w:b w:val="0"/>
+          <w:i w:val="0"/>
+        </w:rPr>
+        <w:t xml:space="preserve">A coluna da esquerda agrupa: </w:t>
+      </w:r>
+      <w:r>
+        <w:rPr>
+          <w:rFonts w:ascii="Segoe UI" w:hAnsi="Segoe UI"/>
+          <w:b/>
+          <w:i w:val="0"/>
+        </w:rPr>
+        <w:t>Todas</w:t>
+      </w:r>
+      <w:r>
+        <w:rPr>
+          <w:rFonts w:ascii="Segoe UI" w:hAnsi="Segoe UI"/>
+          <w:b w:val="0"/>
+          <w:i w:val="0"/>
+        </w:rPr>
+        <w:t xml:space="preserve">, </w:t>
+      </w:r>
+      <w:r>
+        <w:rPr>
+          <w:rFonts w:ascii="Segoe UI" w:hAnsi="Segoe UI"/>
+          <w:b/>
+          <w:i w:val="0"/>
+        </w:rPr>
+        <w:t>Rotas</w:t>
+      </w:r>
+      <w:r>
+        <w:rPr>
+          <w:rFonts w:ascii="Segoe UI" w:hAnsi="Segoe UI"/>
+          <w:b w:val="0"/>
+          <w:i w:val="0"/>
+        </w:rPr>
+        <w:t xml:space="preserve">, </w:t>
+      </w:r>
+      <w:r>
+        <w:rPr>
+          <w:rFonts w:ascii="Segoe UI" w:hAnsi="Segoe UI"/>
+          <w:b/>
+          <w:i w:val="0"/>
+        </w:rPr>
+        <w:t>Unidades</w:t>
+      </w:r>
+      <w:r>
+        <w:rPr>
+          <w:rFonts w:ascii="Segoe UI" w:hAnsi="Segoe UI"/>
+          <w:b w:val="0"/>
+          <w:i w:val="0"/>
+        </w:rPr>
+        <w:t xml:space="preserve">, </w:t>
+      </w:r>
+      <w:r>
+        <w:rPr>
+          <w:rFonts w:ascii="Segoe UI" w:hAnsi="Segoe UI"/>
+          <w:b/>
+          <w:i w:val="0"/>
+        </w:rPr>
+        <w:t>Clientes</w:t>
+      </w:r>
+      <w:r>
+        <w:rPr>
+          <w:rFonts w:ascii="Segoe UI" w:hAnsi="Segoe UI"/>
+          <w:b w:val="0"/>
+          <w:i w:val="0"/>
+        </w:rPr>
+        <w:t xml:space="preserve">, </w:t>
+      </w:r>
+      <w:r>
+        <w:rPr>
+          <w:rFonts w:ascii="Segoe UI" w:hAnsi="Segoe UI"/>
+          <w:b/>
+          <w:i w:val="0"/>
+        </w:rPr>
+        <w:t>Em déficit</w:t>
+      </w:r>
+      <w:r>
+        <w:rPr>
+          <w:rFonts w:ascii="Segoe UI" w:hAnsi="Segoe UI"/>
+          <w:b w:val="0"/>
+          <w:i w:val="0"/>
+        </w:rPr>
+        <w:t xml:space="preserve">, </w:t>
+      </w:r>
+      <w:r>
+        <w:rPr>
+          <w:rFonts w:ascii="Segoe UI" w:hAnsi="Segoe UI"/>
+          <w:b/>
+          <w:i w:val="0"/>
+        </w:rPr>
+        <w:t>Motoristas</w:t>
+      </w:r>
+      <w:r>
+        <w:rPr>
+          <w:rFonts w:ascii="Segoe UI" w:hAnsi="Segoe UI"/>
+          <w:b w:val="0"/>
+          <w:i w:val="0"/>
+        </w:rPr>
+        <w:t xml:space="preserve"> e </w:t>
+      </w:r>
+      <w:r>
+        <w:rPr>
+          <w:rFonts w:ascii="Segoe UI" w:hAnsi="Segoe UI"/>
+          <w:b/>
+          <w:i w:val="0"/>
+        </w:rPr>
+        <w:t>Usuários</w:t>
+      </w:r>
+      <w:r>
+        <w:rPr>
+          <w:rFonts w:ascii="Segoe UI" w:hAnsi="Segoe UI"/>
+          <w:b w:val="0"/>
+          <w:i w:val="0"/>
+        </w:rPr>
+        <w:t>. Os dois últimos trocam a leitura de lugar para pessoa: quanto cada motorista, ou cada usuário, tem em aberto.</w:t>
+      </w:r>
+    </w:p>
+    <w:p>
+      <w:r>
+        <w:rPr>
+          <w:rFonts w:ascii="Segoe UI" w:hAnsi="Segoe UI"/>
+          <w:b w:val="0"/>
+          <w:i w:val="0"/>
+        </w:rPr>
+        <w:t xml:space="preserve">As colunas </w:t>
+      </w:r>
+      <w:r>
+        <w:rPr>
+          <w:rFonts w:ascii="Segoe UI" w:hAnsi="Segoe UI"/>
+          <w:b/>
+          <w:i w:val="0"/>
+        </w:rPr>
+        <w:t>arrastam e redimensionam</w:t>
+      </w:r>
+      <w:r>
+        <w:rPr>
+          <w:rFonts w:ascii="Segoe UI" w:hAnsi="Segoe UI"/>
+          <w:b w:val="0"/>
+          <w:i w:val="0"/>
+        </w:rPr>
+        <w:t xml:space="preserve">: puxe o cabeçalho para trocar de lugar, puxe a borda direita dele para mudar a largura. Fica guardado neste navegador, porque é preferência de quem olha e não regra da operação. O </w:t>
+      </w:r>
+      <w:r>
+        <w:rPr>
+          <w:rFonts w:ascii="Segoe UI" w:hAnsi="Segoe UI"/>
+          <w:b/>
+          <w:i w:val="0"/>
+        </w:rPr>
+        <w:t>⬇ Exportar CSV</w:t>
+      </w:r>
+      <w:r>
+        <w:rPr>
+          <w:rFonts w:ascii="Segoe UI" w:hAnsi="Segoe UI"/>
+          <w:b w:val="0"/>
+          <w:i w:val="0"/>
+        </w:rPr>
+        <w:t xml:space="preserve"> sai na mesma ordem da tela.</w:t>
+      </w:r>
+    </w:p>
+    <w:p>
+      <w:pPr>
+        <w:pStyle w:val="Heading1"/>
+      </w:pPr>
+      <w:r>
+        <w:t>Painel e extratos</w:t>
+      </w:r>
+    </w:p>
+    <w:p>
+      <w:r>
+        <w:rPr>
+          <w:rFonts w:ascii="Segoe UI" w:hAnsi="Segoe UI"/>
+          <w:b w:val="0"/>
+          <w:i w:val="0"/>
+        </w:rPr>
+        <w:t xml:space="preserve">O escritório entra em </w:t>
+      </w:r>
+      <w:r>
+        <w:rPr>
+          <w:rFonts w:ascii="Consolas" w:hAnsi="Consolas"/>
+          <w:b w:val="0"/>
+          <w:i w:val="0"/>
+          <w:sz w:val="19"/>
+        </w:rPr>
+        <w:t>admin.html</w:t>
+      </w:r>
+      <w:r>
+        <w:rPr>
+          <w:rFonts w:ascii="Segoe UI" w:hAnsi="Segoe UI"/>
+          <w:b w:val="0"/>
+          <w:i w:val="0"/>
+        </w:rPr>
+        <w:t xml:space="preserve"> e encontra seis abas: </w:t>
+      </w:r>
+      <w:r>
+        <w:rPr>
+          <w:rFonts w:ascii="Segoe UI" w:hAnsi="Segoe UI"/>
+          <w:b/>
+          <w:i w:val="0"/>
+        </w:rPr>
+        <w:t>Painel de Ativos</w:t>
+      </w:r>
+      <w:r>
+        <w:rPr>
+          <w:rFonts w:ascii="Segoe UI" w:hAnsi="Segoe UI"/>
+          <w:b w:val="0"/>
+          <w:i w:val="0"/>
+        </w:rPr>
+        <w:t xml:space="preserve">, </w:t>
+      </w:r>
+      <w:r>
+        <w:rPr>
+          <w:rFonts w:ascii="Segoe UI" w:hAnsi="Segoe UI"/>
+          <w:b/>
+          <w:i w:val="0"/>
+        </w:rPr>
+        <w:t>Painel</w:t>
+      </w:r>
+      <w:r>
+        <w:rPr>
+          <w:rFonts w:ascii="Segoe UI" w:hAnsi="Segoe UI"/>
+          <w:b w:val="0"/>
+          <w:i w:val="0"/>
+        </w:rPr>
+        <w:t xml:space="preserve">, </w:t>
+      </w:r>
+      <w:r>
+        <w:rPr>
+          <w:rFonts w:ascii="Segoe UI" w:hAnsi="Segoe UI"/>
+          <w:b/>
+          <w:i w:val="0"/>
+        </w:rPr>
+        <w:t>Extratos</w:t>
+      </w:r>
+      <w:r>
+        <w:rPr>
+          <w:rFonts w:ascii="Segoe UI" w:hAnsi="Segoe UI"/>
+          <w:b w:val="0"/>
+          <w:i w:val="0"/>
+        </w:rPr>
+        <w:t xml:space="preserve">, </w:t>
+      </w:r>
+      <w:r>
+        <w:rPr>
+          <w:rFonts w:ascii="Segoe UI" w:hAnsi="Segoe UI"/>
+          <w:b/>
+          <w:i w:val="0"/>
+        </w:rPr>
+        <w:t>Ajustes</w:t>
+      </w:r>
+      <w:r>
+        <w:rPr>
+          <w:rFonts w:ascii="Segoe UI" w:hAnsi="Segoe UI"/>
+          <w:b w:val="0"/>
+          <w:i w:val="0"/>
+        </w:rPr>
+        <w:t xml:space="preserve">, </w:t>
+      </w:r>
+      <w:r>
+        <w:rPr>
+          <w:rFonts w:ascii="Segoe UI" w:hAnsi="Segoe UI"/>
+          <w:b/>
+          <w:i w:val="0"/>
+        </w:rPr>
+        <w:t>Movimentos</w:t>
+      </w:r>
+      <w:r>
+        <w:rPr>
+          <w:rFonts w:ascii="Segoe UI" w:hAnsi="Segoe UI"/>
+          <w:b w:val="0"/>
+          <w:i w:val="0"/>
+        </w:rPr>
+        <w:t xml:space="preserve"> e </w:t>
+      </w:r>
+      <w:r>
+        <w:rPr>
+          <w:rFonts w:ascii="Segoe UI" w:hAnsi="Segoe UI"/>
+          <w:b/>
+          <w:i w:val="0"/>
+        </w:rPr>
+        <w:t>Cadastros</w:t>
+      </w:r>
+      <w:r>
+        <w:rPr>
+          <w:rFonts w:ascii="Segoe UI" w:hAnsi="Segoe UI"/>
+          <w:b w:val="0"/>
+          <w:i w:val="0"/>
+        </w:rPr>
+        <w:t xml:space="preserve">. Quais delas cada pessoa enxerga é decidido no cadastro dela — </w:t>
+      </w:r>
+      <w:r>
+        <w:rPr>
+          <w:rFonts w:ascii="Segoe UI" w:hAnsi="Segoe UI"/>
+          <w:b w:val="0"/>
+          <w:i/>
+        </w:rPr>
+        <w:t>Ajustes</w:t>
+      </w:r>
+      <w:r>
+        <w:rPr>
+          <w:rFonts w:ascii="Segoe UI" w:hAnsi="Segoe UI"/>
+          <w:b w:val="0"/>
+          <w:i w:val="0"/>
+        </w:rPr>
+        <w:t xml:space="preserve"> e </w:t>
+      </w:r>
+      <w:r>
+        <w:rPr>
+          <w:rFonts w:ascii="Segoe UI" w:hAnsi="Segoe UI"/>
+          <w:b w:val="0"/>
+          <w:i/>
+        </w:rPr>
+        <w:t>Cadastros</w:t>
+      </w:r>
+      <w:r>
+        <w:rPr>
+          <w:rFonts w:ascii="Segoe UI" w:hAnsi="Segoe UI"/>
+          <w:b w:val="0"/>
+          <w:i w:val="0"/>
+        </w:rPr>
+        <w:t xml:space="preserve"> só o administrador vê.</w:t>
       </w:r>
     </w:p>
     <w:p>
@@ -2516,7 +4134,7 @@
         <w:pStyle w:val="Heading2"/>
       </w:pPr>
       <w:r>
-        <w:t>Idade das caixas</w:t>
+        <w:t>Painel</w:t>
       </w:r>
     </w:p>
     <w:p>
@@ -2526,74 +4144,351 @@
           <w:b w:val="0"/>
           <w:i w:val="0"/>
         </w:rPr>
-        <w:t xml:space="preserve">O que está na rua é separado em quatro faixas — </w:t>
-      </w:r>
-      <w:r>
-        <w:rPr>
-          <w:rFonts w:ascii="Segoe UI" w:hAnsi="Segoe UI"/>
-          <w:b/>
-          <w:i w:val="0"/>
-        </w:rPr>
-        <w:t>0-7</w:t>
-      </w:r>
-      <w:r>
-        <w:rPr>
-          <w:rFonts w:ascii="Segoe UI" w:hAnsi="Segoe UI"/>
-          <w:b w:val="0"/>
-          <w:i w:val="0"/>
-        </w:rPr>
-        <w:t xml:space="preserve">, </w:t>
-      </w:r>
-      <w:r>
-        <w:rPr>
-          <w:rFonts w:ascii="Segoe UI" w:hAnsi="Segoe UI"/>
-          <w:b/>
-          <w:i w:val="0"/>
-        </w:rPr>
-        <w:t>8-15</w:t>
-      </w:r>
-      <w:r>
-        <w:rPr>
-          <w:rFonts w:ascii="Segoe UI" w:hAnsi="Segoe UI"/>
-          <w:b w:val="0"/>
-          <w:i w:val="0"/>
-        </w:rPr>
-        <w:t xml:space="preserve">, </w:t>
-      </w:r>
-      <w:r>
-        <w:rPr>
-          <w:rFonts w:ascii="Segoe UI" w:hAnsi="Segoe UI"/>
-          <w:b/>
-          <w:i w:val="0"/>
-        </w:rPr>
-        <w:t>16-30</w:t>
-      </w:r>
-      <w:r>
-        <w:rPr>
-          <w:rFonts w:ascii="Segoe UI" w:hAnsi="Segoe UI"/>
-          <w:b w:val="0"/>
-          <w:i w:val="0"/>
-        </w:rPr>
-        <w:t xml:space="preserve"> e </w:t>
-      </w:r>
-      <w:r>
-        <w:rPr>
-          <w:rFonts w:ascii="Segoe UI" w:hAnsi="Segoe UI"/>
-          <w:b/>
-          <w:i w:val="0"/>
-        </w:rPr>
-        <w:t>+30 dias</w:t>
-      </w:r>
-      <w:r>
-        <w:rPr>
-          <w:rFonts w:ascii="Segoe UI" w:hAnsi="Segoe UI"/>
-          <w:b w:val="0"/>
-          <w:i w:val="0"/>
-        </w:rPr>
-        <w:t xml:space="preserve"> — considerando que as caixas mais antigas são as que ainda não voltaram.</w:t>
+        <w:t xml:space="preserve">Abre com </w:t>
+      </w:r>
+      <w:r>
+        <w:rPr>
+          <w:rFonts w:ascii="Segoe UI" w:hAnsi="Segoe UI"/>
+          <w:b w:val="0"/>
+          <w:i/>
+        </w:rPr>
+        <w:t>Caixas em poder de clientes e filiais</w:t>
+      </w:r>
+      <w:r>
+        <w:rPr>
+          <w:rFonts w:ascii="Segoe UI" w:hAnsi="Segoe UI"/>
+          <w:b w:val="0"/>
+          <w:i w:val="0"/>
+        </w:rPr>
+        <w:t xml:space="preserve">, a </w:t>
+      </w:r>
+      <w:r>
+        <w:rPr>
+          <w:rFonts w:ascii="Segoe UI" w:hAnsi="Segoe UI"/>
+          <w:b w:val="0"/>
+          <w:i/>
+        </w:rPr>
+        <w:t>Idade das caixas na rua</w:t>
+      </w:r>
+      <w:r>
+        <w:rPr>
+          <w:rFonts w:ascii="Segoe UI" w:hAnsi="Segoe UI"/>
+          <w:b w:val="0"/>
+          <w:i w:val="0"/>
+        </w:rPr>
+        <w:t xml:space="preserve"> e o </w:t>
+      </w:r>
+      <w:r>
+        <w:rPr>
+          <w:rFonts w:ascii="Segoe UI" w:hAnsi="Segoe UI"/>
+          <w:b w:val="0"/>
+          <w:i/>
+        </w:rPr>
+        <w:t>Estoque nos galpões</w:t>
+      </w:r>
+      <w:r>
+        <w:rPr>
+          <w:rFonts w:ascii="Segoe UI" w:hAnsi="Segoe UI"/>
+          <w:b w:val="0"/>
+          <w:i w:val="0"/>
+        </w:rPr>
+        <w:t>. As etiquetas fazem a triagem:</w:t>
       </w:r>
     </w:p>
     <w:p>
+      <w:pPr>
+        <w:pStyle w:val="ListBullet"/>
+        <w:spacing w:after="60"/>
+      </w:pPr>
+      <w:r>
+        <w:rPr>
+          <w:rFonts w:ascii="Consolas" w:hAnsi="Consolas"/>
+          <w:b/>
+          <w:color w:val="A81F1F"/>
+          <w:sz w:val="18"/>
+        </w:rPr>
+        <w:t>acima do limite</w:t>
+      </w:r>
+      <w:r>
+        <w:rPr>
+          <w:rFonts w:ascii="Segoe UI" w:hAnsi="Segoe UI"/>
+          <w:b w:val="0"/>
+          <w:i w:val="0"/>
+        </w:rPr>
+        <w:t xml:space="preserve"> — o cliente passou do teto contratado</w:t>
+      </w:r>
+    </w:p>
+    <w:p>
+      <w:pPr>
+        <w:pStyle w:val="ListBullet"/>
+        <w:spacing w:after="60"/>
+      </w:pPr>
+      <w:r>
+        <w:rPr>
+          <w:rFonts w:ascii="Consolas" w:hAnsi="Consolas"/>
+          <w:b/>
+          <w:color w:val="A81F1F"/>
+          <w:sz w:val="18"/>
+        </w:rPr>
+        <w:t>div. −5</w:t>
+      </w:r>
+      <w:r>
+        <w:rPr>
+          <w:rFonts w:ascii="Segoe UI" w:hAnsi="Segoe UI"/>
+          <w:b w:val="0"/>
+          <w:i w:val="0"/>
+        </w:rPr>
+        <w:t xml:space="preserve"> — divergência entre o contado no cliente e o conferido na chegada</w:t>
+      </w:r>
+    </w:p>
+    <w:p>
+      <w:pPr>
+        <w:pStyle w:val="ListBullet"/>
+        <w:spacing w:after="60"/>
+      </w:pPr>
+      <w:r>
+        <w:rPr>
+          <w:rFonts w:ascii="Consolas" w:hAnsi="Consolas"/>
+          <w:b/>
+          <w:color w:val="8A6100"/>
+          <w:sz w:val="18"/>
+        </w:rPr>
+        <w:t>a conferir</w:t>
+      </w:r>
+      <w:r>
+        <w:rPr>
+          <w:rFonts w:ascii="Segoe UI" w:hAnsi="Segoe UI"/>
+          <w:b w:val="0"/>
+          <w:i w:val="0"/>
+        </w:rPr>
+        <w:t xml:space="preserve"> — há devolução esperando o galpão</w:t>
+      </w:r>
+    </w:p>
+    <w:p>
+      <w:r>
+        <w:rPr>
+          <w:rFonts w:ascii="Segoe UI" w:hAnsi="Segoe UI"/>
+          <w:b w:val="0"/>
+          <w:i w:val="0"/>
+        </w:rPr>
+        <w:t xml:space="preserve">O botão </w:t>
+      </w:r>
+      <w:r>
+        <w:rPr>
+          <w:rFonts w:ascii="Segoe UI" w:hAnsi="Segoe UI"/>
+          <w:b/>
+          <w:i w:val="0"/>
+        </w:rPr>
+        <w:t>⬇ Exportar CSV</w:t>
+      </w:r>
+      <w:r>
+        <w:rPr>
+          <w:rFonts w:ascii="Segoe UI" w:hAnsi="Segoe UI"/>
+          <w:b w:val="0"/>
+          <w:i w:val="0"/>
+        </w:rPr>
+        <w:t xml:space="preserve"> leva o quadro inteiro para a planilha.</w:t>
+      </w:r>
+    </w:p>
+    <w:p>
+      <w:pPr>
+        <w:pStyle w:val="Heading2"/>
+      </w:pPr>
+      <w:r>
+        <w:t>Extratos</w:t>
+      </w:r>
+    </w:p>
+    <w:p>
+      <w:r>
+        <w:rPr>
+          <w:rFonts w:ascii="Segoe UI" w:hAnsi="Segoe UI"/>
+          <w:b w:val="0"/>
+          <w:i w:val="0"/>
+        </w:rPr>
+        <w:t xml:space="preserve">Escolha o cliente e o período e clique em </w:t>
+      </w:r>
+      <w:r>
+        <w:rPr>
+          <w:rFonts w:ascii="Segoe UI" w:hAnsi="Segoe UI"/>
+          <w:b/>
+          <w:i w:val="0"/>
+        </w:rPr>
+        <w:t>Gerar extrato</w:t>
+      </w:r>
+      <w:r>
+        <w:rPr>
+          <w:rFonts w:ascii="Segoe UI" w:hAnsi="Segoe UI"/>
+          <w:b w:val="0"/>
+          <w:i w:val="0"/>
+        </w:rPr>
+        <w:t>. A partir dali:</w:t>
+      </w:r>
+    </w:p>
+    <w:p>
+      <w:pPr>
+        <w:pStyle w:val="ListBullet"/>
+        <w:spacing w:after="60"/>
+      </w:pPr>
+      <w:r>
+        <w:rPr>
+          <w:rFonts w:ascii="Segoe UI" w:hAnsi="Segoe UI"/>
+          <w:b/>
+          <w:i w:val="0"/>
+        </w:rPr>
+        <w:t>📲 WhatsApp</w:t>
+      </w:r>
+      <w:r>
+        <w:rPr>
+          <w:rFonts w:ascii="Segoe UI" w:hAnsi="Segoe UI"/>
+          <w:b w:val="0"/>
+          <w:i w:val="0"/>
+        </w:rPr>
+        <w:t xml:space="preserve"> — abre a conversa com o resumo do saldo já escrito</w:t>
+      </w:r>
+    </w:p>
+    <w:p>
+      <w:pPr>
+        <w:pStyle w:val="ListBullet"/>
+        <w:spacing w:after="60"/>
+      </w:pPr>
+      <w:r>
+        <w:rPr>
+          <w:rFonts w:ascii="Segoe UI" w:hAnsi="Segoe UI"/>
+          <w:b/>
+          <w:i w:val="0"/>
+        </w:rPr>
+        <w:t>🔗 Link do cliente</w:t>
+      </w:r>
+      <w:r>
+        <w:rPr>
+          <w:rFonts w:ascii="Segoe UI" w:hAnsi="Segoe UI"/>
+          <w:b w:val="0"/>
+          <w:i w:val="0"/>
+        </w:rPr>
+        <w:t xml:space="preserve"> — o endereço só-leitura para mandar a ele</w:t>
+      </w:r>
+    </w:p>
+    <w:p>
+      <w:pPr>
+        <w:pStyle w:val="ListBullet"/>
+        <w:spacing w:after="60"/>
+      </w:pPr>
+      <w:r>
+        <w:rPr>
+          <w:rFonts w:ascii="Segoe UI" w:hAnsi="Segoe UI"/>
+          <w:b/>
+          <w:i w:val="0"/>
+        </w:rPr>
+        <w:t>⬇ CSV</w:t>
+      </w:r>
+      <w:r>
+        <w:rPr>
+          <w:rFonts w:ascii="Segoe UI" w:hAnsi="Segoe UI"/>
+          <w:b w:val="0"/>
+          <w:i w:val="0"/>
+        </w:rPr>
+        <w:t xml:space="preserve"> e </w:t>
+      </w:r>
+      <w:r>
+        <w:rPr>
+          <w:rFonts w:ascii="Segoe UI" w:hAnsi="Segoe UI"/>
+          <w:b/>
+          <w:i w:val="0"/>
+        </w:rPr>
+        <w:t>🖨 Imprimir</w:t>
+      </w:r>
+      <w:r>
+        <w:rPr>
+          <w:rFonts w:ascii="Segoe UI" w:hAnsi="Segoe UI"/>
+          <w:b w:val="0"/>
+          <w:i w:val="0"/>
+        </w:rPr>
+        <w:t xml:space="preserve"> — para anexar à cobrança</w:t>
+      </w:r>
+    </w:p>
+    <w:p>
+      <w:pPr>
+        <w:pStyle w:val="Heading2"/>
+      </w:pPr>
+      <w:r>
+        <w:t>Idade das caixas</w:t>
+      </w:r>
+    </w:p>
+    <w:p>
+      <w:r>
+        <w:rPr>
+          <w:rFonts w:ascii="Segoe UI" w:hAnsi="Segoe UI"/>
+          <w:b w:val="0"/>
+          <w:i w:val="0"/>
+        </w:rPr>
+        <w:t xml:space="preserve">O que está na rua é separado em quatro faixas — </w:t>
+      </w:r>
+      <w:r>
+        <w:rPr>
+          <w:rFonts w:ascii="Segoe UI" w:hAnsi="Segoe UI"/>
+          <w:b/>
+          <w:i w:val="0"/>
+        </w:rPr>
+        <w:t>0-7</w:t>
+      </w:r>
+      <w:r>
+        <w:rPr>
+          <w:rFonts w:ascii="Segoe UI" w:hAnsi="Segoe UI"/>
+          <w:b w:val="0"/>
+          <w:i w:val="0"/>
+        </w:rPr>
+        <w:t xml:space="preserve">, </w:t>
+      </w:r>
+      <w:r>
+        <w:rPr>
+          <w:rFonts w:ascii="Segoe UI" w:hAnsi="Segoe UI"/>
+          <w:b/>
+          <w:i w:val="0"/>
+        </w:rPr>
+        <w:t>8-15</w:t>
+      </w:r>
+      <w:r>
+        <w:rPr>
+          <w:rFonts w:ascii="Segoe UI" w:hAnsi="Segoe UI"/>
+          <w:b w:val="0"/>
+          <w:i w:val="0"/>
+        </w:rPr>
+        <w:t xml:space="preserve">, </w:t>
+      </w:r>
+      <w:r>
+        <w:rPr>
+          <w:rFonts w:ascii="Segoe UI" w:hAnsi="Segoe UI"/>
+          <w:b/>
+          <w:i w:val="0"/>
+        </w:rPr>
+        <w:t>16-30</w:t>
+      </w:r>
+      <w:r>
+        <w:rPr>
+          <w:rFonts w:ascii="Segoe UI" w:hAnsi="Segoe UI"/>
+          <w:b w:val="0"/>
+          <w:i w:val="0"/>
+        </w:rPr>
+        <w:t xml:space="preserve"> e </w:t>
+      </w:r>
+      <w:r>
+        <w:rPr>
+          <w:rFonts w:ascii="Segoe UI" w:hAnsi="Segoe UI"/>
+          <w:b/>
+          <w:i w:val="0"/>
+        </w:rPr>
+        <w:t>+30 dias</w:t>
+      </w:r>
+      <w:r>
+        <w:rPr>
+          <w:rFonts w:ascii="Segoe UI" w:hAnsi="Segoe UI"/>
+          <w:b w:val="0"/>
+          <w:i w:val="0"/>
+        </w:rPr>
+        <w:t xml:space="preserve"> — considerando que as caixas mais antigas são as que ainda não voltaram.</w:t>
+      </w:r>
+    </w:p>
+    <w:p>
       <w:r>
         <w:rPr>
           <w:rFonts w:ascii="Segoe UI" w:hAnsi="Segoe UI"/>
@@ -2634,6 +4529,610 @@
         </w:rPr>
         <w:t>. Caixa de três dias é operação normal; caixa de quarenta dias não volta mais, e é onde a cobrança deve começar.</w:t>
       </w:r>
+    </w:p>
+    <w:p>
+      <w:pPr>
+        <w:pStyle w:val="Heading1"/>
+      </w:pPr>
+      <w:r>
+        <w:t>Movimentos</w:t>
+      </w:r>
+    </w:p>
+    <w:p>
+      <w:r>
+        <w:rPr>
+          <w:rFonts w:ascii="Segoe UI" w:hAnsi="Segoe UI"/>
+          <w:b w:val="0"/>
+          <w:i w:val="0"/>
+        </w:rPr>
+        <w:t xml:space="preserve">Tudo o que foi lançado, por qualquer pessoa, numa lista só. É a aba de </w:t>
+      </w:r>
+      <w:r>
+        <w:rPr>
+          <w:rFonts w:ascii="Segoe UI" w:hAnsi="Segoe UI"/>
+          <w:b/>
+          <w:i w:val="0"/>
+        </w:rPr>
+        <w:t>auditoria e conserto</w:t>
+      </w:r>
+      <w:r>
+        <w:rPr>
+          <w:rFonts w:ascii="Segoe UI" w:hAnsi="Segoe UI"/>
+          <w:b w:val="0"/>
+          <w:i w:val="0"/>
+        </w:rPr>
+        <w:t>: onde se acha o lançamento errado e onde ele se corrige.</w:t>
+      </w:r>
+    </w:p>
+    <w:p>
+      <w:pPr>
+        <w:pStyle w:val="Heading2"/>
+      </w:pPr>
+      <w:r>
+        <w:t>Os filtros</w:t>
+      </w:r>
+    </w:p>
+    <w:tbl>
+      <w:tblPr>
+        <w:tblStyle w:val="TableGrid"/>
+        <w:tblW w:type="auto" w:w="0"/>
+        <w:jc w:val="left"/>
+        <w:tblLook w:firstColumn="1" w:firstRow="1" w:lastColumn="0" w:lastRow="0" w:noHBand="0" w:noVBand="1" w:val="04A0"/>
+      </w:tblPr>
+      <w:tblGrid>
+        <w:gridCol w:w="4706"/>
+        <w:gridCol w:w="4706"/>
+      </w:tblGrid>
+      <w:tr>
+        <w:tc>
+          <w:tcPr>
+            <w:tcW w:type="dxa" w:w="4706"/>
+            <w:shd w:val="clear" w:fill="EFF3F6"/>
+          </w:tcPr>
+          <w:p>
+            <w:r>
+              <w:rPr>
+                <w:rFonts w:ascii="Segoe UI" w:hAnsi="Segoe UI"/>
+                <w:b/>
+                <w:color w:val="63737E"/>
+                <w:sz w:val="17"/>
+              </w:rPr>
+              <w:t>FILTRO</w:t>
+            </w:r>
+          </w:p>
+        </w:tc>
+        <w:tc>
+          <w:tcPr>
+            <w:tcW w:type="dxa" w:w="4706"/>
+            <w:shd w:val="clear" w:fill="EFF3F6"/>
+          </w:tcPr>
+          <w:p>
+            <w:r>
+              <w:rPr>
+                <w:rFonts w:ascii="Segoe UI" w:hAnsi="Segoe UI"/>
+                <w:b/>
+                <w:color w:val="63737E"/>
+                <w:sz w:val="17"/>
+              </w:rPr>
+              <w:t>O QUE RECORTA</w:t>
+            </w:r>
+          </w:p>
+        </w:tc>
+      </w:tr>
+      <w:tr>
+        <w:tc>
+          <w:tcPr>
+            <w:tcW w:type="dxa" w:w="4706"/>
+          </w:tcPr>
+          <w:p>
+            <w:pPr>
+              <w:spacing w:after="40"/>
+            </w:pPr>
+            <w:r>
+              <w:rPr>
+                <w:rFonts w:ascii="Segoe UI" w:hAnsi="Segoe UI"/>
+                <w:b w:val="0"/>
+                <w:i w:val="0"/>
+              </w:rPr>
+              <w:t>Origem · Destino</w:t>
+            </w:r>
+          </w:p>
+        </w:tc>
+        <w:tc>
+          <w:tcPr>
+            <w:tcW w:type="dxa" w:w="4706"/>
+          </w:tcPr>
+          <w:p>
+            <w:pPr>
+              <w:spacing w:after="40"/>
+            </w:pPr>
+            <w:r>
+              <w:rPr>
+                <w:rFonts w:ascii="Segoe UI" w:hAnsi="Segoe UI"/>
+                <w:b w:val="0"/>
+                <w:i w:val="0"/>
+              </w:rPr>
+              <w:t>Cada ponta presa na sua — "o que SAIU de Caruaru" é outra pergunta que "o que passou por Caruaru"</w:t>
+            </w:r>
+          </w:p>
+        </w:tc>
+      </w:tr>
+      <w:tr>
+        <w:tc>
+          <w:tcPr>
+            <w:tcW w:type="dxa" w:w="4706"/>
+          </w:tcPr>
+          <w:p>
+            <w:pPr>
+              <w:spacing w:after="40"/>
+            </w:pPr>
+            <w:r>
+              <w:rPr>
+                <w:rFonts w:ascii="Segoe UI" w:hAnsi="Segoe UI"/>
+                <w:b w:val="0"/>
+                <w:i w:val="0"/>
+              </w:rPr>
+              <w:t>Entrada / Saída</w:t>
+            </w:r>
+          </w:p>
+        </w:tc>
+        <w:tc>
+          <w:tcPr>
+            <w:tcW w:type="dxa" w:w="4706"/>
+          </w:tcPr>
+          <w:p>
+            <w:pPr>
+              <w:spacing w:after="40"/>
+            </w:pPr>
+            <w:r>
+              <w:rPr>
+                <w:rFonts w:ascii="Segoe UI" w:hAnsi="Segoe UI"/>
+                <w:b w:val="0"/>
+                <w:i w:val="0"/>
+              </w:rPr>
+              <w:t xml:space="preserve">O grupo: </w:t>
+            </w:r>
+            <w:r>
+              <w:rPr>
+                <w:rFonts w:ascii="Segoe UI" w:hAnsi="Segoe UI"/>
+                <w:b w:val="0"/>
+                <w:i/>
+              </w:rPr>
+              <w:t>o que saiu</w:t>
+            </w:r>
+            <w:r>
+              <w:rPr>
+                <w:rFonts w:ascii="Segoe UI" w:hAnsi="Segoe UI"/>
+                <w:b w:val="0"/>
+                <w:i w:val="0"/>
+              </w:rPr>
+              <w:t xml:space="preserve"> junta saída e transferência; </w:t>
+            </w:r>
+            <w:r>
+              <w:rPr>
+                <w:rFonts w:ascii="Segoe UI" w:hAnsi="Segoe UI"/>
+                <w:b w:val="0"/>
+                <w:i/>
+              </w:rPr>
+              <w:t>o que voltou</w:t>
+            </w:r>
+            <w:r>
+              <w:rPr>
+                <w:rFonts w:ascii="Segoe UI" w:hAnsi="Segoe UI"/>
+                <w:b w:val="0"/>
+                <w:i w:val="0"/>
+              </w:rPr>
+              <w:t xml:space="preserve"> é o retorno. Perda e ajuste não entram em lado nenhum, porque não são viagem de caixa</w:t>
+            </w:r>
+          </w:p>
+        </w:tc>
+      </w:tr>
+      <w:tr>
+        <w:tc>
+          <w:tcPr>
+            <w:tcW w:type="dxa" w:w="4706"/>
+          </w:tcPr>
+          <w:p>
+            <w:pPr>
+              <w:spacing w:after="40"/>
+            </w:pPr>
+            <w:r>
+              <w:rPr>
+                <w:rFonts w:ascii="Segoe UI" w:hAnsi="Segoe UI"/>
+                <w:b w:val="0"/>
+                <w:i w:val="0"/>
+              </w:rPr>
+              <w:t>Tipo</w:t>
+            </w:r>
+          </w:p>
+        </w:tc>
+        <w:tc>
+          <w:tcPr>
+            <w:tcW w:type="dxa" w:w="4706"/>
+          </w:tcPr>
+          <w:p>
+            <w:pPr>
+              <w:spacing w:after="40"/>
+            </w:pPr>
+            <w:r>
+              <w:rPr>
+                <w:rFonts w:ascii="Segoe UI" w:hAnsi="Segoe UI"/>
+                <w:b w:val="0"/>
+                <w:i w:val="0"/>
+              </w:rPr>
+              <w:t>Uma linha do razão: saída, retorno, transferência, perda ou ajuste</w:t>
+            </w:r>
+          </w:p>
+        </w:tc>
+      </w:tr>
+      <w:tr>
+        <w:tc>
+          <w:tcPr>
+            <w:tcW w:type="dxa" w:w="4706"/>
+          </w:tcPr>
+          <w:p>
+            <w:pPr>
+              <w:spacing w:after="40"/>
+            </w:pPr>
+            <w:r>
+              <w:rPr>
+                <w:rFonts w:ascii="Segoe UI" w:hAnsi="Segoe UI"/>
+                <w:b w:val="0"/>
+                <w:i w:val="0"/>
+              </w:rPr>
+              <w:t>Caixa</w:t>
+            </w:r>
+          </w:p>
+        </w:tc>
+        <w:tc>
+          <w:tcPr>
+            <w:tcW w:type="dxa" w:w="4706"/>
+          </w:tcPr>
+          <w:p>
+            <w:pPr>
+              <w:spacing w:after="40"/>
+            </w:pPr>
+            <w:r>
+              <w:rPr>
+                <w:rFonts w:ascii="Segoe UI" w:hAnsi="Segoe UI"/>
+                <w:b w:val="0"/>
+                <w:i w:val="0"/>
+              </w:rPr>
+              <w:t>Um tipo de caixa</w:t>
+            </w:r>
+          </w:p>
+        </w:tc>
+      </w:tr>
+      <w:tr>
+        <w:tc>
+          <w:tcPr>
+            <w:tcW w:type="dxa" w:w="4706"/>
+          </w:tcPr>
+          <w:p>
+            <w:pPr>
+              <w:spacing w:after="40"/>
+            </w:pPr>
+            <w:r>
+              <w:rPr>
+                <w:rFonts w:ascii="Segoe UI" w:hAnsi="Segoe UI"/>
+                <w:b w:val="0"/>
+                <w:i w:val="0"/>
+              </w:rPr>
+              <w:t>Status</w:t>
+            </w:r>
+          </w:p>
+        </w:tc>
+        <w:tc>
+          <w:tcPr>
+            <w:tcW w:type="dxa" w:w="4706"/>
+          </w:tcPr>
+          <w:p>
+            <w:pPr>
+              <w:spacing w:after="40"/>
+            </w:pPr>
+            <w:r>
+              <w:rPr>
+                <w:rFonts w:ascii="Segoe UI" w:hAnsi="Segoe UI"/>
+                <w:b w:val="0"/>
+                <w:i w:val="0"/>
+              </w:rPr>
+              <w:t>Enviada, Transferida, Parcial, Devolvida, Perda ou Ajuste — o ciclo em que a carga está</w:t>
+            </w:r>
+          </w:p>
+        </w:tc>
+      </w:tr>
+      <w:tr>
+        <w:tc>
+          <w:tcPr>
+            <w:tcW w:type="dxa" w:w="4706"/>
+          </w:tcPr>
+          <w:p>
+            <w:pPr>
+              <w:spacing w:after="40"/>
+            </w:pPr>
+            <w:r>
+              <w:rPr>
+                <w:rFonts w:ascii="Segoe UI" w:hAnsi="Segoe UI"/>
+                <w:b w:val="0"/>
+                <w:i w:val="0"/>
+              </w:rPr>
+              <w:t>Quem lançou</w:t>
+            </w:r>
+          </w:p>
+        </w:tc>
+        <w:tc>
+          <w:tcPr>
+            <w:tcW w:type="dxa" w:w="4706"/>
+          </w:tcPr>
+          <w:p>
+            <w:pPr>
+              <w:spacing w:after="40"/>
+            </w:pPr>
+            <w:r>
+              <w:rPr>
+                <w:rFonts w:ascii="Segoe UI" w:hAnsi="Segoe UI"/>
+                <w:b w:val="0"/>
+                <w:i w:val="0"/>
+              </w:rPr>
+              <w:t>A pessoa</w:t>
+            </w:r>
+          </w:p>
+        </w:tc>
+      </w:tr>
+      <w:tr>
+        <w:tc>
+          <w:tcPr>
+            <w:tcW w:type="dxa" w:w="4706"/>
+          </w:tcPr>
+          <w:p>
+            <w:pPr>
+              <w:spacing w:after="40"/>
+            </w:pPr>
+            <w:r>
+              <w:rPr>
+                <w:rFonts w:ascii="Segoe UI" w:hAnsi="Segoe UI"/>
+                <w:b w:val="0"/>
+                <w:i w:val="0"/>
+              </w:rPr>
+              <w:t>Lançamentos</w:t>
+            </w:r>
+          </w:p>
+        </w:tc>
+        <w:tc>
+          <w:tcPr>
+            <w:tcW w:type="dxa" w:w="4706"/>
+          </w:tcPr>
+          <w:p>
+            <w:pPr>
+              <w:spacing w:after="40"/>
+            </w:pPr>
+            <w:r>
+              <w:rPr>
+                <w:rFonts w:ascii="Segoe UI" w:hAnsi="Segoe UI"/>
+                <w:b w:val="0"/>
+                <w:i w:val="0"/>
+              </w:rPr>
+              <w:t>Só reais ou só de teste</w:t>
+            </w:r>
+          </w:p>
+        </w:tc>
+      </w:tr>
+      <w:tr>
+        <w:tc>
+          <w:tcPr>
+            <w:tcW w:type="dxa" w:w="4706"/>
+          </w:tcPr>
+          <w:p>
+            <w:pPr>
+              <w:spacing w:after="40"/>
+            </w:pPr>
+            <w:r>
+              <w:rPr>
+                <w:rFonts w:ascii="Segoe UI" w:hAnsi="Segoe UI"/>
+                <w:b w:val="0"/>
+                <w:i w:val="0"/>
+              </w:rPr>
+              <w:t>De · Até</w:t>
+            </w:r>
+          </w:p>
+        </w:tc>
+        <w:tc>
+          <w:tcPr>
+            <w:tcW w:type="dxa" w:w="4706"/>
+          </w:tcPr>
+          <w:p>
+            <w:pPr>
+              <w:spacing w:after="40"/>
+            </w:pPr>
+            <w:r>
+              <w:rPr>
+                <w:rFonts w:ascii="Segoe UI" w:hAnsi="Segoe UI"/>
+                <w:b w:val="0"/>
+                <w:i w:val="0"/>
+              </w:rPr>
+              <w:t>O período; abre nos últimos 30 dias</w:t>
+            </w:r>
+          </w:p>
+        </w:tc>
+      </w:tr>
+    </w:tbl>
+    <w:p>
+      <w:pPr>
+        <w:spacing w:after="40"/>
+      </w:pPr>
+    </w:p>
+    <w:p>
+      <w:r>
+        <w:rPr>
+          <w:rFonts w:ascii="Segoe UI" w:hAnsi="Segoe UI"/>
+          <w:b w:val="0"/>
+          <w:i w:val="0"/>
+        </w:rPr>
+        <w:t xml:space="preserve">Cada um recarrega a lista sozinho ao mudar. O </w:t>
+      </w:r>
+      <w:r>
+        <w:rPr>
+          <w:rFonts w:ascii="Segoe UI" w:hAnsi="Segoe UI"/>
+          <w:b/>
+          <w:i w:val="0"/>
+        </w:rPr>
+        <w:t>⬇ CSV</w:t>
+      </w:r>
+      <w:r>
+        <w:rPr>
+          <w:rFonts w:ascii="Segoe UI" w:hAnsi="Segoe UI"/>
+          <w:b w:val="0"/>
+          <w:i w:val="0"/>
+        </w:rPr>
+        <w:t xml:space="preserve"> leva o recorte para a planilha.</w:t>
+      </w:r>
+    </w:p>
+    <w:p>
+      <w:pPr>
+        <w:pStyle w:val="Heading2"/>
+      </w:pPr>
+      <w:r>
+        <w:t>Corrigir, cancelar, excluir</w:t>
+      </w:r>
+    </w:p>
+    <w:p>
+      <w:pPr>
+        <w:pStyle w:val="ListBullet"/>
+        <w:spacing w:after="60"/>
+      </w:pPr>
+      <w:r>
+        <w:rPr>
+          <w:rFonts w:ascii="Segoe UI" w:hAnsi="Segoe UI"/>
+          <w:b/>
+          <w:i w:val="0"/>
+        </w:rPr>
+        <w:t>corrigir</w:t>
+      </w:r>
+      <w:r>
+        <w:rPr>
+          <w:rFonts w:ascii="Segoe UI" w:hAnsi="Segoe UI"/>
+          <w:b w:val="0"/>
+          <w:i w:val="0"/>
+        </w:rPr>
+        <w:t xml:space="preserve"> — muda data, origem, destino, tipo de caixa, quantidade e mais. Guarda o valor antigo, o novo, quem mudou e quando</w:t>
+      </w:r>
+    </w:p>
+    <w:p>
+      <w:pPr>
+        <w:pStyle w:val="ListBullet"/>
+        <w:spacing w:after="60"/>
+      </w:pPr>
+      <w:r>
+        <w:rPr>
+          <w:rFonts w:ascii="Segoe UI" w:hAnsi="Segoe UI"/>
+          <w:b/>
+          <w:i w:val="0"/>
+        </w:rPr>
+        <w:t>cancelar</w:t>
+      </w:r>
+      <w:r>
+        <w:rPr>
+          <w:rFonts w:ascii="Segoe UI" w:hAnsi="Segoe UI"/>
+          <w:b w:val="0"/>
+          <w:i w:val="0"/>
+        </w:rPr>
+        <w:t xml:space="preserve"> — a linha continua no histórico, marcada como cancelada, e deixa de contar no saldo</w:t>
+      </w:r>
+    </w:p>
+    <w:p>
+      <w:pPr>
+        <w:pStyle w:val="ListBullet"/>
+        <w:spacing w:after="60"/>
+      </w:pPr>
+      <w:r>
+        <w:rPr>
+          <w:rFonts w:ascii="Segoe UI" w:hAnsi="Segoe UI"/>
+          <w:b/>
+          <w:i w:val="0"/>
+        </w:rPr>
+        <w:t>excluir</w:t>
+      </w:r>
+      <w:r>
+        <w:rPr>
+          <w:rFonts w:ascii="Segoe UI" w:hAnsi="Segoe UI"/>
+          <w:b w:val="0"/>
+          <w:i w:val="0"/>
+        </w:rPr>
+        <w:t xml:space="preserve"> — apaga de vez. Use só para o que nunca deveria ter existido</w:t>
+      </w:r>
+    </w:p>
+    <w:p>
+      <w:pPr>
+        <w:spacing w:after="40"/>
+        <w:pBdr>
+          <w:left w:val="single" w:sz="18" w:space="8" w:color="A81F1F"/>
+        </w:pBdr>
+        <w:shd w:val="clear" w:fill="FDECEB"/>
+      </w:pPr>
+      <w:r>
+        <w:rPr>
+          <w:rFonts w:ascii="Segoe UI" w:hAnsi="Segoe UI"/>
+          <w:b/>
+          <w:color w:val="A81F1F"/>
+          <w:sz w:val="16"/>
+        </w:rPr>
+        <w:t>APAGAR O QUE ESTÁ NO FILTRO</w:t>
+      </w:r>
+    </w:p>
+    <w:p>
+      <w:pPr>
+        <w:spacing w:after="80"/>
+        <w:pBdr>
+          <w:left w:val="single" w:sz="18" w:space="8" w:color="A81F1F"/>
+        </w:pBdr>
+        <w:shd w:val="clear" w:fill="FDECEB"/>
+      </w:pPr>
+      <w:r>
+        <w:rPr>
+          <w:rFonts w:ascii="Segoe UI" w:hAnsi="Segoe UI"/>
+          <w:b w:val="0"/>
+          <w:i w:val="0"/>
+        </w:rPr>
+        <w:t xml:space="preserve">Apaga </w:t>
+      </w:r>
+      <w:r>
+        <w:rPr>
+          <w:rFonts w:ascii="Segoe UI" w:hAnsi="Segoe UI"/>
+          <w:b/>
+          <w:i w:val="0"/>
+        </w:rPr>
+        <w:t>tudo</w:t>
+      </w:r>
+      <w:r>
+        <w:rPr>
+          <w:rFonts w:ascii="Segoe UI" w:hAnsi="Segoe UI"/>
+          <w:b w:val="0"/>
+          <w:i w:val="0"/>
+        </w:rPr>
+        <w:t xml:space="preserve"> o que casa com os filtros de cima, de uma vez. Antes de executar, a tela escreve o recorte por extenso e pede o número de lançamentos que serão apagados — se o número não bater com o que o servidor encontrou, nada acontece.</w:t>
+      </w:r>
+    </w:p>
+    <w:p>
+      <w:pPr>
+        <w:spacing w:after="80"/>
+        <w:pBdr>
+          <w:left w:val="single" w:sz="18" w:space="8" w:color="A81F1F"/>
+        </w:pBdr>
+        <w:shd w:val="clear" w:fill="FDECEB"/>
+      </w:pPr>
+      <w:r>
+        <w:rPr>
+          <w:rFonts w:ascii="Segoe UI" w:hAnsi="Segoe UI"/>
+          <w:b w:val="0"/>
+          <w:i w:val="0"/>
+        </w:rPr>
+        <w:t>Quem monta o recorte é a mesma função que monta a lista da tela. Não há um segundo formulário para divergir do primeiro.</w:t>
+      </w:r>
+    </w:p>
+    <w:p>
+      <w:pPr>
+        <w:spacing w:after="40"/>
+      </w:pPr>
     </w:p>
     <w:p>
       <w:pPr>
@@ -2859,7 +5358,7 @@
                 <w:b w:val="0"/>
                 <w:i w:val="0"/>
               </w:rPr>
-              <w:t>Nome que aparece no extrato e na conferência</w:t>
+              <w:t>Nome que aparece no extrato</w:t>
             </w:r>
           </w:p>
         </w:tc>
@@ -3450,7 +5949,7 @@
           <w:b w:val="0"/>
           <w:i w:val="0"/>
         </w:rPr>
-        <w:t xml:space="preserve">. O peso é opcional, mas vale a pena: é o que separa duas caixas de mesmo nome na hora da conferência, quando aparecem como </w:t>
+        <w:t xml:space="preserve">. O peso é opcional, mas vale a pena: é o que separa duas caixas de mesmo nome na hora de lançar, quando aparecem como </w:t>
       </w:r>
       <w:r>
         <w:rPr>
@@ -3467,6 +5966,32 @@
           <w:i w:val="0"/>
         </w:rPr>
         <w:t>. Mantenha a lista curta — ela é escolhida no celular, com pressa.</w:t>
+      </w:r>
+    </w:p>
+    <w:p>
+      <w:r>
+        <w:rPr>
+          <w:rFonts w:ascii="Segoe UI" w:hAnsi="Segoe UI"/>
+          <w:b w:val="0"/>
+          <w:i w:val="0"/>
+        </w:rPr>
+        <w:t xml:space="preserve">Não há </w:t>
+      </w:r>
+      <w:r>
+        <w:rPr>
+          <w:rFonts w:ascii="Segoe UI" w:hAnsi="Segoe UI"/>
+          <w:b/>
+          <w:i w:val="0"/>
+        </w:rPr>
+        <w:t>valor em dinheiro</w:t>
+      </w:r>
+      <w:r>
+        <w:rPr>
+          <w:rFonts w:ascii="Segoe UI" w:hAnsi="Segoe UI"/>
+          <w:b w:val="0"/>
+          <w:i w:val="0"/>
+        </w:rPr>
+        <w:t xml:space="preserve"> em lugar nenhum do app: nem preço de caixa, nem coluna de valor no painel ou no CSV. Foi retirado em setembro/2026. Caixa perdida se conta em caixas.</w:t>
       </w:r>
     </w:p>
     <w:p>
@@ -3534,31 +6059,15 @@
           <w:b/>
           <w:i w:val="0"/>
         </w:rPr>
-        <w:t>sem permissão especial</w:t>
-      </w:r>
-      <w:r>
-        <w:rPr>
-          <w:rFonts w:ascii="Segoe UI" w:hAnsi="Segoe UI"/>
-          <w:b w:val="0"/>
-          <w:i w:val="0"/>
-        </w:rPr>
-        <w:t xml:space="preserve"> — não cadastra, não confere, e a devolução dele espera conferência. É de propósito: permissão por digitação seria permissão por engano de digitação. Para dar acesso ao painel, use a chave </w:t>
-      </w:r>
-      <w:r>
-        <w:rPr>
-          <w:rFonts w:ascii="Segoe UI" w:hAnsi="Segoe UI"/>
-          <w:b w:val="0"/>
-          <w:i/>
-        </w:rPr>
-        <w:t>Pode entrar no painel?</w:t>
-      </w:r>
-      <w:r>
-        <w:rPr>
-          <w:rFonts w:ascii="Segoe UI" w:hAnsi="Segoe UI"/>
-          <w:b w:val="0"/>
-          <w:i w:val="0"/>
-        </w:rPr>
-        <w:t>.</w:t>
+        <w:t>sem poder nenhum</w:t>
+      </w:r>
+      <w:r>
+        <w:rPr>
+          <w:rFonts w:ascii="Segoe UI" w:hAnsi="Segoe UI"/>
+          <w:b w:val="0"/>
+          <w:i w:val="0"/>
+        </w:rPr>
+        <w:t xml:space="preserve"> — não cadastra e não administra. É de propósito: permissão por digitação seria permissão por engano de digitação. O que a pessoa pode fazer vem das chaves logo abaixo, não do que está escrito no cargo.</w:t>
       </w:r>
     </w:p>
     <w:p>
@@ -3568,31 +6077,31 @@
           <w:b/>
           <w:i w:val="0"/>
         </w:rPr>
-        <w:t>Perfis:</w:t>
-      </w:r>
-      <w:r>
-        <w:rPr>
-          <w:rFonts w:ascii="Segoe UI" w:hAnsi="Segoe UI"/>
-          <w:b w:val="0"/>
-          <w:i w:val="0"/>
-        </w:rPr>
-        <w:t xml:space="preserve"> Admin faz os cadastros e as correções. Conferente confere a devolução na chegada do galpão. Gestor, Gerente, Motorista e Promotor contam na rua — a contagem deles nasce </w:t>
-      </w:r>
-      <w:r>
-        <w:rPr>
-          <w:rFonts w:ascii="Segoe UI" w:hAnsi="Segoe UI"/>
-          <w:b w:val="0"/>
-          <w:i w:val="0"/>
-        </w:rPr>
-        <w:t>AGUARDANDO</w:t>
-      </w:r>
-      <w:r>
-        <w:rPr>
-          <w:rFonts w:ascii="Segoe UI" w:hAnsi="Segoe UI"/>
-          <w:b w:val="0"/>
-          <w:i w:val="0"/>
-        </w:rPr>
-        <w:t xml:space="preserve"> e só vira saldo depois da conferência. Quem entra no painel não depende mais do perfil: é a chave </w:t>
+        <w:t>Perfis de fábrica:</w:t>
+      </w:r>
+      <w:r>
+        <w:rPr>
+          <w:rFonts w:ascii="Segoe UI" w:hAnsi="Segoe UI"/>
+          <w:b w:val="0"/>
+          <w:i w:val="0"/>
+        </w:rPr>
+        <w:t xml:space="preserve"> Admin, Gestor, Gerente, Conferente, Motorista e Promotor. Só o </w:t>
+      </w:r>
+      <w:r>
+        <w:rPr>
+          <w:rFonts w:ascii="Segoe UI" w:hAnsi="Segoe UI"/>
+          <w:b/>
+          <w:i w:val="0"/>
+        </w:rPr>
+        <w:t>Admin</w:t>
+      </w:r>
+      <w:r>
+        <w:rPr>
+          <w:rFonts w:ascii="Segoe UI" w:hAnsi="Segoe UI"/>
+          <w:b w:val="0"/>
+          <w:i w:val="0"/>
+        </w:rPr>
+        <w:t xml:space="preserve"> tem poder próprio — cadastros e correções. Os outros valem como cargo escrito no crachá: </w:t>
       </w:r>
       <w:r>
         <w:rPr>
@@ -3600,15 +6109,15 @@
           <w:b w:val="0"/>
           <w:i/>
         </w:rPr>
-        <w:t>Pode entrar no painel?</w:t>
-      </w:r>
-      <w:r>
-        <w:rPr>
-          <w:rFonts w:ascii="Segoe UI" w:hAnsi="Segoe UI"/>
-          <w:b w:val="0"/>
-          <w:i w:val="0"/>
-        </w:rPr>
-        <w:t>, usuário por usuário.</w:t>
+        <w:t>o que cada um pode fazer vem das chaves do cadastro</w:t>
+      </w:r>
+      <w:r>
+        <w:rPr>
+          <w:rFonts w:ascii="Segoe UI" w:hAnsi="Segoe UI"/>
+          <w:b w:val="0"/>
+          <w:i w:val="0"/>
+        </w:rPr>
+        <w:t>, uma a uma, e não do nome do perfil.</w:t>
       </w:r>
     </w:p>
     <w:p>
@@ -3728,7 +6237,7 @@
           <w:b w:val="0"/>
           <w:i w:val="0"/>
         </w:rPr>
-        <w:t xml:space="preserve">Na devolução os papéis se invertem, porque é o caminho de volta: quem devolve vem da lista de </w:t>
+        <w:t xml:space="preserve">No retorno os papéis se invertem, porque é o caminho de volta: quem devolve vem da lista de </w:t>
       </w:r>
       <w:r>
         <w:rPr>
@@ -3761,6 +6270,164 @@
           <w:i w:val="0"/>
         </w:rPr>
         <w:t>.</w:t>
+      </w:r>
+    </w:p>
+    <w:p>
+      <w:pPr>
+        <w:pStyle w:val="Heading3"/>
+      </w:pPr>
+      <w:r>
+        <w:t>O que cada um pode lançar</w:t>
+      </w:r>
+    </w:p>
+    <w:p>
+      <w:r>
+        <w:rPr>
+          <w:rFonts w:ascii="Segoe UI" w:hAnsi="Segoe UI"/>
+          <w:b/>
+          <w:i w:val="0"/>
+        </w:rPr>
+        <w:t>Operações</w:t>
+      </w:r>
+      <w:r>
+        <w:rPr>
+          <w:rFonts w:ascii="Segoe UI" w:hAnsi="Segoe UI"/>
+          <w:b w:val="0"/>
+          <w:i w:val="0"/>
+        </w:rPr>
+        <w:t xml:space="preserve"> decide se a pessoa lança </w:t>
+      </w:r>
+      <w:r>
+        <w:rPr>
+          <w:rFonts w:ascii="Segoe UI" w:hAnsi="Segoe UI"/>
+          <w:b w:val="0"/>
+          <w:i/>
+        </w:rPr>
+        <w:t>Saída</w:t>
+      </w:r>
+      <w:r>
+        <w:rPr>
+          <w:rFonts w:ascii="Segoe UI" w:hAnsi="Segoe UI"/>
+          <w:b w:val="0"/>
+          <w:i w:val="0"/>
+        </w:rPr>
+        <w:t xml:space="preserve">, </w:t>
+      </w:r>
+      <w:r>
+        <w:rPr>
+          <w:rFonts w:ascii="Segoe UI" w:hAnsi="Segoe UI"/>
+          <w:b w:val="0"/>
+          <w:i/>
+        </w:rPr>
+        <w:t>Retorno</w:t>
+      </w:r>
+      <w:r>
+        <w:rPr>
+          <w:rFonts w:ascii="Segoe UI" w:hAnsi="Segoe UI"/>
+          <w:b w:val="0"/>
+          <w:i w:val="0"/>
+        </w:rPr>
+        <w:t xml:space="preserve"> ou os dois. A aba que ela não pode usar some do celular — e, mais importante, o servidor </w:t>
+      </w:r>
+      <w:r>
+        <w:rPr>
+          <w:rFonts w:ascii="Segoe UI" w:hAnsi="Segoe UI"/>
+          <w:b/>
+          <w:i w:val="0"/>
+        </w:rPr>
+        <w:t>recusa</w:t>
+      </w:r>
+      <w:r>
+        <w:rPr>
+          <w:rFonts w:ascii="Segoe UI" w:hAnsi="Segoe UI"/>
+          <w:b w:val="0"/>
+          <w:i w:val="0"/>
+        </w:rPr>
+        <w:t xml:space="preserve"> o lançamento mesmo que o pedido chegue por fora do app.</w:t>
+      </w:r>
+    </w:p>
+    <w:p>
+      <w:pPr>
+        <w:pStyle w:val="Heading3"/>
+      </w:pPr>
+      <w:r>
+        <w:t>O que cada um pode ver no painel</w:t>
+      </w:r>
+    </w:p>
+    <w:p>
+      <w:r>
+        <w:rPr>
+          <w:rFonts w:ascii="Segoe UI" w:hAnsi="Segoe UI"/>
+          <w:b/>
+          <w:i w:val="0"/>
+        </w:rPr>
+        <w:t>Abas do painel</w:t>
+      </w:r>
+      <w:r>
+        <w:rPr>
+          <w:rFonts w:ascii="Segoe UI" w:hAnsi="Segoe UI"/>
+          <w:b w:val="0"/>
+          <w:i w:val="0"/>
+        </w:rPr>
+        <w:t xml:space="preserve"> marca, uma a uma, quais das seis abas do escritório aquela pessoa enxerga. Um gerente pode ver o Painel de Ativos e os Extratos sem ver Movimentos; um conferente pode entrar só para consultar. </w:t>
+      </w:r>
+      <w:r>
+        <w:rPr>
+          <w:rFonts w:ascii="Segoe UI" w:hAnsi="Segoe UI"/>
+          <w:b w:val="0"/>
+          <w:i/>
+        </w:rPr>
+        <w:t>Ajustes</w:t>
+      </w:r>
+      <w:r>
+        <w:rPr>
+          <w:rFonts w:ascii="Segoe UI" w:hAnsi="Segoe UI"/>
+          <w:b w:val="0"/>
+          <w:i w:val="0"/>
+        </w:rPr>
+        <w:t xml:space="preserve"> e </w:t>
+      </w:r>
+      <w:r>
+        <w:rPr>
+          <w:rFonts w:ascii="Segoe UI" w:hAnsi="Segoe UI"/>
+          <w:b w:val="0"/>
+          <w:i/>
+        </w:rPr>
+        <w:t>Cadastros</w:t>
+      </w:r>
+      <w:r>
+        <w:rPr>
+          <w:rFonts w:ascii="Segoe UI" w:hAnsi="Segoe UI"/>
+          <w:b w:val="0"/>
+          <w:i w:val="0"/>
+        </w:rPr>
+        <w:t xml:space="preserve"> ficam fora da lista: são do administrador.</w:t>
+      </w:r>
+    </w:p>
+    <w:p>
+      <w:r>
+        <w:rPr>
+          <w:rFonts w:ascii="Segoe UI" w:hAnsi="Segoe UI"/>
+          <w:b w:val="0"/>
+          <w:i w:val="0"/>
+        </w:rPr>
+        <w:t xml:space="preserve">Nos três quadros — Saída, Destino, Operações e Abas — </w:t>
+      </w:r>
+      <w:r>
+        <w:rPr>
+          <w:rFonts w:ascii="Segoe UI" w:hAnsi="Segoe UI"/>
+          <w:b/>
+          <w:i w:val="0"/>
+        </w:rPr>
+        <w:t>nada marcado quer dizer todos</w:t>
+      </w:r>
+      <w:r>
+        <w:rPr>
+          <w:rFonts w:ascii="Segoe UI" w:hAnsi="Segoe UI"/>
+          <w:b w:val="0"/>
+          <w:i w:val="0"/>
+        </w:rPr>
+        <w:t>. Marque só para restringir. Se fosse o contrário, o dia em que a coluna entrou no ar teria trancado a operação inteira, porque ninguém tinha nada marcado.</w:t>
       </w:r>
     </w:p>
     <w:p>
@@ -3958,7 +6625,7 @@
         <w:pStyle w:val="Heading1"/>
       </w:pPr>
       <w:r>
-        <w:t>Lançamento manual</w:t>
+        <w:t>Ajustes</w:t>
       </w:r>
     </w:p>
     <w:p>
@@ -3976,15 +6643,15 @@
           <w:b/>
           <w:i w:val="0"/>
         </w:rPr>
-        <w:t>Lançar</w:t>
-      </w:r>
-      <w:r>
-        <w:rPr>
-          <w:rFonts w:ascii="Segoe UI" w:hAnsi="Segoe UI"/>
-          <w:b w:val="0"/>
-          <w:i w:val="0"/>
-        </w:rPr>
-        <w:t xml:space="preserve"> existe para o que não passou pelo celular — o histórico anterior ao app, o acerto de erro antigo, a baixa de perda negociada.</w:t>
+        <w:t>Ajustes</w:t>
+      </w:r>
+      <w:r>
+        <w:rPr>
+          <w:rFonts w:ascii="Segoe UI" w:hAnsi="Segoe UI"/>
+          <w:b w:val="0"/>
+          <w:i w:val="0"/>
+        </w:rPr>
+        <w:t xml:space="preserve"> existe para o que não passou pelo celular — o histórico anterior ao app, o acerto de erro antigo, a baixa de perda negociada, o saldo inicial de cada local. Só o administrador a enxerga.</w:t>
       </w:r>
     </w:p>
     <w:tbl>
@@ -4219,7 +6886,23 @@
                 <w:b w:val="0"/>
                 <w:i w:val="0"/>
               </w:rPr>
-              <w:t>O ponto de partida de cada cliente no dia em que o app entra no ar</w:t>
+              <w:t xml:space="preserve">O ponto de partida de um local. É o que alimenta a coluna </w:t>
+            </w:r>
+            <w:r>
+              <w:rPr>
+                <w:rFonts w:ascii="Segoe UI" w:hAnsi="Segoe UI"/>
+                <w:b/>
+                <w:i w:val="0"/>
+              </w:rPr>
+              <w:t>Estoque</w:t>
+            </w:r>
+            <w:r>
+              <w:rPr>
+                <w:rFonts w:ascii="Segoe UI" w:hAnsi="Segoe UI"/>
+                <w:b w:val="0"/>
+                <w:i w:val="0"/>
+              </w:rPr>
+              <w:t xml:space="preserve"> do Painel de Ativos, e pode ser lançado a qualquer momento, não só no primeiro dia</w:t>
             </w:r>
           </w:p>
         </w:tc>
@@ -4519,6 +7202,14 @@
       <w:r>
         <w:rPr>
           <w:rFonts w:ascii="Segoe UI" w:hAnsi="Segoe UI"/>
+          <w:b w:val="0"/>
+          <w:i w:val="0"/>
+        </w:rPr>
+        <w:t xml:space="preserve">O perfil quase não decide nada. </w:t>
+      </w:r>
+      <w:r>
+        <w:rPr>
+          <w:rFonts w:ascii="Segoe UI" w:hAnsi="Segoe UI"/>
           <w:b/>
           <w:i w:val="0"/>
         </w:rPr>
@@ -4530,23 +7221,7 @@
           <w:b w:val="0"/>
           <w:i w:val="0"/>
         </w:rPr>
-        <w:t xml:space="preserve"> = depende do </w:t>
-      </w:r>
-      <w:r>
-        <w:rPr>
-          <w:rFonts w:ascii="Segoe UI" w:hAnsi="Segoe UI"/>
-          <w:b w:val="0"/>
-          <w:i/>
-        </w:rPr>
-        <w:t>Pode entrar no painel?</w:t>
-      </w:r>
-      <w:r>
-        <w:rPr>
-          <w:rFonts w:ascii="Segoe UI" w:hAnsi="Segoe UI"/>
-          <w:b w:val="0"/>
-          <w:i w:val="0"/>
-        </w:rPr>
-        <w:t xml:space="preserve"> no cadastro daquela pessoa. Admin entra sempre e não lança movimento — quem corrige não deve ser quem conta.</w:t>
+        <w:t xml:space="preserve"> = vem de um campo do cadastro daquela pessoa, e não do cargo dela.</w:t>
       </w:r>
     </w:p>
     <w:tbl>
@@ -4613,7 +7288,7 @@
                 <w:color w:val="63737E"/>
                 <w:sz w:val="17"/>
               </w:rPr>
-              <w:t>DEVOLUÇÃO</w:t>
+              <w:t>RETORNO</w:t>
             </w:r>
           </w:p>
         </w:tc>
@@ -4630,7 +7305,7 @@
                 <w:color w:val="63737E"/>
                 <w:sz w:val="17"/>
               </w:rPr>
-              <w:t>CONFERÊNCIA</w:t>
+              <w:t>LANÇAMENTOS</w:t>
             </w:r>
           </w:p>
         </w:tc>
@@ -4647,7 +7322,7 @@
                 <w:color w:val="63737E"/>
                 <w:sz w:val="17"/>
               </w:rPr>
-              <w:t>SALDO</w:t>
+              <w:t>ENTRA NO PAINEL</w:t>
             </w:r>
           </w:p>
         </w:tc>
@@ -4664,7 +7339,7 @@
                 <w:color w:val="63737E"/>
                 <w:sz w:val="17"/>
               </w:rPr>
-              <w:t>PAINEL E EXTRATOS</w:t>
+              <w:t>ABAS DO PAINEL</w:t>
             </w:r>
           </w:p>
         </w:tc>
@@ -4720,7 +7395,25 @@
                 <w:b w:val="0"/>
                 <w:i w:val="0"/>
               </w:rPr>
-              <w:t>sim</w:t>
+              <w:t>chave</w:t>
+            </w:r>
+          </w:p>
+        </w:tc>
+        <w:tc>
+          <w:tcPr>
+            <w:tcW w:type="dxa" w:w="1345"/>
+          </w:tcPr>
+          <w:p>
+            <w:pPr>
+              <w:spacing w:after="40"/>
+            </w:pPr>
+            <w:r>
+              <w:rPr>
+                <w:rFonts w:ascii="Segoe UI" w:hAnsi="Segoe UI"/>
+                <w:b w:val="0"/>
+                <w:i w:val="0"/>
+              </w:rPr>
+              <w:t>chave</w:t>
             </w:r>
           </w:p>
         </w:tc>
@@ -4756,25 +7449,7 @@
                 <w:b w:val="0"/>
                 <w:i w:val="0"/>
               </w:rPr>
-              <w:t>—</w:t>
-            </w:r>
-          </w:p>
-        </w:tc>
-        <w:tc>
-          <w:tcPr>
-            <w:tcW w:type="dxa" w:w="1345"/>
-          </w:tcPr>
-          <w:p>
-            <w:pPr>
-              <w:spacing w:after="40"/>
-            </w:pPr>
-            <w:r>
-              <w:rPr>
-                <w:rFonts w:ascii="Segoe UI" w:hAnsi="Segoe UI"/>
-                <w:b w:val="0"/>
-                <w:i w:val="0"/>
-              </w:rPr>
-              <w:t>sim</w:t>
+              <w:t>chave</w:t>
             </w:r>
           </w:p>
         </w:tc>
@@ -4885,7 +7560,7 @@
                 <w:b w:val="0"/>
                 <w:i w:val="0"/>
               </w:rPr>
-              <w:t>—</w:t>
+              <w:t>sim</w:t>
             </w:r>
           </w:p>
         </w:tc>
@@ -4903,7 +7578,7 @@
                 <w:b w:val="0"/>
                 <w:i w:val="0"/>
               </w:rPr>
-              <w:t>sim</w:t>
+              <w:t>chave</w:t>
             </w:r>
           </w:p>
         </w:tc>
@@ -4978,7 +7653,25 @@
                 <w:b w:val="0"/>
                 <w:i w:val="0"/>
               </w:rPr>
-              <w:t>sim</w:t>
+              <w:t>chave</w:t>
+            </w:r>
+          </w:p>
+        </w:tc>
+        <w:tc>
+          <w:tcPr>
+            <w:tcW w:type="dxa" w:w="1345"/>
+          </w:tcPr>
+          <w:p>
+            <w:pPr>
+              <w:spacing w:after="40"/>
+            </w:pPr>
+            <w:r>
+              <w:rPr>
+                <w:rFonts w:ascii="Segoe UI" w:hAnsi="Segoe UI"/>
+                <w:b w:val="0"/>
+                <w:i w:val="0"/>
+              </w:rPr>
+              <w:t>chave</w:t>
             </w:r>
           </w:p>
         </w:tc>
@@ -5014,25 +7707,7 @@
                 <w:b w:val="0"/>
                 <w:i w:val="0"/>
               </w:rPr>
-              <w:t>—</w:t>
-            </w:r>
-          </w:p>
-        </w:tc>
-        <w:tc>
-          <w:tcPr>
-            <w:tcW w:type="dxa" w:w="1345"/>
-          </w:tcPr>
-          <w:p>
-            <w:pPr>
-              <w:spacing w:after="40"/>
-            </w:pPr>
-            <w:r>
-              <w:rPr>
-                <w:rFonts w:ascii="Segoe UI" w:hAnsi="Segoe UI"/>
-                <w:b w:val="0"/>
-                <w:i w:val="0"/>
-              </w:rPr>
-              <w:t>sim</w:t>
+              <w:t>chave</w:t>
             </w:r>
           </w:p>
         </w:tc>
@@ -5107,7 +7782,25 @@
                 <w:b w:val="0"/>
                 <w:i w:val="0"/>
               </w:rPr>
-              <w:t>sim</w:t>
+              <w:t>chave</w:t>
+            </w:r>
+          </w:p>
+        </w:tc>
+        <w:tc>
+          <w:tcPr>
+            <w:tcW w:type="dxa" w:w="1345"/>
+          </w:tcPr>
+          <w:p>
+            <w:pPr>
+              <w:spacing w:after="40"/>
+            </w:pPr>
+            <w:r>
+              <w:rPr>
+                <w:rFonts w:ascii="Segoe UI" w:hAnsi="Segoe UI"/>
+                <w:b w:val="0"/>
+                <w:i w:val="0"/>
+              </w:rPr>
+              <w:t>chave</w:t>
             </w:r>
           </w:p>
         </w:tc>
@@ -5143,25 +7836,7 @@
                 <w:b w:val="0"/>
                 <w:i w:val="0"/>
               </w:rPr>
-              <w:t>—</w:t>
-            </w:r>
-          </w:p>
-        </w:tc>
-        <w:tc>
-          <w:tcPr>
-            <w:tcW w:type="dxa" w:w="1345"/>
-          </w:tcPr>
-          <w:p>
-            <w:pPr>
-              <w:spacing w:after="40"/>
-            </w:pPr>
-            <w:r>
-              <w:rPr>
-                <w:rFonts w:ascii="Segoe UI" w:hAnsi="Segoe UI"/>
-                <w:b w:val="0"/>
-                <w:i w:val="0"/>
-              </w:rPr>
-              <w:t>sim</w:t>
+              <w:t>chave</w:t>
             </w:r>
           </w:p>
         </w:tc>
@@ -5236,7 +7911,25 @@
                 <w:b w:val="0"/>
                 <w:i w:val="0"/>
               </w:rPr>
-              <w:t>sim</w:t>
+              <w:t>chave</w:t>
+            </w:r>
+          </w:p>
+        </w:tc>
+        <w:tc>
+          <w:tcPr>
+            <w:tcW w:type="dxa" w:w="1345"/>
+          </w:tcPr>
+          <w:p>
+            <w:pPr>
+              <w:spacing w:after="40"/>
+            </w:pPr>
+            <w:r>
+              <w:rPr>
+                <w:rFonts w:ascii="Segoe UI" w:hAnsi="Segoe UI"/>
+                <w:b w:val="0"/>
+                <w:i w:val="0"/>
+              </w:rPr>
+              <w:t>chave</w:t>
             </w:r>
           </w:p>
         </w:tc>
@@ -5272,25 +7965,7 @@
                 <w:b w:val="0"/>
                 <w:i w:val="0"/>
               </w:rPr>
-              <w:t>sim</w:t>
-            </w:r>
-          </w:p>
-        </w:tc>
-        <w:tc>
-          <w:tcPr>
-            <w:tcW w:type="dxa" w:w="1345"/>
-          </w:tcPr>
-          <w:p>
-            <w:pPr>
-              <w:spacing w:after="40"/>
-            </w:pPr>
-            <w:r>
-              <w:rPr>
-                <w:rFonts w:ascii="Segoe UI" w:hAnsi="Segoe UI"/>
-                <w:b w:val="0"/>
-                <w:i w:val="0"/>
-              </w:rPr>
-              <w:t>sim</w:t>
+              <w:t>chave</w:t>
             </w:r>
           </w:p>
         </w:tc>
@@ -5365,7 +8040,7 @@
                 <w:b w:val="0"/>
                 <w:i w:val="0"/>
               </w:rPr>
-              <w:t>—</w:t>
+              <w:t>chave</w:t>
             </w:r>
           </w:p>
         </w:tc>
@@ -5383,25 +8058,7 @@
                 <w:b w:val="0"/>
                 <w:i w:val="0"/>
               </w:rPr>
-              <w:t>—</w:t>
-            </w:r>
-          </w:p>
-        </w:tc>
-        <w:tc>
-          <w:tcPr>
-            <w:tcW w:type="dxa" w:w="1345"/>
-          </w:tcPr>
-          <w:p>
-            <w:pPr>
-              <w:spacing w:after="40"/>
-            </w:pPr>
-            <w:r>
-              <w:rPr>
-                <w:rFonts w:ascii="Segoe UI" w:hAnsi="Segoe UI"/>
-                <w:b w:val="0"/>
-                <w:i w:val="0"/>
-              </w:rPr>
-              <w:t>sim</w:t>
+              <w:t>chave</w:t>
             </w:r>
           </w:p>
         </w:tc>
@@ -5455,6 +8112,24 @@
                 <w:b w:val="0"/>
                 <w:i w:val="0"/>
               </w:rPr>
+              <w:t>todas</w:t>
+            </w:r>
+          </w:p>
+        </w:tc>
+        <w:tc>
+          <w:tcPr>
+            <w:tcW w:type="dxa" w:w="1345"/>
+          </w:tcPr>
+          <w:p>
+            <w:pPr>
+              <w:spacing w:after="40"/>
+            </w:pPr>
+            <w:r>
+              <w:rPr>
+                <w:rFonts w:ascii="Segoe UI" w:hAnsi="Segoe UI"/>
+                <w:b w:val="0"/>
+                <w:i w:val="0"/>
+              </w:rPr>
               <w:t>sim</w:t>
             </w:r>
           </w:p>
@@ -5465,6 +8140,48 @@
       <w:pPr>
         <w:spacing w:after="40"/>
       </w:pPr>
+    </w:p>
+    <w:p>
+      <w:r>
+        <w:rPr>
+          <w:rFonts w:ascii="Segoe UI" w:hAnsi="Segoe UI"/>
+          <w:b w:val="0"/>
+          <w:i w:val="0"/>
+        </w:rPr>
+        <w:t xml:space="preserve">O </w:t>
+      </w:r>
+      <w:r>
+        <w:rPr>
+          <w:rFonts w:ascii="Segoe UI" w:hAnsi="Segoe UI"/>
+          <w:b/>
+          <w:i w:val="0"/>
+        </w:rPr>
+        <w:t>Promotor</w:t>
+      </w:r>
+      <w:r>
+        <w:rPr>
+          <w:rFonts w:ascii="Segoe UI" w:hAnsi="Segoe UI"/>
+          <w:b w:val="0"/>
+          <w:i w:val="0"/>
+        </w:rPr>
+        <w:t xml:space="preserve"> é a única exceção que ainda mora no perfil: ele não vê a aba de Saída, porque trabalha dentro do cliente. O </w:t>
+      </w:r>
+      <w:r>
+        <w:rPr>
+          <w:rFonts w:ascii="Segoe UI" w:hAnsi="Segoe UI"/>
+          <w:b/>
+          <w:i w:val="0"/>
+        </w:rPr>
+        <w:t>Admin</w:t>
+      </w:r>
+      <w:r>
+        <w:rPr>
+          <w:rFonts w:ascii="Segoe UI" w:hAnsi="Segoe UI"/>
+          <w:b w:val="0"/>
+          <w:i w:val="0"/>
+        </w:rPr>
+        <w:t xml:space="preserve"> entra no painel sempre, mesmo com a chave desligada — senão daria para trancar o último administrador do lado de fora, e a volta seria por SQL.</w:t>
+      </w:r>
     </w:p>
     <w:p>
       <w:pPr>
@@ -5594,7 +8311,7 @@
                 <w:b w:val="0"/>
                 <w:i w:val="0"/>
               </w:rPr>
-              <w:t>Tira do cliente e devolve ao galpão — só quando confirmada</w:t>
+              <w:t>Tira do cliente e devolve ao galpão, no instante em que é lançada</w:t>
             </w:r>
           </w:p>
         </w:tc>
@@ -5727,7 +8444,49 @@
         <w:pStyle w:val="Heading2"/>
       </w:pPr>
       <w:r>
-        <w:t>Estados</w:t>
+        <w:t>Status da carga</w:t>
+      </w:r>
+    </w:p>
+    <w:p>
+      <w:r>
+        <w:rPr>
+          <w:rFonts w:ascii="Segoe UI" w:hAnsi="Segoe UI"/>
+          <w:b w:val="0"/>
+          <w:i w:val="0"/>
+        </w:rPr>
+        <w:t xml:space="preserve">É a coluna </w:t>
+      </w:r>
+      <w:r>
+        <w:rPr>
+          <w:rFonts w:ascii="Segoe UI" w:hAnsi="Segoe UI"/>
+          <w:b/>
+          <w:i w:val="0"/>
+        </w:rPr>
+        <w:t>Status</w:t>
+      </w:r>
+      <w:r>
+        <w:rPr>
+          <w:rFonts w:ascii="Segoe UI" w:hAnsi="Segoe UI"/>
+          <w:b w:val="0"/>
+          <w:i w:val="0"/>
+        </w:rPr>
+        <w:t xml:space="preserve"> da aba Movimentos, e o filtro de mesmo nome. Ela não diz se o lançamento valeu — </w:t>
+      </w:r>
+      <w:r>
+        <w:rPr>
+          <w:rFonts w:ascii="Segoe UI" w:hAnsi="Segoe UI"/>
+          <w:b w:val="0"/>
+          <w:i/>
+        </w:rPr>
+        <w:t>todos valem na hora</w:t>
+      </w:r>
+      <w:r>
+        <w:rPr>
+          <w:rFonts w:ascii="Segoe UI" w:hAnsi="Segoe UI"/>
+          <w:b w:val="0"/>
+          <w:i w:val="0"/>
+        </w:rPr>
+        <w:t xml:space="preserve"> —, e sim em que ponto do ciclo aquela carga está.</w:t>
       </w:r>
     </w:p>
     <w:tbl>
@@ -5755,7 +8514,7 @@
                 <w:color w:val="63737E"/>
                 <w:sz w:val="17"/>
               </w:rPr>
-              <w:t>ESTADO</w:t>
+              <w:t>STATUS</w:t>
             </w:r>
           </w:p>
         </w:tc>
@@ -5790,10 +8549,10 @@
               <w:rPr>
                 <w:rFonts w:ascii="Consolas" w:hAnsi="Consolas"/>
                 <w:b/>
-                <w:color w:val="0F6A31"/>
+                <w:color w:val="8A6100"/>
                 <w:sz w:val="18"/>
               </w:rPr>
-              <w:t>CONFIRMADO</w:t>
+              <w:t>Enviada</w:t>
             </w:r>
           </w:p>
         </w:tc>
@@ -5811,7 +8570,7 @@
                 <w:b w:val="0"/>
                 <w:i w:val="0"/>
               </w:rPr>
-              <w:t>Já valeu no saldo</w:t>
+              <w:t>Saiu e nada voltou ainda</w:t>
             </w:r>
           </w:p>
         </w:tc>
@@ -5832,7 +8591,7 @@
                 <w:color w:val="8A6100"/>
                 <w:sz w:val="18"/>
               </w:rPr>
-              <w:t>AGUARDANDO</w:t>
+              <w:t>Transferida</w:t>
             </w:r>
           </w:p>
         </w:tc>
@@ -5850,7 +8609,163 @@
                 <w:b w:val="0"/>
                 <w:i w:val="0"/>
               </w:rPr>
-              <w:t>Contado no cliente, esperando o galpão conferir. Ainda não mexeu no saldo.</w:t>
+              <w:t>Movida entre unidades</w:t>
+            </w:r>
+          </w:p>
+        </w:tc>
+      </w:tr>
+      <w:tr>
+        <w:tc>
+          <w:tcPr>
+            <w:tcW w:type="dxa" w:w="4706"/>
+          </w:tcPr>
+          <w:p>
+            <w:pPr>
+              <w:spacing w:after="40"/>
+            </w:pPr>
+            <w:r>
+              <w:rPr>
+                <w:rFonts w:ascii="Consolas" w:hAnsi="Consolas"/>
+                <w:b/>
+                <w:color w:val="8A6100"/>
+                <w:sz w:val="18"/>
+              </w:rPr>
+              <w:t>Parcial</w:t>
+            </w:r>
+          </w:p>
+        </w:tc>
+        <w:tc>
+          <w:tcPr>
+            <w:tcW w:type="dxa" w:w="4706"/>
+          </w:tcPr>
+          <w:p>
+            <w:pPr>
+              <w:spacing w:after="40"/>
+            </w:pPr>
+            <w:r>
+              <w:rPr>
+                <w:rFonts w:ascii="Segoe UI" w:hAnsi="Segoe UI"/>
+                <w:b w:val="0"/>
+                <w:i w:val="0"/>
+              </w:rPr>
+              <w:t>Parte da carga voltou</w:t>
+            </w:r>
+          </w:p>
+        </w:tc>
+      </w:tr>
+      <w:tr>
+        <w:tc>
+          <w:tcPr>
+            <w:tcW w:type="dxa" w:w="4706"/>
+          </w:tcPr>
+          <w:p>
+            <w:pPr>
+              <w:spacing w:after="40"/>
+            </w:pPr>
+            <w:r>
+              <w:rPr>
+                <w:rFonts w:ascii="Consolas" w:hAnsi="Consolas"/>
+                <w:b/>
+                <w:color w:val="0F6A31"/>
+                <w:sz w:val="18"/>
+              </w:rPr>
+              <w:t>Devolvida</w:t>
+            </w:r>
+          </w:p>
+        </w:tc>
+        <w:tc>
+          <w:tcPr>
+            <w:tcW w:type="dxa" w:w="4706"/>
+          </w:tcPr>
+          <w:p>
+            <w:pPr>
+              <w:spacing w:after="40"/>
+            </w:pPr>
+            <w:r>
+              <w:rPr>
+                <w:rFonts w:ascii="Segoe UI" w:hAnsi="Segoe UI"/>
+                <w:b w:val="0"/>
+                <w:i w:val="0"/>
+              </w:rPr>
+              <w:t>Voltou por inteiro</w:t>
+            </w:r>
+          </w:p>
+        </w:tc>
+      </w:tr>
+      <w:tr>
+        <w:tc>
+          <w:tcPr>
+            <w:tcW w:type="dxa" w:w="4706"/>
+          </w:tcPr>
+          <w:p>
+            <w:pPr>
+              <w:spacing w:after="40"/>
+            </w:pPr>
+            <w:r>
+              <w:rPr>
+                <w:rFonts w:ascii="Consolas" w:hAnsi="Consolas"/>
+                <w:b/>
+                <w:color w:val="A81F1F"/>
+                <w:sz w:val="18"/>
+              </w:rPr>
+              <w:t>Perda</w:t>
+            </w:r>
+          </w:p>
+        </w:tc>
+        <w:tc>
+          <w:tcPr>
+            <w:tcW w:type="dxa" w:w="4706"/>
+          </w:tcPr>
+          <w:p>
+            <w:pPr>
+              <w:spacing w:after="40"/>
+            </w:pPr>
+            <w:r>
+              <w:rPr>
+                <w:rFonts w:ascii="Segoe UI" w:hAnsi="Segoe UI"/>
+                <w:b w:val="0"/>
+                <w:i w:val="0"/>
+              </w:rPr>
+              <w:t>Baixa de caixa aceita como perdida</w:t>
+            </w:r>
+          </w:p>
+        </w:tc>
+      </w:tr>
+      <w:tr>
+        <w:tc>
+          <w:tcPr>
+            <w:tcW w:type="dxa" w:w="4706"/>
+          </w:tcPr>
+          <w:p>
+            <w:pPr>
+              <w:spacing w:after="40"/>
+            </w:pPr>
+            <w:r>
+              <w:rPr>
+                <w:rFonts w:ascii="Consolas" w:hAnsi="Consolas"/>
+                <w:b/>
+                <w:color w:val="0F6A31"/>
+                <w:sz w:val="18"/>
+              </w:rPr>
+              <w:t>Ajuste</w:t>
+            </w:r>
+          </w:p>
+        </w:tc>
+        <w:tc>
+          <w:tcPr>
+            <w:tcW w:type="dxa" w:w="4706"/>
+          </w:tcPr>
+          <w:p>
+            <w:pPr>
+              <w:spacing w:after="40"/>
+            </w:pPr>
+            <w:r>
+              <w:rPr>
+                <w:rFonts w:ascii="Segoe UI" w:hAnsi="Segoe UI"/>
+                <w:b w:val="0"/>
+                <w:i w:val="0"/>
+              </w:rPr>
+              <w:t>Saldo inicial ou correção de posição</w:t>
             </w:r>
           </w:p>
         </w:tc>
@@ -5860,6 +8775,99 @@
       <w:pPr>
         <w:spacing w:after="40"/>
       </w:pPr>
+    </w:p>
+    <w:p>
+      <w:r>
+        <w:rPr>
+          <w:rFonts w:ascii="Segoe UI" w:hAnsi="Segoe UI"/>
+          <w:b w:val="0"/>
+          <w:i w:val="0"/>
+        </w:rPr>
+        <w:t xml:space="preserve">O estado </w:t>
+      </w:r>
+      <w:r>
+        <w:rPr>
+          <w:rFonts w:ascii="Consolas" w:hAnsi="Consolas"/>
+          <w:b/>
+          <w:color w:val="8A6100"/>
+          <w:sz w:val="18"/>
+        </w:rPr>
+        <w:t>AGUARDANDO</w:t>
+      </w:r>
+      <w:r>
+        <w:rPr>
+          <w:rFonts w:ascii="Segoe UI" w:hAnsi="Segoe UI"/>
+          <w:b w:val="0"/>
+          <w:i w:val="0"/>
+        </w:rPr>
+        <w:t xml:space="preserve"> não existe mais. Lançamentos antigos que ficaram nele passaram a contar no saldo — do contrário ficariam valendo zero para sempre, já que a tela que os confirmava saiu do app.</w:t>
+      </w:r>
+    </w:p>
+    <w:p>
+      <w:pPr>
+        <w:pStyle w:val="Heading2"/>
+      </w:pPr>
+      <w:r>
+        <w:t>Lançamento de teste</w:t>
+      </w:r>
+    </w:p>
+    <w:p>
+      <w:r>
+        <w:rPr>
+          <w:rFonts w:ascii="Segoe UI" w:hAnsi="Segoe UI"/>
+          <w:b w:val="0"/>
+          <w:i w:val="0"/>
+        </w:rPr>
+        <w:t xml:space="preserve">Quem tem a palavra </w:t>
+      </w:r>
+      <w:r>
+        <w:rPr>
+          <w:rFonts w:ascii="Segoe UI" w:hAnsi="Segoe UI"/>
+          <w:b/>
+          <w:i w:val="0"/>
+        </w:rPr>
+        <w:t>teste</w:t>
+      </w:r>
+      <w:r>
+        <w:rPr>
+          <w:rFonts w:ascii="Segoe UI" w:hAnsi="Segoe UI"/>
+          <w:b w:val="0"/>
+          <w:i w:val="0"/>
+        </w:rPr>
+        <w:t xml:space="preserve"> no perfil produz lançamento de teste. Ele </w:t>
+      </w:r>
+      <w:r>
+        <w:rPr>
+          <w:rFonts w:ascii="Segoe UI" w:hAnsi="Segoe UI"/>
+          <w:b/>
+          <w:i w:val="0"/>
+        </w:rPr>
+        <w:t>conta no saldo como qualquer outro</w:t>
+      </w:r>
+      <w:r>
+        <w:rPr>
+          <w:rFonts w:ascii="Segoe UI" w:hAnsi="Segoe UI"/>
+          <w:b w:val="0"/>
+          <w:i w:val="0"/>
+        </w:rPr>
+        <w:t xml:space="preserve"> — o que muda é só a leitura: todas as telas têm um seletor </w:t>
+      </w:r>
+      <w:r>
+        <w:rPr>
+          <w:rFonts w:ascii="Segoe UI" w:hAnsi="Segoe UI"/>
+          <w:b w:val="0"/>
+          <w:i/>
+        </w:rPr>
+        <w:t>Só reais / Só de teste</w:t>
+      </w:r>
+      <w:r>
+        <w:rPr>
+          <w:rFonts w:ascii="Segoe UI" w:hAnsi="Segoe UI"/>
+          <w:b w:val="0"/>
+          <w:i w:val="0"/>
+        </w:rPr>
+        <w:t>, e nunca os dois misturados. Somar ensaio com operação daria um número que não responde nem a uma pergunta nem a outra.</w:t>
+      </w:r>
     </w:p>
     <w:p>
       <w:pPr>
@@ -6109,7 +9117,85 @@
                 <w:b w:val="0"/>
                 <w:i w:val="0"/>
               </w:rPr>
-              <w:t>Nome, perfil, PIN e local padrão</w:t>
+              <w:t>Nome, perfil, senha, PIN, local padrão e as chaves de permissão</w:t>
+            </w:r>
+          </w:p>
+        </w:tc>
+      </w:tr>
+      <w:tr>
+        <w:tc>
+          <w:tcPr>
+            <w:tcW w:type="dxa" w:w="4706"/>
+          </w:tcPr>
+          <w:p>
+            <w:pPr>
+              <w:spacing w:after="40"/>
+            </w:pPr>
+            <w:r>
+              <w:rPr>
+                <w:rFonts w:ascii="Consolas" w:hAnsi="Consolas"/>
+                <w:b w:val="0"/>
+                <w:i w:val="0"/>
+                <w:sz w:val="19"/>
+              </w:rPr>
+              <w:t>motoristas</w:t>
+            </w:r>
+          </w:p>
+        </w:tc>
+        <w:tc>
+          <w:tcPr>
+            <w:tcW w:type="dxa" w:w="4706"/>
+          </w:tcPr>
+          <w:p>
+            <w:pPr>
+              <w:spacing w:after="40"/>
+            </w:pPr>
+            <w:r>
+              <w:rPr>
+                <w:rFonts w:ascii="Segoe UI" w:hAnsi="Segoe UI"/>
+                <w:b w:val="0"/>
+                <w:i w:val="0"/>
+              </w:rPr>
+              <w:t>Quem dirige, com CNH e as rotas que atende. Não faz login</w:t>
+            </w:r>
+          </w:p>
+        </w:tc>
+      </w:tr>
+      <w:tr>
+        <w:tc>
+          <w:tcPr>
+            <w:tcW w:type="dxa" w:w="4706"/>
+          </w:tcPr>
+          <w:p>
+            <w:pPr>
+              <w:spacing w:after="40"/>
+            </w:pPr>
+            <w:r>
+              <w:rPr>
+                <w:rFonts w:ascii="Consolas" w:hAnsi="Consolas"/>
+                <w:b w:val="0"/>
+                <w:i w:val="0"/>
+                <w:sz w:val="19"/>
+              </w:rPr>
+              <w:t>locais_padrao</w:t>
+            </w:r>
+          </w:p>
+        </w:tc>
+        <w:tc>
+          <w:tcPr>
+            <w:tcW w:type="dxa" w:w="4706"/>
+          </w:tcPr>
+          <w:p>
+            <w:pPr>
+              <w:spacing w:after="40"/>
+            </w:pPr>
+            <w:r>
+              <w:rPr>
+                <w:rFonts w:ascii="Segoe UI" w:hAnsi="Segoe UI"/>
+                <w:b w:val="0"/>
+                <w:i w:val="0"/>
+              </w:rPr>
+              <w:t>Postos de trabalho. Não guardam caixa</w:t>
             </w:r>
           </w:p>
         </w:tc>
@@ -6205,7 +9291,7 @@
           <w:b w:val="0"/>
           <w:i w:val="0"/>
         </w:rPr>
-        <w:t>As fotos ficam no armazenamento do Supabase, e o link aparece no extrato e na conferência. Lançamentos antigos podem ter assinatura anexada — o campo saiu da tela em setembro/2026, mas o que já foi gravado continua lá.</w:t>
+        <w:t>As fotos ficam no armazenamento do Supabase, e o link aparece no extrato. Lançamentos antigos podem ter assinatura anexada — o campo saiu da tela em setembro/2026, mas o que já foi gravado continua lá.</w:t>
       </w:r>
     </w:p>
     <w:p>
@@ -6249,24 +9335,90 @@
           <w:b w:val="0"/>
           <w:i w:val="0"/>
         </w:rPr>
-        <w:t xml:space="preserve"> e a Vercel publica sozinha, em menos de um minuto. Antes disso rode </w:t>
-      </w:r>
+        <w:t xml:space="preserve"> e a Vercel publica sozinha, em menos de um minuto. Antes disso rode as duas suítes principais:</w:t>
+      </w:r>
+    </w:p>
+    <w:p>
+      <w:pPr>
+        <w:shd w:val="clear" w:fill="F5F7F9"/>
+      </w:pPr>
       <w:r>
         <w:rPr>
           <w:rFonts w:ascii="Consolas" w:hAnsi="Consolas"/>
+          <w:sz w:val="20"/>
+        </w:rPr>
+        <w:t>node teste/teste_api.js → 455 verificações das regrasnode teste/teste_tela.js → 214 verificações das telas</w:t>
+      </w:r>
+    </w:p>
+    <w:p>
+      <w:r>
+        <w:rPr>
+          <w:rFonts w:ascii="Segoe UI" w:hAnsi="Segoe UI"/>
+          <w:b w:val="0"/>
+          <w:i w:val="0"/>
+        </w:rPr>
+        <w:t>A primeira executa as regras de produção contra um banco falso em memória — sem rede e sem chave. A segunda lê o HTML e o JavaScript das páginas e confere que cada filtro, coluna e botão está ligado dos dois lados: um campo que aparece na barra mas não viaja no pedido, ou uma coluna com cabeçalho e sem célula, falha ali em vez de falhar na tela de quem usa.</w:t>
+      </w:r>
+    </w:p>
+    <w:p>
+      <w:r>
+        <w:rPr>
+          <w:rFonts w:ascii="Segoe UI" w:hAnsi="Segoe UI"/>
+          <w:b w:val="0"/>
+          <w:i w:val="0"/>
+        </w:rPr>
+        <w:t xml:space="preserve">Mexeu em </w:t>
+      </w:r>
+      <w:r>
+        <w:rPr>
+          <w:rFonts w:ascii="Consolas" w:hAnsi="Consolas"/>
           <w:b w:val="0"/>
           <w:i w:val="0"/>
           <w:sz w:val="19"/>
         </w:rPr>
-        <w:t>node teste/teste_api.js</w:t>
-      </w:r>
-      <w:r>
-        <w:rPr>
-          <w:rFonts w:ascii="Segoe UI" w:hAnsi="Segoe UI"/>
-          <w:b w:val="0"/>
-          <w:i w:val="0"/>
-        </w:rPr>
-        <w:t>, que executa as regras contra um banco falso em memória — sem rede e sem chave — e confere 63 pontos, incluindo o caminho da divergência e o cálculo de idade.</w:t>
+        <w:t>app.js</w:t>
+      </w:r>
+      <w:r>
+        <w:rPr>
+          <w:rFonts w:ascii="Segoe UI" w:hAnsi="Segoe UI"/>
+          <w:b w:val="0"/>
+          <w:i w:val="0"/>
+        </w:rPr>
+        <w:t xml:space="preserve"> ou </w:t>
+      </w:r>
+      <w:r>
+        <w:rPr>
+          <w:rFonts w:ascii="Consolas" w:hAnsi="Consolas"/>
+          <w:b w:val="0"/>
+          <w:i w:val="0"/>
+          <w:sz w:val="19"/>
+        </w:rPr>
+        <w:t>styles.css</w:t>
+      </w:r>
+      <w:r>
+        <w:rPr>
+          <w:rFonts w:ascii="Segoe UI" w:hAnsi="Segoe UI"/>
+          <w:b w:val="0"/>
+          <w:i w:val="0"/>
+        </w:rPr>
+        <w:t xml:space="preserve">? Rode </w:t>
+      </w:r>
+      <w:r>
+        <w:rPr>
+          <w:rFonts w:ascii="Consolas" w:hAnsi="Consolas"/>
+          <w:b w:val="0"/>
+          <w:i w:val="0"/>
+          <w:sz w:val="19"/>
+        </w:rPr>
+        <w:t>python scripts/versionar.py</w:t>
+      </w:r>
+      <w:r>
+        <w:rPr>
+          <w:rFonts w:ascii="Segoe UI" w:hAnsi="Segoe UI"/>
+          <w:b w:val="0"/>
+          <w:i w:val="0"/>
+        </w:rPr>
+        <w:t xml:space="preserve"> antes de commitar. Não há passo de compilação, e sem isso o navegador continua servindo o arquivo antigo do cache — às vezes com HTML novo e JavaScript velho, que é pior do que só estar velho.</w:t>
       </w:r>
     </w:p>
     <w:p>

--- a/manual.docx
+++ b/manual.docx
@@ -3142,7 +3142,7 @@
         <w:pStyle w:val="Heading2"/>
       </w:pPr>
       <w:r>
-        <w:t>Os seis cartões</w:t>
+        <w:t>Os sete cartões</w:t>
       </w:r>
     </w:p>
     <w:p>
@@ -3152,7 +3152,7 @@
           <w:b w:val="0"/>
           <w:i w:val="0"/>
         </w:rPr>
-        <w:t xml:space="preserve">Ficam acima da tabela e, com uma exceção, </w:t>
+        <w:t xml:space="preserve">Ficam acima da tabela, nesta ordem, e </w:t>
       </w:r>
       <w:r>
         <w:rPr>
@@ -3168,7 +3168,7 @@
           <w:b w:val="0"/>
           <w:i w:val="0"/>
         </w:rPr>
-        <w:t>.</w:t>
+        <w:t xml:space="preserve"> — menos os dois de posição.</w:t>
       </w:r>
     </w:p>
     <w:tbl>
@@ -3251,7 +3251,119 @@
                 <w:b w:val="0"/>
                 <w:i w:val="0"/>
               </w:rPr>
-              <w:t>Total de saída</w:t>
+              <w:t>Taxa de Retorno do Mês</w:t>
+            </w:r>
+          </w:p>
+        </w:tc>
+        <w:tc>
+          <w:tcPr>
+            <w:tcW w:type="dxa" w:w="3137"/>
+          </w:tcPr>
+          <w:p>
+            <w:pPr>
+              <w:spacing w:after="40"/>
+            </w:pPr>
+            <w:r>
+              <w:rPr>
+                <w:rFonts w:ascii="Segoe UI" w:hAnsi="Segoe UI"/>
+                <w:b w:val="0"/>
+                <w:i w:val="0"/>
+              </w:rPr>
+              <w:t>Retorno dividido por saída, contra a meta</w:t>
+            </w:r>
+          </w:p>
+        </w:tc>
+        <w:tc>
+          <w:tcPr>
+            <w:tcW w:type="dxa" w:w="3137"/>
+          </w:tcPr>
+          <w:p>
+            <w:pPr>
+              <w:spacing w:after="40"/>
+            </w:pPr>
+            <w:r>
+              <w:rPr>
+                <w:rFonts w:ascii="Segoe UI" w:hAnsi="Segoe UI"/>
+                <w:b w:val="0"/>
+                <w:i w:val="0"/>
+              </w:rPr>
+              <w:t>sim</w:t>
+            </w:r>
+          </w:p>
+        </w:tc>
+      </w:tr>
+      <w:tr>
+        <w:tc>
+          <w:tcPr>
+            <w:tcW w:type="dxa" w:w="3137"/>
+          </w:tcPr>
+          <w:p>
+            <w:pPr>
+              <w:spacing w:after="40"/>
+            </w:pPr>
+            <w:r>
+              <w:rPr>
+                <w:rFonts w:ascii="Segoe UI" w:hAnsi="Segoe UI"/>
+                <w:b w:val="0"/>
+                <w:i w:val="0"/>
+              </w:rPr>
+              <w:t>Caixas que Saíram e Não Voltaram</w:t>
+            </w:r>
+          </w:p>
+        </w:tc>
+        <w:tc>
+          <w:tcPr>
+            <w:tcW w:type="dxa" w:w="3137"/>
+          </w:tcPr>
+          <w:p>
+            <w:pPr>
+              <w:spacing w:after="40"/>
+            </w:pPr>
+            <w:r>
+              <w:rPr>
+                <w:rFonts w:ascii="Segoe UI" w:hAnsi="Segoe UI"/>
+                <w:b w:val="0"/>
+                <w:i w:val="0"/>
+              </w:rPr>
+              <w:t>O déficit, somando só quem deve</w:t>
+            </w:r>
+          </w:p>
+        </w:tc>
+        <w:tc>
+          <w:tcPr>
+            <w:tcW w:type="dxa" w:w="3137"/>
+          </w:tcPr>
+          <w:p>
+            <w:pPr>
+              <w:spacing w:after="40"/>
+            </w:pPr>
+            <w:r>
+              <w:rPr>
+                <w:rFonts w:ascii="Segoe UI" w:hAnsi="Segoe UI"/>
+                <w:b w:val="0"/>
+                <w:i w:val="0"/>
+              </w:rPr>
+              <w:t>sim</w:t>
+            </w:r>
+          </w:p>
+        </w:tc>
+      </w:tr>
+      <w:tr>
+        <w:tc>
+          <w:tcPr>
+            <w:tcW w:type="dxa" w:w="3137"/>
+          </w:tcPr>
+          <w:p>
+            <w:pPr>
+              <w:spacing w:after="40"/>
+            </w:pPr>
+            <w:r>
+              <w:rPr>
+                <w:rFonts w:ascii="Segoe UI" w:hAnsi="Segoe UI"/>
+                <w:b w:val="0"/>
+                <w:i w:val="0"/>
+              </w:rPr>
+              <w:t>Total de Saída</w:t>
             </w:r>
           </w:p>
         </w:tc>
@@ -3307,7 +3419,7 @@
                 <w:b w:val="0"/>
                 <w:i w:val="0"/>
               </w:rPr>
-              <w:t>Total de retorno</w:t>
+              <w:t>Total de Retorno</w:t>
             </w:r>
           </w:p>
         </w:tc>
@@ -3363,7 +3475,7 @@
                 <w:b w:val="0"/>
                 <w:i w:val="0"/>
               </w:rPr>
-              <w:t>Taxa de retorno do mês</w:t>
+              <w:t>Total no Estoque</w:t>
             </w:r>
           </w:p>
         </w:tc>
@@ -3381,119 +3493,7 @@
                 <w:b w:val="0"/>
                 <w:i w:val="0"/>
               </w:rPr>
-              <w:t>Retorno dividido por saída, contra a meta</w:t>
-            </w:r>
-          </w:p>
-        </w:tc>
-        <w:tc>
-          <w:tcPr>
-            <w:tcW w:type="dxa" w:w="3137"/>
-          </w:tcPr>
-          <w:p>
-            <w:pPr>
-              <w:spacing w:after="40"/>
-            </w:pPr>
-            <w:r>
-              <w:rPr>
-                <w:rFonts w:ascii="Segoe UI" w:hAnsi="Segoe UI"/>
-                <w:b w:val="0"/>
-                <w:i w:val="0"/>
-              </w:rPr>
-              <w:t>sim</w:t>
-            </w:r>
-          </w:p>
-        </w:tc>
-      </w:tr>
-      <w:tr>
-        <w:tc>
-          <w:tcPr>
-            <w:tcW w:type="dxa" w:w="3137"/>
-          </w:tcPr>
-          <w:p>
-            <w:pPr>
-              <w:spacing w:after="40"/>
-            </w:pPr>
-            <w:r>
-              <w:rPr>
-                <w:rFonts w:ascii="Segoe UI" w:hAnsi="Segoe UI"/>
-                <w:b w:val="0"/>
-                <w:i w:val="0"/>
-              </w:rPr>
-              <w:t>Caixas que saíram e não voltaram</w:t>
-            </w:r>
-          </w:p>
-        </w:tc>
-        <w:tc>
-          <w:tcPr>
-            <w:tcW w:type="dxa" w:w="3137"/>
-          </w:tcPr>
-          <w:p>
-            <w:pPr>
-              <w:spacing w:after="40"/>
-            </w:pPr>
-            <w:r>
-              <w:rPr>
-                <w:rFonts w:ascii="Segoe UI" w:hAnsi="Segoe UI"/>
-                <w:b w:val="0"/>
-                <w:i w:val="0"/>
-              </w:rPr>
-              <w:t>O déficit, somando só quem deve</w:t>
-            </w:r>
-          </w:p>
-        </w:tc>
-        <w:tc>
-          <w:tcPr>
-            <w:tcW w:type="dxa" w:w="3137"/>
-          </w:tcPr>
-          <w:p>
-            <w:pPr>
-              <w:spacing w:after="40"/>
-            </w:pPr>
-            <w:r>
-              <w:rPr>
-                <w:rFonts w:ascii="Segoe UI" w:hAnsi="Segoe UI"/>
-                <w:b w:val="0"/>
-                <w:i w:val="0"/>
-              </w:rPr>
-              <w:t>sim</w:t>
-            </w:r>
-          </w:p>
-        </w:tc>
-      </w:tr>
-      <w:tr>
-        <w:tc>
-          <w:tcPr>
-            <w:tcW w:type="dxa" w:w="3137"/>
-          </w:tcPr>
-          <w:p>
-            <w:pPr>
-              <w:spacing w:after="40"/>
-            </w:pPr>
-            <w:r>
-              <w:rPr>
-                <w:rFonts w:ascii="Segoe UI" w:hAnsi="Segoe UI"/>
-                <w:b w:val="0"/>
-                <w:i w:val="0"/>
-              </w:rPr>
-              <w:t>Em circulação</w:t>
-            </w:r>
-          </w:p>
-        </w:tc>
-        <w:tc>
-          <w:tcPr>
-            <w:tcW w:type="dxa" w:w="3137"/>
-          </w:tcPr>
-          <w:p>
-            <w:pPr>
-              <w:spacing w:after="40"/>
-            </w:pPr>
-            <w:r>
-              <w:rPr>
-                <w:rFonts w:ascii="Segoe UI" w:hAnsi="Segoe UI"/>
-                <w:b w:val="0"/>
-                <w:i w:val="0"/>
-              </w:rPr>
-              <w:t>Tudo que está fora do galpão agora</w:t>
+              <w:t>O que está nas nossas casas: galpões e unidades</w:t>
             </w:r>
           </w:p>
         </w:tc>
@@ -3531,7 +3531,63 @@
                 <w:b w:val="0"/>
                 <w:i w:val="0"/>
               </w:rPr>
-              <w:t>Origens abaixo da meta</w:t>
+              <w:t>Em Circulação</w:t>
+            </w:r>
+          </w:p>
+        </w:tc>
+        <w:tc>
+          <w:tcPr>
+            <w:tcW w:type="dxa" w:w="3137"/>
+          </w:tcPr>
+          <w:p>
+            <w:pPr>
+              <w:spacing w:after="40"/>
+            </w:pPr>
+            <w:r>
+              <w:rPr>
+                <w:rFonts w:ascii="Segoe UI" w:hAnsi="Segoe UI"/>
+                <w:b w:val="0"/>
+                <w:i w:val="0"/>
+              </w:rPr>
+              <w:t>O que está com terceiros mais o que está nos caminhões</w:t>
+            </w:r>
+          </w:p>
+        </w:tc>
+        <w:tc>
+          <w:tcPr>
+            <w:tcW w:type="dxa" w:w="3137"/>
+          </w:tcPr>
+          <w:p>
+            <w:pPr>
+              <w:spacing w:after="40"/>
+            </w:pPr>
+            <w:r>
+              <w:rPr>
+                <w:rFonts w:ascii="Segoe UI" w:hAnsi="Segoe UI"/>
+                <w:b w:val="0"/>
+                <w:i w:val="0"/>
+              </w:rPr>
+              <w:t>não</w:t>
+            </w:r>
+          </w:p>
+        </w:tc>
+      </w:tr>
+      <w:tr>
+        <w:tc>
+          <w:tcPr>
+            <w:tcW w:type="dxa" w:w="3137"/>
+          </w:tcPr>
+          <w:p>
+            <w:pPr>
+              <w:spacing w:after="40"/>
+            </w:pPr>
+            <w:r>
+              <w:rPr>
+                <w:rFonts w:ascii="Segoe UI" w:hAnsi="Segoe UI"/>
+                <w:b w:val="0"/>
+                <w:i w:val="0"/>
+              </w:rPr>
+              <w:t>Origens Abaixo da Meta</w:t>
             </w:r>
           </w:p>
         </w:tc>
@@ -3582,17 +3638,25 @@
       <w:r>
         <w:rPr>
           <w:rFonts w:ascii="Segoe UI" w:hAnsi="Segoe UI"/>
-          <w:b w:val="0"/>
-          <w:i w:val="0"/>
-        </w:rPr>
-        <w:t xml:space="preserve">O de </w:t>
-      </w:r>
-      <w:r>
-        <w:rPr>
-          <w:rFonts w:ascii="Segoe UI" w:hAnsi="Segoe UI"/>
           <w:b/>
           <w:i w:val="0"/>
         </w:rPr>
+        <w:t>Estoque</w:t>
+      </w:r>
+      <w:r>
+        <w:rPr>
+          <w:rFonts w:ascii="Segoe UI" w:hAnsi="Segoe UI"/>
+          <w:b w:val="0"/>
+          <w:i w:val="0"/>
+        </w:rPr>
+        <w:t xml:space="preserve"> e </w:t>
+      </w:r>
+      <w:r>
+        <w:rPr>
+          <w:rFonts w:ascii="Segoe UI" w:hAnsi="Segoe UI"/>
+          <w:b/>
+          <w:i w:val="0"/>
+        </w:rPr>
         <w:t>circulação</w:t>
       </w:r>
       <w:r>
@@ -3601,7 +3665,17 @@
           <w:b w:val="0"/>
           <w:i w:val="0"/>
         </w:rPr>
-        <w:t xml:space="preserve"> sai do razão — quanto cada um tem nosso </w:t>
+        <w:t xml:space="preserve"> ficam lado a lado porque um é o complemento do outro: somados, dão todas as caixas que existem. Um confere o outro.</w:t>
+      </w:r>
+    </w:p>
+    <w:p>
+      <w:r>
+        <w:rPr>
+          <w:rFonts w:ascii="Segoe UI" w:hAnsi="Segoe UI"/>
+          <w:b w:val="0"/>
+          <w:i w:val="0"/>
+        </w:rPr>
+        <w:t xml:space="preserve">Os dois saem do razão — onde a caixa está </w:t>
       </w:r>
       <w:r>
         <w:rPr>
@@ -3617,7 +3691,7 @@
           <w:b w:val="0"/>
           <w:i w:val="0"/>
         </w:rPr>
-        <w:t xml:space="preserve"> —, e não do fluxo do período. Filtrar por uma origem não o estreitaria, só o deixaria parecendo travado; por isso o rodapé dele diz </w:t>
+        <w:t xml:space="preserve"> —, e não do fluxo do período. Filtrar por uma origem não os estreitaria, só os deixaria parecendo travados; por isso o rodapé de cada um diz </w:t>
       </w:r>
       <w:r>
         <w:rPr>
@@ -3625,7 +3699,7 @@
           <w:b w:val="0"/>
           <w:i/>
         </w:rPr>
-        <w:t>no total, fora do filtro</w:t>
+        <w:t>fora do filtro</w:t>
       </w:r>
       <w:r>
         <w:rPr>

--- a/manual.docx
+++ b/manual.docx
@@ -3142,7 +3142,7 @@
         <w:pStyle w:val="Heading2"/>
       </w:pPr>
       <w:r>
-        <w:t>Os sete cartões</w:t>
+        <w:t>Os cinco cartões</w:t>
       </w:r>
     </w:p>
     <w:p>
@@ -3152,23 +3152,23 @@
           <w:b w:val="0"/>
           <w:i w:val="0"/>
         </w:rPr>
-        <w:t xml:space="preserve">Ficam acima da tabela, nesta ordem, e </w:t>
-      </w:r>
-      <w:r>
-        <w:rPr>
-          <w:rFonts w:ascii="Segoe UI" w:hAnsi="Segoe UI"/>
-          <w:b/>
-          <w:i w:val="0"/>
-        </w:rPr>
-        <w:t>acompanham os filtros</w:t>
-      </w:r>
-      <w:r>
-        <w:rPr>
-          <w:rFonts w:ascii="Segoe UI" w:hAnsi="Segoe UI"/>
-          <w:b w:val="0"/>
-          <w:i w:val="0"/>
-        </w:rPr>
-        <w:t xml:space="preserve"> — menos os dois de posição.</w:t>
+        <w:t xml:space="preserve">Ficam acima da tabela, nesta ordem: primeiro o indicador que se cobra, depois o número que dói, depois o que </w:t>
+      </w:r>
+      <w:r>
+        <w:rPr>
+          <w:rFonts w:ascii="Segoe UI" w:hAnsi="Segoe UI"/>
+          <w:b w:val="0"/>
+          <w:i/>
+        </w:rPr>
+        <w:t>há</w:t>
+      </w:r>
+      <w:r>
+        <w:rPr>
+          <w:rFonts w:ascii="Segoe UI" w:hAnsi="Segoe UI"/>
+          <w:b w:val="0"/>
+          <w:i w:val="0"/>
+        </w:rPr>
+        <w:t>, e por fim as duas pontas do período.</w:t>
       </w:r>
     </w:p>
     <w:tbl>
@@ -3363,6 +3363,62 @@
                 <w:b w:val="0"/>
                 <w:i w:val="0"/>
               </w:rPr>
+              <w:t>Total no Estoque</w:t>
+            </w:r>
+          </w:p>
+        </w:tc>
+        <w:tc>
+          <w:tcPr>
+            <w:tcW w:type="dxa" w:w="3137"/>
+          </w:tcPr>
+          <w:p>
+            <w:pPr>
+              <w:spacing w:after="40"/>
+            </w:pPr>
+            <w:r>
+              <w:rPr>
+                <w:rFonts w:ascii="Segoe UI" w:hAnsi="Segoe UI"/>
+                <w:b w:val="0"/>
+                <w:i w:val="0"/>
+              </w:rPr>
+              <w:t>O que está nas nossas casas: galpões e unidades. Em verde</w:t>
+            </w:r>
+          </w:p>
+        </w:tc>
+        <w:tc>
+          <w:tcPr>
+            <w:tcW w:type="dxa" w:w="3137"/>
+          </w:tcPr>
+          <w:p>
+            <w:pPr>
+              <w:spacing w:after="40"/>
+            </w:pPr>
+            <w:r>
+              <w:rPr>
+                <w:rFonts w:ascii="Segoe UI" w:hAnsi="Segoe UI"/>
+                <w:b w:val="0"/>
+                <w:i w:val="0"/>
+              </w:rPr>
+              <w:t>não</w:t>
+            </w:r>
+          </w:p>
+        </w:tc>
+      </w:tr>
+      <w:tr>
+        <w:tc>
+          <w:tcPr>
+            <w:tcW w:type="dxa" w:w="3137"/>
+          </w:tcPr>
+          <w:p>
+            <w:pPr>
+              <w:spacing w:after="40"/>
+            </w:pPr>
+            <w:r>
+              <w:rPr>
+                <w:rFonts w:ascii="Segoe UI" w:hAnsi="Segoe UI"/>
+                <w:b w:val="0"/>
+                <w:i w:val="0"/>
+              </w:rPr>
               <w:t>Total de Saída</w:t>
             </w:r>
           </w:p>
@@ -3460,174 +3516,6 @@
           </w:p>
         </w:tc>
       </w:tr>
-      <w:tr>
-        <w:tc>
-          <w:tcPr>
-            <w:tcW w:type="dxa" w:w="3137"/>
-          </w:tcPr>
-          <w:p>
-            <w:pPr>
-              <w:spacing w:after="40"/>
-            </w:pPr>
-            <w:r>
-              <w:rPr>
-                <w:rFonts w:ascii="Segoe UI" w:hAnsi="Segoe UI"/>
-                <w:b w:val="0"/>
-                <w:i w:val="0"/>
-              </w:rPr>
-              <w:t>Total no Estoque</w:t>
-            </w:r>
-          </w:p>
-        </w:tc>
-        <w:tc>
-          <w:tcPr>
-            <w:tcW w:type="dxa" w:w="3137"/>
-          </w:tcPr>
-          <w:p>
-            <w:pPr>
-              <w:spacing w:after="40"/>
-            </w:pPr>
-            <w:r>
-              <w:rPr>
-                <w:rFonts w:ascii="Segoe UI" w:hAnsi="Segoe UI"/>
-                <w:b w:val="0"/>
-                <w:i w:val="0"/>
-              </w:rPr>
-              <w:t>O que está nas nossas casas: galpões e unidades</w:t>
-            </w:r>
-          </w:p>
-        </w:tc>
-        <w:tc>
-          <w:tcPr>
-            <w:tcW w:type="dxa" w:w="3137"/>
-          </w:tcPr>
-          <w:p>
-            <w:pPr>
-              <w:spacing w:after="40"/>
-            </w:pPr>
-            <w:r>
-              <w:rPr>
-                <w:rFonts w:ascii="Segoe UI" w:hAnsi="Segoe UI"/>
-                <w:b w:val="0"/>
-                <w:i w:val="0"/>
-              </w:rPr>
-              <w:t>não</w:t>
-            </w:r>
-          </w:p>
-        </w:tc>
-      </w:tr>
-      <w:tr>
-        <w:tc>
-          <w:tcPr>
-            <w:tcW w:type="dxa" w:w="3137"/>
-          </w:tcPr>
-          <w:p>
-            <w:pPr>
-              <w:spacing w:after="40"/>
-            </w:pPr>
-            <w:r>
-              <w:rPr>
-                <w:rFonts w:ascii="Segoe UI" w:hAnsi="Segoe UI"/>
-                <w:b w:val="0"/>
-                <w:i w:val="0"/>
-              </w:rPr>
-              <w:t>Em Circulação</w:t>
-            </w:r>
-          </w:p>
-        </w:tc>
-        <w:tc>
-          <w:tcPr>
-            <w:tcW w:type="dxa" w:w="3137"/>
-          </w:tcPr>
-          <w:p>
-            <w:pPr>
-              <w:spacing w:after="40"/>
-            </w:pPr>
-            <w:r>
-              <w:rPr>
-                <w:rFonts w:ascii="Segoe UI" w:hAnsi="Segoe UI"/>
-                <w:b w:val="0"/>
-                <w:i w:val="0"/>
-              </w:rPr>
-              <w:t>O que está com terceiros mais o que está nos caminhões</w:t>
-            </w:r>
-          </w:p>
-        </w:tc>
-        <w:tc>
-          <w:tcPr>
-            <w:tcW w:type="dxa" w:w="3137"/>
-          </w:tcPr>
-          <w:p>
-            <w:pPr>
-              <w:spacing w:after="40"/>
-            </w:pPr>
-            <w:r>
-              <w:rPr>
-                <w:rFonts w:ascii="Segoe UI" w:hAnsi="Segoe UI"/>
-                <w:b w:val="0"/>
-                <w:i w:val="0"/>
-              </w:rPr>
-              <w:t>não</w:t>
-            </w:r>
-          </w:p>
-        </w:tc>
-      </w:tr>
-      <w:tr>
-        <w:tc>
-          <w:tcPr>
-            <w:tcW w:type="dxa" w:w="3137"/>
-          </w:tcPr>
-          <w:p>
-            <w:pPr>
-              <w:spacing w:after="40"/>
-            </w:pPr>
-            <w:r>
-              <w:rPr>
-                <w:rFonts w:ascii="Segoe UI" w:hAnsi="Segoe UI"/>
-                <w:b w:val="0"/>
-                <w:i w:val="0"/>
-              </w:rPr>
-              <w:t>Origens Abaixo da Meta</w:t>
-            </w:r>
-          </w:p>
-        </w:tc>
-        <w:tc>
-          <w:tcPr>
-            <w:tcW w:type="dxa" w:w="3137"/>
-          </w:tcPr>
-          <w:p>
-            <w:pPr>
-              <w:spacing w:after="40"/>
-            </w:pPr>
-            <w:r>
-              <w:rPr>
-                <w:rFonts w:ascii="Segoe UI" w:hAnsi="Segoe UI"/>
-                <w:b w:val="0"/>
-                <w:i w:val="0"/>
-              </w:rPr>
-              <w:t>Quantos caminhos não bateram a meta</w:t>
-            </w:r>
-          </w:p>
-        </w:tc>
-        <w:tc>
-          <w:tcPr>
-            <w:tcW w:type="dxa" w:w="3137"/>
-          </w:tcPr>
-          <w:p>
-            <w:pPr>
-              <w:spacing w:after="40"/>
-            </w:pPr>
-            <w:r>
-              <w:rPr>
-                <w:rFonts w:ascii="Segoe UI" w:hAnsi="Segoe UI"/>
-                <w:b w:val="0"/>
-                <w:i w:val="0"/>
-              </w:rPr>
-              <w:t>sim</w:t>
-            </w:r>
-          </w:p>
-        </w:tc>
-      </w:tr>
     </w:tbl>
     <w:p>
       <w:pPr>
@@ -3638,44 +3526,26 @@
       <w:r>
         <w:rPr>
           <w:rFonts w:ascii="Segoe UI" w:hAnsi="Segoe UI"/>
+          <w:b w:val="0"/>
+          <w:i w:val="0"/>
+        </w:rPr>
+        <w:t xml:space="preserve">O </w:t>
+      </w:r>
+      <w:r>
+        <w:rPr>
+          <w:rFonts w:ascii="Segoe UI" w:hAnsi="Segoe UI"/>
           <w:b/>
           <w:i w:val="0"/>
         </w:rPr>
-        <w:t>Estoque</w:t>
-      </w:r>
-      <w:r>
-        <w:rPr>
-          <w:rFonts w:ascii="Segoe UI" w:hAnsi="Segoe UI"/>
-          <w:b w:val="0"/>
-          <w:i w:val="0"/>
-        </w:rPr>
-        <w:t xml:space="preserve"> e </w:t>
-      </w:r>
-      <w:r>
-        <w:rPr>
-          <w:rFonts w:ascii="Segoe UI" w:hAnsi="Segoe UI"/>
-          <w:b/>
-          <w:i w:val="0"/>
-        </w:rPr>
-        <w:t>circulação</w:t>
-      </w:r>
-      <w:r>
-        <w:rPr>
-          <w:rFonts w:ascii="Segoe UI" w:hAnsi="Segoe UI"/>
-          <w:b w:val="0"/>
-          <w:i w:val="0"/>
-        </w:rPr>
-        <w:t xml:space="preserve"> ficam lado a lado porque um é o complemento do outro: somados, dão todas as caixas que existem. Um confere o outro.</w:t>
-      </w:r>
-    </w:p>
-    <w:p>
-      <w:r>
-        <w:rPr>
-          <w:rFonts w:ascii="Segoe UI" w:hAnsi="Segoe UI"/>
-          <w:b w:val="0"/>
-          <w:i w:val="0"/>
-        </w:rPr>
-        <w:t xml:space="preserve">Os dois saem do razão — onde a caixa está </w:t>
+        <w:t>estoque</w:t>
+      </w:r>
+      <w:r>
+        <w:rPr>
+          <w:rFonts w:ascii="Segoe UI" w:hAnsi="Segoe UI"/>
+          <w:b w:val="0"/>
+          <w:i w:val="0"/>
+        </w:rPr>
+        <w:t xml:space="preserve"> é o único que não segue o filtro: ele sai do razão — o que está nas nossas casas </w:t>
       </w:r>
       <w:r>
         <w:rPr>
@@ -3691,23 +3561,7 @@
           <w:b w:val="0"/>
           <w:i w:val="0"/>
         </w:rPr>
-        <w:t xml:space="preserve"> —, e não do fluxo do período. Filtrar por uma origem não os estreitaria, só os deixaria parecendo travados; por isso o rodapé de cada um diz </w:t>
-      </w:r>
-      <w:r>
-        <w:rPr>
-          <w:rFonts w:ascii="Segoe UI" w:hAnsi="Segoe UI"/>
-          <w:b w:val="0"/>
-          <w:i/>
-        </w:rPr>
-        <w:t>fora do filtro</w:t>
-      </w:r>
-      <w:r>
-        <w:rPr>
-          <w:rFonts w:ascii="Segoe UI" w:hAnsi="Segoe UI"/>
-          <w:b w:val="0"/>
-          <w:i w:val="0"/>
-        </w:rPr>
-        <w:t>.</w:t>
+        <w:t xml:space="preserve"> —, e não do fluxo do período. Filtrar por uma origem não o estreitaria, só o deixaria parecendo travado, e por isso o rodapé dele avisa.</w:t>
       </w:r>
     </w:p>
     <w:p>

--- a/manual.docx
+++ b/manual.docx
@@ -3729,6 +3729,133 @@
         </w:rPr>
         <w:t xml:space="preserve"> — devolve tudo ao estado inicial, inclusive o grupo da coluna da esquerda. Fica apagado quando não há nada a limpar</w:t>
       </w:r>
+    </w:p>
+    <w:p>
+      <w:pPr>
+        <w:pStyle w:val="ListBullet"/>
+        <w:spacing w:after="60"/>
+      </w:pPr>
+      <w:r>
+        <w:rPr>
+          <w:rFonts w:ascii="Segoe UI" w:hAnsi="Segoe UI"/>
+          <w:b/>
+          <w:i w:val="0"/>
+        </w:rPr>
+        <w:t>▾ Ocultar filtros</w:t>
+      </w:r>
+      <w:r>
+        <w:rPr>
+          <w:rFonts w:ascii="Segoe UI" w:hAnsi="Segoe UI"/>
+          <w:b w:val="0"/>
+          <w:i w:val="0"/>
+        </w:rPr>
+        <w:t xml:space="preserve"> — recolhe a barra inteira e devolve o espaço à tabela. Fica guardado neste navegador</w:t>
+      </w:r>
+    </w:p>
+    <w:p>
+      <w:pPr>
+        <w:spacing w:after="40"/>
+        <w:pBdr>
+          <w:left w:val="single" w:sz="18" w:space="8" w:color="D9A300"/>
+        </w:pBdr>
+        <w:shd w:val="clear" w:fill="FFF8E6"/>
+      </w:pPr>
+      <w:r>
+        <w:rPr>
+          <w:rFonts w:ascii="Segoe UI" w:hAnsi="Segoe UI"/>
+          <w:b/>
+          <w:color w:val="8A6100"/>
+          <w:sz w:val="16"/>
+        </w:rPr>
+        <w:t>RECOLHIDA, A BARRA NÃO ESCONDE O RECORTE</w:t>
+      </w:r>
+    </w:p>
+    <w:p>
+      <w:pPr>
+        <w:spacing w:after="80"/>
+        <w:pBdr>
+          <w:left w:val="single" w:sz="18" w:space="8" w:color="D9A300"/>
+        </w:pBdr>
+        <w:shd w:val="clear" w:fill="FFF8E6"/>
+      </w:pPr>
+      <w:r>
+        <w:rPr>
+          <w:rFonts w:ascii="Segoe UI" w:hAnsi="Segoe UI"/>
+          <w:b w:val="0"/>
+          <w:i w:val="0"/>
+        </w:rPr>
+        <w:t>Esse é o risco de recolher: a tabela mostra um pedaço e o motivo fica invisível, e quem chega depois conclui que faltam lançamentos.</w:t>
+      </w:r>
+    </w:p>
+    <w:p>
+      <w:pPr>
+        <w:spacing w:after="80"/>
+        <w:pBdr>
+          <w:left w:val="single" w:sz="18" w:space="8" w:color="D9A300"/>
+        </w:pBdr>
+        <w:shd w:val="clear" w:fill="FFF8E6"/>
+      </w:pPr>
+      <w:r>
+        <w:rPr>
+          <w:rFonts w:ascii="Segoe UI" w:hAnsi="Segoe UI"/>
+          <w:b w:val="0"/>
+          <w:i w:val="0"/>
+        </w:rPr>
+        <w:t xml:space="preserve">Por isso o botão recolhido </w:t>
+      </w:r>
+      <w:r>
+        <w:rPr>
+          <w:rFonts w:ascii="Segoe UI" w:hAnsi="Segoe UI"/>
+          <w:b/>
+          <w:i w:val="0"/>
+        </w:rPr>
+        <w:t>conta os filtros ligados</w:t>
+      </w:r>
+      <w:r>
+        <w:rPr>
+          <w:rFonts w:ascii="Segoe UI" w:hAnsi="Segoe UI"/>
+          <w:b w:val="0"/>
+          <w:i w:val="0"/>
+        </w:rPr>
+        <w:t xml:space="preserve"> — </w:t>
+      </w:r>
+      <w:r>
+        <w:rPr>
+          <w:rFonts w:ascii="Segoe UI" w:hAnsi="Segoe UI"/>
+          <w:b w:val="0"/>
+          <w:i/>
+        </w:rPr>
+        <w:t>▸ Filtros (2)</w:t>
+      </w:r>
+      <w:r>
+        <w:rPr>
+          <w:rFonts w:ascii="Segoe UI" w:hAnsi="Segoe UI"/>
+          <w:b w:val="0"/>
+          <w:i w:val="0"/>
+        </w:rPr>
+        <w:t xml:space="preserve"> — e troca de cor. Ele deixa de ser um controle e passa a ser um aviso. O </w:t>
+      </w:r>
+      <w:r>
+        <w:rPr>
+          <w:rFonts w:ascii="Segoe UI" w:hAnsi="Segoe UI"/>
+          <w:b/>
+          <w:i w:val="0"/>
+        </w:rPr>
+        <w:t>Limpar filtros</w:t>
+      </w:r>
+      <w:r>
+        <w:rPr>
+          <w:rFonts w:ascii="Segoe UI" w:hAnsi="Segoe UI"/>
+          <w:b w:val="0"/>
+          <w:i w:val="0"/>
+        </w:rPr>
+        <w:t xml:space="preserve"> continua à mão, para desfazer o que você não está vendo.</w:t>
+      </w:r>
+    </w:p>
+    <w:p>
+      <w:pPr>
+        <w:spacing w:after="40"/>
+      </w:pPr>
     </w:p>
     <w:p>
       <w:r>

--- a/manual.docx
+++ b/manual.docx
@@ -3977,6 +3977,112 @@
           <w:i w:val="0"/>
         </w:rPr>
         <w:t>. Os dois últimos trocam a leitura de lugar para pessoa: quanto cada motorista, ou cada usuário, tem em aberto.</w:t>
+      </w:r>
+    </w:p>
+    <w:p>
+      <w:r>
+        <w:rPr>
+          <w:rFonts w:ascii="Segoe UI" w:hAnsi="Segoe UI"/>
+          <w:b w:val="0"/>
+          <w:i w:val="0"/>
+        </w:rPr>
+        <w:t xml:space="preserve">No rodapé dessa mesma coluna ficam os quatro botões — </w:t>
+      </w:r>
+      <w:r>
+        <w:rPr>
+          <w:rFonts w:ascii="Segoe UI" w:hAnsi="Segoe UI"/>
+          <w:b/>
+          <w:i w:val="0"/>
+        </w:rPr>
+        <w:t>Ocultar filtros</w:t>
+      </w:r>
+      <w:r>
+        <w:rPr>
+          <w:rFonts w:ascii="Segoe UI" w:hAnsi="Segoe UI"/>
+          <w:b w:val="0"/>
+          <w:i w:val="0"/>
+        </w:rPr>
+        <w:t xml:space="preserve"> e </w:t>
+      </w:r>
+      <w:r>
+        <w:rPr>
+          <w:rFonts w:ascii="Segoe UI" w:hAnsi="Segoe UI"/>
+          <w:b/>
+          <w:i w:val="0"/>
+        </w:rPr>
+        <w:t>Limpar filtros</w:t>
+      </w:r>
+      <w:r>
+        <w:rPr>
+          <w:rFonts w:ascii="Segoe UI" w:hAnsi="Segoe UI"/>
+          <w:b w:val="0"/>
+          <w:i w:val="0"/>
+        </w:rPr>
+        <w:t xml:space="preserve"> em cima, </w:t>
+      </w:r>
+      <w:r>
+        <w:rPr>
+          <w:rFonts w:ascii="Segoe UI" w:hAnsi="Segoe UI"/>
+          <w:b/>
+          <w:i w:val="0"/>
+        </w:rPr>
+        <w:t>Exportar CSV</w:t>
+      </w:r>
+      <w:r>
+        <w:rPr>
+          <w:rFonts w:ascii="Segoe UI" w:hAnsi="Segoe UI"/>
+          <w:b w:val="0"/>
+          <w:i w:val="0"/>
+        </w:rPr>
+        <w:t xml:space="preserve"> e </w:t>
+      </w:r>
+      <w:r>
+        <w:rPr>
+          <w:rFonts w:ascii="Segoe UI" w:hAnsi="Segoe UI"/>
+          <w:b/>
+          <w:i w:val="0"/>
+        </w:rPr>
+        <w:t>Atualizar</w:t>
+      </w:r>
+      <w:r>
+        <w:rPr>
+          <w:rFonts w:ascii="Segoe UI" w:hAnsi="Segoe UI"/>
+          <w:b w:val="0"/>
+          <w:i w:val="0"/>
+        </w:rPr>
+        <w:t xml:space="preserve"> embaixo. A linha entre eles separa </w:t>
+      </w:r>
+      <w:r>
+        <w:rPr>
+          <w:rFonts w:ascii="Segoe UI" w:hAnsi="Segoe UI"/>
+          <w:b w:val="0"/>
+          <w:i/>
+        </w:rPr>
+        <w:t>mudar o que vejo</w:t>
+      </w:r>
+      <w:r>
+        <w:rPr>
+          <w:rFonts w:ascii="Segoe UI" w:hAnsi="Segoe UI"/>
+          <w:b w:val="0"/>
+          <w:i w:val="0"/>
+        </w:rPr>
+        <w:t xml:space="preserve"> de </w:t>
+      </w:r>
+      <w:r>
+        <w:rPr>
+          <w:rFonts w:ascii="Segoe UI" w:hAnsi="Segoe UI"/>
+          <w:b w:val="0"/>
+          <w:i/>
+        </w:rPr>
+        <w:t>fazer algo com isto</w:t>
+      </w:r>
+      <w:r>
+        <w:rPr>
+          <w:rFonts w:ascii="Segoe UI" w:hAnsi="Segoe UI"/>
+          <w:b w:val="0"/>
+          <w:i w:val="0"/>
+        </w:rPr>
+        <w:t>. Na barra de cima ficaram só os campos, que agora cabem numa linha.</w:t>
       </w:r>
     </w:p>
     <w:p>

--- a/manual.docx
+++ b/manual.docx
@@ -3573,25 +3573,29 @@
       </w:r>
     </w:p>
     <w:p>
-      <w:pPr>
-        <w:pStyle w:val="ListBullet"/>
-        <w:spacing w:after="60"/>
-      </w:pPr>
+      <w:r>
+        <w:rPr>
+          <w:rFonts w:ascii="Segoe UI" w:hAnsi="Segoe UI"/>
+          <w:b w:val="0"/>
+          <w:i w:val="0"/>
+        </w:rPr>
+        <w:t xml:space="preserve">Todos moram num </w:t>
+      </w:r>
       <w:r>
         <w:rPr>
           <w:rFonts w:ascii="Segoe UI" w:hAnsi="Segoe UI"/>
           <w:b/>
           <w:i w:val="0"/>
         </w:rPr>
-        <w:t>Origem</w:t>
-      </w:r>
-      <w:r>
-        <w:rPr>
-          <w:rFonts w:ascii="Segoe UI" w:hAnsi="Segoe UI"/>
-          <w:b w:val="0"/>
-          <w:i w:val="0"/>
-        </w:rPr>
-        <w:t xml:space="preserve"> e </w:t>
+        <w:t>painel suspenso</w:t>
+      </w:r>
+      <w:r>
+        <w:rPr>
+          <w:rFonts w:ascii="Segoe UI" w:hAnsi="Segoe UI"/>
+          <w:b w:val="0"/>
+          <w:i w:val="0"/>
+        </w:rPr>
+        <w:t xml:space="preserve">, que abre no botão </w:t>
       </w:r>
       <w:r>
         <w:rPr>
@@ -3599,31 +3603,31 @@
           <w:b/>
           <w:i w:val="0"/>
         </w:rPr>
-        <w:t>Destino</w:t>
-      </w:r>
-      <w:r>
-        <w:rPr>
-          <w:rFonts w:ascii="Segoe UI" w:hAnsi="Segoe UI"/>
-          <w:b w:val="0"/>
-          <w:i w:val="0"/>
-        </w:rPr>
-        <w:t xml:space="preserve"> — as opções saem dos locais que </w:t>
-      </w:r>
-      <w:r>
-        <w:rPr>
-          <w:rFonts w:ascii="Segoe UI" w:hAnsi="Segoe UI"/>
-          <w:b w:val="0"/>
-          <w:i/>
-        </w:rPr>
-        <w:t>estão</w:t>
-      </w:r>
-      <w:r>
-        <w:rPr>
-          <w:rFonts w:ascii="Segoe UI" w:hAnsi="Segoe UI"/>
-          <w:b w:val="0"/>
-          <w:i w:val="0"/>
-        </w:rPr>
-        <w:t xml:space="preserve"> nas linhas, não do cadastro inteiro</w:t>
+        <w:t>Filtros</w:t>
+      </w:r>
+      <w:r>
+        <w:rPr>
+          <w:rFonts w:ascii="Segoe UI" w:hAnsi="Segoe UI"/>
+          <w:b w:val="0"/>
+          <w:i w:val="0"/>
+        </w:rPr>
+        <w:t xml:space="preserve"> do rodapé da coluna da esquerda. Ele fecha no mesmo botão, clicando fora ou com </w:t>
+      </w:r>
+      <w:r>
+        <w:rPr>
+          <w:rFonts w:ascii="Segoe UI" w:hAnsi="Segoe UI"/>
+          <w:b w:val="0"/>
+          <w:i w:val="0"/>
+        </w:rPr>
+        <w:t>Esc</w:t>
+      </w:r>
+      <w:r>
+        <w:rPr>
+          <w:rFonts w:ascii="Segoe UI" w:hAnsi="Segoe UI"/>
+          <w:b w:val="0"/>
+          <w:i w:val="0"/>
+        </w:rPr>
+        <w:t>, e nasce fechado a cada visita — painel aberto não é preferência, é estado passageiro, e reabri-lo sozinho taparia a tabela de quem só queria consultar.</w:t>
       </w:r>
     </w:p>
     <w:p>
@@ -3637,15 +3641,47 @@
           <w:b/>
           <w:i w:val="0"/>
         </w:rPr>
-        <w:t>Destino → Estoque Inicial</w:t>
-      </w:r>
-      <w:r>
-        <w:rPr>
-          <w:rFonts w:ascii="Segoe UI" w:hAnsi="Segoe UI"/>
-          <w:b w:val="0"/>
-          <w:i w:val="0"/>
-        </w:rPr>
-        <w:t xml:space="preserve"> — mostra só os lançamentos de saldo inicial. Só aparece quando há algum no período</w:t>
+        <w:t>Origem</w:t>
+      </w:r>
+      <w:r>
+        <w:rPr>
+          <w:rFonts w:ascii="Segoe UI" w:hAnsi="Segoe UI"/>
+          <w:b w:val="0"/>
+          <w:i w:val="0"/>
+        </w:rPr>
+        <w:t xml:space="preserve"> e </w:t>
+      </w:r>
+      <w:r>
+        <w:rPr>
+          <w:rFonts w:ascii="Segoe UI" w:hAnsi="Segoe UI"/>
+          <w:b/>
+          <w:i w:val="0"/>
+        </w:rPr>
+        <w:t>Destino</w:t>
+      </w:r>
+      <w:r>
+        <w:rPr>
+          <w:rFonts w:ascii="Segoe UI" w:hAnsi="Segoe UI"/>
+          <w:b w:val="0"/>
+          <w:i w:val="0"/>
+        </w:rPr>
+        <w:t xml:space="preserve"> — as opções saem dos locais que </w:t>
+      </w:r>
+      <w:r>
+        <w:rPr>
+          <w:rFonts w:ascii="Segoe UI" w:hAnsi="Segoe UI"/>
+          <w:b w:val="0"/>
+          <w:i/>
+        </w:rPr>
+        <w:t>estão</w:t>
+      </w:r>
+      <w:r>
+        <w:rPr>
+          <w:rFonts w:ascii="Segoe UI" w:hAnsi="Segoe UI"/>
+          <w:b w:val="0"/>
+          <w:i w:val="0"/>
+        </w:rPr>
+        <w:t xml:space="preserve"> nas linhas, não do cadastro inteiro</w:t>
       </w:r>
     </w:p>
     <w:p>
@@ -3659,31 +3695,15 @@
           <w:b/>
           <w:i w:val="0"/>
         </w:rPr>
-        <w:t>De</w:t>
-      </w:r>
-      <w:r>
-        <w:rPr>
-          <w:rFonts w:ascii="Segoe UI" w:hAnsi="Segoe UI"/>
-          <w:b w:val="0"/>
-          <w:i w:val="0"/>
-        </w:rPr>
-        <w:t xml:space="preserve"> e </w:t>
-      </w:r>
-      <w:r>
-        <w:rPr>
-          <w:rFonts w:ascii="Segoe UI" w:hAnsi="Segoe UI"/>
-          <w:b/>
-          <w:i w:val="0"/>
-        </w:rPr>
-        <w:t>Até</w:t>
-      </w:r>
-      <w:r>
-        <w:rPr>
-          <w:rFonts w:ascii="Segoe UI" w:hAnsi="Segoe UI"/>
-          <w:b w:val="0"/>
-          <w:i w:val="0"/>
-        </w:rPr>
-        <w:t xml:space="preserve"> — o período; em branco, o mês corrente</w:t>
+        <w:t>Destino → Estoque Inicial</w:t>
+      </w:r>
+      <w:r>
+        <w:rPr>
+          <w:rFonts w:ascii="Segoe UI" w:hAnsi="Segoe UI"/>
+          <w:b w:val="0"/>
+          <w:i w:val="0"/>
+        </w:rPr>
+        <w:t xml:space="preserve"> — mostra só os lançamentos de saldo inicial. Só aparece quando há algum no período</w:t>
       </w:r>
     </w:p>
     <w:p>
@@ -3697,15 +3717,31 @@
           <w:b/>
           <w:i w:val="0"/>
         </w:rPr>
-        <w:t>Só reais / Só de teste</w:t>
-      </w:r>
-      <w:r>
-        <w:rPr>
-          <w:rFonts w:ascii="Segoe UI" w:hAnsi="Segoe UI"/>
-          <w:b w:val="0"/>
-          <w:i w:val="0"/>
-        </w:rPr>
-        <w:t xml:space="preserve"> — separa a operação do ensaio</w:t>
+        <w:t>De</w:t>
+      </w:r>
+      <w:r>
+        <w:rPr>
+          <w:rFonts w:ascii="Segoe UI" w:hAnsi="Segoe UI"/>
+          <w:b w:val="0"/>
+          <w:i w:val="0"/>
+        </w:rPr>
+        <w:t xml:space="preserve"> e </w:t>
+      </w:r>
+      <w:r>
+        <w:rPr>
+          <w:rFonts w:ascii="Segoe UI" w:hAnsi="Segoe UI"/>
+          <w:b/>
+          <w:i w:val="0"/>
+        </w:rPr>
+        <w:t>Até</w:t>
+      </w:r>
+      <w:r>
+        <w:rPr>
+          <w:rFonts w:ascii="Segoe UI" w:hAnsi="Segoe UI"/>
+          <w:b w:val="0"/>
+          <w:i w:val="0"/>
+        </w:rPr>
+        <w:t xml:space="preserve"> — o período; em branco, o mês corrente</w:t>
       </w:r>
     </w:p>
     <w:p>
@@ -3719,15 +3755,15 @@
           <w:b/>
           <w:i w:val="0"/>
         </w:rPr>
-        <w:t>✕ Limpar filtros</w:t>
-      </w:r>
-      <w:r>
-        <w:rPr>
-          <w:rFonts w:ascii="Segoe UI" w:hAnsi="Segoe UI"/>
-          <w:b w:val="0"/>
-          <w:i w:val="0"/>
-        </w:rPr>
-        <w:t xml:space="preserve"> — devolve tudo ao estado inicial, inclusive o grupo da coluna da esquerda. Fica apagado quando não há nada a limpar</w:t>
+        <w:t>Só reais / Só de teste</w:t>
+      </w:r>
+      <w:r>
+        <w:rPr>
+          <w:rFonts w:ascii="Segoe UI" w:hAnsi="Segoe UI"/>
+          <w:b w:val="0"/>
+          <w:i w:val="0"/>
+        </w:rPr>
+        <w:t xml:space="preserve"> — separa a operação do ensaio</w:t>
       </w:r>
     </w:p>
     <w:p>
@@ -3741,15 +3777,15 @@
           <w:b/>
           <w:i w:val="0"/>
         </w:rPr>
-        <w:t>▾ Ocultar filtros</w:t>
-      </w:r>
-      <w:r>
-        <w:rPr>
-          <w:rFonts w:ascii="Segoe UI" w:hAnsi="Segoe UI"/>
-          <w:b w:val="0"/>
-          <w:i w:val="0"/>
-        </w:rPr>
-        <w:t xml:space="preserve"> — recolhe a barra inteira e devolve o espaço à tabela. Fica guardado neste navegador</w:t>
+        <w:t>✕ Limpar filtros</w:t>
+      </w:r>
+      <w:r>
+        <w:rPr>
+          <w:rFonts w:ascii="Segoe UI" w:hAnsi="Segoe UI"/>
+          <w:b w:val="0"/>
+          <w:i w:val="0"/>
+        </w:rPr>
+        <w:t xml:space="preserve"> — devolve tudo ao estado inicial, inclusive o grupo da coluna da esquerda. Fica apagado quando não há nada a limpar</w:t>
       </w:r>
     </w:p>
     <w:p>
@@ -3767,7 +3803,7 @@
           <w:color w:val="8A6100"/>
           <w:sz w:val="16"/>
         </w:rPr>
-        <w:t>RECOLHIDA, A BARRA NÃO ESCONDE O RECORTE</w:t>
+        <w:t>FECHADO, O PAINEL NÃO ESCONDE O RECORTE</w:t>
       </w:r>
     </w:p>
     <w:p>
@@ -3784,7 +3820,7 @@
           <w:b w:val="0"/>
           <w:i w:val="0"/>
         </w:rPr>
-        <w:t>Esse é o risco de recolher: a tabela mostra um pedaço e o motivo fica invisível, e quem chega depois conclui que faltam lançamentos.</w:t>
+        <w:t>Esse é o risco de guardar os filtros num painel: a tabela mostra um pedaço e o motivo fica invisível, e quem chega depois conclui que faltam lançamentos.</w:t>
       </w:r>
     </w:p>
     <w:p>
@@ -3801,7 +3837,7 @@
           <w:b w:val="0"/>
           <w:i w:val="0"/>
         </w:rPr>
-        <w:t xml:space="preserve">Por isso o botão recolhido </w:t>
+        <w:t xml:space="preserve">Por isso o botão </w:t>
       </w:r>
       <w:r>
         <w:rPr>
@@ -3833,7 +3869,7 @@
           <w:b w:val="0"/>
           <w:i w:val="0"/>
         </w:rPr>
-        <w:t xml:space="preserve"> — e troca de cor. Ele deixa de ser um controle e passa a ser um aviso. O </w:t>
+        <w:t xml:space="preserve"> — e, com o painel fechado, troca de cor. Ele deixa de ser um controle e passa a ser um aviso. O </w:t>
       </w:r>
       <w:r>
         <w:rPr>
@@ -3849,7 +3885,7 @@
           <w:b w:val="0"/>
           <w:i w:val="0"/>
         </w:rPr>
-        <w:t xml:space="preserve"> continua à mão, para desfazer o que você não está vendo.</w:t>
+        <w:t xml:space="preserve"> fica logo abaixo, para desfazer o que você não está vendo.</w:t>
       </w:r>
     </w:p>
     <w:p>

--- a/manual.docx
+++ b/manual.docx
@@ -4030,7 +4030,7 @@
           <w:b/>
           <w:i w:val="0"/>
         </w:rPr>
-        <w:t>Ocultar filtros</w:t>
+        <w:t>Filtros</w:t>
       </w:r>
       <w:r>
         <w:rPr>
@@ -4118,8 +4118,139 @@
           <w:b w:val="0"/>
           <w:i w:val="0"/>
         </w:rPr>
-        <w:t>. Na barra de cima ficaram só os campos, que agora cabem numa linha.</w:t>
-      </w:r>
+        <w:t>.</w:t>
+      </w:r>
+    </w:p>
+    <w:p>
+      <w:r>
+        <w:rPr>
+          <w:rFonts w:ascii="Segoe UI" w:hAnsi="Segoe UI"/>
+          <w:b w:val="0"/>
+          <w:i w:val="0"/>
+        </w:rPr>
+        <w:t xml:space="preserve">A coluna inteira </w:t>
+      </w:r>
+      <w:r>
+        <w:rPr>
+          <w:rFonts w:ascii="Segoe UI" w:hAnsi="Segoe UI"/>
+          <w:b/>
+          <w:i w:val="0"/>
+        </w:rPr>
+        <w:t>recolhe</w:t>
+      </w:r>
+      <w:r>
+        <w:rPr>
+          <w:rFonts w:ascii="Segoe UI" w:hAnsi="Segoe UI"/>
+          <w:b w:val="0"/>
+          <w:i w:val="0"/>
+        </w:rPr>
+        <w:t xml:space="preserve"> no botão ao lado do título, devolvendo 220px de largura à tabela. Fica guardado neste navegador.</w:t>
+      </w:r>
+    </w:p>
+    <w:p>
+      <w:pPr>
+        <w:spacing w:after="40"/>
+        <w:pBdr>
+          <w:left w:val="single" w:sz="18" w:space="8" w:color="D9A300"/>
+        </w:pBdr>
+        <w:shd w:val="clear" w:fill="FFF8E6"/>
+      </w:pPr>
+      <w:r>
+        <w:rPr>
+          <w:rFonts w:ascii="Segoe UI" w:hAnsi="Segoe UI"/>
+          <w:b/>
+          <w:color w:val="8A6100"/>
+          <w:sz w:val="16"/>
+        </w:rPr>
+        <w:t>RECOLHIDA, A COLUNA NÃO LEVA O RECORTE JUNTO</w:t>
+      </w:r>
+    </w:p>
+    <w:p>
+      <w:pPr>
+        <w:spacing w:after="80"/>
+        <w:pBdr>
+          <w:left w:val="single" w:sz="18" w:space="8" w:color="D9A300"/>
+        </w:pBdr>
+        <w:shd w:val="clear" w:fill="FFF8E6"/>
+      </w:pPr>
+      <w:r>
+        <w:rPr>
+          <w:rFonts w:ascii="Segoe UI" w:hAnsi="Segoe UI"/>
+          <w:b w:val="0"/>
+          <w:i w:val="0"/>
+        </w:rPr>
+        <w:t>O grupo escolhido peneira a tabela. Recolhida a coluna, ele sai da tela — e quem chega depois fica olhando quatro linhas onde havia dezenas, sem saber por quê.</w:t>
+      </w:r>
+    </w:p>
+    <w:p>
+      <w:pPr>
+        <w:spacing w:after="80"/>
+        <w:pBdr>
+          <w:left w:val="single" w:sz="18" w:space="8" w:color="D9A300"/>
+        </w:pBdr>
+        <w:shd w:val="clear" w:fill="FFF8E6"/>
+      </w:pPr>
+      <w:r>
+        <w:rPr>
+          <w:rFonts w:ascii="Segoe UI" w:hAnsi="Segoe UI"/>
+          <w:b w:val="0"/>
+          <w:i w:val="0"/>
+        </w:rPr>
+        <w:t xml:space="preserve">Por isso o botão passa a </w:t>
+      </w:r>
+      <w:r>
+        <w:rPr>
+          <w:rFonts w:ascii="Segoe UI" w:hAnsi="Segoe UI"/>
+          <w:b/>
+          <w:i w:val="0"/>
+        </w:rPr>
+        <w:t>carregar o nome do grupo</w:t>
+      </w:r>
+      <w:r>
+        <w:rPr>
+          <w:rFonts w:ascii="Segoe UI" w:hAnsi="Segoe UI"/>
+          <w:b w:val="0"/>
+          <w:i w:val="0"/>
+        </w:rPr>
+        <w:t xml:space="preserve"> — </w:t>
+      </w:r>
+      <w:r>
+        <w:rPr>
+          <w:rFonts w:ascii="Segoe UI" w:hAnsi="Segoe UI"/>
+          <w:b w:val="0"/>
+          <w:i/>
+        </w:rPr>
+        <w:t>☰ Usuários</w:t>
+      </w:r>
+      <w:r>
+        <w:rPr>
+          <w:rFonts w:ascii="Segoe UI" w:hAnsi="Segoe UI"/>
+          <w:b w:val="0"/>
+          <w:i w:val="0"/>
+        </w:rPr>
+        <w:t xml:space="preserve"> — e troca de cor. Em </w:t>
+      </w:r>
+      <w:r>
+        <w:rPr>
+          <w:rFonts w:ascii="Segoe UI" w:hAnsi="Segoe UI"/>
+          <w:b w:val="0"/>
+          <w:i/>
+        </w:rPr>
+        <w:t>Todas</w:t>
+      </w:r>
+      <w:r>
+        <w:rPr>
+          <w:rFonts w:ascii="Segoe UI" w:hAnsi="Segoe UI"/>
+          <w:b w:val="0"/>
+          <w:i w:val="0"/>
+        </w:rPr>
+        <w:t xml:space="preserve"> ele fica mudo: aí não há nada escondido para avisar.</w:t>
+      </w:r>
+    </w:p>
+    <w:p>
+      <w:pPr>
+        <w:spacing w:after="40"/>
+      </w:pPr>
     </w:p>
     <w:p>
       <w:r>

--- a/manual.docx
+++ b/manual.docx
@@ -4326,7 +4326,7 @@
           <w:b w:val="0"/>
           <w:i w:val="0"/>
         </w:rPr>
-        <w:t xml:space="preserve"> e encontra seis abas: </w:t>
+        <w:t xml:space="preserve"> e encontra seis páginas: </w:t>
       </w:r>
       <w:r>
         <w:rPr>
@@ -4455,6 +4455,74 @@
           <w:i w:val="0"/>
         </w:rPr>
         <w:t xml:space="preserve"> só o administrador vê.</w:t>
+      </w:r>
+    </w:p>
+    <w:p>
+      <w:r>
+        <w:rPr>
+          <w:rFonts w:ascii="Segoe UI" w:hAnsi="Segoe UI"/>
+          <w:b w:val="0"/>
+          <w:i w:val="0"/>
+        </w:rPr>
+        <w:t xml:space="preserve">Elas ficam numa </w:t>
+      </w:r>
+      <w:r>
+        <w:rPr>
+          <w:rFonts w:ascii="Segoe UI" w:hAnsi="Segoe UI"/>
+          <w:b/>
+          <w:i w:val="0"/>
+        </w:rPr>
+        <w:t>lista suspensa</w:t>
+      </w:r>
+      <w:r>
+        <w:rPr>
+          <w:rFonts w:ascii="Segoe UI" w:hAnsi="Segoe UI"/>
+          <w:b w:val="0"/>
+          <w:i w:val="0"/>
+        </w:rPr>
+        <w:t xml:space="preserve">, no botão do canto superior esquerdo. O botão traz o nome da página aberta — </w:t>
+      </w:r>
+      <w:r>
+        <w:rPr>
+          <w:rFonts w:ascii="Segoe UI" w:hAnsi="Segoe UI"/>
+          <w:b w:val="0"/>
+          <w:i/>
+        </w:rPr>
+        <w:t>☰ Movimentos</w:t>
+      </w:r>
+      <w:r>
+        <w:rPr>
+          <w:rFonts w:ascii="Segoe UI" w:hAnsi="Segoe UI"/>
+          <w:b w:val="0"/>
+          <w:i w:val="0"/>
+        </w:rPr>
+        <w:t xml:space="preserve"> —, porque com a barra de abas fora da tela essa seria a única pista de onde se está. A lista fecha ao escolher uma página, clicando fora ou com </w:t>
+      </w:r>
+      <w:r>
+        <w:rPr>
+          <w:rFonts w:ascii="Segoe UI" w:hAnsi="Segoe UI"/>
+          <w:b w:val="0"/>
+          <w:i w:val="0"/>
+        </w:rPr>
+        <w:t>Esc</w:t>
+      </w:r>
+      <w:r>
+        <w:rPr>
+          <w:rFonts w:ascii="Segoe UI" w:hAnsi="Segoe UI"/>
+          <w:b w:val="0"/>
+          <w:i w:val="0"/>
+        </w:rPr>
+        <w:t>.</w:t>
+      </w:r>
+    </w:p>
+    <w:p>
+      <w:r>
+        <w:rPr>
+          <w:rFonts w:ascii="Segoe UI" w:hAnsi="Segoe UI"/>
+          <w:b w:val="0"/>
+          <w:i w:val="0"/>
+        </w:rPr>
+        <w:t>No app de campo as três abas continuam numa barra: lá elas cabem, e trocar entre Saída e Retorno o dia inteiro num menu custaria um clique a mais por lançamento.</w:t>
       </w:r>
     </w:p>
     <w:p>

--- a/manual.docx
+++ b/manual.docx
@@ -3251,118 +3251,6 @@
                 <w:b w:val="0"/>
                 <w:i w:val="0"/>
               </w:rPr>
-              <w:t>Taxa de Retorno do Mês</w:t>
-            </w:r>
-          </w:p>
-        </w:tc>
-        <w:tc>
-          <w:tcPr>
-            <w:tcW w:type="dxa" w:w="3137"/>
-          </w:tcPr>
-          <w:p>
-            <w:pPr>
-              <w:spacing w:after="40"/>
-            </w:pPr>
-            <w:r>
-              <w:rPr>
-                <w:rFonts w:ascii="Segoe UI" w:hAnsi="Segoe UI"/>
-                <w:b w:val="0"/>
-                <w:i w:val="0"/>
-              </w:rPr>
-              <w:t>Retorno dividido por saída, contra a meta</w:t>
-            </w:r>
-          </w:p>
-        </w:tc>
-        <w:tc>
-          <w:tcPr>
-            <w:tcW w:type="dxa" w:w="3137"/>
-          </w:tcPr>
-          <w:p>
-            <w:pPr>
-              <w:spacing w:after="40"/>
-            </w:pPr>
-            <w:r>
-              <w:rPr>
-                <w:rFonts w:ascii="Segoe UI" w:hAnsi="Segoe UI"/>
-                <w:b w:val="0"/>
-                <w:i w:val="0"/>
-              </w:rPr>
-              <w:t>sim</w:t>
-            </w:r>
-          </w:p>
-        </w:tc>
-      </w:tr>
-      <w:tr>
-        <w:tc>
-          <w:tcPr>
-            <w:tcW w:type="dxa" w:w="3137"/>
-          </w:tcPr>
-          <w:p>
-            <w:pPr>
-              <w:spacing w:after="40"/>
-            </w:pPr>
-            <w:r>
-              <w:rPr>
-                <w:rFonts w:ascii="Segoe UI" w:hAnsi="Segoe UI"/>
-                <w:b w:val="0"/>
-                <w:i w:val="0"/>
-              </w:rPr>
-              <w:t>Caixas que Saíram e Não Voltaram</w:t>
-            </w:r>
-          </w:p>
-        </w:tc>
-        <w:tc>
-          <w:tcPr>
-            <w:tcW w:type="dxa" w:w="3137"/>
-          </w:tcPr>
-          <w:p>
-            <w:pPr>
-              <w:spacing w:after="40"/>
-            </w:pPr>
-            <w:r>
-              <w:rPr>
-                <w:rFonts w:ascii="Segoe UI" w:hAnsi="Segoe UI"/>
-                <w:b w:val="0"/>
-                <w:i w:val="0"/>
-              </w:rPr>
-              <w:t>O déficit, somando só quem deve</w:t>
-            </w:r>
-          </w:p>
-        </w:tc>
-        <w:tc>
-          <w:tcPr>
-            <w:tcW w:type="dxa" w:w="3137"/>
-          </w:tcPr>
-          <w:p>
-            <w:pPr>
-              <w:spacing w:after="40"/>
-            </w:pPr>
-            <w:r>
-              <w:rPr>
-                <w:rFonts w:ascii="Segoe UI" w:hAnsi="Segoe UI"/>
-                <w:b w:val="0"/>
-                <w:i w:val="0"/>
-              </w:rPr>
-              <w:t>sim</w:t>
-            </w:r>
-          </w:p>
-        </w:tc>
-      </w:tr>
-      <w:tr>
-        <w:tc>
-          <w:tcPr>
-            <w:tcW w:type="dxa" w:w="3137"/>
-          </w:tcPr>
-          <w:p>
-            <w:pPr>
-              <w:spacing w:after="40"/>
-            </w:pPr>
-            <w:r>
-              <w:rPr>
-                <w:rFonts w:ascii="Segoe UI" w:hAnsi="Segoe UI"/>
-                <w:b w:val="0"/>
-                <w:i w:val="0"/>
-              </w:rPr>
               <w:t>Total no Estoque</w:t>
             </w:r>
           </w:p>
@@ -3516,6 +3404,118 @@
           </w:p>
         </w:tc>
       </w:tr>
+      <w:tr>
+        <w:tc>
+          <w:tcPr>
+            <w:tcW w:type="dxa" w:w="3137"/>
+          </w:tcPr>
+          <w:p>
+            <w:pPr>
+              <w:spacing w:after="40"/>
+            </w:pPr>
+            <w:r>
+              <w:rPr>
+                <w:rFonts w:ascii="Segoe UI" w:hAnsi="Segoe UI"/>
+                <w:b w:val="0"/>
+                <w:i w:val="0"/>
+              </w:rPr>
+              <w:t>Caixas que Saíram e Não Voltaram</w:t>
+            </w:r>
+          </w:p>
+        </w:tc>
+        <w:tc>
+          <w:tcPr>
+            <w:tcW w:type="dxa" w:w="3137"/>
+          </w:tcPr>
+          <w:p>
+            <w:pPr>
+              <w:spacing w:after="40"/>
+            </w:pPr>
+            <w:r>
+              <w:rPr>
+                <w:rFonts w:ascii="Segoe UI" w:hAnsi="Segoe UI"/>
+                <w:b w:val="0"/>
+                <w:i w:val="0"/>
+              </w:rPr>
+              <w:t>O déficit, somando só quem deve</w:t>
+            </w:r>
+          </w:p>
+        </w:tc>
+        <w:tc>
+          <w:tcPr>
+            <w:tcW w:type="dxa" w:w="3137"/>
+          </w:tcPr>
+          <w:p>
+            <w:pPr>
+              <w:spacing w:after="40"/>
+            </w:pPr>
+            <w:r>
+              <w:rPr>
+                <w:rFonts w:ascii="Segoe UI" w:hAnsi="Segoe UI"/>
+                <w:b w:val="0"/>
+                <w:i w:val="0"/>
+              </w:rPr>
+              <w:t>sim</w:t>
+            </w:r>
+          </w:p>
+        </w:tc>
+      </w:tr>
+      <w:tr>
+        <w:tc>
+          <w:tcPr>
+            <w:tcW w:type="dxa" w:w="3137"/>
+          </w:tcPr>
+          <w:p>
+            <w:pPr>
+              <w:spacing w:after="40"/>
+            </w:pPr>
+            <w:r>
+              <w:rPr>
+                <w:rFonts w:ascii="Segoe UI" w:hAnsi="Segoe UI"/>
+                <w:b w:val="0"/>
+                <w:i w:val="0"/>
+              </w:rPr>
+              <w:t>Taxa de Retorno do Mês</w:t>
+            </w:r>
+          </w:p>
+        </w:tc>
+        <w:tc>
+          <w:tcPr>
+            <w:tcW w:type="dxa" w:w="3137"/>
+          </w:tcPr>
+          <w:p>
+            <w:pPr>
+              <w:spacing w:after="40"/>
+            </w:pPr>
+            <w:r>
+              <w:rPr>
+                <w:rFonts w:ascii="Segoe UI" w:hAnsi="Segoe UI"/>
+                <w:b w:val="0"/>
+                <w:i w:val="0"/>
+              </w:rPr>
+              <w:t>Retorno dividido por saída, contra a meta</w:t>
+            </w:r>
+          </w:p>
+        </w:tc>
+        <w:tc>
+          <w:tcPr>
+            <w:tcW w:type="dxa" w:w="3137"/>
+          </w:tcPr>
+          <w:p>
+            <w:pPr>
+              <w:spacing w:after="40"/>
+            </w:pPr>
+            <w:r>
+              <w:rPr>
+                <w:rFonts w:ascii="Segoe UI" w:hAnsi="Segoe UI"/>
+                <w:b w:val="0"/>
+                <w:i w:val="0"/>
+              </w:rPr>
+              <w:t>sim</w:t>
+            </w:r>
+          </w:p>
+        </w:tc>
+      </w:tr>
     </w:tbl>
     <w:p>
       <w:pPr>
@@ -4253,36 +4253,235 @@
       </w:pPr>
     </w:p>
     <w:p>
-      <w:r>
-        <w:rPr>
-          <w:rFonts w:ascii="Segoe UI" w:hAnsi="Segoe UI"/>
-          <w:b w:val="0"/>
-          <w:i w:val="0"/>
-        </w:rPr>
-        <w:t xml:space="preserve">As colunas </w:t>
-      </w:r>
+      <w:pPr>
+        <w:pStyle w:val="Heading2"/>
+      </w:pPr>
+      <w:r>
+        <w:t>Classificar, arrastar, redimensionar</w:t>
+      </w:r>
+    </w:p>
+    <w:p>
+      <w:r>
+        <w:rPr>
+          <w:rFonts w:ascii="Segoe UI" w:hAnsi="Segoe UI"/>
+          <w:b w:val="0"/>
+          <w:i w:val="0"/>
+        </w:rPr>
+        <w:t>O título da coluna faz três coisas, e nenhuma atrapalha a outra:</w:t>
+      </w:r>
+    </w:p>
+    <w:p>
+      <w:pPr>
+        <w:pStyle w:val="ListBullet"/>
+        <w:spacing w:after="60"/>
+      </w:pPr>
       <w:r>
         <w:rPr>
           <w:rFonts w:ascii="Segoe UI" w:hAnsi="Segoe UI"/>
           <w:b/>
           <w:i w:val="0"/>
         </w:rPr>
-        <w:t>arrastam e redimensionam</w:t>
-      </w:r>
-      <w:r>
-        <w:rPr>
-          <w:rFonts w:ascii="Segoe UI" w:hAnsi="Segoe UI"/>
-          <w:b w:val="0"/>
-          <w:i w:val="0"/>
-        </w:rPr>
-        <w:t xml:space="preserve">: puxe o cabeçalho para trocar de lugar, puxe a borda direita dele para mudar a largura. Fica guardado neste navegador, porque é preferência de quem olha e não regra da operação. O </w:t>
-      </w:r>
+        <w:t>Clique</w:t>
+      </w:r>
+      <w:r>
+        <w:rPr>
+          <w:rFonts w:ascii="Segoe UI" w:hAnsi="Segoe UI"/>
+          <w:b w:val="0"/>
+          <w:i w:val="0"/>
+        </w:rPr>
+        <w:t xml:space="preserve"> — classifica por ela. Um clique é crescente, dois é decrescente, três volta à ordem de origem</w:t>
+      </w:r>
+    </w:p>
+    <w:p>
+      <w:pPr>
+        <w:pStyle w:val="ListBullet"/>
+        <w:spacing w:after="60"/>
+      </w:pPr>
       <w:r>
         <w:rPr>
           <w:rFonts w:ascii="Segoe UI" w:hAnsi="Segoe UI"/>
           <w:b/>
           <w:i w:val="0"/>
         </w:rPr>
+        <w:t>Arraste o título</w:t>
+      </w:r>
+      <w:r>
+        <w:rPr>
+          <w:rFonts w:ascii="Segoe UI" w:hAnsi="Segoe UI"/>
+          <w:b w:val="0"/>
+          <w:i w:val="0"/>
+        </w:rPr>
+        <w:t xml:space="preserve"> — troca a coluna de lugar</w:t>
+      </w:r>
+    </w:p>
+    <w:p>
+      <w:pPr>
+        <w:pStyle w:val="ListBullet"/>
+        <w:spacing w:after="60"/>
+      </w:pPr>
+      <w:r>
+        <w:rPr>
+          <w:rFonts w:ascii="Segoe UI" w:hAnsi="Segoe UI"/>
+          <w:b/>
+          <w:i w:val="0"/>
+        </w:rPr>
+        <w:t>Arraste a borda direita</w:t>
+      </w:r>
+      <w:r>
+        <w:rPr>
+          <w:rFonts w:ascii="Segoe UI" w:hAnsi="Segoe UI"/>
+          <w:b w:val="0"/>
+          <w:i w:val="0"/>
+        </w:rPr>
+        <w:t xml:space="preserve"> — muda a largura</w:t>
+      </w:r>
+    </w:p>
+    <w:p>
+      <w:r>
+        <w:rPr>
+          <w:rFonts w:ascii="Segoe UI" w:hAnsi="Segoe UI"/>
+          <w:b w:val="0"/>
+          <w:i w:val="0"/>
+        </w:rPr>
+        <w:t xml:space="preserve">A ordem e a largura ficam guardadas neste navegador, porque são preferência de quem olha. A </w:t>
+      </w:r>
+      <w:r>
+        <w:rPr>
+          <w:rFonts w:ascii="Segoe UI" w:hAnsi="Segoe UI"/>
+          <w:b/>
+          <w:i w:val="0"/>
+        </w:rPr>
+        <w:t>classificação não</w:t>
+      </w:r>
+      <w:r>
+        <w:rPr>
+          <w:rFonts w:ascii="Segoe UI" w:hAnsi="Segoe UI"/>
+          <w:b w:val="0"/>
+          <w:i w:val="0"/>
+        </w:rPr>
+        <w:t xml:space="preserve">: ela é um recorte para responder uma pergunta — </w:t>
+      </w:r>
+      <w:r>
+        <w:rPr>
+          <w:rFonts w:ascii="Segoe UI" w:hAnsi="Segoe UI"/>
+          <w:b w:val="0"/>
+          <w:i/>
+        </w:rPr>
+        <w:t>quem devolveu menos?</w:t>
+      </w:r>
+      <w:r>
+        <w:rPr>
+          <w:rFonts w:ascii="Segoe UI" w:hAnsi="Segoe UI"/>
+          <w:b w:val="0"/>
+          <w:i w:val="0"/>
+        </w:rPr>
+        <w:t xml:space="preserve"> —, e não um jeito de trabalhar. Guardada, a tela voltaria dias depois fora da ordem de extrato sem ninguém lembrar por quê.</w:t>
+      </w:r>
+    </w:p>
+    <w:p>
+      <w:pPr>
+        <w:spacing w:after="40"/>
+        <w:pBdr>
+          <w:left w:val="single" w:sz="18" w:space="8" w:color="D9A300"/>
+        </w:pBdr>
+        <w:shd w:val="clear" w:fill="FFF8E6"/>
+      </w:pPr>
+      <w:r>
+        <w:rPr>
+          <w:rFonts w:ascii="Segoe UI" w:hAnsi="Segoe UI"/>
+          <w:b/>
+          <w:color w:val="8A6100"/>
+          <w:sz w:val="16"/>
+        </w:rPr>
+        <w:t>CLASSIFICADO, O SALDO DEIXA DE ENCADEAR</w:t>
+      </w:r>
+    </w:p>
+    <w:p>
+      <w:pPr>
+        <w:spacing w:after="80"/>
+        <w:pBdr>
+          <w:left w:val="single" w:sz="18" w:space="8" w:color="D9A300"/>
+        </w:pBdr>
+        <w:shd w:val="clear" w:fill="FFF8E6"/>
+      </w:pPr>
+      <w:r>
+        <w:rPr>
+          <w:rFonts w:ascii="Segoe UI" w:hAnsi="Segoe UI"/>
+          <w:b w:val="0"/>
+          <w:i w:val="0"/>
+        </w:rPr>
+        <w:t xml:space="preserve">Classificar só troca a ordem das linhas na tela: cada número continua o da sua linha. O que se perde é a leitura de extrato — fora da ordem por data, o </w:t>
+      </w:r>
+      <w:r>
+        <w:rPr>
+          <w:rFonts w:ascii="Segoe UI" w:hAnsi="Segoe UI"/>
+          <w:b/>
+          <w:i w:val="0"/>
+        </w:rPr>
+        <w:t>Saldo final</w:t>
+      </w:r>
+      <w:r>
+        <w:rPr>
+          <w:rFonts w:ascii="Segoe UI" w:hAnsi="Segoe UI"/>
+          <w:b w:val="0"/>
+          <w:i w:val="0"/>
+        </w:rPr>
+        <w:t xml:space="preserve"> de uma linha deixa de ser o </w:t>
+      </w:r>
+      <w:r>
+        <w:rPr>
+          <w:rFonts w:ascii="Segoe UI" w:hAnsi="Segoe UI"/>
+          <w:b/>
+          <w:i w:val="0"/>
+        </w:rPr>
+        <w:t>Saldo inicial</w:t>
+      </w:r>
+      <w:r>
+        <w:rPr>
+          <w:rFonts w:ascii="Segoe UI" w:hAnsi="Segoe UI"/>
+          <w:b w:val="0"/>
+          <w:i w:val="0"/>
+        </w:rPr>
+        <w:t xml:space="preserve"> da de baixo.</w:t>
+      </w:r>
+    </w:p>
+    <w:p>
+      <w:pPr>
+        <w:spacing w:after="80"/>
+        <w:pBdr>
+          <w:left w:val="single" w:sz="18" w:space="8" w:color="D9A300"/>
+        </w:pBdr>
+        <w:shd w:val="clear" w:fill="FFF8E6"/>
+      </w:pPr>
+      <w:r>
+        <w:rPr>
+          <w:rFonts w:ascii="Segoe UI" w:hAnsi="Segoe UI"/>
+          <w:b w:val="0"/>
+          <w:i w:val="0"/>
+        </w:rPr>
+        <w:t>A seta no título diz quando você saiu da ordem de origem, e o terceiro clique devolve.</w:t>
+      </w:r>
+    </w:p>
+    <w:p>
+      <w:pPr>
+        <w:spacing w:after="40"/>
+      </w:pPr>
+    </w:p>
+    <w:p>
+      <w:r>
+        <w:rPr>
+          <w:rFonts w:ascii="Segoe UI" w:hAnsi="Segoe UI"/>
+          <w:b w:val="0"/>
+          <w:i w:val="0"/>
+        </w:rPr>
+        <w:t xml:space="preserve">O </w:t>
+      </w:r>
+      <w:r>
+        <w:rPr>
+          <w:rFonts w:ascii="Segoe UI" w:hAnsi="Segoe UI"/>
+          <w:b/>
+          <w:i w:val="0"/>
+        </w:rPr>
         <w:t>⬇ Exportar CSV</w:t>
       </w:r>
       <w:r>
@@ -4291,7 +4490,7 @@
           <w:b w:val="0"/>
           <w:i w:val="0"/>
         </w:rPr>
-        <w:t xml:space="preserve"> sai na mesma ordem da tela.</w:t>
+        <w:t xml:space="preserve"> sai na mesma ordem de colunas da tela, e sempre na ordem de extrato das linhas.</w:t>
       </w:r>
     </w:p>
     <w:p>

--- a/manual.docx
+++ b/manual.docx
@@ -4679,7 +4679,23 @@
           <w:b w:val="0"/>
           <w:i w:val="0"/>
         </w:rPr>
-        <w:t xml:space="preserve">, no botão do canto superior esquerdo. O botão traz o nome da página aberta — </w:t>
+        <w:t xml:space="preserve">, no cabeçalho, ao lado do indicador </w:t>
+      </w:r>
+      <w:r>
+        <w:rPr>
+          <w:rFonts w:ascii="Segoe UI" w:hAnsi="Segoe UI"/>
+          <w:b w:val="0"/>
+          <w:i/>
+        </w:rPr>
+        <w:t>● Online</w:t>
+      </w:r>
+      <w:r>
+        <w:rPr>
+          <w:rFonts w:ascii="Segoe UI" w:hAnsi="Segoe UI"/>
+          <w:b w:val="0"/>
+          <w:i w:val="0"/>
+        </w:rPr>
+        <w:t xml:space="preserve">. O botão traz o nome da página aberta — </w:t>
       </w:r>
       <w:r>
         <w:rPr>

--- a/manual.docx
+++ b/manual.docx
@@ -2785,7 +2785,7 @@
                 <w:b w:val="0"/>
                 <w:i w:val="0"/>
               </w:rPr>
-              <w:t>. Zero em cinza nos dias sem lançamento</w:t>
+              <w:t>. Zero em cinza nos dias sem lançamento. É por ele, e pelo verde do Saldo inicial, que se reconhece uma linha de estoque</w:t>
             </w:r>
           </w:p>
         </w:tc>
@@ -2861,15 +2861,7 @@
                 <w:b w:val="0"/>
                 <w:i w:val="0"/>
               </w:rPr>
-              <w:t xml:space="preserve">Quem recebeu. Nas linhas de saldo inicial, a marca verde </w:t>
-            </w:r>
-            <w:r>
-              <w:rPr>
-                <w:rFonts w:ascii="Segoe UI" w:hAnsi="Segoe UI"/>
-                <w:b w:val="0"/>
-                <w:i/>
-              </w:rPr>
-              <w:t>Estoque Inicial</w:t>
+              <w:t>Quem recebeu. Nas linhas de saldo inicial fica vazio, porque elas não são um caminho</w:t>
             </w:r>
           </w:p>
         </w:tc>

--- a/manual.docx
+++ b/manual.docx
@@ -4243,6 +4243,82 @@
       <w:pPr>
         <w:spacing w:after="40"/>
       </w:pPr>
+    </w:p>
+    <w:p>
+      <w:pPr>
+        <w:pStyle w:val="Heading2"/>
+      </w:pPr>
+      <w:r>
+        <w:t>Escolher as colunas</w:t>
+      </w:r>
+    </w:p>
+    <w:p>
+      <w:r>
+        <w:rPr>
+          <w:rFonts w:ascii="Segoe UI" w:hAnsi="Segoe UI"/>
+          <w:b w:val="0"/>
+          <w:i w:val="0"/>
+        </w:rPr>
+        <w:t xml:space="preserve">O botão </w:t>
+      </w:r>
+      <w:r>
+        <w:rPr>
+          <w:rFonts w:ascii="Segoe UI" w:hAnsi="Segoe UI"/>
+          <w:b/>
+          <w:i w:val="0"/>
+        </w:rPr>
+        <w:t>Colunas</w:t>
+      </w:r>
+      <w:r>
+        <w:rPr>
+          <w:rFonts w:ascii="Segoe UI" w:hAnsi="Segoe UI"/>
+          <w:b w:val="0"/>
+          <w:i w:val="0"/>
+        </w:rPr>
+        <w:t xml:space="preserve">, no rodapé da coluna da esquerda, abre a lista de colunas da tabela com uma caixa de marcar em cada. Desmarcar tira a coluna da tela — e do CSV, que sai sempre com as mesmas colunas. O </w:t>
+      </w:r>
+      <w:r>
+        <w:rPr>
+          <w:rFonts w:ascii="Segoe UI" w:hAnsi="Segoe UI"/>
+          <w:b/>
+          <w:i w:val="0"/>
+        </w:rPr>
+        <w:t>↺ Mostrar todas</w:t>
+      </w:r>
+      <w:r>
+        <w:rPr>
+          <w:rFonts w:ascii="Segoe UI" w:hAnsi="Segoe UI"/>
+          <w:b w:val="0"/>
+          <w:i w:val="0"/>
+        </w:rPr>
+        <w:t xml:space="preserve"> desfaz de uma vez.</w:t>
+      </w:r>
+    </w:p>
+    <w:p>
+      <w:r>
+        <w:rPr>
+          <w:rFonts w:ascii="Segoe UI" w:hAnsi="Segoe UI"/>
+          <w:b w:val="0"/>
+          <w:i w:val="0"/>
+        </w:rPr>
+        <w:t xml:space="preserve">Fica guardado neste navegador, como a ordem e a largura. Esconder coluna é esconder informação, então o botão conta quantas estão fora — </w:t>
+      </w:r>
+      <w:r>
+        <w:rPr>
+          <w:rFonts w:ascii="Segoe UI" w:hAnsi="Segoe UI"/>
+          <w:b w:val="0"/>
+          <w:i/>
+        </w:rPr>
+        <w:t>▸ Colunas (2)</w:t>
+      </w:r>
+      <w:r>
+        <w:rPr>
+          <w:rFonts w:ascii="Segoe UI" w:hAnsi="Segoe UI"/>
+          <w:b w:val="0"/>
+          <w:i w:val="0"/>
+        </w:rPr>
+        <w:t xml:space="preserve"> — e troca de cor. Sem isso, a tabela apareceria sem o Retorno e quem chegasse depois procuraria o número num lugar que não existe mais.</w:t>
+      </w:r>
     </w:p>
     <w:p>
       <w:pPr>

--- a/manual.docx
+++ b/manual.docx
@@ -7048,8 +7048,10 @@
           <w:b w:val="0"/>
           <w:i w:val="0"/>
         </w:rPr>
-        <w:t xml:space="preserve"> marca, uma a uma, quais das seis abas do escritório aquela pessoa enxerga. Um gerente pode ver o Painel de Ativos e os Extratos sem ver Movimentos; um conferente pode entrar só para consultar. </w:t>
-      </w:r>
+        <w:t xml:space="preserve"> marca, uma a uma, quais das seis abas do escritório aquela pessoa enxerga. Um gerente pode ver o Painel de Ativos e os Extratos sem ver Movimentos; um conferente pode entrar só para consultar.</w:t>
+      </w:r>
+    </w:p>
+    <w:p>
       <w:r>
         <w:rPr>
           <w:rFonts w:ascii="Segoe UI" w:hAnsi="Segoe UI"/>
@@ -7080,8 +7082,178 @@
           <w:b w:val="0"/>
           <w:i w:val="0"/>
         </w:rPr>
-        <w:t xml:space="preserve"> ficam fora da lista: são do administrador.</w:t>
-      </w:r>
+        <w:t xml:space="preserve"> são do administrador. Elas aparecem na lista, mas </w:t>
+      </w:r>
+      <w:r>
+        <w:rPr>
+          <w:rFonts w:ascii="Segoe UI" w:hAnsi="Segoe UI"/>
+          <w:b/>
+          <w:i w:val="0"/>
+        </w:rPr>
+        <w:t>travadas</w:t>
+      </w:r>
+      <w:r>
+        <w:rPr>
+          <w:rFonts w:ascii="Segoe UI" w:hAnsi="Segoe UI"/>
+          <w:b w:val="0"/>
+          <w:i w:val="0"/>
+        </w:rPr>
+        <w:t xml:space="preserve">, com a etiqueta </w:t>
+      </w:r>
+      <w:r>
+        <w:rPr>
+          <w:rFonts w:ascii="Segoe UI" w:hAnsi="Segoe UI"/>
+          <w:b w:val="0"/>
+          <w:i/>
+        </w:rPr>
+        <w:t>só admin</w:t>
+      </w:r>
+      <w:r>
+        <w:rPr>
+          <w:rFonts w:ascii="Segoe UI" w:hAnsi="Segoe UI"/>
+          <w:b w:val="0"/>
+          <w:i w:val="0"/>
+        </w:rPr>
+        <w:t xml:space="preserve"> ao lado — marcá-las para outro perfil não faria efeito nenhum na tela dela. Escrever </w:t>
+      </w:r>
+      <w:r>
+        <w:rPr>
+          <w:rFonts w:ascii="Consolas" w:hAnsi="Consolas"/>
+          <w:b w:val="0"/>
+          <w:i w:val="0"/>
+          <w:sz w:val="19"/>
+        </w:rPr>
+        <w:t>Admin</w:t>
+      </w:r>
+      <w:r>
+        <w:rPr>
+          <w:rFonts w:ascii="Segoe UI" w:hAnsi="Segoe UI"/>
+          <w:b w:val="0"/>
+          <w:i w:val="0"/>
+        </w:rPr>
+        <w:t xml:space="preserve"> no campo Perfil destrava as duas na hora.</w:t>
+      </w:r>
+    </w:p>
+    <w:p>
+      <w:pPr>
+        <w:spacing w:after="40"/>
+        <w:pBdr>
+          <w:left w:val="single" w:sz="18" w:space="8" w:color="D9A300"/>
+        </w:pBdr>
+        <w:shd w:val="clear" w:fill="FFF8E6"/>
+      </w:pPr>
+      <w:r>
+        <w:rPr>
+          <w:rFonts w:ascii="Segoe UI" w:hAnsi="Segoe UI"/>
+          <w:b/>
+          <w:color w:val="8A6100"/>
+          <w:sz w:val="16"/>
+        </w:rPr>
+        <w:t>SE UMA ABA NÃO APARECE PARA A PESSOA</w:t>
+      </w:r>
+    </w:p>
+    <w:p>
+      <w:pPr>
+        <w:spacing w:after="80"/>
+        <w:pBdr>
+          <w:left w:val="single" w:sz="18" w:space="8" w:color="D9A300"/>
+        </w:pBdr>
+        <w:shd w:val="clear" w:fill="FFF8E6"/>
+      </w:pPr>
+      <w:r>
+        <w:rPr>
+          <w:rFonts w:ascii="Segoe UI" w:hAnsi="Segoe UI"/>
+          <w:b w:val="0"/>
+          <w:i w:val="0"/>
+        </w:rPr>
+        <w:t xml:space="preserve">Confira nesta ordem: a chave </w:t>
+      </w:r>
+      <w:r>
+        <w:rPr>
+          <w:rFonts w:ascii="Segoe UI" w:hAnsi="Segoe UI"/>
+          <w:b w:val="0"/>
+          <w:i/>
+        </w:rPr>
+        <w:t>Pode entrar no painel?</w:t>
+      </w:r>
+      <w:r>
+        <w:rPr>
+          <w:rFonts w:ascii="Segoe UI" w:hAnsi="Segoe UI"/>
+          <w:b w:val="0"/>
+          <w:i w:val="0"/>
+        </w:rPr>
+        <w:t xml:space="preserve"> está ligada; a aba está marcada aqui; e ela não é </w:t>
+      </w:r>
+      <w:r>
+        <w:rPr>
+          <w:rFonts w:ascii="Segoe UI" w:hAnsi="Segoe UI"/>
+          <w:b w:val="0"/>
+          <w:i/>
+        </w:rPr>
+        <w:t>Ajustes</w:t>
+      </w:r>
+      <w:r>
+        <w:rPr>
+          <w:rFonts w:ascii="Segoe UI" w:hAnsi="Segoe UI"/>
+          <w:b w:val="0"/>
+          <w:i w:val="0"/>
+        </w:rPr>
+        <w:t xml:space="preserve"> nem </w:t>
+      </w:r>
+      <w:r>
+        <w:rPr>
+          <w:rFonts w:ascii="Segoe UI" w:hAnsi="Segoe UI"/>
+          <w:b w:val="0"/>
+          <w:i/>
+        </w:rPr>
+        <w:t>Cadastros</w:t>
+      </w:r>
+      <w:r>
+        <w:rPr>
+          <w:rFonts w:ascii="Segoe UI" w:hAnsi="Segoe UI"/>
+          <w:b w:val="0"/>
+          <w:i w:val="0"/>
+        </w:rPr>
+        <w:t>, que só o Admin vê.</w:t>
+      </w:r>
+    </w:p>
+    <w:p>
+      <w:pPr>
+        <w:spacing w:after="80"/>
+        <w:pBdr>
+          <w:left w:val="single" w:sz="18" w:space="8" w:color="D9A300"/>
+        </w:pBdr>
+        <w:shd w:val="clear" w:fill="FFF8E6"/>
+      </w:pPr>
+      <w:r>
+        <w:rPr>
+          <w:rFonts w:ascii="Segoe UI" w:hAnsi="Segoe UI"/>
+          <w:b w:val="0"/>
+          <w:i w:val="0"/>
+        </w:rPr>
+        <w:t xml:space="preserve">Depois disso, </w:t>
+      </w:r>
+      <w:r>
+        <w:rPr>
+          <w:rFonts w:ascii="Segoe UI" w:hAnsi="Segoe UI"/>
+          <w:b/>
+          <w:i w:val="0"/>
+        </w:rPr>
+        <w:t>a pessoa precisa sair e entrar de novo</w:t>
+      </w:r>
+      <w:r>
+        <w:rPr>
+          <w:rFonts w:ascii="Segoe UI" w:hAnsi="Segoe UI"/>
+          <w:b w:val="0"/>
+          <w:i w:val="0"/>
+        </w:rPr>
+        <w:t>. As permissões viajam no login, e quem está com a sessão aberta continua com a lista antiga.</w:t>
+      </w:r>
+    </w:p>
+    <w:p>
+      <w:pPr>
+        <w:spacing w:after="40"/>
+      </w:pPr>
     </w:p>
     <w:p>
       <w:r>

--- a/manual.docx
+++ b/manual.docx
@@ -4249,82 +4249,6 @@
         <w:pStyle w:val="Heading2"/>
       </w:pPr>
       <w:r>
-        <w:t>Escolher as colunas</w:t>
-      </w:r>
-    </w:p>
-    <w:p>
-      <w:r>
-        <w:rPr>
-          <w:rFonts w:ascii="Segoe UI" w:hAnsi="Segoe UI"/>
-          <w:b w:val="0"/>
-          <w:i w:val="0"/>
-        </w:rPr>
-        <w:t xml:space="preserve">O botão </w:t>
-      </w:r>
-      <w:r>
-        <w:rPr>
-          <w:rFonts w:ascii="Segoe UI" w:hAnsi="Segoe UI"/>
-          <w:b/>
-          <w:i w:val="0"/>
-        </w:rPr>
-        <w:t>Colunas</w:t>
-      </w:r>
-      <w:r>
-        <w:rPr>
-          <w:rFonts w:ascii="Segoe UI" w:hAnsi="Segoe UI"/>
-          <w:b w:val="0"/>
-          <w:i w:val="0"/>
-        </w:rPr>
-        <w:t xml:space="preserve">, no rodapé da coluna da esquerda, abre a lista de colunas da tabela com uma caixa de marcar em cada. Desmarcar tira a coluna da tela — e do CSV, que sai sempre com as mesmas colunas. O </w:t>
-      </w:r>
-      <w:r>
-        <w:rPr>
-          <w:rFonts w:ascii="Segoe UI" w:hAnsi="Segoe UI"/>
-          <w:b/>
-          <w:i w:val="0"/>
-        </w:rPr>
-        <w:t>↺ Mostrar todas</w:t>
-      </w:r>
-      <w:r>
-        <w:rPr>
-          <w:rFonts w:ascii="Segoe UI" w:hAnsi="Segoe UI"/>
-          <w:b w:val="0"/>
-          <w:i w:val="0"/>
-        </w:rPr>
-        <w:t xml:space="preserve"> desfaz de uma vez.</w:t>
-      </w:r>
-    </w:p>
-    <w:p>
-      <w:r>
-        <w:rPr>
-          <w:rFonts w:ascii="Segoe UI" w:hAnsi="Segoe UI"/>
-          <w:b w:val="0"/>
-          <w:i w:val="0"/>
-        </w:rPr>
-        <w:t xml:space="preserve">Fica guardado neste navegador, como a ordem e a largura. Esconder coluna é esconder informação, então o botão conta quantas estão fora — </w:t>
-      </w:r>
-      <w:r>
-        <w:rPr>
-          <w:rFonts w:ascii="Segoe UI" w:hAnsi="Segoe UI"/>
-          <w:b w:val="0"/>
-          <w:i/>
-        </w:rPr>
-        <w:t>▸ Colunas (2)</w:t>
-      </w:r>
-      <w:r>
-        <w:rPr>
-          <w:rFonts w:ascii="Segoe UI" w:hAnsi="Segoe UI"/>
-          <w:b w:val="0"/>
-          <w:i w:val="0"/>
-        </w:rPr>
-        <w:t xml:space="preserve"> — e troca de cor. Sem isso, a tabela apareceria sem o Retorno e quem chegasse depois procuraria o número num lugar que não existe mais.</w:t>
-      </w:r>
-    </w:p>
-    <w:p>
-      <w:pPr>
-        <w:pStyle w:val="Heading2"/>
-      </w:pPr>
-      <w:r>
         <w:t>Classificar, arrastar, redimensionar</w:t>
       </w:r>
     </w:p>
@@ -4402,6 +4326,48 @@
           <w:i w:val="0"/>
         </w:rPr>
         <w:t xml:space="preserve"> — muda a largura</w:t>
+      </w:r>
+    </w:p>
+    <w:p>
+      <w:r>
+        <w:rPr>
+          <w:rFonts w:ascii="Segoe UI" w:hAnsi="Segoe UI"/>
+          <w:b w:val="0"/>
+          <w:i w:val="0"/>
+        </w:rPr>
+        <w:t xml:space="preserve">Para </w:t>
+      </w:r>
+      <w:r>
+        <w:rPr>
+          <w:rFonts w:ascii="Segoe UI" w:hAnsi="Segoe UI"/>
+          <w:b/>
+          <w:i w:val="0"/>
+        </w:rPr>
+        <w:t>esconder</w:t>
+      </w:r>
+      <w:r>
+        <w:rPr>
+          <w:rFonts w:ascii="Segoe UI" w:hAnsi="Segoe UI"/>
+          <w:b w:val="0"/>
+          <w:i w:val="0"/>
+        </w:rPr>
+        <w:t xml:space="preserve"> uma coluna, e para fazer as mesmas três coisas sem precisar acertar o arrasto, use a aba </w:t>
+      </w:r>
+      <w:r>
+        <w:rPr>
+          <w:rFonts w:ascii="Consolas" w:hAnsi="Consolas"/>
+          <w:color w:val="0F6A31"/>
+          <w:sz w:val="19"/>
+        </w:rPr>
+        <w:t>Colunas</w:t>
+      </w:r>
+      <w:r>
+        <w:rPr>
+          <w:rFonts w:ascii="Segoe UI" w:hAnsi="Segoe UI"/>
+          <w:b w:val="0"/>
+          <w:i w:val="0"/>
+        </w:rPr>
+        <w:t>. É o mesmo ajuste visto de outro lugar: o que se arrasta aqui aparece lá, e o que se marca lá esta tabela obedece.</w:t>
       </w:r>
     </w:p>
     <w:p>
@@ -5671,6 +5637,50 @@
         <w:pStyle w:val="Heading2"/>
       </w:pPr>
       <w:r>
+        <w:t>As colunas da tabela</w:t>
+      </w:r>
+    </w:p>
+    <w:p>
+      <w:r>
+        <w:rPr>
+          <w:rFonts w:ascii="Segoe UI" w:hAnsi="Segoe UI"/>
+          <w:b w:val="0"/>
+          <w:i w:val="0"/>
+        </w:rPr>
+        <w:t xml:space="preserve">Arraste o título para trocar a coluna de lugar, e a borda direita para mudar a largura — como no Painel de Ativos. Para esconder, e para fazer as duas sem arrastar, use a aba </w:t>
+      </w:r>
+      <w:r>
+        <w:rPr>
+          <w:rFonts w:ascii="Consolas" w:hAnsi="Consolas"/>
+          <w:color w:val="0F6A31"/>
+          <w:sz w:val="19"/>
+        </w:rPr>
+        <w:t>Colunas</w:t>
+      </w:r>
+      <w:r>
+        <w:rPr>
+          <w:rFonts w:ascii="Segoe UI" w:hAnsi="Segoe UI"/>
+          <w:b w:val="0"/>
+          <w:i w:val="0"/>
+        </w:rPr>
+        <w:t>.</w:t>
+      </w:r>
+    </w:p>
+    <w:p>
+      <w:r>
+        <w:rPr>
+          <w:rFonts w:ascii="Segoe UI" w:hAnsi="Segoe UI"/>
+          <w:b w:val="0"/>
+          <w:i w:val="0"/>
+        </w:rPr>
+        <w:t>A coluna dos botões de ação fica de fora: ela não é dado, é o caminho para corrigir. Escondível, alguém a esconderia sem querer e perderia o único jeito de consertar um lançamento; arrastável, cairia no meio da leitura.</w:t>
+      </w:r>
+    </w:p>
+    <w:p>
+      <w:pPr>
+        <w:pStyle w:val="Heading2"/>
+      </w:pPr>
+      <w:r>
         <w:t>Corrigir, cancelar, excluir</w:t>
       </w:r>
     </w:p>
@@ -5812,6 +5822,385 @@
       <w:pPr>
         <w:spacing w:after="40"/>
       </w:pPr>
+    </w:p>
+    <w:p>
+      <w:pPr>
+        <w:pStyle w:val="Heading1"/>
+      </w:pPr>
+      <w:r>
+        <w:t>Colunas</w:t>
+      </w:r>
+    </w:p>
+    <w:p>
+      <w:r>
+        <w:rPr>
+          <w:rFonts w:ascii="Segoe UI" w:hAnsi="Segoe UI"/>
+          <w:b w:val="0"/>
+          <w:i w:val="0"/>
+        </w:rPr>
+        <w:t>Uma tela só para o desenho das tabelas. Antes, esconder e mover coluna morava dentro do painel de filtros do Painel de Ativos, e num segundo botão na barra de Movimentos — dois lugares diferentes para o mesmo ajuste, e nenhum deles onde se procura.</w:t>
+      </w:r>
+    </w:p>
+    <w:p>
+      <w:pPr>
+        <w:pStyle w:val="Heading2"/>
+      </w:pPr>
+      <w:r>
+        <w:t>Uma ficha por módulo</w:t>
+      </w:r>
+    </w:p>
+    <w:p>
+      <w:r>
+        <w:rPr>
+          <w:rFonts w:ascii="Segoe UI" w:hAnsi="Segoe UI"/>
+          <w:b w:val="0"/>
+          <w:i w:val="0"/>
+        </w:rPr>
+        <w:t>Cada módulo com tabela ajustável tem a sua ficha, e dentro dela uma linha por coluna. Em cada linha, as três coisas que se pode fazer:</w:t>
+      </w:r>
+    </w:p>
+    <w:p>
+      <w:pPr>
+        <w:pStyle w:val="ListBullet"/>
+        <w:spacing w:after="60"/>
+      </w:pPr>
+      <w:r>
+        <w:rPr>
+          <w:rFonts w:ascii="Segoe UI" w:hAnsi="Segoe UI"/>
+          <w:b/>
+          <w:i w:val="0"/>
+        </w:rPr>
+        <w:t>A caixa de marcar</w:t>
+      </w:r>
+      <w:r>
+        <w:rPr>
+          <w:rFonts w:ascii="Segoe UI" w:hAnsi="Segoe UI"/>
+          <w:b w:val="0"/>
+          <w:i w:val="0"/>
+        </w:rPr>
+        <w:t xml:space="preserve"> — desmarque para esconder a coluna</w:t>
+      </w:r>
+    </w:p>
+    <w:p>
+      <w:pPr>
+        <w:pStyle w:val="ListBullet"/>
+        <w:spacing w:after="60"/>
+      </w:pPr>
+      <w:r>
+        <w:rPr>
+          <w:rFonts w:ascii="Segoe UI" w:hAnsi="Segoe UI"/>
+          <w:b/>
+          <w:i w:val="0"/>
+        </w:rPr>
+        <w:t>↑ e ↓</w:t>
+      </w:r>
+      <w:r>
+        <w:rPr>
+          <w:rFonts w:ascii="Segoe UI" w:hAnsi="Segoe UI"/>
+          <w:b w:val="0"/>
+          <w:i w:val="0"/>
+        </w:rPr>
+        <w:t xml:space="preserve"> — movem a coluna de lugar. A primeira não sobe, a última não desce, e os botões ficam apagados quando não há para onde ir</w:t>
+      </w:r>
+    </w:p>
+    <w:p>
+      <w:pPr>
+        <w:pStyle w:val="ListBullet"/>
+        <w:spacing w:after="60"/>
+      </w:pPr>
+      <w:r>
+        <w:rPr>
+          <w:rFonts w:ascii="Segoe UI" w:hAnsi="Segoe UI"/>
+          <w:b/>
+          <w:i w:val="0"/>
+        </w:rPr>
+        <w:t>O número em px</w:t>
+      </w:r>
+      <w:r>
+        <w:rPr>
+          <w:rFonts w:ascii="Segoe UI" w:hAnsi="Segoe UI"/>
+          <w:b w:val="0"/>
+          <w:i w:val="0"/>
+        </w:rPr>
+        <w:t xml:space="preserve"> — a largura da coluna. Vale a partir de 70px</w:t>
+      </w:r>
+    </w:p>
+    <w:p>
+      <w:r>
+        <w:rPr>
+          <w:rFonts w:ascii="Segoe UI" w:hAnsi="Segoe UI"/>
+          <w:b w:val="0"/>
+          <w:i w:val="0"/>
+        </w:rPr>
+        <w:t xml:space="preserve">Hoje são dois: </w:t>
+      </w:r>
+      <w:r>
+        <w:rPr>
+          <w:rFonts w:ascii="Segoe UI" w:hAnsi="Segoe UI"/>
+          <w:b/>
+          <w:i w:val="0"/>
+        </w:rPr>
+        <w:t>Painel de Ativos</w:t>
+      </w:r>
+      <w:r>
+        <w:rPr>
+          <w:rFonts w:ascii="Segoe UI" w:hAnsi="Segoe UI"/>
+          <w:b w:val="0"/>
+          <w:i w:val="0"/>
+        </w:rPr>
+        <w:t xml:space="preserve"> e </w:t>
+      </w:r>
+      <w:r>
+        <w:rPr>
+          <w:rFonts w:ascii="Segoe UI" w:hAnsi="Segoe UI"/>
+          <w:b/>
+          <w:i w:val="0"/>
+        </w:rPr>
+        <w:t>Movimentos</w:t>
+      </w:r>
+      <w:r>
+        <w:rPr>
+          <w:rFonts w:ascii="Segoe UI" w:hAnsi="Segoe UI"/>
+          <w:b w:val="0"/>
+          <w:i w:val="0"/>
+        </w:rPr>
+        <w:t>. Painel, Extratos e Cadastros ainda não aparecem, e a própria tela diz isso no rodapé — módulo que falta sem explicação parece coisa quebrada.</w:t>
+      </w:r>
+    </w:p>
+    <w:p>
+      <w:pPr>
+        <w:spacing w:after="40"/>
+        <w:pBdr>
+          <w:left w:val="single" w:sz="18" w:space="8" w:color="D9A300"/>
+        </w:pBdr>
+        <w:shd w:val="clear" w:fill="FFF8E6"/>
+      </w:pPr>
+      <w:r>
+        <w:rPr>
+          <w:rFonts w:ascii="Segoe UI" w:hAnsi="Segoe UI"/>
+          <w:b/>
+          <w:color w:val="8A6100"/>
+          <w:sz w:val="16"/>
+        </w:rPr>
+        <w:t>ESCONDIDA, A COLUNA CONTINUA NA LISTA</w:t>
+      </w:r>
+    </w:p>
+    <w:p>
+      <w:pPr>
+        <w:spacing w:after="80"/>
+        <w:pBdr>
+          <w:left w:val="single" w:sz="18" w:space="8" w:color="D9A300"/>
+        </w:pBdr>
+        <w:shd w:val="clear" w:fill="FFF8E6"/>
+      </w:pPr>
+      <w:r>
+        <w:rPr>
+          <w:rFonts w:ascii="Segoe UI" w:hAnsi="Segoe UI"/>
+          <w:b w:val="0"/>
+          <w:i w:val="0"/>
+        </w:rPr>
+        <w:t xml:space="preserve">Ela fica </w:t>
+      </w:r>
+      <w:r>
+        <w:rPr>
+          <w:rFonts w:ascii="Segoe UI" w:hAnsi="Segoe UI"/>
+          <w:b/>
+          <w:i w:val="0"/>
+        </w:rPr>
+        <w:t>apagada</w:t>
+      </w:r>
+      <w:r>
+        <w:rPr>
+          <w:rFonts w:ascii="Segoe UI" w:hAnsi="Segoe UI"/>
+          <w:b w:val="0"/>
+          <w:i w:val="0"/>
+        </w:rPr>
+        <w:t>, e não some. Sumindo, não haveria como trazê-la de volta — e é justamente ela que se procura quando se vem a esta tela.</w:t>
+      </w:r>
+    </w:p>
+    <w:p>
+      <w:pPr>
+        <w:spacing w:after="80"/>
+        <w:pBdr>
+          <w:left w:val="single" w:sz="18" w:space="8" w:color="D9A300"/>
+        </w:pBdr>
+        <w:shd w:val="clear" w:fill="FFF8E6"/>
+      </w:pPr>
+      <w:r>
+        <w:rPr>
+          <w:rFonts w:ascii="Segoe UI" w:hAnsi="Segoe UI"/>
+          <w:b w:val="0"/>
+          <w:i w:val="0"/>
+        </w:rPr>
+        <w:t xml:space="preserve">A ficha do módulo mostra em âmbar </w:t>
+      </w:r>
+      <w:r>
+        <w:rPr>
+          <w:rFonts w:ascii="Segoe UI" w:hAnsi="Segoe UI"/>
+          <w:b w:val="0"/>
+          <w:i/>
+        </w:rPr>
+        <w:t>quantas</w:t>
+      </w:r>
+      <w:r>
+        <w:rPr>
+          <w:rFonts w:ascii="Segoe UI" w:hAnsi="Segoe UI"/>
+          <w:b w:val="0"/>
+          <w:i w:val="0"/>
+        </w:rPr>
+        <w:t xml:space="preserve"> estão fora. Nenhuma escondida, nenhum aviso.</w:t>
+      </w:r>
+    </w:p>
+    <w:p>
+      <w:pPr>
+        <w:spacing w:after="40"/>
+      </w:pPr>
+    </w:p>
+    <w:p>
+      <w:pPr>
+        <w:pStyle w:val="Heading2"/>
+      </w:pPr>
+      <w:r>
+        <w:t>É o mesmo ajuste da tabela</w:t>
+      </w:r>
+    </w:p>
+    <w:p>
+      <w:r>
+        <w:rPr>
+          <w:rFonts w:ascii="Segoe UI" w:hAnsi="Segoe UI"/>
+          <w:b w:val="0"/>
+          <w:i w:val="0"/>
+        </w:rPr>
+        <w:t>Esta tela grava no mesmo lugar que o arrasto no cabeçalho: mover aqui é mover lá. Assim que se muda algo, a tabela do módulo se redesenha — não é preciso trocar de aba para ver.</w:t>
+      </w:r>
+    </w:p>
+    <w:p>
+      <w:r>
+        <w:rPr>
+          <w:rFonts w:ascii="Segoe UI" w:hAnsi="Segoe UI"/>
+          <w:b w:val="0"/>
+          <w:i w:val="0"/>
+        </w:rPr>
+        <w:t xml:space="preserve">O </w:t>
+      </w:r>
+      <w:r>
+        <w:rPr>
+          <w:rFonts w:ascii="Segoe UI" w:hAnsi="Segoe UI"/>
+          <w:b/>
+          <w:i w:val="0"/>
+        </w:rPr>
+        <w:t>restaurar padrão</w:t>
+      </w:r>
+      <w:r>
+        <w:rPr>
+          <w:rFonts w:ascii="Segoe UI" w:hAnsi="Segoe UI"/>
+          <w:b w:val="0"/>
+          <w:i w:val="0"/>
+        </w:rPr>
+        <w:t xml:space="preserve"> de cada ficha apaga as três preferências de uma vez — ordem, largura e escondidas. Apagar só uma deixaria a tabela num meio-termo que ninguém escolheu.</w:t>
+      </w:r>
+    </w:p>
+    <w:p>
+      <w:r>
+        <w:rPr>
+          <w:rFonts w:ascii="Segoe UI" w:hAnsi="Segoe UI"/>
+          <w:b w:val="0"/>
+          <w:i w:val="0"/>
+        </w:rPr>
+        <w:t xml:space="preserve">Tudo isso fica guardado </w:t>
+      </w:r>
+      <w:r>
+        <w:rPr>
+          <w:rFonts w:ascii="Segoe UI" w:hAnsi="Segoe UI"/>
+          <w:b/>
+          <w:i w:val="0"/>
+        </w:rPr>
+        <w:t>neste navegador</w:t>
+      </w:r>
+      <w:r>
+        <w:rPr>
+          <w:rFonts w:ascii="Segoe UI" w:hAnsi="Segoe UI"/>
+          <w:b w:val="0"/>
+          <w:i w:val="0"/>
+        </w:rPr>
+        <w:t>, e não na conta. É preferência de quem olha, como o zoom da tela — não muda dado, não muda saldo, e não viaja para o computador do colega.</w:t>
+      </w:r>
+    </w:p>
+    <w:p>
+      <w:r>
+        <w:rPr>
+          <w:rFonts w:ascii="Segoe UI" w:hAnsi="Segoe UI"/>
+          <w:b w:val="0"/>
+          <w:i w:val="0"/>
+        </w:rPr>
+        <w:t xml:space="preserve">A largura grava quando o campo perde o foco, não a cada tecla: digitando </w:t>
+      </w:r>
+      <w:r>
+        <w:rPr>
+          <w:rFonts w:ascii="Segoe UI" w:hAnsi="Segoe UI"/>
+          <w:b w:val="0"/>
+          <w:i w:val="0"/>
+        </w:rPr>
+        <w:t>1</w:t>
+      </w:r>
+      <w:r>
+        <w:rPr>
+          <w:rFonts w:ascii="Segoe UI" w:hAnsi="Segoe UI"/>
+          <w:b w:val="0"/>
+          <w:i w:val="0"/>
+        </w:rPr>
+        <w:t xml:space="preserve"> antes de </w:t>
+      </w:r>
+      <w:r>
+        <w:rPr>
+          <w:rFonts w:ascii="Segoe UI" w:hAnsi="Segoe UI"/>
+          <w:b w:val="0"/>
+          <w:i w:val="0"/>
+        </w:rPr>
+        <w:t>2</w:t>
+      </w:r>
+      <w:r>
+        <w:rPr>
+          <w:rFonts w:ascii="Segoe UI" w:hAnsi="Segoe UI"/>
+          <w:b w:val="0"/>
+          <w:i w:val="0"/>
+        </w:rPr>
+        <w:t xml:space="preserve"> e </w:t>
+      </w:r>
+      <w:r>
+        <w:rPr>
+          <w:rFonts w:ascii="Segoe UI" w:hAnsi="Segoe UI"/>
+          <w:b w:val="0"/>
+          <w:i w:val="0"/>
+        </w:rPr>
+        <w:t>0</w:t>
+      </w:r>
+      <w:r>
+        <w:rPr>
+          <w:rFonts w:ascii="Segoe UI" w:hAnsi="Segoe UI"/>
+          <w:b w:val="0"/>
+          <w:i w:val="0"/>
+        </w:rPr>
+        <w:t>, a coluna encolheria ao mínimo no meio da digitação.</w:t>
+      </w:r>
+    </w:p>
+    <w:p>
+      <w:pPr>
+        <w:pStyle w:val="Heading2"/>
+      </w:pPr>
+      <w:r>
+        <w:t>Quem vê esta aba</w:t>
+      </w:r>
+    </w:p>
+    <w:p>
+      <w:r>
+        <w:rPr>
+          <w:rFonts w:ascii="Segoe UI" w:hAnsi="Segoe UI"/>
+          <w:b w:val="0"/>
+          <w:i w:val="0"/>
+        </w:rPr>
+        <w:t>Qualquer pessoa que tenha o painel — ela não é exclusiva do administrador. Escolher coluna não muda dado nenhum; é a mesma natureza de recolher a coluna da esquerda. Como as outras, pode ser tirada de alguém pela lista de abas do cadastro.</w:t>
+      </w:r>
     </w:p>
     <w:p>
       <w:pPr>
@@ -7248,6 +7637,55 @@
           <w:i w:val="0"/>
         </w:rPr>
         <w:t>. As permissões viajam no login, e quem está com a sessão aberta continua com a lista antiga.</w:t>
+      </w:r>
+    </w:p>
+    <w:p>
+      <w:pPr>
+        <w:spacing w:after="80"/>
+        <w:pBdr>
+          <w:left w:val="single" w:sz="18" w:space="8" w:color="D9A300"/>
+        </w:pBdr>
+        <w:shd w:val="clear" w:fill="FFF8E6"/>
+      </w:pPr>
+      <w:r>
+        <w:rPr>
+          <w:rFonts w:ascii="Segoe UI" w:hAnsi="Segoe UI"/>
+          <w:b w:val="0"/>
+          <w:i w:val="0"/>
+        </w:rPr>
+        <w:t xml:space="preserve">Se a marca não alcançar nenhuma aba que aquela pessoa possa ver — só </w:t>
+      </w:r>
+      <w:r>
+        <w:rPr>
+          <w:rFonts w:ascii="Segoe UI" w:hAnsi="Segoe UI"/>
+          <w:b w:val="0"/>
+          <w:i/>
+        </w:rPr>
+        <w:t>Ajustes</w:t>
+      </w:r>
+      <w:r>
+        <w:rPr>
+          <w:rFonts w:ascii="Segoe UI" w:hAnsi="Segoe UI"/>
+          <w:b w:val="0"/>
+          <w:i w:val="0"/>
+        </w:rPr>
+        <w:t xml:space="preserve"> marcado para um gerente, por exemplo —, ela é </w:t>
+      </w:r>
+      <w:r>
+        <w:rPr>
+          <w:rFonts w:ascii="Segoe UI" w:hAnsi="Segoe UI"/>
+          <w:b/>
+          <w:i w:val="0"/>
+        </w:rPr>
+        <w:t>ignorada</w:t>
+      </w:r>
+      <w:r>
+        <w:rPr>
+          <w:rFonts w:ascii="Segoe UI" w:hAnsi="Segoe UI"/>
+          <w:b w:val="0"/>
+          <w:i w:val="0"/>
+        </w:rPr>
+        <w:t xml:space="preserve"> e valem todas as permitidas. O painel nunca abre vazio: errar para o lado de mostrar se corrige aqui no cadastro; errar para o lado de trancar só se resolve com o administrador por perto.</w:t>
       </w:r>
     </w:p>
     <w:p>
@@ -10198,7 +10636,7 @@
           <w:rFonts w:ascii="Consolas" w:hAnsi="Consolas"/>
           <w:sz w:val="20"/>
         </w:rPr>
-        <w:t>node teste/teste_api.js → 455 verificações das regrasnode teste/teste_tela.js → 214 verificações das telas</w:t>
+        <w:t>node teste/teste_api.js → 455 verificações das regrasnode teste/teste_tela.js → 443 verificações das telas</w:t>
       </w:r>
     </w:p>
     <w:p>

--- a/manual.docx
+++ b/manual.docx
@@ -5932,7 +5932,7 @@
           <w:b w:val="0"/>
           <w:i w:val="0"/>
         </w:rPr>
-        <w:t xml:space="preserve">Hoje são dois: </w:t>
+        <w:t xml:space="preserve">Hoje são três: </w:t>
       </w:r>
       <w:r>
         <w:rPr>
@@ -5948,6 +5948,22 @@
           <w:b w:val="0"/>
           <w:i w:val="0"/>
         </w:rPr>
+        <w:t xml:space="preserve">, </w:t>
+      </w:r>
+      <w:r>
+        <w:rPr>
+          <w:rFonts w:ascii="Segoe UI" w:hAnsi="Segoe UI"/>
+          <w:b/>
+          <w:i w:val="0"/>
+        </w:rPr>
+        <w:t>Movimentos</w:t>
+      </w:r>
+      <w:r>
+        <w:rPr>
+          <w:rFonts w:ascii="Segoe UI" w:hAnsi="Segoe UI"/>
+          <w:b w:val="0"/>
+          <w:i w:val="0"/>
+        </w:rPr>
         <w:t xml:space="preserve"> e </w:t>
       </w:r>
       <w:r>
@@ -5956,15 +5972,41 @@
           <w:b/>
           <w:i w:val="0"/>
         </w:rPr>
-        <w:t>Movimentos</w:t>
-      </w:r>
-      <w:r>
-        <w:rPr>
-          <w:rFonts w:ascii="Segoe UI" w:hAnsi="Segoe UI"/>
-          <w:b w:val="0"/>
-          <w:i w:val="0"/>
-        </w:rPr>
-        <w:t>. Painel, Extratos e Cadastros ainda não aparecem, e a própria tela diz isso no rodapé — módulo que falta sem explicação parece coisa quebrada.</w:t>
+        <w:t>Cadastros · Usuários</w:t>
+      </w:r>
+      <w:r>
+        <w:rPr>
+          <w:rFonts w:ascii="Segoe UI" w:hAnsi="Segoe UI"/>
+          <w:b w:val="0"/>
+          <w:i w:val="0"/>
+        </w:rPr>
+        <w:t>. O Painel, os Extratos e as demais listas de Cadastros ainda não aparecem, e a própria tela diz isso no rodapé — módulo que falta sem explicação parece coisa quebrada.</w:t>
+      </w:r>
+    </w:p>
+    <w:p>
+      <w:r>
+        <w:rPr>
+          <w:rFonts w:ascii="Segoe UI" w:hAnsi="Segoe UI"/>
+          <w:b w:val="0"/>
+          <w:i w:val="0"/>
+        </w:rPr>
+        <w:t xml:space="preserve">A de </w:t>
+      </w:r>
+      <w:r>
+        <w:rPr>
+          <w:rFonts w:ascii="Segoe UI" w:hAnsi="Segoe UI"/>
+          <w:b/>
+          <w:i w:val="0"/>
+        </w:rPr>
+        <w:t>Usuários</w:t>
+      </w:r>
+      <w:r>
+        <w:rPr>
+          <w:rFonts w:ascii="Segoe UI" w:hAnsi="Segoe UI"/>
+          <w:b w:val="0"/>
+          <w:i w:val="0"/>
+        </w:rPr>
+        <w:t xml:space="preserve"> é a mais larga do app: nove colunas de dado. Quem não usa e-mail nem telefone esconde as duas e ganha a tela de volta — e é aí que esta aba paga por si.</w:t>
       </w:r>
     </w:p>
     <w:p>
@@ -6101,6 +6143,79 @@
       </w:r>
     </w:p>
     <w:p>
+      <w:pPr>
+        <w:spacing w:after="40"/>
+        <w:pBdr>
+          <w:left w:val="single" w:sz="18" w:space="8" w:color="D9A300"/>
+        </w:pBdr>
+        <w:shd w:val="clear" w:fill="FFF8E6"/>
+      </w:pPr>
+      <w:r>
+        <w:rPr>
+          <w:rFonts w:ascii="Segoe UI" w:hAnsi="Segoe UI"/>
+          <w:b/>
+          <w:color w:val="8A6100"/>
+          <w:sz w:val="16"/>
+        </w:rPr>
+        <w:t>A LARGURA EM PIXELS É A LARGURA EM PIXELS</w:t>
+      </w:r>
+    </w:p>
+    <w:p>
+      <w:pPr>
+        <w:spacing w:after="80"/>
+        <w:pBdr>
+          <w:left w:val="single" w:sz="18" w:space="8" w:color="D9A300"/>
+        </w:pBdr>
+        <w:shd w:val="clear" w:fill="FFF8E6"/>
+      </w:pPr>
+      <w:r>
+        <w:rPr>
+          <w:rFonts w:ascii="Segoe UI" w:hAnsi="Segoe UI"/>
+          <w:b w:val="0"/>
+          <w:i w:val="0"/>
+        </w:rPr>
+        <w:t xml:space="preserve">Toda tabela ajustável termina numa </w:t>
+      </w:r>
+      <w:r>
+        <w:rPr>
+          <w:rFonts w:ascii="Segoe UI" w:hAnsi="Segoe UI"/>
+          <w:b/>
+          <w:i w:val="0"/>
+        </w:rPr>
+        <w:t>coluna de folga</w:t>
+      </w:r>
+      <w:r>
+        <w:rPr>
+          <w:rFonts w:ascii="Segoe UI" w:hAnsi="Segoe UI"/>
+          <w:b w:val="0"/>
+          <w:i w:val="0"/>
+        </w:rPr>
+        <w:t>, sem título e sem largura — em Movimentos e Usuários ela é a coluna dos botões. É ela que recebe o espaço que sobra.</w:t>
+      </w:r>
+    </w:p>
+    <w:p>
+      <w:pPr>
+        <w:spacing w:after="80"/>
+        <w:pBdr>
+          <w:left w:val="single" w:sz="18" w:space="8" w:color="D9A300"/>
+        </w:pBdr>
+        <w:shd w:val="clear" w:fill="FFF8E6"/>
+      </w:pPr>
+      <w:r>
+        <w:rPr>
+          <w:rFonts w:ascii="Segoe UI" w:hAnsi="Segoe UI"/>
+          <w:b w:val="0"/>
+          <w:i w:val="0"/>
+        </w:rPr>
+        <w:t>Sem essa folga o navegador reparte a sobra entre as colunas: pedir 95px devolvia 435px sempre que a tabela não enchesse a janela, e esconder uma coluna só esticava as outras em vez de devolver a tela.</w:t>
+      </w:r>
+    </w:p>
+    <w:p>
+      <w:pPr>
+        <w:spacing w:after="40"/>
+      </w:pPr>
+    </w:p>
+    <w:p>
       <w:r>
         <w:rPr>
           <w:rFonts w:ascii="Segoe UI" w:hAnsi="Segoe UI"/>
@@ -6234,6 +6349,48 @@
           <w:i w:val="0"/>
         </w:rPr>
         <w:t>.</w:t>
+      </w:r>
+    </w:p>
+    <w:p>
+      <w:r>
+        <w:rPr>
+          <w:rFonts w:ascii="Segoe UI" w:hAnsi="Segoe UI"/>
+          <w:b w:val="0"/>
+          <w:i w:val="0"/>
+        </w:rPr>
+        <w:t xml:space="preserve">A tabela de </w:t>
+      </w:r>
+      <w:r>
+        <w:rPr>
+          <w:rFonts w:ascii="Segoe UI" w:hAnsi="Segoe UI"/>
+          <w:b/>
+          <w:i w:val="0"/>
+        </w:rPr>
+        <w:t>Usuários</w:t>
+      </w:r>
+      <w:r>
+        <w:rPr>
+          <w:rFonts w:ascii="Segoe UI" w:hAnsi="Segoe UI"/>
+          <w:b w:val="0"/>
+          <w:i w:val="0"/>
+        </w:rPr>
+        <w:t xml:space="preserve"> é ajustável: arraste o título para trocar a coluna de lugar, a borda direita para mudar a largura, e use a aba </w:t>
+      </w:r>
+      <w:r>
+        <w:rPr>
+          <w:rFonts w:ascii="Consolas" w:hAnsi="Consolas"/>
+          <w:color w:val="0F6A31"/>
+          <w:sz w:val="19"/>
+        </w:rPr>
+        <w:t>Colunas</w:t>
+      </w:r>
+      <w:r>
+        <w:rPr>
+          <w:rFonts w:ascii="Segoe UI" w:hAnsi="Segoe UI"/>
+          <w:b w:val="0"/>
+          <w:i w:val="0"/>
+        </w:rPr>
+        <w:t xml:space="preserve"> para esconder o que não interessa. É a mais larga do app — nove colunas de dado —, então é onde mais rende. Os botões de editar, desativar e excluir ficam fora do ajuste.</w:t>
       </w:r>
     </w:p>
     <w:p>

--- a/manual.docx
+++ b/manual.docx
@@ -5870,15 +5870,15 @@
           <w:b/>
           <w:i w:val="0"/>
         </w:rPr>
-        <w:t>A caixa de marcar</w:t>
-      </w:r>
-      <w:r>
-        <w:rPr>
-          <w:rFonts w:ascii="Segoe UI" w:hAnsi="Segoe UI"/>
-          <w:b w:val="0"/>
-          <w:i w:val="0"/>
-        </w:rPr>
-        <w:t xml:space="preserve"> — desmarque para esconder a coluna</w:t>
+        <w:t>↑ e ↓</w:t>
+      </w:r>
+      <w:r>
+        <w:rPr>
+          <w:rFonts w:ascii="Segoe UI" w:hAnsi="Segoe UI"/>
+          <w:b w:val="0"/>
+          <w:i w:val="0"/>
+        </w:rPr>
+        <w:t xml:space="preserve"> — movem a coluna de lugar. A primeira não sobe, a última não desce, e os botões ficam apagados quando não há para onde ir</w:t>
       </w:r>
     </w:p>
     <w:p>
@@ -5892,15 +5892,15 @@
           <w:b/>
           <w:i w:val="0"/>
         </w:rPr>
-        <w:t>↑ e ↓</w:t>
-      </w:r>
-      <w:r>
-        <w:rPr>
-          <w:rFonts w:ascii="Segoe UI" w:hAnsi="Segoe UI"/>
-          <w:b w:val="0"/>
-          <w:i w:val="0"/>
-        </w:rPr>
-        <w:t xml:space="preserve"> — movem a coluna de lugar. A primeira não sobe, a última não desce, e os botões ficam apagados quando não há para onde ir</w:t>
+        <w:t>O número em px</w:t>
+      </w:r>
+      <w:r>
+        <w:rPr>
+          <w:rFonts w:ascii="Segoe UI" w:hAnsi="Segoe UI"/>
+          <w:b w:val="0"/>
+          <w:i w:val="0"/>
+        </w:rPr>
+        <w:t xml:space="preserve"> — a largura da coluna. Vale a partir de 70px</w:t>
       </w:r>
     </w:p>
     <w:p>
@@ -5914,15 +5914,49 @@
           <w:b/>
           <w:i w:val="0"/>
         </w:rPr>
-        <w:t>O número em px</w:t>
-      </w:r>
-      <w:r>
-        <w:rPr>
-          <w:rFonts w:ascii="Segoe UI" w:hAnsi="Segoe UI"/>
-          <w:b w:val="0"/>
-          <w:i w:val="0"/>
-        </w:rPr>
-        <w:t xml:space="preserve"> — a largura da coluna. Vale a partir de 70px</w:t>
+        <w:t>✕ esconder</w:t>
+      </w:r>
+      <w:r>
+        <w:rPr>
+          <w:rFonts w:ascii="Segoe UI" w:hAnsi="Segoe UI"/>
+          <w:b w:val="0"/>
+          <w:i w:val="0"/>
+        </w:rPr>
+        <w:t xml:space="preserve"> — tira a coluna da tabela. Escondida, a linha fica apagada e o botão vira </w:t>
+      </w:r>
+      <w:r>
+        <w:rPr>
+          <w:rFonts w:ascii="Segoe UI" w:hAnsi="Segoe UI"/>
+          <w:b/>
+          <w:i w:val="0"/>
+        </w:rPr>
+        <w:t>↩ mostrar</w:t>
+      </w:r>
+    </w:p>
+    <w:p>
+      <w:r>
+        <w:rPr>
+          <w:rFonts w:ascii="Segoe UI" w:hAnsi="Segoe UI"/>
+          <w:b w:val="0"/>
+          <w:i w:val="0"/>
+        </w:rPr>
+        <w:t xml:space="preserve">As três estão escritas por extenso no alto da página. A primeira versão usava uma caixa de marcar para esconder, e ninguém achava: marcada, ela não diz o que acontece ao desmarcar, e a palavra </w:t>
+      </w:r>
+      <w:r>
+        <w:rPr>
+          <w:rFonts w:ascii="Segoe UI" w:hAnsi="Segoe UI"/>
+          <w:b w:val="0"/>
+          <w:i/>
+        </w:rPr>
+        <w:t>esconder</w:t>
+      </w:r>
+      <w:r>
+        <w:rPr>
+          <w:rFonts w:ascii="Segoe UI" w:hAnsi="Segoe UI"/>
+          <w:b w:val="0"/>
+          <w:i w:val="0"/>
+        </w:rPr>
+        <w:t xml:space="preserve"> não aparecia em lugar nenhum da tela.</w:t>
       </w:r>
     </w:p>
     <w:p>
@@ -10793,7 +10827,7 @@
           <w:rFonts w:ascii="Consolas" w:hAnsi="Consolas"/>
           <w:sz w:val="20"/>
         </w:rPr>
-        <w:t>node teste/teste_api.js → 455 verificações das regrasnode teste/teste_tela.js → 443 verificações das telas</w:t>
+        <w:t>node teste/teste_api.js → 455 verificações das regrasnode teste/teste_tela.js → 481 verificações das telas</w:t>
       </w:r>
     </w:p>
     <w:p>

--- a/manual.docx
+++ b/manual.docx
@@ -7628,7 +7628,7 @@
           <w:b w:val="0"/>
           <w:i w:val="0"/>
         </w:rPr>
-        <w:t xml:space="preserve"> marca, uma a uma, quais das seis abas do escritório aquela pessoa enxerga. Um gerente pode ver o Painel de Ativos e os Extratos sem ver Movimentos; um conferente pode entrar só para consultar.</w:t>
+        <w:t xml:space="preserve"> marca, uma a uma, quais das sete abas do escritório aquela pessoa enxerga. Um gerente pode ver o Painel de Ativos e os Extratos sem ver Movimentos; um conferente pode entrar só para consultar.</w:t>
       </w:r>
     </w:p>
     <w:p>
@@ -7811,7 +7811,7 @@
           <w:b w:val="0"/>
           <w:i w:val="0"/>
         </w:rPr>
-        <w:t xml:space="preserve">Depois disso, </w:t>
+        <w:t xml:space="preserve">No </w:t>
       </w:r>
       <w:r>
         <w:rPr>
@@ -7819,15 +7819,31 @@
           <w:b/>
           <w:i w:val="0"/>
         </w:rPr>
-        <w:t>a pessoa precisa sair e entrar de novo</w:t>
-      </w:r>
-      <w:r>
-        <w:rPr>
-          <w:rFonts w:ascii="Segoe UI" w:hAnsi="Segoe UI"/>
-          <w:b w:val="0"/>
-          <w:i w:val="0"/>
-        </w:rPr>
-        <w:t>. As permissões viajam no login, e quem está com a sessão aberta continua com a lista antiga.</w:t>
+        <w:t>painel</w:t>
+      </w:r>
+      <w:r>
+        <w:rPr>
+          <w:rFonts w:ascii="Segoe UI" w:hAnsi="Segoe UI"/>
+          <w:b w:val="0"/>
+          <w:i w:val="0"/>
+        </w:rPr>
+        <w:t xml:space="preserve">, a mudança vale na </w:t>
+      </w:r>
+      <w:r>
+        <w:rPr>
+          <w:rFonts w:ascii="Segoe UI" w:hAnsi="Segoe UI"/>
+          <w:b/>
+          <w:i w:val="0"/>
+        </w:rPr>
+        <w:t>próxima vez que a pessoa abrir a página</w:t>
+      </w:r>
+      <w:r>
+        <w:rPr>
+          <w:rFonts w:ascii="Segoe UI" w:hAnsi="Segoe UI"/>
+          <w:b w:val="0"/>
+          <w:i w:val="0"/>
+        </w:rPr>
+        <w:t xml:space="preserve"> — não é preciso sair e entrar. O painel relê o cadastro dela a cada abertura. O que não acontece é a tela dela mudar no mesmo segundo: se ela está com o painel aberto agora, precisa recarregar.</w:t>
       </w:r>
     </w:p>
     <w:p>
@@ -7942,7 +7958,7 @@
           <w:b w:val="0"/>
           <w:i w:val="0"/>
         </w:rPr>
-        <w:t xml:space="preserve">A pessoa precisa </w:t>
+        <w:t xml:space="preserve">No </w:t>
       </w:r>
       <w:r>
         <w:rPr>
@@ -7950,6 +7966,22 @@
           <w:b/>
           <w:i w:val="0"/>
         </w:rPr>
+        <w:t>app de campo</w:t>
+      </w:r>
+      <w:r>
+        <w:rPr>
+          <w:rFonts w:ascii="Segoe UI" w:hAnsi="Segoe UI"/>
+          <w:b w:val="0"/>
+          <w:i w:val="0"/>
+        </w:rPr>
+        <w:t xml:space="preserve"> a pessoa precisa </w:t>
+      </w:r>
+      <w:r>
+        <w:rPr>
+          <w:rFonts w:ascii="Segoe UI" w:hAnsi="Segoe UI"/>
+          <w:b/>
+          <w:i w:val="0"/>
+        </w:rPr>
         <w:t>sair e entrar de novo</w:t>
       </w:r>
       <w:r>
@@ -7958,7 +7990,40 @@
           <w:b w:val="0"/>
           <w:i w:val="0"/>
         </w:rPr>
-        <w:t xml:space="preserve"> no app de campo. As permissões viajam no login, então quem está com o app aberto continua vendo a lista antiga.</w:t>
+        <w:t>: ali as permissões viajam no login, e quem está com o app aberto continua vendo a lista antiga.</w:t>
+      </w:r>
+    </w:p>
+    <w:p>
+      <w:pPr>
+        <w:spacing w:after="80"/>
+        <w:pBdr>
+          <w:left w:val="single" w:sz="18" w:space="8" w:color="D9A300"/>
+        </w:pBdr>
+        <w:shd w:val="clear" w:fill="FFF8E6"/>
+      </w:pPr>
+      <w:r>
+        <w:rPr>
+          <w:rFonts w:ascii="Segoe UI" w:hAnsi="Segoe UI"/>
+          <w:b w:val="0"/>
+          <w:i w:val="0"/>
+        </w:rPr>
+        <w:t xml:space="preserve">No </w:t>
+      </w:r>
+      <w:r>
+        <w:rPr>
+          <w:rFonts w:ascii="Segoe UI" w:hAnsi="Segoe UI"/>
+          <w:b/>
+          <w:i w:val="0"/>
+        </w:rPr>
+        <w:t>painel</w:t>
+      </w:r>
+      <w:r>
+        <w:rPr>
+          <w:rFonts w:ascii="Segoe UI" w:hAnsi="Segoe UI"/>
+          <w:b w:val="0"/>
+          <w:i w:val="0"/>
+        </w:rPr>
+        <w:t xml:space="preserve"> não: ele relê o cadastro a cada abertura, então basta recarregar a página. E quem tiver perdido o acesso, ou for desativado, é avisado e mandado para a tela de entrada.</w:t>
       </w:r>
     </w:p>
     <w:p>
@@ -10827,7 +10892,7 @@
           <w:rFonts w:ascii="Consolas" w:hAnsi="Consolas"/>
           <w:sz w:val="20"/>
         </w:rPr>
-        <w:t>node teste/teste_api.js → 455 verificações das regrasnode teste/teste_tela.js → 481 verificações das telas</w:t>
+        <w:t>node teste/teste_api.js → 455 verificações das regrasnode teste/teste_tela.js → 497 verificações das telas</w:t>
       </w:r>
     </w:p>
     <w:p>

--- a/manual.docx
+++ b/manual.docx
@@ -7811,7 +7811,7 @@
           <w:b w:val="0"/>
           <w:i w:val="0"/>
         </w:rPr>
-        <w:t xml:space="preserve">No </w:t>
+        <w:t xml:space="preserve">A mudança vale na </w:t>
       </w:r>
       <w:r>
         <w:rPr>
@@ -7819,22 +7819,6 @@
           <w:b/>
           <w:i w:val="0"/>
         </w:rPr>
-        <w:t>painel</w:t>
-      </w:r>
-      <w:r>
-        <w:rPr>
-          <w:rFonts w:ascii="Segoe UI" w:hAnsi="Segoe UI"/>
-          <w:b w:val="0"/>
-          <w:i w:val="0"/>
-        </w:rPr>
-        <w:t xml:space="preserve">, a mudança vale na </w:t>
-      </w:r>
-      <w:r>
-        <w:rPr>
-          <w:rFonts w:ascii="Segoe UI" w:hAnsi="Segoe UI"/>
-          <w:b/>
-          <w:i w:val="0"/>
-        </w:rPr>
         <w:t>próxima vez que a pessoa abrir a página</w:t>
       </w:r>
       <w:r>
@@ -7843,7 +7827,7 @@
           <w:b w:val="0"/>
           <w:i w:val="0"/>
         </w:rPr>
-        <w:t xml:space="preserve"> — não é preciso sair e entrar. O painel relê o cadastro dela a cada abertura. O que não acontece é a tela dela mudar no mesmo segundo: se ela está com o painel aberto agora, precisa recarregar.</w:t>
+        <w:t xml:space="preserve"> — não é preciso sair e entrar. O que não acontece é a tela dela mudar no mesmo segundo: se ela está com o painel aberto agora, precisa recarregar.</w:t>
       </w:r>
     </w:p>
     <w:p>
@@ -7857,6 +7841,63 @@
       <w:r>
         <w:rPr>
           <w:rFonts w:ascii="Segoe UI" w:hAnsi="Segoe UI"/>
+          <w:b/>
+          <w:i w:val="0"/>
+        </w:rPr>
+        <w:t>E confira por onde ela chega ao painel.</w:t>
+      </w:r>
+      <w:r>
+        <w:rPr>
+          <w:rFonts w:ascii="Segoe UI" w:hAnsi="Segoe UI"/>
+          <w:b w:val="0"/>
+          <w:i w:val="0"/>
+        </w:rPr>
+        <w:t xml:space="preserve"> Quem entra pelo app de campo tem um botão </w:t>
+      </w:r>
+      <w:r>
+        <w:rPr>
+          <w:rFonts w:ascii="Segoe UI" w:hAnsi="Segoe UI"/>
+          <w:b/>
+          <w:i w:val="0"/>
+        </w:rPr>
+        <w:t>▦ Painel</w:t>
+      </w:r>
+      <w:r>
+        <w:rPr>
+          <w:rFonts w:ascii="Segoe UI" w:hAnsi="Segoe UI"/>
+          <w:b w:val="0"/>
+          <w:i w:val="0"/>
+        </w:rPr>
+        <w:t xml:space="preserve"> no alto da tela — ele só aparece para quem tem a chave </w:t>
+      </w:r>
+      <w:r>
+        <w:rPr>
+          <w:rFonts w:ascii="Segoe UI" w:hAnsi="Segoe UI"/>
+          <w:b w:val="0"/>
+          <w:i/>
+        </w:rPr>
+        <w:t>Pode entrar no painel?</w:t>
+      </w:r>
+      <w:r>
+        <w:rPr>
+          <w:rFonts w:ascii="Segoe UI" w:hAnsi="Segoe UI"/>
+          <w:b w:val="0"/>
+          <w:i w:val="0"/>
+        </w:rPr>
+        <w:t xml:space="preserve"> ligada. Sem essa chave, as abas marcadas aqui não adiantam: a pessoa nunca chega ao painel para vê-las.</w:t>
+      </w:r>
+    </w:p>
+    <w:p>
+      <w:pPr>
+        <w:spacing w:after="80"/>
+        <w:pBdr>
+          <w:left w:val="single" w:sz="18" w:space="8" w:color="D9A300"/>
+        </w:pBdr>
+        <w:shd w:val="clear" w:fill="FFF8E6"/>
+      </w:pPr>
+      <w:r>
+        <w:rPr>
+          <w:rFonts w:ascii="Segoe UI" w:hAnsi="Segoe UI"/>
           <w:b w:val="0"/>
           <w:i w:val="0"/>
         </w:rPr>
@@ -7958,7 +7999,7 @@
           <w:b w:val="0"/>
           <w:i w:val="0"/>
         </w:rPr>
-        <w:t xml:space="preserve">No </w:t>
+        <w:t xml:space="preserve">As duas telas releem o cadastro da pessoa a cada abertura, então </w:t>
       </w:r>
       <w:r>
         <w:rPr>
@@ -7966,31 +8007,15 @@
           <w:b/>
           <w:i w:val="0"/>
         </w:rPr>
-        <w:t>app de campo</w:t>
-      </w:r>
-      <w:r>
-        <w:rPr>
-          <w:rFonts w:ascii="Segoe UI" w:hAnsi="Segoe UI"/>
-          <w:b w:val="0"/>
-          <w:i w:val="0"/>
-        </w:rPr>
-        <w:t xml:space="preserve"> a pessoa precisa </w:t>
-      </w:r>
-      <w:r>
-        <w:rPr>
-          <w:rFonts w:ascii="Segoe UI" w:hAnsi="Segoe UI"/>
-          <w:b/>
-          <w:i w:val="0"/>
-        </w:rPr>
-        <w:t>sair e entrar de novo</w:t>
-      </w:r>
-      <w:r>
-        <w:rPr>
-          <w:rFonts w:ascii="Segoe UI" w:hAnsi="Segoe UI"/>
-          <w:b w:val="0"/>
-          <w:i w:val="0"/>
-        </w:rPr>
-        <w:t>: ali as permissões viajam no login, e quem está com o app aberto continua vendo a lista antiga.</w:t>
+        <w:t>basta ela recarregar a página</w:t>
+      </w:r>
+      <w:r>
+        <w:rPr>
+          <w:rFonts w:ascii="Segoe UI" w:hAnsi="Segoe UI"/>
+          <w:b w:val="0"/>
+          <w:i w:val="0"/>
+        </w:rPr>
+        <w:t xml:space="preserve"> — não precisa sair e entrar. O que não acontece é a tela dela mudar no mesmo segundo: se estiver com o app aberto agora, precisa recarregar.</w:t>
       </w:r>
     </w:p>
     <w:p>
@@ -8007,23 +8032,7 @@
           <w:b w:val="0"/>
           <w:i w:val="0"/>
         </w:rPr>
-        <w:t xml:space="preserve">No </w:t>
-      </w:r>
-      <w:r>
-        <w:rPr>
-          <w:rFonts w:ascii="Segoe UI" w:hAnsi="Segoe UI"/>
-          <w:b/>
-          <w:i w:val="0"/>
-        </w:rPr>
-        <w:t>painel</w:t>
-      </w:r>
-      <w:r>
-        <w:rPr>
-          <w:rFonts w:ascii="Segoe UI" w:hAnsi="Segoe UI"/>
-          <w:b w:val="0"/>
-          <w:i w:val="0"/>
-        </w:rPr>
-        <w:t xml:space="preserve"> não: ele relê o cadastro a cada abertura, então basta recarregar a página. E quem tiver perdido o acesso, ou for desativado, é avisado e mandado para a tela de entrada.</w:t>
+        <w:t>Quem tiver perdido o acesso, ou for desativado, é avisado e mandado para a tela de entrada.</w:t>
       </w:r>
     </w:p>
     <w:p>
@@ -10892,7 +10901,7 @@
           <w:rFonts w:ascii="Consolas" w:hAnsi="Consolas"/>
           <w:sz w:val="20"/>
         </w:rPr>
-        <w:t>node teste/teste_api.js → 455 verificações das regrasnode teste/teste_tela.js → 497 verificações das telas</w:t>
+        <w:t>node teste/teste_api.js → 462 verificações das regrasnode teste/teste_tela.js → 519 verificações das telas</w:t>
       </w:r>
     </w:p>
     <w:p>

--- a/manual.docx
+++ b/manual.docx
@@ -7885,6 +7885,55 @@
           <w:i w:val="0"/>
         </w:rPr>
         <w:t xml:space="preserve"> ligada. Sem essa chave, as abas marcadas aqui não adiantam: a pessoa nunca chega ao painel para vê-las.</w:t>
+      </w:r>
+    </w:p>
+    <w:p>
+      <w:pPr>
+        <w:spacing w:after="80"/>
+        <w:pBdr>
+          <w:left w:val="single" w:sz="18" w:space="8" w:color="D9A300"/>
+        </w:pBdr>
+        <w:shd w:val="clear" w:fill="FFF8E6"/>
+      </w:pPr>
+      <w:r>
+        <w:rPr>
+          <w:rFonts w:ascii="Segoe UI" w:hAnsi="Segoe UI"/>
+          <w:b w:val="0"/>
+          <w:i w:val="0"/>
+        </w:rPr>
+        <w:t xml:space="preserve">No painel, o caminho de volta é o </w:t>
+      </w:r>
+      <w:r>
+        <w:rPr>
+          <w:rFonts w:ascii="Segoe UI" w:hAnsi="Segoe UI"/>
+          <w:b/>
+          <w:i w:val="0"/>
+        </w:rPr>
+        <w:t>↩ Lançamentos</w:t>
+      </w:r>
+      <w:r>
+        <w:rPr>
+          <w:rFonts w:ascii="Segoe UI" w:hAnsi="Segoe UI"/>
+          <w:b w:val="0"/>
+          <w:i w:val="0"/>
+        </w:rPr>
+        <w:t xml:space="preserve">, no mesmo lugar. Ele só aparece para quem tem </w:t>
+      </w:r>
+      <w:r>
+        <w:rPr>
+          <w:rFonts w:ascii="Segoe UI" w:hAnsi="Segoe UI"/>
+          <w:b/>
+          <w:i w:val="0"/>
+        </w:rPr>
+        <w:t>senha de lançamento</w:t>
+      </w:r>
+      <w:r>
+        <w:rPr>
+          <w:rFonts w:ascii="Segoe UI" w:hAnsi="Segoe UI"/>
+          <w:b w:val="0"/>
+          <w:i w:val="0"/>
+        </w:rPr>
+        <w:t xml:space="preserve"> — sem ela o app de campo não deixa entrar, e o botão levaria a uma recusa.</w:t>
       </w:r>
     </w:p>
     <w:p>
@@ -10901,7 +10950,7 @@
           <w:rFonts w:ascii="Consolas" w:hAnsi="Consolas"/>
           <w:sz w:val="20"/>
         </w:rPr>
-        <w:t>node teste/teste_api.js → 462 verificações das regrasnode teste/teste_tela.js → 519 verificações das telas</w:t>
+        <w:t>node teste/teste_api.js → 462 verificações das regrasnode teste/teste_tela.js → 532 verificações das telas</w:t>
       </w:r>
     </w:p>
     <w:p>

--- a/manual.docx
+++ b/manual.docx
@@ -7746,6 +7746,39 @@
           <w:b w:val="0"/>
           <w:i w:val="0"/>
         </w:rPr>
+        <w:t xml:space="preserve">O formulário não deixa mais você marcar o que não vai funcionar: quando uma </w:t>
+      </w:r>
+      <w:r>
+        <w:rPr>
+          <w:rFonts w:ascii="Segoe UI" w:hAnsi="Segoe UI"/>
+          <w:b/>
+          <w:i w:val="0"/>
+        </w:rPr>
+        <w:t>pré-condição</w:t>
+      </w:r>
+      <w:r>
+        <w:rPr>
+          <w:rFonts w:ascii="Segoe UI" w:hAnsi="Segoe UI"/>
+          <w:b w:val="0"/>
+          <w:i w:val="0"/>
+        </w:rPr>
+        <w:t xml:space="preserve"> está desligada, o quadro fica apagado e uma nota diz qual chave ligar. São três:</w:t>
+      </w:r>
+    </w:p>
+    <w:p>
+      <w:pPr>
+        <w:spacing w:after="80"/>
+        <w:pBdr>
+          <w:left w:val="single" w:sz="18" w:space="8" w:color="D9A300"/>
+        </w:pBdr>
+        <w:shd w:val="clear" w:fill="FFF8E6"/>
+      </w:pPr>
+      <w:r>
+        <w:rPr>
+          <w:rFonts w:ascii="Segoe UI" w:hAnsi="Segoe UI"/>
+          <w:b w:val="0"/>
+          <w:i w:val="0"/>
+        </w:rPr>
         <w:t xml:space="preserve">Confira nesta ordem: a chave </w:t>
       </w:r>
       <w:r>
@@ -7762,7 +7795,7 @@
           <w:b w:val="0"/>
           <w:i w:val="0"/>
         </w:rPr>
-        <w:t xml:space="preserve"> está ligada; a aba está marcada aqui; e ela não é </w:t>
+        <w:t xml:space="preserve"> está ligada; a pessoa tem senha do painel; a aba está marcada aqui; e ela não é </w:t>
       </w:r>
       <w:r>
         <w:rPr>
@@ -10950,7 +10983,7 @@
           <w:rFonts w:ascii="Consolas" w:hAnsi="Consolas"/>
           <w:sz w:val="20"/>
         </w:rPr>
-        <w:t>node teste/teste_api.js → 462 verificações das regrasnode teste/teste_tela.js → 532 verificações das telas</w:t>
+        <w:t>node teste/teste_api.js → 462 verificações das regrasnode teste/teste_tela.js → 545 verificações das telasnode teste/teste_permissoes.js → 74 verificações das permissões</w:t>
       </w:r>
     </w:p>
     <w:p>

--- a/manual.docx
+++ b/manual.docx
@@ -7630,6 +7630,160 @@
         </w:rPr>
         <w:t xml:space="preserve"> marca, uma a uma, quais das sete abas do escritório aquela pessoa enxerga. Um gerente pode ver o Painel de Ativos e os Extratos sem ver Movimentos; um conferente pode entrar só para consultar.</w:t>
       </w:r>
+    </w:p>
+    <w:p>
+      <w:pPr>
+        <w:spacing w:after="40"/>
+        <w:pBdr>
+          <w:left w:val="single" w:sz="18" w:space="8" w:color="D9A300"/>
+        </w:pBdr>
+        <w:shd w:val="clear" w:fill="FFF8E6"/>
+      </w:pPr>
+      <w:r>
+        <w:rPr>
+          <w:rFonts w:ascii="Segoe UI" w:hAnsi="Segoe UI"/>
+          <w:b/>
+          <w:color w:val="8A6100"/>
+          <w:sz w:val="16"/>
+        </w:rPr>
+        <w:t>PAINEL RESTRITO: SÓ OS LANÇAMENTOS DELA</w:t>
+      </w:r>
+    </w:p>
+    <w:p>
+      <w:pPr>
+        <w:spacing w:after="80"/>
+        <w:pBdr>
+          <w:left w:val="single" w:sz="18" w:space="8" w:color="D9A300"/>
+        </w:pBdr>
+        <w:shd w:val="clear" w:fill="FFF8E6"/>
+      </w:pPr>
+      <w:r>
+        <w:rPr>
+          <w:rFonts w:ascii="Segoe UI" w:hAnsi="Segoe UI"/>
+          <w:b w:val="0"/>
+          <w:i w:val="0"/>
+        </w:rPr>
+        <w:t xml:space="preserve">A chave </w:t>
+      </w:r>
+      <w:r>
+        <w:rPr>
+          <w:rFonts w:ascii="Segoe UI" w:hAnsi="Segoe UI"/>
+          <w:b/>
+          <w:i w:val="0"/>
+        </w:rPr>
+        <w:t>Pode entrar no painel?</w:t>
+      </w:r>
+      <w:r>
+        <w:rPr>
+          <w:rFonts w:ascii="Segoe UI" w:hAnsi="Segoe UI"/>
+          <w:b w:val="0"/>
+          <w:i w:val="0"/>
+        </w:rPr>
+        <w:t xml:space="preserve"> tem três valores. O terceiro — </w:t>
+      </w:r>
+      <w:r>
+        <w:rPr>
+          <w:rFonts w:ascii="Segoe UI" w:hAnsi="Segoe UI"/>
+          <w:b w:val="0"/>
+          <w:i/>
+        </w:rPr>
+        <w:t>sim — vê apenas os lançamentos dela</w:t>
+      </w:r>
+      <w:r>
+        <w:rPr>
+          <w:rFonts w:ascii="Segoe UI" w:hAnsi="Segoe UI"/>
+          <w:b w:val="0"/>
+          <w:i w:val="0"/>
+        </w:rPr>
+        <w:t xml:space="preserve"> — deixa a pessoa entrar no painel normalmente, com as abas que você marcar, mas </w:t>
+      </w:r>
+      <w:r>
+        <w:rPr>
+          <w:rFonts w:ascii="Segoe UI" w:hAnsi="Segoe UI"/>
+          <w:b/>
+          <w:i w:val="0"/>
+        </w:rPr>
+        <w:t>tudo</w:t>
+      </w:r>
+      <w:r>
+        <w:rPr>
+          <w:rFonts w:ascii="Segoe UI" w:hAnsi="Segoe UI"/>
+          <w:b w:val="0"/>
+          <w:i w:val="0"/>
+        </w:rPr>
+        <w:t xml:space="preserve"> ali mostra só o que ela mesma lançou.</w:t>
+      </w:r>
+    </w:p>
+    <w:p>
+      <w:pPr>
+        <w:spacing w:after="80"/>
+        <w:pBdr>
+          <w:left w:val="single" w:sz="18" w:space="8" w:color="D9A300"/>
+        </w:pBdr>
+        <w:shd w:val="clear" w:fill="FFF8E6"/>
+      </w:pPr>
+      <w:r>
+        <w:rPr>
+          <w:rFonts w:ascii="Segoe UI" w:hAnsi="Segoe UI"/>
+          <w:b w:val="0"/>
+          <w:i w:val="0"/>
+        </w:rPr>
+        <w:t xml:space="preserve">O recorte vale para o Painel de Ativos, os saldos, os extratos e os movimentos. Os </w:t>
+      </w:r>
+      <w:r>
+        <w:rPr>
+          <w:rFonts w:ascii="Segoe UI" w:hAnsi="Segoe UI"/>
+          <w:b/>
+          <w:i w:val="0"/>
+        </w:rPr>
+        <w:t>totais dos cartões acompanham</w:t>
+      </w:r>
+      <w:r>
+        <w:rPr>
+          <w:rFonts w:ascii="Segoe UI" w:hAnsi="Segoe UI"/>
+          <w:b w:val="0"/>
+          <w:i w:val="0"/>
+        </w:rPr>
+        <w:t xml:space="preserve"> — senão ela veria o número do galpão inteiro em cima de uma tabela de três linhas.</w:t>
+      </w:r>
+    </w:p>
+    <w:p>
+      <w:pPr>
+        <w:spacing w:after="80"/>
+        <w:pBdr>
+          <w:left w:val="single" w:sz="18" w:space="8" w:color="D9A300"/>
+        </w:pBdr>
+        <w:shd w:val="clear" w:fill="FFF8E6"/>
+      </w:pPr>
+      <w:r>
+        <w:rPr>
+          <w:rFonts w:ascii="Segoe UI" w:hAnsi="Segoe UI"/>
+          <w:b w:val="0"/>
+          <w:i w:val="0"/>
+        </w:rPr>
+        <w:t xml:space="preserve">Quem está nesse modo vê uma </w:t>
+      </w:r>
+      <w:r>
+        <w:rPr>
+          <w:rFonts w:ascii="Segoe UI" w:hAnsi="Segoe UI"/>
+          <w:b/>
+          <w:i w:val="0"/>
+        </w:rPr>
+        <w:t>faixa âmbar no alto</w:t>
+      </w:r>
+      <w:r>
+        <w:rPr>
+          <w:rFonts w:ascii="Segoe UI" w:hAnsi="Segoe UI"/>
+          <w:b w:val="0"/>
+          <w:i w:val="0"/>
+        </w:rPr>
+        <w:t xml:space="preserve"> dizendo que o painel está recortado. Sem ela, os números seriam lidos como os da operação e pareceria que o galpão parou.</w:t>
+      </w:r>
+    </w:p>
+    <w:p>
+      <w:pPr>
+        <w:spacing w:after="40"/>
+      </w:pPr>
     </w:p>
     <w:p>
       <w:r>
@@ -10983,7 +11137,7 @@
           <w:rFonts w:ascii="Consolas" w:hAnsi="Consolas"/>
           <w:sz w:val="20"/>
         </w:rPr>
-        <w:t>node teste/teste_api.js → 462 verificações das regrasnode teste/teste_tela.js → 545 verificações das telasnode teste/teste_permissoes.js → 74 verificações das permissões</w:t>
+        <w:t>node teste/teste_api.js → 472 verificações das regrasnode teste/teste_tela.js → 565 verificações das telasnode teste/teste_permissoes.js → 80 verificações das permissões</w:t>
       </w:r>
     </w:p>
     <w:p>

--- a/manual.docx
+++ b/manual.docx
@@ -7761,7 +7761,7 @@
           <w:b w:val="0"/>
           <w:i w:val="0"/>
         </w:rPr>
-        <w:t xml:space="preserve">Quem está nesse modo vê uma </w:t>
+        <w:t xml:space="preserve">A tela de quem está restrito </w:t>
       </w:r>
       <w:r>
         <w:rPr>
@@ -7769,15 +7769,15 @@
           <w:b/>
           <w:i w:val="0"/>
         </w:rPr>
-        <w:t>faixa âmbar no alto</w:t>
-      </w:r>
-      <w:r>
-        <w:rPr>
-          <w:rFonts w:ascii="Segoe UI" w:hAnsi="Segoe UI"/>
-          <w:b w:val="0"/>
-          <w:i w:val="0"/>
-        </w:rPr>
-        <w:t xml:space="preserve"> dizendo que o painel está recortado. Sem ela, os números seriam lidos como os da operação e pareceria que o galpão parou.</w:t>
+        <w:t>não avisa</w:t>
+      </w:r>
+      <w:r>
+        <w:rPr>
+          <w:rFonts w:ascii="Segoe UI" w:hAnsi="Segoe UI"/>
+          <w:b w:val="0"/>
+          <w:i w:val="0"/>
+        </w:rPr>
+        <w:t xml:space="preserve"> que está: ela mostra os números dela e pronto. Quem ainda não lançou nada vê zeros. Vale combinar com a pessoa, para ela não achar que o painel quebrou.</w:t>
       </w:r>
     </w:p>
     <w:p>
@@ -11137,7 +11137,7 @@
           <w:rFonts w:ascii="Consolas" w:hAnsi="Consolas"/>
           <w:sz w:val="20"/>
         </w:rPr>
-        <w:t>node teste/teste_api.js → 472 verificações das regrasnode teste/teste_tela.js → 565 verificações das telasnode teste/teste_permissoes.js → 80 verificações das permissões</w:t>
+        <w:t>node teste/teste_api.js → 472 verificações das regrasnode teste/teste_tela.js → 564 verificações das telasnode teste/teste_permissoes.js → 80 verificações das permissões</w:t>
       </w:r>
     </w:p>
     <w:p>

--- a/manual.docx
+++ b/manual.docx
@@ -7761,6 +7761,88 @@
           <w:b w:val="0"/>
           <w:i w:val="0"/>
         </w:rPr>
+        <w:t xml:space="preserve">O recorte vale também no </w:t>
+      </w:r>
+      <w:r>
+        <w:rPr>
+          <w:rFonts w:ascii="Segoe UI" w:hAnsi="Segoe UI"/>
+          <w:b/>
+          <w:i w:val="0"/>
+        </w:rPr>
+        <w:t>app de campo</w:t>
+      </w:r>
+      <w:r>
+        <w:rPr>
+          <w:rFonts w:ascii="Segoe UI" w:hAnsi="Segoe UI"/>
+          <w:b w:val="0"/>
+          <w:i w:val="0"/>
+        </w:rPr>
+        <w:t xml:space="preserve">: a aba </w:t>
+      </w:r>
+      <w:r>
+        <w:rPr>
+          <w:rFonts w:ascii="Segoe UI" w:hAnsi="Segoe UI"/>
+          <w:b w:val="0"/>
+          <w:i/>
+        </w:rPr>
+        <w:t>Lançamentos</w:t>
+      </w:r>
+      <w:r>
+        <w:rPr>
+          <w:rFonts w:ascii="Segoe UI" w:hAnsi="Segoe UI"/>
+          <w:b w:val="0"/>
+          <w:i w:val="0"/>
+        </w:rPr>
+        <w:t xml:space="preserve"> dela passa a mostrar só o que ela lançou.</w:t>
+      </w:r>
+    </w:p>
+    <w:p>
+      <w:pPr>
+        <w:spacing w:after="80"/>
+        <w:pBdr>
+          <w:left w:val="single" w:sz="18" w:space="8" w:color="D9A300"/>
+        </w:pBdr>
+        <w:shd w:val="clear" w:fill="FFF8E6"/>
+      </w:pPr>
+      <w:r>
+        <w:rPr>
+          <w:rFonts w:ascii="Segoe UI" w:hAnsi="Segoe UI"/>
+          <w:b w:val="0"/>
+          <w:i w:val="0"/>
+        </w:rPr>
+        <w:t xml:space="preserve">Fica de fora, de propósito, o </w:t>
+      </w:r>
+      <w:r>
+        <w:rPr>
+          <w:rFonts w:ascii="Segoe UI" w:hAnsi="Segoe UI"/>
+          <w:b/>
+          <w:i w:val="0"/>
+        </w:rPr>
+        <w:t>aviso de saldo</w:t>
+      </w:r>
+      <w:r>
+        <w:rPr>
+          <w:rFonts w:ascii="Segoe UI" w:hAnsi="Segoe UI"/>
+          <w:b w:val="0"/>
+          <w:i w:val="0"/>
+        </w:rPr>
+        <w:t xml:space="preserve"> que aparece embaixo da origem no formulário de retorno. Ele mostra quantas caixas estão naquele lugar de verdade — é dele que sai o alerta de "você contou mais do que o saldo", e recortado ele acusaria erro em toda devolução certa.</w:t>
+      </w:r>
+    </w:p>
+    <w:p>
+      <w:pPr>
+        <w:spacing w:after="80"/>
+        <w:pBdr>
+          <w:left w:val="single" w:sz="18" w:space="8" w:color="D9A300"/>
+        </w:pBdr>
+        <w:shd w:val="clear" w:fill="FFF8E6"/>
+      </w:pPr>
+      <w:r>
+        <w:rPr>
+          <w:rFonts w:ascii="Segoe UI" w:hAnsi="Segoe UI"/>
+          <w:b w:val="0"/>
+          <w:i w:val="0"/>
+        </w:rPr>
         <w:t xml:space="preserve">A tela de quem está restrito </w:t>
       </w:r>
       <w:r>
@@ -7777,7 +7859,7 @@
           <w:b w:val="0"/>
           <w:i w:val="0"/>
         </w:rPr>
-        <w:t xml:space="preserve"> que está: ela mostra os números dela e pronto. Quem ainda não lançou nada vê zeros. Vale combinar com a pessoa, para ela não achar que o painel quebrou.</w:t>
+        <w:t xml:space="preserve"> que está: ela mostra os números dela e pronto. Quem ainda não lançou nada vê zeros. Vale combinar com a pessoa, para ela não achar que o app quebrou.</w:t>
       </w:r>
     </w:p>
     <w:p>
@@ -11137,7 +11219,7 @@
           <w:rFonts w:ascii="Consolas" w:hAnsi="Consolas"/>
           <w:sz w:val="20"/>
         </w:rPr>
-        <w:t>node teste/teste_api.js → 472 verificações das regrasnode teste/teste_tela.js → 564 verificações das telasnode teste/teste_permissoes.js → 80 verificações das permissões</w:t>
+        <w:t>node teste/teste_api.js → 472 verificações das regrasnode teste/teste_tela.js → 569 verificações das telasnode teste/teste_permissoes.js → 80 verificações das permissões</w:t>
       </w:r>
     </w:p>
     <w:p>

--- a/manual.docx
+++ b/manual.docx
@@ -7633,6 +7633,158 @@
     </w:p>
     <w:p>
       <w:pPr>
+        <w:pStyle w:val="Heading3"/>
+      </w:pPr>
+      <w:r>
+        <w:t>Lançamentos: se vê, e de quem</w:t>
+      </w:r>
+    </w:p>
+    <w:p>
+      <w:r>
+        <w:rPr>
+          <w:rFonts w:ascii="Segoe UI" w:hAnsi="Segoe UI"/>
+          <w:b w:val="0"/>
+          <w:i w:val="0"/>
+        </w:rPr>
+        <w:t>Duas perguntas, uma embaixo da outra:</w:t>
+      </w:r>
+    </w:p>
+    <w:p>
+      <w:pPr>
+        <w:pStyle w:val="ListBullet"/>
+        <w:spacing w:after="60"/>
+      </w:pPr>
+      <w:r>
+        <w:rPr>
+          <w:rFonts w:ascii="Segoe UI" w:hAnsi="Segoe UI"/>
+          <w:b/>
+          <w:i w:val="0"/>
+        </w:rPr>
+        <w:t>Vê os lançamentos?</w:t>
+      </w:r>
+      <w:r>
+        <w:rPr>
+          <w:rFonts w:ascii="Segoe UI" w:hAnsi="Segoe UI"/>
+          <w:b w:val="0"/>
+          <w:i w:val="0"/>
+        </w:rPr>
+        <w:t xml:space="preserve"> — em </w:t>
+      </w:r>
+      <w:r>
+        <w:rPr>
+          <w:rFonts w:ascii="Segoe UI" w:hAnsi="Segoe UI"/>
+          <w:b w:val="0"/>
+          <w:i/>
+        </w:rPr>
+        <w:t>não</w:t>
+      </w:r>
+      <w:r>
+        <w:rPr>
+          <w:rFonts w:ascii="Segoe UI" w:hAnsi="Segoe UI"/>
+          <w:b w:val="0"/>
+          <w:i w:val="0"/>
+        </w:rPr>
+        <w:t xml:space="preserve">, a aba </w:t>
+      </w:r>
+      <w:r>
+        <w:rPr>
+          <w:rFonts w:ascii="Segoe UI" w:hAnsi="Segoe UI"/>
+          <w:b w:val="0"/>
+          <w:i/>
+        </w:rPr>
+        <w:t>Lançamentos</w:t>
+      </w:r>
+      <w:r>
+        <w:rPr>
+          <w:rFonts w:ascii="Segoe UI" w:hAnsi="Segoe UI"/>
+          <w:b w:val="0"/>
+          <w:i w:val="0"/>
+        </w:rPr>
+        <w:t xml:space="preserve"> some do app dela e o painel não lista movimento nenhum</w:t>
+      </w:r>
+    </w:p>
+    <w:p>
+      <w:pPr>
+        <w:pStyle w:val="ListBullet"/>
+        <w:spacing w:after="60"/>
+      </w:pPr>
+      <w:r>
+        <w:rPr>
+          <w:rFonts w:ascii="Segoe UI" w:hAnsi="Segoe UI"/>
+          <w:b/>
+          <w:i w:val="0"/>
+        </w:rPr>
+        <w:t>De quem ela vê os lançamentos</w:t>
+      </w:r>
+      <w:r>
+        <w:rPr>
+          <w:rFonts w:ascii="Segoe UI" w:hAnsi="Segoe UI"/>
+          <w:b w:val="0"/>
+          <w:i w:val="0"/>
+        </w:rPr>
+        <w:t xml:space="preserve"> — a lista de usuários, com </w:t>
+      </w:r>
+      <w:r>
+        <w:rPr>
+          <w:rFonts w:ascii="Segoe UI" w:hAnsi="Segoe UI"/>
+          <w:b w:val="0"/>
+          <w:i/>
+        </w:rPr>
+        <w:t>marcar todos</w:t>
+      </w:r>
+      <w:r>
+        <w:rPr>
+          <w:rFonts w:ascii="Segoe UI" w:hAnsi="Segoe UI"/>
+          <w:b w:val="0"/>
+          <w:i w:val="0"/>
+        </w:rPr>
+        <w:t xml:space="preserve">. </w:t>
+      </w:r>
+      <w:r>
+        <w:rPr>
+          <w:rFonts w:ascii="Segoe UI" w:hAnsi="Segoe UI"/>
+          <w:b/>
+          <w:i w:val="0"/>
+        </w:rPr>
+        <w:t>Nada marcado = todos.</w:t>
+      </w:r>
+      <w:r>
+        <w:rPr>
+          <w:rFonts w:ascii="Segoe UI" w:hAnsi="Segoe UI"/>
+          <w:b w:val="0"/>
+          <w:i w:val="0"/>
+        </w:rPr>
+        <w:t xml:space="preserve"> Marque só ela mesma para ela ver apenas o que lançou</w:t>
+      </w:r>
+    </w:p>
+    <w:p>
+      <w:r>
+        <w:rPr>
+          <w:rFonts w:ascii="Segoe UI" w:hAnsi="Segoe UI"/>
+          <w:b w:val="0"/>
+          <w:i w:val="0"/>
+        </w:rPr>
+        <w:t xml:space="preserve">A segunda trava enquanto a primeira estiver em </w:t>
+      </w:r>
+      <w:r>
+        <w:rPr>
+          <w:rFonts w:ascii="Segoe UI" w:hAnsi="Segoe UI"/>
+          <w:b w:val="0"/>
+          <w:i/>
+        </w:rPr>
+        <w:t>não</w:t>
+      </w:r>
+      <w:r>
+        <w:rPr>
+          <w:rFonts w:ascii="Segoe UI" w:hAnsi="Segoe UI"/>
+          <w:b w:val="0"/>
+          <w:i w:val="0"/>
+        </w:rPr>
+        <w:t xml:space="preserve"> — não há de quem ver, e marcar ali não faria efeito.</w:t>
+      </w:r>
+    </w:p>
+    <w:p>
+      <w:pPr>
         <w:spacing w:after="40"/>
         <w:pBdr>
           <w:left w:val="single" w:sz="18" w:space="8" w:color="D9A300"/>
@@ -7646,7 +7798,7 @@
           <w:color w:val="8A6100"/>
           <w:sz w:val="16"/>
         </w:rPr>
-        <w:t>PAINEL RESTRITO: SÓ OS LANÇAMENTOS DELA</w:t>
+        <w:t>O RECORTE VALE NAS DUAS TELAS, E NOS NÚMEROS</w:t>
       </w:r>
     </w:p>
     <w:p>
@@ -7663,7 +7815,23 @@
           <w:b w:val="0"/>
           <w:i w:val="0"/>
         </w:rPr>
-        <w:t xml:space="preserve">A chave </w:t>
+        <w:t xml:space="preserve">Vale para o Painel de Ativos, os saldos, os extratos, os movimentos e a aba </w:t>
+      </w:r>
+      <w:r>
+        <w:rPr>
+          <w:rFonts w:ascii="Segoe UI" w:hAnsi="Segoe UI"/>
+          <w:b w:val="0"/>
+          <w:i/>
+        </w:rPr>
+        <w:t>Lançamentos</w:t>
+      </w:r>
+      <w:r>
+        <w:rPr>
+          <w:rFonts w:ascii="Segoe UI" w:hAnsi="Segoe UI"/>
+          <w:b w:val="0"/>
+          <w:i w:val="0"/>
+        </w:rPr>
+        <w:t xml:space="preserve"> do app de campo. Os </w:t>
       </w:r>
       <w:r>
         <w:rPr>
@@ -7671,47 +7839,15 @@
           <w:b/>
           <w:i w:val="0"/>
         </w:rPr>
-        <w:t>Pode entrar no painel?</w:t>
-      </w:r>
-      <w:r>
-        <w:rPr>
-          <w:rFonts w:ascii="Segoe UI" w:hAnsi="Segoe UI"/>
-          <w:b w:val="0"/>
-          <w:i w:val="0"/>
-        </w:rPr>
-        <w:t xml:space="preserve"> tem três valores. O terceiro — </w:t>
-      </w:r>
-      <w:r>
-        <w:rPr>
-          <w:rFonts w:ascii="Segoe UI" w:hAnsi="Segoe UI"/>
-          <w:b w:val="0"/>
-          <w:i/>
-        </w:rPr>
-        <w:t>sim — vê apenas os lançamentos dela</w:t>
-      </w:r>
-      <w:r>
-        <w:rPr>
-          <w:rFonts w:ascii="Segoe UI" w:hAnsi="Segoe UI"/>
-          <w:b w:val="0"/>
-          <w:i w:val="0"/>
-        </w:rPr>
-        <w:t xml:space="preserve"> — deixa a pessoa entrar no painel normalmente, com as abas que você marcar, mas </w:t>
-      </w:r>
-      <w:r>
-        <w:rPr>
-          <w:rFonts w:ascii="Segoe UI" w:hAnsi="Segoe UI"/>
-          <w:b/>
-          <w:i w:val="0"/>
-        </w:rPr>
-        <w:t>tudo</w:t>
-      </w:r>
-      <w:r>
-        <w:rPr>
-          <w:rFonts w:ascii="Segoe UI" w:hAnsi="Segoe UI"/>
-          <w:b w:val="0"/>
-          <w:i w:val="0"/>
-        </w:rPr>
-        <w:t xml:space="preserve"> ali mostra só o que ela mesma lançou.</w:t>
+        <w:t>totais dos cartões acompanham</w:t>
+      </w:r>
+      <w:r>
+        <w:rPr>
+          <w:rFonts w:ascii="Segoe UI" w:hAnsi="Segoe UI"/>
+          <w:b w:val="0"/>
+          <w:i w:val="0"/>
+        </w:rPr>
+        <w:t xml:space="preserve"> — senão ela veria o número do galpão inteiro em cima de uma tabela de três linhas.</w:t>
       </w:r>
     </w:p>
     <w:p>
@@ -7728,7 +7864,7 @@
           <w:b w:val="0"/>
           <w:i w:val="0"/>
         </w:rPr>
-        <w:t xml:space="preserve">O recorte vale para o Painel de Ativos, os saldos, os extratos e os movimentos. Os </w:t>
+        <w:t xml:space="preserve">Fica de fora, de propósito, o </w:t>
       </w:r>
       <w:r>
         <w:rPr>
@@ -7736,88 +7872,6 @@
           <w:b/>
           <w:i w:val="0"/>
         </w:rPr>
-        <w:t>totais dos cartões acompanham</w:t>
-      </w:r>
-      <w:r>
-        <w:rPr>
-          <w:rFonts w:ascii="Segoe UI" w:hAnsi="Segoe UI"/>
-          <w:b w:val="0"/>
-          <w:i w:val="0"/>
-        </w:rPr>
-        <w:t xml:space="preserve"> — senão ela veria o número do galpão inteiro em cima de uma tabela de três linhas.</w:t>
-      </w:r>
-    </w:p>
-    <w:p>
-      <w:pPr>
-        <w:spacing w:after="80"/>
-        <w:pBdr>
-          <w:left w:val="single" w:sz="18" w:space="8" w:color="D9A300"/>
-        </w:pBdr>
-        <w:shd w:val="clear" w:fill="FFF8E6"/>
-      </w:pPr>
-      <w:r>
-        <w:rPr>
-          <w:rFonts w:ascii="Segoe UI" w:hAnsi="Segoe UI"/>
-          <w:b w:val="0"/>
-          <w:i w:val="0"/>
-        </w:rPr>
-        <w:t xml:space="preserve">O recorte vale também no </w:t>
-      </w:r>
-      <w:r>
-        <w:rPr>
-          <w:rFonts w:ascii="Segoe UI" w:hAnsi="Segoe UI"/>
-          <w:b/>
-          <w:i w:val="0"/>
-        </w:rPr>
-        <w:t>app de campo</w:t>
-      </w:r>
-      <w:r>
-        <w:rPr>
-          <w:rFonts w:ascii="Segoe UI" w:hAnsi="Segoe UI"/>
-          <w:b w:val="0"/>
-          <w:i w:val="0"/>
-        </w:rPr>
-        <w:t xml:space="preserve">: a aba </w:t>
-      </w:r>
-      <w:r>
-        <w:rPr>
-          <w:rFonts w:ascii="Segoe UI" w:hAnsi="Segoe UI"/>
-          <w:b w:val="0"/>
-          <w:i/>
-        </w:rPr>
-        <w:t>Lançamentos</w:t>
-      </w:r>
-      <w:r>
-        <w:rPr>
-          <w:rFonts w:ascii="Segoe UI" w:hAnsi="Segoe UI"/>
-          <w:b w:val="0"/>
-          <w:i w:val="0"/>
-        </w:rPr>
-        <w:t xml:space="preserve"> dela passa a mostrar só o que ela lançou.</w:t>
-      </w:r>
-    </w:p>
-    <w:p>
-      <w:pPr>
-        <w:spacing w:after="80"/>
-        <w:pBdr>
-          <w:left w:val="single" w:sz="18" w:space="8" w:color="D9A300"/>
-        </w:pBdr>
-        <w:shd w:val="clear" w:fill="FFF8E6"/>
-      </w:pPr>
-      <w:r>
-        <w:rPr>
-          <w:rFonts w:ascii="Segoe UI" w:hAnsi="Segoe UI"/>
-          <w:b w:val="0"/>
-          <w:i w:val="0"/>
-        </w:rPr>
-        <w:t xml:space="preserve">Fica de fora, de propósito, o </w:t>
-      </w:r>
-      <w:r>
-        <w:rPr>
-          <w:rFonts w:ascii="Segoe UI" w:hAnsi="Segoe UI"/>
-          <w:b/>
-          <w:i w:val="0"/>
-        </w:rPr>
         <w:t>aviso de saldo</w:t>
       </w:r>
       <w:r>
@@ -7826,7 +7880,7 @@
           <w:b w:val="0"/>
           <w:i w:val="0"/>
         </w:rPr>
-        <w:t xml:space="preserve"> que aparece embaixo da origem no formulário de retorno. Ele mostra quantas caixas estão naquele lugar de verdade — é dele que sai o alerta de "você contou mais do que o saldo", e recortado ele acusaria erro em toda devolução certa.</w:t>
+        <w:t xml:space="preserve"> embaixo da origem no formulário de retorno. Ele mostra quantas caixas estão naquele lugar de verdade — é dele que sai o alerta de "você contou mais do que o saldo", e recortado ele acusaria erro em toda devolução certa.</w:t>
       </w:r>
     </w:p>
     <w:p>
@@ -11219,7 +11273,7 @@
           <w:rFonts w:ascii="Consolas" w:hAnsi="Consolas"/>
           <w:sz w:val="20"/>
         </w:rPr>
-        <w:t>node teste/teste_api.js → 472 verificações das regrasnode teste/teste_tela.js → 569 verificações das telasnode teste/teste_permissoes.js → 80 verificações das permissões</w:t>
+        <w:t>node teste/teste_api.js → 484 verificações das regrasnode teste/teste_tela.js → 579 verificações das telasnode teste/teste_permissoes.js → 86 verificações das permissões</w:t>
       </w:r>
     </w:p>
     <w:p>

--- a/manual.docx
+++ b/manual.docx
@@ -7952,7 +7952,7 @@
           <w:b w:val="0"/>
           <w:i w:val="0"/>
         </w:rPr>
-        <w:t xml:space="preserve"> são do administrador. Elas aparecem na lista, mas </w:t>
+        <w:t xml:space="preserve"> aparecem com a etiqueta </w:t>
       </w:r>
       <w:r>
         <w:rPr>
@@ -7960,49 +7960,129 @@
           <w:b/>
           <w:i w:val="0"/>
         </w:rPr>
-        <w:t>travadas</w:t>
-      </w:r>
-      <w:r>
-        <w:rPr>
-          <w:rFonts w:ascii="Segoe UI" w:hAnsi="Segoe UI"/>
-          <w:b w:val="0"/>
-          <w:i w:val="0"/>
-        </w:rPr>
-        <w:t xml:space="preserve">, com a etiqueta </w:t>
-      </w:r>
-      <w:r>
-        <w:rPr>
-          <w:rFonts w:ascii="Segoe UI" w:hAnsi="Segoe UI"/>
-          <w:b w:val="0"/>
-          <w:i/>
-        </w:rPr>
-        <w:t>só admin</w:t>
-      </w:r>
-      <w:r>
-        <w:rPr>
-          <w:rFonts w:ascii="Segoe UI" w:hAnsi="Segoe UI"/>
-          <w:b w:val="0"/>
-          <w:i w:val="0"/>
-        </w:rPr>
-        <w:t xml:space="preserve"> ao lado — marcá-las para outro perfil não faria efeito nenhum na tela dela. Escrever </w:t>
-      </w:r>
-      <w:r>
-        <w:rPr>
-          <w:rFonts w:ascii="Consolas" w:hAnsi="Consolas"/>
-          <w:b w:val="0"/>
-          <w:i w:val="0"/>
-          <w:sz w:val="19"/>
-        </w:rPr>
-        <w:t>Admin</w:t>
-      </w:r>
-      <w:r>
-        <w:rPr>
-          <w:rFonts w:ascii="Segoe UI" w:hAnsi="Segoe UI"/>
-          <w:b w:val="0"/>
-          <w:i w:val="0"/>
-        </w:rPr>
-        <w:t xml:space="preserve"> no campo Perfil destrava as duas na hora.</w:t>
-      </w:r>
+        <w:t>dá poder</w:t>
+      </w:r>
+      <w:r>
+        <w:rPr>
+          <w:rFonts w:ascii="Segoe UI" w:hAnsi="Segoe UI"/>
+          <w:b w:val="0"/>
+          <w:i w:val="0"/>
+        </w:rPr>
+        <w:t xml:space="preserve">, e </w:t>
+      </w:r>
+      <w:r>
+        <w:rPr>
+          <w:rFonts w:ascii="Segoe UI" w:hAnsi="Segoe UI"/>
+          <w:b/>
+          <w:i w:val="0"/>
+        </w:rPr>
+        <w:t>você pode concedê-las a quem quiser</w:t>
+      </w:r>
+      <w:r>
+        <w:rPr>
+          <w:rFonts w:ascii="Segoe UI" w:hAnsi="Segoe UI"/>
+          <w:b w:val="0"/>
+          <w:i w:val="0"/>
+        </w:rPr>
+        <w:t xml:space="preserve"> — basta marcar. A diferença delas é que </w:t>
+      </w:r>
+      <w:r>
+        <w:rPr>
+          <w:rFonts w:ascii="Segoe UI" w:hAnsi="Segoe UI"/>
+          <w:b/>
+          <w:i w:val="0"/>
+        </w:rPr>
+        <w:t>não entram no "nada marcado = todas"</w:t>
+      </w:r>
+      <w:r>
+        <w:rPr>
+          <w:rFonts w:ascii="Segoe UI" w:hAnsi="Segoe UI"/>
+          <w:b w:val="0"/>
+          <w:i w:val="0"/>
+        </w:rPr>
+        <w:t>: só valem se você marcar de propósito.</w:t>
+      </w:r>
+    </w:p>
+    <w:p>
+      <w:pPr>
+        <w:spacing w:after="40"/>
+        <w:pBdr>
+          <w:left w:val="single" w:sz="18" w:space="8" w:color="A81F1F"/>
+        </w:pBdr>
+        <w:shd w:val="clear" w:fill="FDECEB"/>
+      </w:pPr>
+      <w:r>
+        <w:rPr>
+          <w:rFonts w:ascii="Segoe UI" w:hAnsi="Segoe UI"/>
+          <w:b/>
+          <w:color w:val="A81F1F"/>
+          <w:sz w:val="16"/>
+        </w:rPr>
+        <w:t>O QUE ESSAS DUAS DÃO</w:t>
+      </w:r>
+    </w:p>
+    <w:p>
+      <w:pPr>
+        <w:spacing w:after="80"/>
+        <w:pBdr>
+          <w:left w:val="single" w:sz="18" w:space="8" w:color="A81F1F"/>
+        </w:pBdr>
+        <w:shd w:val="clear" w:fill="FDECEB"/>
+      </w:pPr>
+      <w:r>
+        <w:rPr>
+          <w:rFonts w:ascii="Segoe UI" w:hAnsi="Segoe UI"/>
+          <w:b/>
+          <w:i w:val="0"/>
+        </w:rPr>
+        <w:t>Cadastros</w:t>
+      </w:r>
+      <w:r>
+        <w:rPr>
+          <w:rFonts w:ascii="Segoe UI" w:hAnsi="Segoe UI"/>
+          <w:b w:val="0"/>
+          <w:i w:val="0"/>
+        </w:rPr>
+        <w:t xml:space="preserve"> deixa a pessoa criar e editar usuários — inclusive tornar-se administradora. </w:t>
+      </w:r>
+      <w:r>
+        <w:rPr>
+          <w:rFonts w:ascii="Segoe UI" w:hAnsi="Segoe UI"/>
+          <w:b/>
+          <w:i w:val="0"/>
+        </w:rPr>
+        <w:t>Ajustes</w:t>
+      </w:r>
+      <w:r>
+        <w:rPr>
+          <w:rFonts w:ascii="Segoe UI" w:hAnsi="Segoe UI"/>
+          <w:b w:val="0"/>
+          <w:i w:val="0"/>
+        </w:rPr>
+        <w:t xml:space="preserve"> deixa lançar correção de saldo.</w:t>
+      </w:r>
+    </w:p>
+    <w:p>
+      <w:pPr>
+        <w:spacing w:after="80"/>
+        <w:pBdr>
+          <w:left w:val="single" w:sz="18" w:space="8" w:color="A81F1F"/>
+        </w:pBdr>
+        <w:shd w:val="clear" w:fill="FDECEB"/>
+      </w:pPr>
+      <w:r>
+        <w:rPr>
+          <w:rFonts w:ascii="Segoe UI" w:hAnsi="Segoe UI"/>
+          <w:b w:val="0"/>
+          <w:i w:val="0"/>
+        </w:rPr>
+        <w:t>Por isso elas ficam fora do padrão: sem essa regra, o próximo usuário criado com acesso ao painel e sem nenhuma marca ganharia as duas sem ninguém decidir. Marcando, o formulário avisa o que aquilo permite.</w:t>
+      </w:r>
+    </w:p>
+    <w:p>
+      <w:pPr>
+        <w:spacing w:after="40"/>
+      </w:pPr>
     </w:p>
     <w:p>
       <w:pPr>
@@ -11273,7 +11353,7 @@
           <w:rFonts w:ascii="Consolas" w:hAnsi="Consolas"/>
           <w:sz w:val="20"/>
         </w:rPr>
-        <w:t>node teste/teste_api.js → 484 verificações das regrasnode teste/teste_tela.js → 579 verificações das telasnode teste/teste_permissoes.js → 86 verificações das permissões</w:t>
+        <w:t>node teste/teste_api.js → 485 verificações das regrasnode teste/teste_tela.js → 583 verificações das telasnode teste/teste_permissoes.js → 87 verificações das permissões</w:t>
       </w:r>
     </w:p>
     <w:p>

--- a/manual.docx
+++ b/manual.docx
@@ -7755,6 +7755,96 @@
           <w:i w:val="0"/>
         </w:rPr>
         <w:t xml:space="preserve"> Marque só ela mesma para ela ver apenas o que lançou</w:t>
+      </w:r>
+    </w:p>
+    <w:p>
+      <w:r>
+        <w:rPr>
+          <w:rFonts w:ascii="Segoe UI" w:hAnsi="Segoe UI"/>
+          <w:b w:val="0"/>
+          <w:i w:val="0"/>
+        </w:rPr>
+        <w:t xml:space="preserve">O seletor </w:t>
+      </w:r>
+      <w:r>
+        <w:rPr>
+          <w:rFonts w:ascii="Segoe UI" w:hAnsi="Segoe UI"/>
+          <w:b/>
+          <w:i w:val="0"/>
+        </w:rPr>
+        <w:t>Pode entrar no painel?</w:t>
+      </w:r>
+      <w:r>
+        <w:rPr>
+          <w:rFonts w:ascii="Segoe UI" w:hAnsi="Segoe UI"/>
+          <w:b w:val="0"/>
+          <w:i w:val="0"/>
+        </w:rPr>
+        <w:t xml:space="preserve">, mais acima, é um atalho para os casos comuns — </w:t>
+      </w:r>
+      <w:r>
+        <w:rPr>
+          <w:rFonts w:ascii="Segoe UI" w:hAnsi="Segoe UI"/>
+          <w:b w:val="0"/>
+          <w:i/>
+        </w:rPr>
+        <w:t>todos</w:t>
+      </w:r>
+      <w:r>
+        <w:rPr>
+          <w:rFonts w:ascii="Segoe UI" w:hAnsi="Segoe UI"/>
+          <w:b w:val="0"/>
+          <w:i w:val="0"/>
+        </w:rPr>
+        <w:t xml:space="preserve"> e </w:t>
+      </w:r>
+      <w:r>
+        <w:rPr>
+          <w:rFonts w:ascii="Segoe UI" w:hAnsi="Segoe UI"/>
+          <w:b w:val="0"/>
+          <w:i/>
+        </w:rPr>
+        <w:t>apenas os lançamentos dele mesmo</w:t>
+      </w:r>
+      <w:r>
+        <w:rPr>
+          <w:rFonts w:ascii="Segoe UI" w:hAnsi="Segoe UI"/>
+          <w:b w:val="0"/>
+          <w:i w:val="0"/>
+        </w:rPr>
+        <w:t xml:space="preserve">. Ele e a lista são a </w:t>
+      </w:r>
+      <w:r>
+        <w:rPr>
+          <w:rFonts w:ascii="Segoe UI" w:hAnsi="Segoe UI"/>
+          <w:b/>
+          <w:i w:val="0"/>
+        </w:rPr>
+        <w:t>mesma coisa</w:t>
+      </w:r>
+      <w:r>
+        <w:rPr>
+          <w:rFonts w:ascii="Segoe UI" w:hAnsi="Segoe UI"/>
+          <w:b w:val="0"/>
+          <w:i w:val="0"/>
+        </w:rPr>
+        <w:t xml:space="preserve">: escolher no seletor marca a lista, e mexer na lista muda o que o seletor mostra. Quando você marca pessoas específicas, ele passa a dizer </w:t>
+      </w:r>
+      <w:r>
+        <w:rPr>
+          <w:rFonts w:ascii="Segoe UI" w:hAnsi="Segoe UI"/>
+          <w:b w:val="0"/>
+          <w:i/>
+        </w:rPr>
+        <w:t>vê de pessoas escolhidas abaixo</w:t>
+      </w:r>
+      <w:r>
+        <w:rPr>
+          <w:rFonts w:ascii="Segoe UI" w:hAnsi="Segoe UI"/>
+          <w:b w:val="0"/>
+          <w:i w:val="0"/>
+        </w:rPr>
+        <w:t>.</w:t>
       </w:r>
     </w:p>
     <w:p>
@@ -11353,7 +11443,7 @@
           <w:rFonts w:ascii="Consolas" w:hAnsi="Consolas"/>
           <w:sz w:val="20"/>
         </w:rPr>
-        <w:t>node teste/teste_api.js → 485 verificações das regrasnode teste/teste_tela.js → 583 verificações das telasnode teste/teste_permissoes.js → 87 verificações das permissões</w:t>
+        <w:t>node teste/teste_api.js → 487 verificações das regrasnode teste/teste_tela.js → 593 verificações das telasnode teste/teste_permissoes.js → 87 verificações das permissões</w:t>
       </w:r>
     </w:p>
     <w:p>

--- a/manual.docx
+++ b/manual.docx
@@ -11443,7 +11443,7 @@
           <w:rFonts w:ascii="Consolas" w:hAnsi="Consolas"/>
           <w:sz w:val="20"/>
         </w:rPr>
-        <w:t>node teste/teste_api.js → 487 verificações das regrasnode teste/teste_tela.js → 593 verificações das telasnode teste/teste_permissoes.js → 87 verificações das permissões</w:t>
+        <w:t>node teste/teste_api.js → 487 verificações das regrasnode teste/teste_tela.js → 603 verificações das telasnode teste/teste_permissoes.js → 87 verificações das permissões</w:t>
       </w:r>
     </w:p>
     <w:p>

--- a/manual.docx
+++ b/manual.docx
@@ -7938,6 +7938,87 @@
           <w:i w:val="0"/>
         </w:rPr>
         <w:t xml:space="preserve"> — senão ela veria o número do galpão inteiro em cima de uma tabela de três linhas.</w:t>
+      </w:r>
+    </w:p>
+    <w:p>
+      <w:pPr>
+        <w:spacing w:after="80"/>
+        <w:pBdr>
+          <w:left w:val="single" w:sz="18" w:space="8" w:color="D9A300"/>
+        </w:pBdr>
+        <w:shd w:val="clear" w:fill="FFF8E6"/>
+      </w:pPr>
+      <w:r>
+        <w:rPr>
+          <w:rFonts w:ascii="Segoe UI" w:hAnsi="Segoe UI"/>
+          <w:b w:val="0"/>
+          <w:i w:val="0"/>
+        </w:rPr>
+        <w:t xml:space="preserve">Quando ela vê os lançamentos de </w:t>
+      </w:r>
+      <w:r>
+        <w:rPr>
+          <w:rFonts w:ascii="Segoe UI" w:hAnsi="Segoe UI"/>
+          <w:b/>
+          <w:i w:val="0"/>
+        </w:rPr>
+        <w:t>mais de uma pessoa</w:t>
+      </w:r>
+      <w:r>
+        <w:rPr>
+          <w:rFonts w:ascii="Segoe UI" w:hAnsi="Segoe UI"/>
+          <w:b w:val="0"/>
+          <w:i w:val="0"/>
+        </w:rPr>
+        <w:t xml:space="preserve">, a aba </w:t>
+      </w:r>
+      <w:r>
+        <w:rPr>
+          <w:rFonts w:ascii="Segoe UI" w:hAnsi="Segoe UI"/>
+          <w:b w:val="0"/>
+          <w:i/>
+        </w:rPr>
+        <w:t>Lançamentos</w:t>
+      </w:r>
+      <w:r>
+        <w:rPr>
+          <w:rFonts w:ascii="Segoe UI" w:hAnsi="Segoe UI"/>
+          <w:b w:val="0"/>
+          <w:i w:val="0"/>
+        </w:rPr>
+        <w:t xml:space="preserve"> do app de campo mostra a coluna </w:t>
+      </w:r>
+      <w:r>
+        <w:rPr>
+          <w:rFonts w:ascii="Segoe UI" w:hAnsi="Segoe UI"/>
+          <w:b/>
+          <w:i w:val="0"/>
+        </w:rPr>
+        <w:t>Quem lançou</w:t>
+      </w:r>
+      <w:r>
+        <w:rPr>
+          <w:rFonts w:ascii="Segoe UI" w:hAnsi="Segoe UI"/>
+          <w:b w:val="0"/>
+          <w:i w:val="0"/>
+        </w:rPr>
+        <w:t xml:space="preserve"> e ganha um filtro </w:t>
+      </w:r>
+      <w:r>
+        <w:rPr>
+          <w:rFonts w:ascii="Segoe UI" w:hAnsi="Segoe UI"/>
+          <w:b/>
+          <w:i w:val="0"/>
+        </w:rPr>
+        <w:t>Usuário</w:t>
+      </w:r>
+      <w:r>
+        <w:rPr>
+          <w:rFonts w:ascii="Segoe UI" w:hAnsi="Segoe UI"/>
+          <w:b w:val="0"/>
+          <w:i w:val="0"/>
+        </w:rPr>
+        <w:t xml:space="preserve"> — senão as linhas de duas pessoas ficariam misturadas sem jeito de separar.</w:t>
       </w:r>
     </w:p>
     <w:p>
@@ -11443,7 +11524,7 @@
           <w:rFonts w:ascii="Consolas" w:hAnsi="Consolas"/>
           <w:sz w:val="20"/>
         </w:rPr>
-        <w:t>node teste/teste_api.js → 487 verificações das regrasnode teste/teste_tela.js → 603 verificações das telasnode teste/teste_permissoes.js → 87 verificações das permissões</w:t>
+        <w:t>node teste/teste_api.js → 487 verificações das regrasnode teste/teste_tela.js → 617 verificações das telasnode teste/teste_permissoes.js → 87 verificações das permissões</w:t>
       </w:r>
     </w:p>
     <w:p>

--- a/manual.docx
+++ b/manual.docx
@@ -8018,7 +8018,56 @@
           <w:b w:val="0"/>
           <w:i w:val="0"/>
         </w:rPr>
-        <w:t xml:space="preserve"> — senão as linhas de duas pessoas ficariam misturadas sem jeito de separar.</w:t>
+        <w:t xml:space="preserve"> — que é o </w:t>
+      </w:r>
+      <w:r>
+        <w:rPr>
+          <w:rFonts w:ascii="Segoe UI" w:hAnsi="Segoe UI"/>
+          <w:b/>
+          <w:i w:val="0"/>
+        </w:rPr>
+        <w:t>primeiro</w:t>
+      </w:r>
+      <w:r>
+        <w:rPr>
+          <w:rFonts w:ascii="Segoe UI" w:hAnsi="Segoe UI"/>
+          <w:b w:val="0"/>
+          <w:i w:val="0"/>
+        </w:rPr>
+        <w:t xml:space="preserve"> da fileira, porque "de quem é isto" passa a ser a primeira pergunta. Senão as linhas de duas pessoas ficariam misturadas sem jeito de separar.</w:t>
+      </w:r>
+    </w:p>
+    <w:p>
+      <w:pPr>
+        <w:spacing w:after="80"/>
+        <w:pBdr>
+          <w:left w:val="single" w:sz="18" w:space="8" w:color="D9A300"/>
+        </w:pBdr>
+        <w:shd w:val="clear" w:fill="FFF8E6"/>
+      </w:pPr>
+      <w:r>
+        <w:rPr>
+          <w:rFonts w:ascii="Segoe UI" w:hAnsi="Segoe UI"/>
+          <w:b w:val="0"/>
+          <w:i w:val="0"/>
+        </w:rPr>
+        <w:t xml:space="preserve">Os filtros dessa aba abrem como </w:t>
+      </w:r>
+      <w:r>
+        <w:rPr>
+          <w:rFonts w:ascii="Segoe UI" w:hAnsi="Segoe UI"/>
+          <w:b/>
+          <w:i w:val="0"/>
+        </w:rPr>
+        <w:t>lista suspensa</w:t>
+      </w:r>
+      <w:r>
+        <w:rPr>
+          <w:rFonts w:ascii="Segoe UI" w:hAnsi="Segoe UI"/>
+          <w:b w:val="0"/>
+          <w:i w:val="0"/>
+        </w:rPr>
+        <w:t>, por cima da tabela: aberta no lugar, a lista empurrava a tabela para baixo e esticava os outros filtros junto. Uma de cada vez, e clicar fora fecha.</w:t>
       </w:r>
     </w:p>
     <w:p>
@@ -11524,7 +11573,7 @@
           <w:rFonts w:ascii="Consolas" w:hAnsi="Consolas"/>
           <w:sz w:val="20"/>
         </w:rPr>
-        <w:t>node teste/teste_api.js → 487 verificações das regrasnode teste/teste_tela.js → 617 verificações das telasnode teste/teste_permissoes.js → 87 verificações das permissões</w:t>
+        <w:t>node teste/teste_api.js → 487 verificações das regrasnode teste/teste_tela.js → 630 verificações das telasnode teste/teste_permissoes.js → 87 verificações das permissões</w:t>
       </w:r>
     </w:p>
     <w:p>

--- a/manual.docx
+++ b/manual.docx
@@ -8068,6 +8068,119 @@
           <w:i w:val="0"/>
         </w:rPr>
         <w:t>, por cima da tabela: aberta no lugar, a lista empurrava a tabela para baixo e esticava os outros filtros junto. Uma de cada vez, e clicar fora fecha.</w:t>
+      </w:r>
+    </w:p>
+    <w:p>
+      <w:pPr>
+        <w:spacing w:after="80"/>
+        <w:pBdr>
+          <w:left w:val="single" w:sz="18" w:space="8" w:color="D9A300"/>
+        </w:pBdr>
+        <w:shd w:val="clear" w:fill="FFF8E6"/>
+      </w:pPr>
+      <w:r>
+        <w:rPr>
+          <w:rFonts w:ascii="Segoe UI" w:hAnsi="Segoe UI"/>
+          <w:b w:val="0"/>
+          <w:i w:val="0"/>
+        </w:rPr>
+        <w:t xml:space="preserve">E há uma </w:t>
+      </w:r>
+      <w:r>
+        <w:rPr>
+          <w:rFonts w:ascii="Segoe UI" w:hAnsi="Segoe UI"/>
+          <w:b/>
+          <w:i w:val="0"/>
+        </w:rPr>
+        <w:t>busca</w:t>
+      </w:r>
+      <w:r>
+        <w:rPr>
+          <w:rFonts w:ascii="Segoe UI" w:hAnsi="Segoe UI"/>
+          <w:b w:val="0"/>
+          <w:i w:val="0"/>
+        </w:rPr>
+        <w:t xml:space="preserve"> no alto da aba. Os filtros respondem </w:t>
+      </w:r>
+      <w:r>
+        <w:rPr>
+          <w:rFonts w:ascii="Segoe UI" w:hAnsi="Segoe UI"/>
+          <w:b w:val="0"/>
+          <w:i/>
+        </w:rPr>
+        <w:t>quais</w:t>
+      </w:r>
+      <w:r>
+        <w:rPr>
+          <w:rFonts w:ascii="Segoe UI" w:hAnsi="Segoe UI"/>
+          <w:b w:val="0"/>
+          <w:i w:val="0"/>
+        </w:rPr>
+        <w:t xml:space="preserve">; a busca responde </w:t>
+      </w:r>
+      <w:r>
+        <w:rPr>
+          <w:rFonts w:ascii="Segoe UI" w:hAnsi="Segoe UI"/>
+          <w:b w:val="0"/>
+          <w:i/>
+        </w:rPr>
+        <w:t>cadê aquele</w:t>
+      </w:r>
+      <w:r>
+        <w:rPr>
+          <w:rFonts w:ascii="Segoe UI" w:hAnsi="Segoe UI"/>
+          <w:b w:val="0"/>
+          <w:i w:val="0"/>
+        </w:rPr>
+        <w:t xml:space="preserve">. Ela procura em </w:t>
+      </w:r>
+      <w:r>
+        <w:rPr>
+          <w:rFonts w:ascii="Segoe UI" w:hAnsi="Segoe UI"/>
+          <w:b/>
+          <w:i w:val="0"/>
+        </w:rPr>
+        <w:t>origem, destino, caixa, motorista e quem lançou</w:t>
+      </w:r>
+      <w:r>
+        <w:rPr>
+          <w:rFonts w:ascii="Segoe UI" w:hAnsi="Segoe UI"/>
+          <w:b w:val="0"/>
+          <w:i w:val="0"/>
+        </w:rPr>
+        <w:t xml:space="preserve"> — o campo diz isso —, não liga para acento nem maiúscula, e aceita mais de uma palavra: </w:t>
+      </w:r>
+      <w:r>
+        <w:rPr>
+          <w:rFonts w:ascii="Segoe UI" w:hAnsi="Segoe UI"/>
+          <w:b w:val="0"/>
+          <w:i/>
+        </w:rPr>
+        <w:t>isaque joao</w:t>
+      </w:r>
+      <w:r>
+        <w:rPr>
+          <w:rFonts w:ascii="Segoe UI" w:hAnsi="Segoe UI"/>
+          <w:b w:val="0"/>
+          <w:i w:val="0"/>
+        </w:rPr>
+        <w:t xml:space="preserve"> acha a carga do Isaque para João Pessoa. Os totais acompanham, e o </w:t>
+      </w:r>
+      <w:r>
+        <w:rPr>
+          <w:rFonts w:ascii="Segoe UI" w:hAnsi="Segoe UI"/>
+          <w:b/>
+          <w:i w:val="0"/>
+        </w:rPr>
+        <w:t>Limpar filtros</w:t>
+      </w:r>
+      <w:r>
+        <w:rPr>
+          <w:rFonts w:ascii="Segoe UI" w:hAnsi="Segoe UI"/>
+          <w:b w:val="0"/>
+          <w:i w:val="0"/>
+        </w:rPr>
+        <w:t xml:space="preserve"> apaga a busca junto.</w:t>
       </w:r>
     </w:p>
     <w:p>
@@ -11573,7 +11686,7 @@
           <w:rFonts w:ascii="Consolas" w:hAnsi="Consolas"/>
           <w:sz w:val="20"/>
         </w:rPr>
-        <w:t>node teste/teste_api.js → 487 verificações das regrasnode teste/teste_tela.js → 630 verificações das telasnode teste/teste_permissoes.js → 87 verificações das permissões</w:t>
+        <w:t>node teste/teste_api.js → 487 verificações das regrasnode teste/teste_tela.js → 650 verificações das telasnode teste/teste_permissoes.js → 87 verificações das permissões</w:t>
       </w:r>
     </w:p>
     <w:p>

--- a/manual.docx
+++ b/manual.docx
@@ -11686,7 +11686,7 @@
           <w:rFonts w:ascii="Consolas" w:hAnsi="Consolas"/>
           <w:sz w:val="20"/>
         </w:rPr>
-        <w:t>node teste/teste_api.js → 487 verificações das regrasnode teste/teste_tela.js → 650 verificações das telasnode teste/teste_permissoes.js → 87 verificações das permissões</w:t>
+        <w:t>node teste/teste_api.js → 487 verificações das regrasnode teste/teste_tela.js → 654 verificações das telasnode teste/teste_permissoes.js → 87 verificações das permissões</w:t>
       </w:r>
     </w:p>
     <w:p>

--- a/manual.docx
+++ b/manual.docx
@@ -11686,7 +11686,7 @@
           <w:rFonts w:ascii="Consolas" w:hAnsi="Consolas"/>
           <w:sz w:val="20"/>
         </w:rPr>
-        <w:t>node teste/teste_api.js → 487 verificações das regrasnode teste/teste_tela.js → 654 verificações das telasnode teste/teste_permissoes.js → 87 verificações das permissões</w:t>
+        <w:t>node teste/teste_api.js → 487 verificações das regrasnode teste/teste_tela.js → 658 verificações das telasnode teste/teste_permissoes.js → 87 verificações das permissões</w:t>
       </w:r>
     </w:p>
     <w:p>

--- a/manual.docx
+++ b/manual.docx
@@ -4559,7 +4559,7 @@
           <w:b w:val="0"/>
           <w:i w:val="0"/>
         </w:rPr>
-        <w:t xml:space="preserve"> e encontra seis páginas: </w:t>
+        <w:t xml:space="preserve"> e encontra sete páginas: </w:t>
       </w:r>
       <w:r>
         <w:rPr>
@@ -4632,6 +4632,22 @@
           <w:i w:val="0"/>
         </w:rPr>
         <w:t>Movimentos</w:t>
+      </w:r>
+      <w:r>
+        <w:rPr>
+          <w:rFonts w:ascii="Segoe UI" w:hAnsi="Segoe UI"/>
+          <w:b w:val="0"/>
+          <w:i w:val="0"/>
+        </w:rPr>
+        <w:t xml:space="preserve">, </w:t>
+      </w:r>
+      <w:r>
+        <w:rPr>
+          <w:rFonts w:ascii="Segoe UI" w:hAnsi="Segoe UI"/>
+          <w:b/>
+          <w:i w:val="0"/>
+        </w:rPr>
+        <w:t>Colunas</w:t>
       </w:r>
       <w:r>
         <w:rPr>
@@ -4705,15 +4721,31 @@
           <w:b/>
           <w:i w:val="0"/>
         </w:rPr>
-        <w:t>lista suspensa</w:t>
-      </w:r>
-      <w:r>
-        <w:rPr>
-          <w:rFonts w:ascii="Segoe UI" w:hAnsi="Segoe UI"/>
-          <w:b w:val="0"/>
-          <w:i w:val="0"/>
-        </w:rPr>
-        <w:t xml:space="preserve">, no cabeçalho, ao lado do indicador </w:t>
+        <w:t>barra lateral</w:t>
+      </w:r>
+      <w:r>
+        <w:rPr>
+          <w:rFonts w:ascii="Segoe UI" w:hAnsi="Segoe UI"/>
+          <w:b w:val="0"/>
+          <w:i w:val="0"/>
+        </w:rPr>
+        <w:t xml:space="preserve">, à esquerda, com a página aberta em destaque. No computador ela fica fixa: as sete páginas ficam à vista o tempo todo, sem nenhum clique para descobrir o que existe. No celular ela vira uma </w:t>
+      </w:r>
+      <w:r>
+        <w:rPr>
+          <w:rFonts w:ascii="Segoe UI" w:hAnsi="Segoe UI"/>
+          <w:b/>
+          <w:i w:val="0"/>
+        </w:rPr>
+        <w:t>gaveta</w:t>
+      </w:r>
+      <w:r>
+        <w:rPr>
+          <w:rFonts w:ascii="Segoe UI" w:hAnsi="Segoe UI"/>
+          <w:b w:val="0"/>
+          <w:i w:val="0"/>
+        </w:rPr>
+        <w:t xml:space="preserve">, que abre pelo botão </w:t>
       </w:r>
       <w:r>
         <w:rPr>
@@ -4721,31 +4753,15 @@
           <w:b w:val="0"/>
           <w:i/>
         </w:rPr>
-        <w:t>● Online</w:t>
-      </w:r>
-      <w:r>
-        <w:rPr>
-          <w:rFonts w:ascii="Segoe UI" w:hAnsi="Segoe UI"/>
-          <w:b w:val="0"/>
-          <w:i w:val="0"/>
-        </w:rPr>
-        <w:t xml:space="preserve">. O botão traz o nome da página aberta — </w:t>
-      </w:r>
-      <w:r>
-        <w:rPr>
-          <w:rFonts w:ascii="Segoe UI" w:hAnsi="Segoe UI"/>
-          <w:b w:val="0"/>
-          <w:i/>
-        </w:rPr>
-        <w:t>☰ Movimentos</w:t>
-      </w:r>
-      <w:r>
-        <w:rPr>
-          <w:rFonts w:ascii="Segoe UI" w:hAnsi="Segoe UI"/>
-          <w:b w:val="0"/>
-          <w:i w:val="0"/>
-        </w:rPr>
-        <w:t xml:space="preserve"> —, porque com a barra de abas fora da tela essa seria a única pista de onde se está. A lista fecha ao escolher uma página, clicando fora ou com </w:t>
+        <w:t>☰</w:t>
+      </w:r>
+      <w:r>
+        <w:rPr>
+          <w:rFonts w:ascii="Segoe UI" w:hAnsi="Segoe UI"/>
+          <w:b w:val="0"/>
+          <w:i w:val="0"/>
+        </w:rPr>
+        <w:t xml:space="preserve"> no canto superior esquerdo e fecha ao escolher uma página, clicando fora ou com </w:t>
       </w:r>
       <w:r>
         <w:rPr>
@@ -4771,7 +4787,75 @@
           <w:b w:val="0"/>
           <w:i w:val="0"/>
         </w:rPr>
-        <w:t>No app de campo as três abas continuam numa barra: lá elas cabem, e trocar entre Saída e Retorno o dia inteiro num menu custaria um clique a mais por lançamento.</w:t>
+        <w:t xml:space="preserve">Acima do conteúdo, um </w:t>
+      </w:r>
+      <w:r>
+        <w:rPr>
+          <w:rFonts w:ascii="Segoe UI" w:hAnsi="Segoe UI"/>
+          <w:b/>
+          <w:i w:val="0"/>
+        </w:rPr>
+        <w:t>título de página</w:t>
+      </w:r>
+      <w:r>
+        <w:rPr>
+          <w:rFonts w:ascii="Segoe UI" w:hAnsi="Segoe UI"/>
+          <w:b w:val="0"/>
+          <w:i w:val="0"/>
+        </w:rPr>
+        <w:t xml:space="preserve"> diz onde você está — </w:t>
+      </w:r>
+      <w:r>
+        <w:rPr>
+          <w:rFonts w:ascii="Segoe UI" w:hAnsi="Segoe UI"/>
+          <w:b w:val="0"/>
+          <w:i/>
+        </w:rPr>
+        <w:t>Operação · Movimentos</w:t>
+      </w:r>
+      <w:r>
+        <w:rPr>
+          <w:rFonts w:ascii="Segoe UI" w:hAnsi="Segoe UI"/>
+          <w:b w:val="0"/>
+          <w:i w:val="0"/>
+        </w:rPr>
+        <w:t>. No computador a lateral já responde isso; no celular, com a gaveta fechada, ele é a única pista.</w:t>
+      </w:r>
+    </w:p>
+    <w:p>
+      <w:r>
+        <w:rPr>
+          <w:rFonts w:ascii="Segoe UI" w:hAnsi="Segoe UI"/>
+          <w:b w:val="0"/>
+          <w:i w:val="0"/>
+        </w:rPr>
+        <w:t xml:space="preserve">No rodapé da lateral ficam o indicador </w:t>
+      </w:r>
+      <w:r>
+        <w:rPr>
+          <w:rFonts w:ascii="Segoe UI" w:hAnsi="Segoe UI"/>
+          <w:b w:val="0"/>
+          <w:i/>
+        </w:rPr>
+        <w:t>● Online</w:t>
+      </w:r>
+      <w:r>
+        <w:rPr>
+          <w:rFonts w:ascii="Segoe UI" w:hAnsi="Segoe UI"/>
+          <w:b w:val="0"/>
+          <w:i w:val="0"/>
+        </w:rPr>
+        <w:t>, o seu nome e o botão de sair.</w:t>
+      </w:r>
+    </w:p>
+    <w:p>
+      <w:r>
+        <w:rPr>
+          <w:rFonts w:ascii="Segoe UI" w:hAnsi="Segoe UI"/>
+          <w:b w:val="0"/>
+          <w:i w:val="0"/>
+        </w:rPr>
+        <w:t>O app de campo usa exatamente a mesma navegação, com as três páginas dele. Quem passa do celular para o painel não reaprende nada.</w:t>
       </w:r>
     </w:p>
     <w:p>

--- a/manual.docx
+++ b/manual.docx
@@ -7688,6 +7688,197 @@
         </w:rPr>
         <w:t xml:space="preserve"> o lançamento mesmo que o pedido chegue por fora do app.</w:t>
       </w:r>
+    </w:p>
+    <w:p>
+      <w:pPr>
+        <w:pStyle w:val="Heading3"/>
+      </w:pPr>
+      <w:r>
+        <w:t>Em quais locais ela ajusta o saldo</w:t>
+      </w:r>
+    </w:p>
+    <w:p>
+      <w:r>
+        <w:rPr>
+          <w:rFonts w:ascii="Segoe UI" w:hAnsi="Segoe UI"/>
+          <w:b/>
+          <w:i w:val="0"/>
+        </w:rPr>
+        <w:t>Ajustes e perdas</w:t>
+      </w:r>
+      <w:r>
+        <w:rPr>
+          <w:rFonts w:ascii="Segoe UI" w:hAnsi="Segoe UI"/>
+          <w:b w:val="0"/>
+          <w:i w:val="0"/>
+        </w:rPr>
+        <w:t xml:space="preserve"> marca os locais cujo saldo aquela pessoa pode corrigir pela aba </w:t>
+      </w:r>
+      <w:r>
+        <w:rPr>
+          <w:rFonts w:ascii="Segoe UI" w:hAnsi="Segoe UI"/>
+          <w:b w:val="0"/>
+          <w:i/>
+        </w:rPr>
+        <w:t>Ajustes</w:t>
+      </w:r>
+      <w:r>
+        <w:rPr>
+          <w:rFonts w:ascii="Segoe UI" w:hAnsi="Segoe UI"/>
+          <w:b w:val="0"/>
+          <w:i w:val="0"/>
+        </w:rPr>
+        <w:t xml:space="preserve"> — saldo inicial e baixa de perda. </w:t>
+      </w:r>
+      <w:r>
+        <w:rPr>
+          <w:rFonts w:ascii="Segoe UI" w:hAnsi="Segoe UI"/>
+          <w:b/>
+          <w:i w:val="0"/>
+        </w:rPr>
+        <w:t>Nada marcado = todos.</w:t>
+      </w:r>
+    </w:p>
+    <w:p>
+      <w:r>
+        <w:rPr>
+          <w:rFonts w:ascii="Segoe UI" w:hAnsi="Segoe UI"/>
+          <w:b w:val="0"/>
+          <w:i w:val="0"/>
+        </w:rPr>
+        <w:t xml:space="preserve">Antes, ter a aba </w:t>
+      </w:r>
+      <w:r>
+        <w:rPr>
+          <w:rFonts w:ascii="Segoe UI" w:hAnsi="Segoe UI"/>
+          <w:b w:val="0"/>
+          <w:i/>
+        </w:rPr>
+        <w:t>Ajustes</w:t>
+      </w:r>
+      <w:r>
+        <w:rPr>
+          <w:rFonts w:ascii="Segoe UI" w:hAnsi="Segoe UI"/>
+          <w:b w:val="0"/>
+          <w:i w:val="0"/>
+        </w:rPr>
+        <w:t xml:space="preserve"> dava o saldo inteiro: qualquer galpão, filial, cliente ou rota. Agora a aba é a porta e esta lista é o quarto. Um conferente de filial pode corrigir o saldo da filial dele sem poder mexer no da matriz.</w:t>
+      </w:r>
+    </w:p>
+    <w:p>
+      <w:r>
+        <w:rPr>
+          <w:rFonts w:ascii="Segoe UI" w:hAnsi="Segoe UI"/>
+          <w:b w:val="0"/>
+          <w:i w:val="0"/>
+        </w:rPr>
+        <w:t xml:space="preserve">Na aba </w:t>
+      </w:r>
+      <w:r>
+        <w:rPr>
+          <w:rFonts w:ascii="Segoe UI" w:hAnsi="Segoe UI"/>
+          <w:b w:val="0"/>
+          <w:i/>
+        </w:rPr>
+        <w:t>Ajustes</w:t>
+      </w:r>
+      <w:r>
+        <w:rPr>
+          <w:rFonts w:ascii="Segoe UI" w:hAnsi="Segoe UI"/>
+          <w:b w:val="0"/>
+          <w:i w:val="0"/>
+        </w:rPr>
+        <w:t>, o seletor de local passa a mostrar só os liberados, e um aviso diz quais são e que é o administrador quem libera — lista curta e sem explicação parece cadastro faltando.</w:t>
+      </w:r>
+    </w:p>
+    <w:p>
+      <w:pPr>
+        <w:spacing w:after="40"/>
+        <w:pBdr>
+          <w:left w:val="single" w:sz="18" w:space="8" w:color="D9A300"/>
+        </w:pBdr>
+        <w:shd w:val="clear" w:fill="FFF8E6"/>
+      </w:pPr>
+      <w:r>
+        <w:rPr>
+          <w:rFonts w:ascii="Segoe UI" w:hAnsi="Segoe UI"/>
+          <w:b/>
+          <w:color w:val="8A6100"/>
+          <w:sz w:val="16"/>
+        </w:rPr>
+        <w:t>VALE TAMBÉM PARA A PERDA</w:t>
+      </w:r>
+    </w:p>
+    <w:p>
+      <w:pPr>
+        <w:spacing w:after="80"/>
+        <w:pBdr>
+          <w:left w:val="single" w:sz="18" w:space="8" w:color="D9A300"/>
+        </w:pBdr>
+        <w:shd w:val="clear" w:fill="FFF8E6"/>
+      </w:pPr>
+      <w:r>
+        <w:rPr>
+          <w:rFonts w:ascii="Segoe UI" w:hAnsi="Segoe UI"/>
+          <w:b w:val="0"/>
+          <w:i w:val="0"/>
+        </w:rPr>
+        <w:t xml:space="preserve">A mesma lista governa o </w:t>
+      </w:r>
+      <w:r>
+        <w:rPr>
+          <w:rFonts w:ascii="Segoe UI" w:hAnsi="Segoe UI"/>
+          <w:b w:val="0"/>
+          <w:i/>
+        </w:rPr>
+        <w:t>Ajuste</w:t>
+      </w:r>
+      <w:r>
+        <w:rPr>
+          <w:rFonts w:ascii="Segoe UI" w:hAnsi="Segoe UI"/>
+          <w:b w:val="0"/>
+          <w:i w:val="0"/>
+        </w:rPr>
+        <w:t xml:space="preserve"> (que credita o destino) e a </w:t>
+      </w:r>
+      <w:r>
+        <w:rPr>
+          <w:rFonts w:ascii="Segoe UI" w:hAnsi="Segoe UI"/>
+          <w:b w:val="0"/>
+          <w:i/>
+        </w:rPr>
+        <w:t>Baixa de perda</w:t>
+      </w:r>
+      <w:r>
+        <w:rPr>
+          <w:rFonts w:ascii="Segoe UI" w:hAnsi="Segoe UI"/>
+          <w:b w:val="0"/>
+          <w:i w:val="0"/>
+        </w:rPr>
+        <w:t xml:space="preserve"> (que debita a origem). Fossem duas regras, quem estivesse barrado no ajuste daria baixa no mesmo local pela outra opção do seletor.</w:t>
+      </w:r>
+    </w:p>
+    <w:p>
+      <w:pPr>
+        <w:spacing w:after="80"/>
+        <w:pBdr>
+          <w:left w:val="single" w:sz="18" w:space="8" w:color="D9A300"/>
+        </w:pBdr>
+        <w:shd w:val="clear" w:fill="FFF8E6"/>
+      </w:pPr>
+      <w:r>
+        <w:rPr>
+          <w:rFonts w:ascii="Segoe UI" w:hAnsi="Segoe UI"/>
+          <w:b w:val="0"/>
+          <w:i w:val="0"/>
+        </w:rPr>
+        <w:t>E o servidor recusa por conta própria: o filtro da tela é conveniência, não a tranca.</w:t>
+      </w:r>
+    </w:p>
+    <w:p>
+      <w:pPr>
+        <w:spacing w:after="40"/>
+      </w:pPr>
     </w:p>
     <w:p>
       <w:pPr>

--- a/manual.docx
+++ b/manual.docx
@@ -7562,15 +7562,15 @@
           <w:b/>
           <w:i w:val="0"/>
         </w:rPr>
-        <w:t>Nada marcado quer dizer todos</w:t>
-      </w:r>
-      <w:r>
-        <w:rPr>
-          <w:rFonts w:ascii="Segoe UI" w:hAnsi="Segoe UI"/>
-          <w:b w:val="0"/>
-          <w:i w:val="0"/>
-        </w:rPr>
-        <w:t xml:space="preserve"> — marque só para restringir. Quem tiver um único local liberado já encontra o campo preenchido, sem precisar escolher.</w:t>
+        <w:t>Nada marcado quer dizer nenhum</w:t>
+      </w:r>
+      <w:r>
+        <w:rPr>
+          <w:rFonts w:ascii="Segoe UI" w:hAnsi="Segoe UI"/>
+          <w:b w:val="0"/>
+          <w:i w:val="0"/>
+        </w:rPr>
+        <w:t xml:space="preserve"> — marcar é conceder. Quem tiver um único local liberado já encontra o campo preenchido, sem precisar escolher.</w:t>
       </w:r>
     </w:p>
     <w:p>
@@ -7687,108 +7687,6 @@
           <w:i w:val="0"/>
         </w:rPr>
         <w:t xml:space="preserve"> o lançamento mesmo que o pedido chegue por fora do app.</w:t>
-      </w:r>
-    </w:p>
-    <w:p>
-      <w:pPr>
-        <w:pStyle w:val="Heading3"/>
-      </w:pPr>
-      <w:r>
-        <w:t>Em quais locais ela ajusta o saldo</w:t>
-      </w:r>
-    </w:p>
-    <w:p>
-      <w:r>
-        <w:rPr>
-          <w:rFonts w:ascii="Segoe UI" w:hAnsi="Segoe UI"/>
-          <w:b/>
-          <w:i w:val="0"/>
-        </w:rPr>
-        <w:t>Ajustes e perdas</w:t>
-      </w:r>
-      <w:r>
-        <w:rPr>
-          <w:rFonts w:ascii="Segoe UI" w:hAnsi="Segoe UI"/>
-          <w:b w:val="0"/>
-          <w:i w:val="0"/>
-        </w:rPr>
-        <w:t xml:space="preserve"> marca os locais cujo saldo aquela pessoa pode corrigir pela aba </w:t>
-      </w:r>
-      <w:r>
-        <w:rPr>
-          <w:rFonts w:ascii="Segoe UI" w:hAnsi="Segoe UI"/>
-          <w:b w:val="0"/>
-          <w:i/>
-        </w:rPr>
-        <w:t>Ajustes</w:t>
-      </w:r>
-      <w:r>
-        <w:rPr>
-          <w:rFonts w:ascii="Segoe UI" w:hAnsi="Segoe UI"/>
-          <w:b w:val="0"/>
-          <w:i w:val="0"/>
-        </w:rPr>
-        <w:t xml:space="preserve"> — saldo inicial e baixa de perda. </w:t>
-      </w:r>
-      <w:r>
-        <w:rPr>
-          <w:rFonts w:ascii="Segoe UI" w:hAnsi="Segoe UI"/>
-          <w:b/>
-          <w:i w:val="0"/>
-        </w:rPr>
-        <w:t>Nada marcado = todos.</w:t>
-      </w:r>
-    </w:p>
-    <w:p>
-      <w:r>
-        <w:rPr>
-          <w:rFonts w:ascii="Segoe UI" w:hAnsi="Segoe UI"/>
-          <w:b w:val="0"/>
-          <w:i w:val="0"/>
-        </w:rPr>
-        <w:t xml:space="preserve">Antes, ter a aba </w:t>
-      </w:r>
-      <w:r>
-        <w:rPr>
-          <w:rFonts w:ascii="Segoe UI" w:hAnsi="Segoe UI"/>
-          <w:b w:val="0"/>
-          <w:i/>
-        </w:rPr>
-        <w:t>Ajustes</w:t>
-      </w:r>
-      <w:r>
-        <w:rPr>
-          <w:rFonts w:ascii="Segoe UI" w:hAnsi="Segoe UI"/>
-          <w:b w:val="0"/>
-          <w:i w:val="0"/>
-        </w:rPr>
-        <w:t xml:space="preserve"> dava o saldo inteiro: qualquer galpão, filial, cliente ou rota. Agora a aba é a porta e esta lista é o quarto. Um conferente de filial pode corrigir o saldo da filial dele sem poder mexer no da matriz.</w:t>
-      </w:r>
-    </w:p>
-    <w:p>
-      <w:r>
-        <w:rPr>
-          <w:rFonts w:ascii="Segoe UI" w:hAnsi="Segoe UI"/>
-          <w:b w:val="0"/>
-          <w:i w:val="0"/>
-        </w:rPr>
-        <w:t xml:space="preserve">Na aba </w:t>
-      </w:r>
-      <w:r>
-        <w:rPr>
-          <w:rFonts w:ascii="Segoe UI" w:hAnsi="Segoe UI"/>
-          <w:b w:val="0"/>
-          <w:i/>
-        </w:rPr>
-        <w:t>Ajustes</w:t>
-      </w:r>
-      <w:r>
-        <w:rPr>
-          <w:rFonts w:ascii="Segoe UI" w:hAnsi="Segoe UI"/>
-          <w:b w:val="0"/>
-          <w:i w:val="0"/>
-        </w:rPr>
-        <w:t>, o seletor de local passa a mostrar só os liberados, e um aviso diz quais são e que é o administrador quem libera — lista curta e sem explicação parece cadastro faltando.</w:t>
       </w:r>
     </w:p>
     <w:p>
@@ -7806,7 +7704,7 @@
           <w:color w:val="8A6100"/>
           <w:sz w:val="16"/>
         </w:rPr>
-        <w:t>VALE TAMBÉM PARA A PERDA</w:t>
+        <w:t>MARCAR É CONCEDER</w:t>
       </w:r>
     </w:p>
     <w:p>
@@ -7823,7 +7721,39 @@
           <w:b w:val="0"/>
           <w:i w:val="0"/>
         </w:rPr>
-        <w:t xml:space="preserve">A mesma lista governa o </w:t>
+        <w:t xml:space="preserve">Em </w:t>
+      </w:r>
+      <w:r>
+        <w:rPr>
+          <w:rFonts w:ascii="Segoe UI" w:hAnsi="Segoe UI"/>
+          <w:b/>
+          <w:i w:val="0"/>
+        </w:rPr>
+        <w:t>todos</w:t>
+      </w:r>
+      <w:r>
+        <w:rPr>
+          <w:rFonts w:ascii="Segoe UI" w:hAnsi="Segoe UI"/>
+          <w:b w:val="0"/>
+          <w:i w:val="0"/>
+        </w:rPr>
+        <w:t xml:space="preserve"> os quadros de marcar do cadastro de usuário, </w:t>
+      </w:r>
+      <w:r>
+        <w:rPr>
+          <w:rFonts w:ascii="Segoe UI" w:hAnsi="Segoe UI"/>
+          <w:b/>
+          <w:i w:val="0"/>
+        </w:rPr>
+        <w:t>nada marcado quer dizer nada liberado</w:t>
+      </w:r>
+      <w:r>
+        <w:rPr>
+          <w:rFonts w:ascii="Segoe UI" w:hAnsi="Segoe UI"/>
+          <w:b w:val="0"/>
+          <w:i w:val="0"/>
+        </w:rPr>
+        <w:t xml:space="preserve">. Se você desmarcar tudo em </w:t>
       </w:r>
       <w:r>
         <w:rPr>
@@ -7831,15 +7761,15 @@
           <w:b w:val="0"/>
           <w:i/>
         </w:rPr>
-        <w:t>Ajuste</w:t>
-      </w:r>
-      <w:r>
-        <w:rPr>
-          <w:rFonts w:ascii="Segoe UI" w:hAnsi="Segoe UI"/>
-          <w:b w:val="0"/>
-          <w:i w:val="0"/>
-        </w:rPr>
-        <w:t xml:space="preserve"> (que credita o destino) e a </w:t>
+        <w:t>Abas do painel</w:t>
+      </w:r>
+      <w:r>
+        <w:rPr>
+          <w:rFonts w:ascii="Segoe UI" w:hAnsi="Segoe UI"/>
+          <w:b w:val="0"/>
+          <w:i w:val="0"/>
+        </w:rPr>
+        <w:t xml:space="preserve">, a pessoa não vê página nenhuma; se desmarcar tudo em </w:t>
       </w:r>
       <w:r>
         <w:rPr>
@@ -7847,15 +7777,15 @@
           <w:b w:val="0"/>
           <w:i/>
         </w:rPr>
-        <w:t>Baixa de perda</w:t>
-      </w:r>
-      <w:r>
-        <w:rPr>
-          <w:rFonts w:ascii="Segoe UI" w:hAnsi="Segoe UI"/>
-          <w:b w:val="0"/>
-          <w:i w:val="0"/>
-        </w:rPr>
-        <w:t xml:space="preserve"> (que debita a origem). Fossem duas regras, quem estivesse barrado no ajuste daria baixa no mesmo local pela outra opção do seletor.</w:t>
+        <w:t>Operações</w:t>
+      </w:r>
+      <w:r>
+        <w:rPr>
+          <w:rFonts w:ascii="Segoe UI" w:hAnsi="Segoe UI"/>
+          <w:b w:val="0"/>
+          <w:i w:val="0"/>
+        </w:rPr>
+        <w:t>, ela não lança no app.</w:t>
       </w:r>
     </w:p>
     <w:p>
@@ -7872,78 +7802,194 @@
           <w:b w:val="0"/>
           <w:i w:val="0"/>
         </w:rPr>
-        <w:t>E o servidor recusa por conta própria: o filtro da tela é conveniência, não a tranca.</w:t>
+        <w:t xml:space="preserve">Até setembro/2026 era o contrário: deixar vazio queria dizer </w:t>
+      </w:r>
+      <w:r>
+        <w:rPr>
+          <w:rFonts w:ascii="Segoe UI" w:hAnsi="Segoe UI"/>
+          <w:b w:val="0"/>
+          <w:i/>
+        </w:rPr>
+        <w:t>todos</w:t>
+      </w:r>
+      <w:r>
+        <w:rPr>
+          <w:rFonts w:ascii="Segoe UI" w:hAnsi="Segoe UI"/>
+          <w:b w:val="0"/>
+          <w:i w:val="0"/>
+        </w:rPr>
+        <w:t>. Mudou porque surpreendia — o administrador desmarcava tudo e a pessoa continuava enxergando o sistema inteiro.</w:t>
       </w:r>
     </w:p>
     <w:p>
       <w:pPr>
-        <w:spacing w:after="40"/>
-      </w:pPr>
+        <w:spacing w:after="80"/>
+        <w:pBdr>
+          <w:left w:val="single" w:sz="18" w:space="8" w:color="D9A300"/>
+        </w:pBdr>
+        <w:shd w:val="clear" w:fill="FFF8E6"/>
+      </w:pPr>
+      <w:r>
+        <w:rPr>
+          <w:rFonts w:ascii="Segoe UI" w:hAnsi="Segoe UI"/>
+          <w:b/>
+          <w:i w:val="0"/>
+        </w:rPr>
+        <w:t>O que isso cobra de você:</w:t>
+      </w:r>
+      <w:r>
+        <w:rPr>
+          <w:rFonts w:ascii="Segoe UI" w:hAnsi="Segoe UI"/>
+          <w:b w:val="0"/>
+          <w:i w:val="0"/>
+        </w:rPr>
+        <w:t xml:space="preserve"> um galpão, motorista, tipo de caixa ou usuário </w:t>
+      </w:r>
+      <w:r>
+        <w:rPr>
+          <w:rFonts w:ascii="Segoe UI" w:hAnsi="Segoe UI"/>
+          <w:b w:val="0"/>
+          <w:i/>
+        </w:rPr>
+        <w:t>novo</w:t>
+      </w:r>
+      <w:r>
+        <w:rPr>
+          <w:rFonts w:ascii="Segoe UI" w:hAnsi="Segoe UI"/>
+          <w:b w:val="0"/>
+          <w:i w:val="0"/>
+        </w:rPr>
+        <w:t xml:space="preserve"> não aparece para ninguém até ser marcado no cadastro de cada pessoa. A tela avisa isso na hora de criar.</w:t>
+      </w:r>
     </w:p>
     <w:p>
       <w:pPr>
-        <w:pStyle w:val="Heading3"/>
-      </w:pPr>
-      <w:r>
-        <w:t>O que cada um pode ver no painel</w:t>
+        <w:spacing w:after="80"/>
+        <w:pBdr>
+          <w:left w:val="single" w:sz="18" w:space="8" w:color="D9A300"/>
+        </w:pBdr>
+        <w:shd w:val="clear" w:fill="FFF8E6"/>
+      </w:pPr>
+      <w:r>
+        <w:rPr>
+          <w:rFonts w:ascii="Segoe UI" w:hAnsi="Segoe UI"/>
+          <w:b w:val="0"/>
+          <w:i w:val="0"/>
+        </w:rPr>
+        <w:t xml:space="preserve">Duas exceções. O </w:t>
+      </w:r>
+      <w:r>
+        <w:rPr>
+          <w:rFonts w:ascii="Segoe UI" w:hAnsi="Segoe UI"/>
+          <w:b/>
+          <w:i w:val="0"/>
+        </w:rPr>
+        <w:t>administrador</w:t>
+      </w:r>
+      <w:r>
+        <w:rPr>
+          <w:rFonts w:ascii="Segoe UI" w:hAnsi="Segoe UI"/>
+          <w:b w:val="0"/>
+          <w:i w:val="0"/>
+        </w:rPr>
+        <w:t xml:space="preserve"> sem nada marcado continua vendo tudo — senão não haveria como desfazer. E os </w:t>
+      </w:r>
+      <w:r>
+        <w:rPr>
+          <w:rFonts w:ascii="Segoe UI" w:hAnsi="Segoe UI"/>
+          <w:b/>
+          <w:i w:val="0"/>
+        </w:rPr>
+        <w:t>filtros</w:t>
+      </w:r>
+      <w:r>
+        <w:rPr>
+          <w:rFonts w:ascii="Segoe UI" w:hAnsi="Segoe UI"/>
+          <w:b w:val="0"/>
+          <w:i w:val="0"/>
+        </w:rPr>
+        <w:t xml:space="preserve"> da aba Lançamentos não são permissão: ali, nada marcado segue querendo dizer </w:t>
+      </w:r>
+      <w:r>
+        <w:rPr>
+          <w:rFonts w:ascii="Segoe UI" w:hAnsi="Segoe UI"/>
+          <w:b w:val="0"/>
+          <w:i/>
+        </w:rPr>
+        <w:t>todos</w:t>
+      </w:r>
+      <w:r>
+        <w:rPr>
+          <w:rFonts w:ascii="Segoe UI" w:hAnsi="Segoe UI"/>
+          <w:b w:val="0"/>
+          <w:i w:val="0"/>
+        </w:rPr>
+        <w:t>.</w:t>
       </w:r>
     </w:p>
     <w:p>
-      <w:r>
-        <w:rPr>
-          <w:rFonts w:ascii="Segoe UI" w:hAnsi="Segoe UI"/>
-          <w:b/>
-          <w:i w:val="0"/>
-        </w:rPr>
-        <w:t>Abas do painel</w:t>
-      </w:r>
-      <w:r>
-        <w:rPr>
-          <w:rFonts w:ascii="Segoe UI" w:hAnsi="Segoe UI"/>
-          <w:b w:val="0"/>
-          <w:i w:val="0"/>
-        </w:rPr>
-        <w:t xml:space="preserve"> marca, uma a uma, quais das sete abas do escritório aquela pessoa enxerga. Um gerente pode ver o Painel de Ativos e os Extratos sem ver Movimentos; um conferente pode entrar só para consultar.</w:t>
-      </w:r>
+      <w:pPr>
+        <w:spacing w:after="40"/>
+      </w:pPr>
     </w:p>
     <w:p>
       <w:pPr>
         <w:pStyle w:val="Heading3"/>
       </w:pPr>
       <w:r>
-        <w:t>Lançamentos: se vê, e de quem</w:t>
+        <w:t>Em quais locais ela ajusta o saldo</w:t>
       </w:r>
     </w:p>
     <w:p>
       <w:r>
         <w:rPr>
           <w:rFonts w:ascii="Segoe UI" w:hAnsi="Segoe UI"/>
-          <w:b w:val="0"/>
-          <w:i w:val="0"/>
-        </w:rPr>
-        <w:t>Duas perguntas, uma embaixo da outra:</w:t>
+          <w:b/>
+          <w:i w:val="0"/>
+        </w:rPr>
+        <w:t>Ajustes e perdas</w:t>
+      </w:r>
+      <w:r>
+        <w:rPr>
+          <w:rFonts w:ascii="Segoe UI" w:hAnsi="Segoe UI"/>
+          <w:b w:val="0"/>
+          <w:i w:val="0"/>
+        </w:rPr>
+        <w:t xml:space="preserve"> marca os locais cujo saldo aquela pessoa pode corrigir pela aba </w:t>
+      </w:r>
+      <w:r>
+        <w:rPr>
+          <w:rFonts w:ascii="Segoe UI" w:hAnsi="Segoe UI"/>
+          <w:b w:val="0"/>
+          <w:i/>
+        </w:rPr>
+        <w:t>Ajustes</w:t>
+      </w:r>
+      <w:r>
+        <w:rPr>
+          <w:rFonts w:ascii="Segoe UI" w:hAnsi="Segoe UI"/>
+          <w:b w:val="0"/>
+          <w:i w:val="0"/>
+        </w:rPr>
+        <w:t xml:space="preserve"> — saldo inicial e baixa de perda. </w:t>
+      </w:r>
+      <w:r>
+        <w:rPr>
+          <w:rFonts w:ascii="Segoe UI" w:hAnsi="Segoe UI"/>
+          <w:b/>
+          <w:i w:val="0"/>
+        </w:rPr>
+        <w:t>Nada marcado = nenhum.</w:t>
       </w:r>
     </w:p>
     <w:p>
-      <w:pPr>
-        <w:pStyle w:val="ListBullet"/>
-        <w:spacing w:after="60"/>
-      </w:pPr>
-      <w:r>
-        <w:rPr>
-          <w:rFonts w:ascii="Segoe UI" w:hAnsi="Segoe UI"/>
-          <w:b/>
-          <w:i w:val="0"/>
-        </w:rPr>
-        <w:t>Vê os lançamentos?</w:t>
-      </w:r>
-      <w:r>
-        <w:rPr>
-          <w:rFonts w:ascii="Segoe UI" w:hAnsi="Segoe UI"/>
-          <w:b w:val="0"/>
-          <w:i w:val="0"/>
-        </w:rPr>
-        <w:t xml:space="preserve"> — em </w:t>
+      <w:r>
+        <w:rPr>
+          <w:rFonts w:ascii="Segoe UI" w:hAnsi="Segoe UI"/>
+          <w:b w:val="0"/>
+          <w:i w:val="0"/>
+        </w:rPr>
+        <w:t xml:space="preserve">Antes, ter a aba </w:t>
       </w:r>
       <w:r>
         <w:rPr>
@@ -7951,53 +7997,25 @@
           <w:b w:val="0"/>
           <w:i/>
         </w:rPr>
-        <w:t>não</w:t>
-      </w:r>
-      <w:r>
-        <w:rPr>
-          <w:rFonts w:ascii="Segoe UI" w:hAnsi="Segoe UI"/>
-          <w:b w:val="0"/>
-          <w:i w:val="0"/>
-        </w:rPr>
-        <w:t xml:space="preserve">, a aba </w:t>
-      </w:r>
-      <w:r>
-        <w:rPr>
-          <w:rFonts w:ascii="Segoe UI" w:hAnsi="Segoe UI"/>
-          <w:b w:val="0"/>
-          <w:i/>
-        </w:rPr>
-        <w:t>Lançamentos</w:t>
-      </w:r>
-      <w:r>
-        <w:rPr>
-          <w:rFonts w:ascii="Segoe UI" w:hAnsi="Segoe UI"/>
-          <w:b w:val="0"/>
-          <w:i w:val="0"/>
-        </w:rPr>
-        <w:t xml:space="preserve"> some do app dela e o painel não lista movimento nenhum</w:t>
+        <w:t>Ajustes</w:t>
+      </w:r>
+      <w:r>
+        <w:rPr>
+          <w:rFonts w:ascii="Segoe UI" w:hAnsi="Segoe UI"/>
+          <w:b w:val="0"/>
+          <w:i w:val="0"/>
+        </w:rPr>
+        <w:t xml:space="preserve"> dava o saldo inteiro: qualquer galpão, filial, cliente ou rota. Agora a aba é a porta e esta lista é o quarto. Um conferente de filial pode corrigir o saldo da filial dele sem poder mexer no da matriz.</w:t>
       </w:r>
     </w:p>
     <w:p>
-      <w:pPr>
-        <w:pStyle w:val="ListBullet"/>
-        <w:spacing w:after="60"/>
-      </w:pPr>
-      <w:r>
-        <w:rPr>
-          <w:rFonts w:ascii="Segoe UI" w:hAnsi="Segoe UI"/>
-          <w:b/>
-          <w:i w:val="0"/>
-        </w:rPr>
-        <w:t>De quem ela vê os lançamentos</w:t>
-      </w:r>
-      <w:r>
-        <w:rPr>
-          <w:rFonts w:ascii="Segoe UI" w:hAnsi="Segoe UI"/>
-          <w:b w:val="0"/>
-          <w:i w:val="0"/>
-        </w:rPr>
-        <w:t xml:space="preserve"> — a lista de usuários, com </w:t>
+      <w:r>
+        <w:rPr>
+          <w:rFonts w:ascii="Segoe UI" w:hAnsi="Segoe UI"/>
+          <w:b w:val="0"/>
+          <w:i w:val="0"/>
+        </w:rPr>
+        <w:t xml:space="preserve">Na aba </w:t>
       </w:r>
       <w:r>
         <w:rPr>
@@ -8005,147 +8023,15 @@
           <w:b w:val="0"/>
           <w:i/>
         </w:rPr>
-        <w:t>marcar todos</w:t>
-      </w:r>
-      <w:r>
-        <w:rPr>
-          <w:rFonts w:ascii="Segoe UI" w:hAnsi="Segoe UI"/>
-          <w:b w:val="0"/>
-          <w:i w:val="0"/>
-        </w:rPr>
-        <w:t xml:space="preserve">. </w:t>
-      </w:r>
-      <w:r>
-        <w:rPr>
-          <w:rFonts w:ascii="Segoe UI" w:hAnsi="Segoe UI"/>
-          <w:b/>
-          <w:i w:val="0"/>
-        </w:rPr>
-        <w:t>Nada marcado = todos.</w:t>
-      </w:r>
-      <w:r>
-        <w:rPr>
-          <w:rFonts w:ascii="Segoe UI" w:hAnsi="Segoe UI"/>
-          <w:b w:val="0"/>
-          <w:i w:val="0"/>
-        </w:rPr>
-        <w:t xml:space="preserve"> Marque só ela mesma para ela ver apenas o que lançou</w:t>
-      </w:r>
-    </w:p>
-    <w:p>
-      <w:r>
-        <w:rPr>
-          <w:rFonts w:ascii="Segoe UI" w:hAnsi="Segoe UI"/>
-          <w:b w:val="0"/>
-          <w:i w:val="0"/>
-        </w:rPr>
-        <w:t xml:space="preserve">O seletor </w:t>
-      </w:r>
-      <w:r>
-        <w:rPr>
-          <w:rFonts w:ascii="Segoe UI" w:hAnsi="Segoe UI"/>
-          <w:b/>
-          <w:i w:val="0"/>
-        </w:rPr>
-        <w:t>Pode entrar no painel?</w:t>
-      </w:r>
-      <w:r>
-        <w:rPr>
-          <w:rFonts w:ascii="Segoe UI" w:hAnsi="Segoe UI"/>
-          <w:b w:val="0"/>
-          <w:i w:val="0"/>
-        </w:rPr>
-        <w:t xml:space="preserve">, mais acima, é um atalho para os casos comuns — </w:t>
-      </w:r>
-      <w:r>
-        <w:rPr>
-          <w:rFonts w:ascii="Segoe UI" w:hAnsi="Segoe UI"/>
-          <w:b w:val="0"/>
-          <w:i/>
-        </w:rPr>
-        <w:t>todos</w:t>
-      </w:r>
-      <w:r>
-        <w:rPr>
-          <w:rFonts w:ascii="Segoe UI" w:hAnsi="Segoe UI"/>
-          <w:b w:val="0"/>
-          <w:i w:val="0"/>
-        </w:rPr>
-        <w:t xml:space="preserve"> e </w:t>
-      </w:r>
-      <w:r>
-        <w:rPr>
-          <w:rFonts w:ascii="Segoe UI" w:hAnsi="Segoe UI"/>
-          <w:b w:val="0"/>
-          <w:i/>
-        </w:rPr>
-        <w:t>apenas os lançamentos dele mesmo</w:t>
-      </w:r>
-      <w:r>
-        <w:rPr>
-          <w:rFonts w:ascii="Segoe UI" w:hAnsi="Segoe UI"/>
-          <w:b w:val="0"/>
-          <w:i w:val="0"/>
-        </w:rPr>
-        <w:t xml:space="preserve">. Ele e a lista são a </w:t>
-      </w:r>
-      <w:r>
-        <w:rPr>
-          <w:rFonts w:ascii="Segoe UI" w:hAnsi="Segoe UI"/>
-          <w:b/>
-          <w:i w:val="0"/>
-        </w:rPr>
-        <w:t>mesma coisa</w:t>
-      </w:r>
-      <w:r>
-        <w:rPr>
-          <w:rFonts w:ascii="Segoe UI" w:hAnsi="Segoe UI"/>
-          <w:b w:val="0"/>
-          <w:i w:val="0"/>
-        </w:rPr>
-        <w:t xml:space="preserve">: escolher no seletor marca a lista, e mexer na lista muda o que o seletor mostra. Quando você marca pessoas específicas, ele passa a dizer </w:t>
-      </w:r>
-      <w:r>
-        <w:rPr>
-          <w:rFonts w:ascii="Segoe UI" w:hAnsi="Segoe UI"/>
-          <w:b w:val="0"/>
-          <w:i/>
-        </w:rPr>
-        <w:t>vê de pessoas escolhidas abaixo</w:t>
-      </w:r>
-      <w:r>
-        <w:rPr>
-          <w:rFonts w:ascii="Segoe UI" w:hAnsi="Segoe UI"/>
-          <w:b w:val="0"/>
-          <w:i w:val="0"/>
-        </w:rPr>
-        <w:t>.</w:t>
-      </w:r>
-    </w:p>
-    <w:p>
-      <w:r>
-        <w:rPr>
-          <w:rFonts w:ascii="Segoe UI" w:hAnsi="Segoe UI"/>
-          <w:b w:val="0"/>
-          <w:i w:val="0"/>
-        </w:rPr>
-        <w:t xml:space="preserve">A segunda trava enquanto a primeira estiver em </w:t>
-      </w:r>
-      <w:r>
-        <w:rPr>
-          <w:rFonts w:ascii="Segoe UI" w:hAnsi="Segoe UI"/>
-          <w:b w:val="0"/>
-          <w:i/>
-        </w:rPr>
-        <w:t>não</w:t>
-      </w:r>
-      <w:r>
-        <w:rPr>
-          <w:rFonts w:ascii="Segoe UI" w:hAnsi="Segoe UI"/>
-          <w:b w:val="0"/>
-          <w:i w:val="0"/>
-        </w:rPr>
-        <w:t xml:space="preserve"> — não há de quem ver, e marcar ali não faria efeito.</w:t>
+        <w:t>Ajustes</w:t>
+      </w:r>
+      <w:r>
+        <w:rPr>
+          <w:rFonts w:ascii="Segoe UI" w:hAnsi="Segoe UI"/>
+          <w:b w:val="0"/>
+          <w:i w:val="0"/>
+        </w:rPr>
+        <w:t>, o seletor de local passa a mostrar só os liberados, e um aviso diz quais são e que é o administrador quem libera — lista curta e sem explicação parece cadastro faltando.</w:t>
       </w:r>
     </w:p>
     <w:p>
@@ -8163,7 +8049,7 @@
           <w:color w:val="8A6100"/>
           <w:sz w:val="16"/>
         </w:rPr>
-        <w:t>O RECORTE VALE NAS DUAS TELAS, E NOS NÚMEROS</w:t>
+        <w:t>VALE TAMBÉM PARA A PERDA</w:t>
       </w:r>
     </w:p>
     <w:p>
@@ -8180,7 +8066,7 @@
           <w:b w:val="0"/>
           <w:i w:val="0"/>
         </w:rPr>
-        <w:t xml:space="preserve">Vale para o Painel de Ativos, os saldos, os extratos, os movimentos e a aba </w:t>
+        <w:t xml:space="preserve">A mesma lista governa o </w:t>
       </w:r>
       <w:r>
         <w:rPr>
@@ -8188,31 +8074,31 @@
           <w:b w:val="0"/>
           <w:i/>
         </w:rPr>
-        <w:t>Lançamentos</w:t>
-      </w:r>
-      <w:r>
-        <w:rPr>
-          <w:rFonts w:ascii="Segoe UI" w:hAnsi="Segoe UI"/>
-          <w:b w:val="0"/>
-          <w:i w:val="0"/>
-        </w:rPr>
-        <w:t xml:space="preserve"> do app de campo. Os </w:t>
-      </w:r>
-      <w:r>
-        <w:rPr>
-          <w:rFonts w:ascii="Segoe UI" w:hAnsi="Segoe UI"/>
-          <w:b/>
-          <w:i w:val="0"/>
-        </w:rPr>
-        <w:t>totais dos cartões acompanham</w:t>
-      </w:r>
-      <w:r>
-        <w:rPr>
-          <w:rFonts w:ascii="Segoe UI" w:hAnsi="Segoe UI"/>
-          <w:b w:val="0"/>
-          <w:i w:val="0"/>
-        </w:rPr>
-        <w:t xml:space="preserve"> — senão ela veria o número do galpão inteiro em cima de uma tabela de três linhas.</w:t>
+        <w:t>Ajuste</w:t>
+      </w:r>
+      <w:r>
+        <w:rPr>
+          <w:rFonts w:ascii="Segoe UI" w:hAnsi="Segoe UI"/>
+          <w:b w:val="0"/>
+          <w:i w:val="0"/>
+        </w:rPr>
+        <w:t xml:space="preserve"> (que credita o destino) e a </w:t>
+      </w:r>
+      <w:r>
+        <w:rPr>
+          <w:rFonts w:ascii="Segoe UI" w:hAnsi="Segoe UI"/>
+          <w:b w:val="0"/>
+          <w:i/>
+        </w:rPr>
+        <w:t>Baixa de perda</w:t>
+      </w:r>
+      <w:r>
+        <w:rPr>
+          <w:rFonts w:ascii="Segoe UI" w:hAnsi="Segoe UI"/>
+          <w:b w:val="0"/>
+          <w:i w:val="0"/>
+        </w:rPr>
+        <w:t xml:space="preserve"> (que debita a origem). Fossem duas regras, quem estivesse barrado no ajuste daria baixa no mesmo local pela outra opção do seletor.</w:t>
       </w:r>
     </w:p>
     <w:p>
@@ -8229,15 +8115,86 @@
           <w:b w:val="0"/>
           <w:i w:val="0"/>
         </w:rPr>
-        <w:t xml:space="preserve">Quando ela vê os lançamentos de </w:t>
-      </w:r>
+        <w:t>E o servidor recusa por conta própria: o filtro da tela é conveniência, não a tranca.</w:t>
+      </w:r>
+    </w:p>
+    <w:p>
+      <w:pPr>
+        <w:spacing w:after="40"/>
+      </w:pPr>
+    </w:p>
+    <w:p>
+      <w:pPr>
+        <w:pStyle w:val="Heading3"/>
+      </w:pPr>
+      <w:r>
+        <w:t>O que cada um pode ver no painel</w:t>
+      </w:r>
+    </w:p>
+    <w:p>
       <w:r>
         <w:rPr>
           <w:rFonts w:ascii="Segoe UI" w:hAnsi="Segoe UI"/>
           <w:b/>
           <w:i w:val="0"/>
         </w:rPr>
-        <w:t>mais de uma pessoa</w:t>
+        <w:t>Abas do painel</w:t>
+      </w:r>
+      <w:r>
+        <w:rPr>
+          <w:rFonts w:ascii="Segoe UI" w:hAnsi="Segoe UI"/>
+          <w:b w:val="0"/>
+          <w:i w:val="0"/>
+        </w:rPr>
+        <w:t xml:space="preserve"> marca, uma a uma, quais das sete abas do escritório aquela pessoa enxerga. Um gerente pode ver o Painel de Ativos e os Extratos sem ver Movimentos; um conferente pode entrar só para consultar.</w:t>
+      </w:r>
+    </w:p>
+    <w:p>
+      <w:pPr>
+        <w:pStyle w:val="Heading3"/>
+      </w:pPr>
+      <w:r>
+        <w:t>Lançamentos: se vê, e de quem</w:t>
+      </w:r>
+    </w:p>
+    <w:p>
+      <w:r>
+        <w:rPr>
+          <w:rFonts w:ascii="Segoe UI" w:hAnsi="Segoe UI"/>
+          <w:b w:val="0"/>
+          <w:i w:val="0"/>
+        </w:rPr>
+        <w:t>Duas perguntas, uma embaixo da outra:</w:t>
+      </w:r>
+    </w:p>
+    <w:p>
+      <w:pPr>
+        <w:pStyle w:val="ListBullet"/>
+        <w:spacing w:after="60"/>
+      </w:pPr>
+      <w:r>
+        <w:rPr>
+          <w:rFonts w:ascii="Segoe UI" w:hAnsi="Segoe UI"/>
+          <w:b/>
+          <w:i w:val="0"/>
+        </w:rPr>
+        <w:t>Vê os lançamentos?</w:t>
+      </w:r>
+      <w:r>
+        <w:rPr>
+          <w:rFonts w:ascii="Segoe UI" w:hAnsi="Segoe UI"/>
+          <w:b w:val="0"/>
+          <w:i w:val="0"/>
+        </w:rPr>
+        <w:t xml:space="preserve"> — em </w:t>
+      </w:r>
+      <w:r>
+        <w:rPr>
+          <w:rFonts w:ascii="Segoe UI" w:hAnsi="Segoe UI"/>
+          <w:b w:val="0"/>
+          <w:i/>
+        </w:rPr>
+        <w:t>não</w:t>
       </w:r>
       <w:r>
         <w:rPr>
@@ -8261,23 +8218,45 @@
           <w:b w:val="0"/>
           <w:i w:val="0"/>
         </w:rPr>
-        <w:t xml:space="preserve"> do app de campo mostra a coluna </w:t>
-      </w:r>
+        <w:t xml:space="preserve"> some do app dela e o painel não lista movimento nenhum</w:t>
+      </w:r>
+    </w:p>
+    <w:p>
+      <w:pPr>
+        <w:pStyle w:val="ListBullet"/>
+        <w:spacing w:after="60"/>
+      </w:pPr>
       <w:r>
         <w:rPr>
           <w:rFonts w:ascii="Segoe UI" w:hAnsi="Segoe UI"/>
           <w:b/>
           <w:i w:val="0"/>
         </w:rPr>
-        <w:t>Quem lançou</w:t>
-      </w:r>
-      <w:r>
-        <w:rPr>
-          <w:rFonts w:ascii="Segoe UI" w:hAnsi="Segoe UI"/>
-          <w:b w:val="0"/>
-          <w:i w:val="0"/>
-        </w:rPr>
-        <w:t xml:space="preserve"> e ganha um filtro </w:t>
+        <w:t>De quem ela vê os lançamentos</w:t>
+      </w:r>
+      <w:r>
+        <w:rPr>
+          <w:rFonts w:ascii="Segoe UI" w:hAnsi="Segoe UI"/>
+          <w:b w:val="0"/>
+          <w:i w:val="0"/>
+        </w:rPr>
+        <w:t xml:space="preserve"> — a lista de usuários, com </w:t>
+      </w:r>
+      <w:r>
+        <w:rPr>
+          <w:rFonts w:ascii="Segoe UI" w:hAnsi="Segoe UI"/>
+          <w:b w:val="0"/>
+          <w:i/>
+        </w:rPr>
+        <w:t>marcar todos</w:t>
+      </w:r>
+      <w:r>
+        <w:rPr>
+          <w:rFonts w:ascii="Segoe UI" w:hAnsi="Segoe UI"/>
+          <w:b w:val="0"/>
+          <w:i w:val="0"/>
+        </w:rPr>
+        <w:t xml:space="preserve">. </w:t>
       </w:r>
       <w:r>
         <w:rPr>
@@ -8285,15 +8264,25 @@
           <w:b/>
           <w:i w:val="0"/>
         </w:rPr>
-        <w:t>Usuário</w:t>
-      </w:r>
-      <w:r>
-        <w:rPr>
-          <w:rFonts w:ascii="Segoe UI" w:hAnsi="Segoe UI"/>
-          <w:b w:val="0"/>
-          <w:i w:val="0"/>
-        </w:rPr>
-        <w:t xml:space="preserve"> — que é o </w:t>
+        <w:t>Nada marcado = ninguém.</w:t>
+      </w:r>
+      <w:r>
+        <w:rPr>
+          <w:rFonts w:ascii="Segoe UI" w:hAnsi="Segoe UI"/>
+          <w:b w:val="0"/>
+          <w:i w:val="0"/>
+        </w:rPr>
+        <w:t xml:space="preserve"> Marque só ela mesma para ela ver apenas o que lançou, ou marque todos para ela ver a operação inteira</w:t>
+      </w:r>
+    </w:p>
+    <w:p>
+      <w:r>
+        <w:rPr>
+          <w:rFonts w:ascii="Segoe UI" w:hAnsi="Segoe UI"/>
+          <w:b w:val="0"/>
+          <w:i w:val="0"/>
+        </w:rPr>
+        <w:t xml:space="preserve">O seletor </w:t>
       </w:r>
       <w:r>
         <w:rPr>
@@ -8301,15 +8290,123 @@
           <w:b/>
           <w:i w:val="0"/>
         </w:rPr>
-        <w:t>primeiro</w:t>
-      </w:r>
-      <w:r>
-        <w:rPr>
-          <w:rFonts w:ascii="Segoe UI" w:hAnsi="Segoe UI"/>
-          <w:b w:val="0"/>
-          <w:i w:val="0"/>
-        </w:rPr>
-        <w:t xml:space="preserve"> da fileira, porque "de quem é isto" passa a ser a primeira pergunta. Senão as linhas de duas pessoas ficariam misturadas sem jeito de separar.</w:t>
+        <w:t>Pode entrar no painel?</w:t>
+      </w:r>
+      <w:r>
+        <w:rPr>
+          <w:rFonts w:ascii="Segoe UI" w:hAnsi="Segoe UI"/>
+          <w:b w:val="0"/>
+          <w:i w:val="0"/>
+        </w:rPr>
+        <w:t xml:space="preserve">, mais acima, é um atalho para os casos comuns — </w:t>
+      </w:r>
+      <w:r>
+        <w:rPr>
+          <w:rFonts w:ascii="Segoe UI" w:hAnsi="Segoe UI"/>
+          <w:b w:val="0"/>
+          <w:i/>
+        </w:rPr>
+        <w:t>todos</w:t>
+      </w:r>
+      <w:r>
+        <w:rPr>
+          <w:rFonts w:ascii="Segoe UI" w:hAnsi="Segoe UI"/>
+          <w:b w:val="0"/>
+          <w:i w:val="0"/>
+        </w:rPr>
+        <w:t xml:space="preserve"> e </w:t>
+      </w:r>
+      <w:r>
+        <w:rPr>
+          <w:rFonts w:ascii="Segoe UI" w:hAnsi="Segoe UI"/>
+          <w:b w:val="0"/>
+          <w:i/>
+        </w:rPr>
+        <w:t>apenas os lançamentos dele mesmo</w:t>
+      </w:r>
+      <w:r>
+        <w:rPr>
+          <w:rFonts w:ascii="Segoe UI" w:hAnsi="Segoe UI"/>
+          <w:b w:val="0"/>
+          <w:i w:val="0"/>
+        </w:rPr>
+        <w:t xml:space="preserve">. Ele e a lista são a </w:t>
+      </w:r>
+      <w:r>
+        <w:rPr>
+          <w:rFonts w:ascii="Segoe UI" w:hAnsi="Segoe UI"/>
+          <w:b/>
+          <w:i w:val="0"/>
+        </w:rPr>
+        <w:t>mesma coisa</w:t>
+      </w:r>
+      <w:r>
+        <w:rPr>
+          <w:rFonts w:ascii="Segoe UI" w:hAnsi="Segoe UI"/>
+          <w:b w:val="0"/>
+          <w:i w:val="0"/>
+        </w:rPr>
+        <w:t xml:space="preserve">: escolher no seletor marca a lista, e mexer na lista muda o que o seletor mostra. Quando você marca pessoas específicas, ele passa a dizer </w:t>
+      </w:r>
+      <w:r>
+        <w:rPr>
+          <w:rFonts w:ascii="Segoe UI" w:hAnsi="Segoe UI"/>
+          <w:b w:val="0"/>
+          <w:i/>
+        </w:rPr>
+        <w:t>vê de pessoas escolhidas abaixo</w:t>
+      </w:r>
+      <w:r>
+        <w:rPr>
+          <w:rFonts w:ascii="Segoe UI" w:hAnsi="Segoe UI"/>
+          <w:b w:val="0"/>
+          <w:i w:val="0"/>
+        </w:rPr>
+        <w:t>.</w:t>
+      </w:r>
+    </w:p>
+    <w:p>
+      <w:r>
+        <w:rPr>
+          <w:rFonts w:ascii="Segoe UI" w:hAnsi="Segoe UI"/>
+          <w:b w:val="0"/>
+          <w:i w:val="0"/>
+        </w:rPr>
+        <w:t xml:space="preserve">A segunda trava enquanto a primeira estiver em </w:t>
+      </w:r>
+      <w:r>
+        <w:rPr>
+          <w:rFonts w:ascii="Segoe UI" w:hAnsi="Segoe UI"/>
+          <w:b w:val="0"/>
+          <w:i/>
+        </w:rPr>
+        <w:t>não</w:t>
+      </w:r>
+      <w:r>
+        <w:rPr>
+          <w:rFonts w:ascii="Segoe UI" w:hAnsi="Segoe UI"/>
+          <w:b w:val="0"/>
+          <w:i w:val="0"/>
+        </w:rPr>
+        <w:t xml:space="preserve"> — não há de quem ver, e marcar ali não faria efeito.</w:t>
+      </w:r>
+    </w:p>
+    <w:p>
+      <w:pPr>
+        <w:spacing w:after="40"/>
+        <w:pBdr>
+          <w:left w:val="single" w:sz="18" w:space="8" w:color="D9A300"/>
+        </w:pBdr>
+        <w:shd w:val="clear" w:fill="FFF8E6"/>
+      </w:pPr>
+      <w:r>
+        <w:rPr>
+          <w:rFonts w:ascii="Segoe UI" w:hAnsi="Segoe UI"/>
+          <w:b/>
+          <w:color w:val="8A6100"/>
+          <w:sz w:val="16"/>
+        </w:rPr>
+        <w:t>O RECORTE VALE NAS DUAS TELAS, E NOS NÚMEROS</w:t>
       </w:r>
     </w:p>
     <w:p>
@@ -8326,7 +8423,23 @@
           <w:b w:val="0"/>
           <w:i w:val="0"/>
         </w:rPr>
-        <w:t xml:space="preserve">Os filtros dessa aba abrem como </w:t>
+        <w:t xml:space="preserve">Vale para o Painel de Ativos, os saldos, os extratos, os movimentos e a aba </w:t>
+      </w:r>
+      <w:r>
+        <w:rPr>
+          <w:rFonts w:ascii="Segoe UI" w:hAnsi="Segoe UI"/>
+          <w:b w:val="0"/>
+          <w:i/>
+        </w:rPr>
+        <w:t>Lançamentos</w:t>
+      </w:r>
+      <w:r>
+        <w:rPr>
+          <w:rFonts w:ascii="Segoe UI" w:hAnsi="Segoe UI"/>
+          <w:b w:val="0"/>
+          <w:i w:val="0"/>
+        </w:rPr>
+        <w:t xml:space="preserve"> do app de campo. Os </w:t>
       </w:r>
       <w:r>
         <w:rPr>
@@ -8334,15 +8447,15 @@
           <w:b/>
           <w:i w:val="0"/>
         </w:rPr>
-        <w:t>lista suspensa</w:t>
-      </w:r>
-      <w:r>
-        <w:rPr>
-          <w:rFonts w:ascii="Segoe UI" w:hAnsi="Segoe UI"/>
-          <w:b w:val="0"/>
-          <w:i w:val="0"/>
-        </w:rPr>
-        <w:t>, por cima da tabela: aberta no lugar, a lista empurrava a tabela para baixo e esticava os outros filtros junto. Uma de cada vez, e clicar fora fecha.</w:t>
+        <w:t>totais dos cartões acompanham</w:t>
+      </w:r>
+      <w:r>
+        <w:rPr>
+          <w:rFonts w:ascii="Segoe UI" w:hAnsi="Segoe UI"/>
+          <w:b w:val="0"/>
+          <w:i w:val="0"/>
+        </w:rPr>
+        <w:t xml:space="preserve"> — senão ela veria o número do galpão inteiro em cima de uma tabela de três linhas.</w:t>
       </w:r>
     </w:p>
     <w:p>
@@ -8359,7 +8472,7 @@
           <w:b w:val="0"/>
           <w:i w:val="0"/>
         </w:rPr>
-        <w:t xml:space="preserve">E há uma </w:t>
+        <w:t xml:space="preserve">Quando ela vê os lançamentos de </w:t>
       </w:r>
       <w:r>
         <w:rPr>
@@ -8367,15 +8480,15 @@
           <w:b/>
           <w:i w:val="0"/>
         </w:rPr>
-        <w:t>busca</w:t>
-      </w:r>
-      <w:r>
-        <w:rPr>
-          <w:rFonts w:ascii="Segoe UI" w:hAnsi="Segoe UI"/>
-          <w:b w:val="0"/>
-          <w:i w:val="0"/>
-        </w:rPr>
-        <w:t xml:space="preserve"> no alto da aba. Os filtros respondem </w:t>
+        <w:t>mais de uma pessoa</w:t>
+      </w:r>
+      <w:r>
+        <w:rPr>
+          <w:rFonts w:ascii="Segoe UI" w:hAnsi="Segoe UI"/>
+          <w:b w:val="0"/>
+          <w:i w:val="0"/>
+        </w:rPr>
+        <w:t xml:space="preserve">, a aba </w:t>
       </w:r>
       <w:r>
         <w:rPr>
@@ -8383,31 +8496,15 @@
           <w:b w:val="0"/>
           <w:i/>
         </w:rPr>
-        <w:t>quais</w:t>
-      </w:r>
-      <w:r>
-        <w:rPr>
-          <w:rFonts w:ascii="Segoe UI" w:hAnsi="Segoe UI"/>
-          <w:b w:val="0"/>
-          <w:i w:val="0"/>
-        </w:rPr>
-        <w:t xml:space="preserve">; a busca responde </w:t>
-      </w:r>
-      <w:r>
-        <w:rPr>
-          <w:rFonts w:ascii="Segoe UI" w:hAnsi="Segoe UI"/>
-          <w:b w:val="0"/>
-          <w:i/>
-        </w:rPr>
-        <w:t>cadê aquele</w:t>
-      </w:r>
-      <w:r>
-        <w:rPr>
-          <w:rFonts w:ascii="Segoe UI" w:hAnsi="Segoe UI"/>
-          <w:b w:val="0"/>
-          <w:i w:val="0"/>
-        </w:rPr>
-        <w:t xml:space="preserve">. Ela procura em </w:t>
+        <w:t>Lançamentos</w:t>
+      </w:r>
+      <w:r>
+        <w:rPr>
+          <w:rFonts w:ascii="Segoe UI" w:hAnsi="Segoe UI"/>
+          <w:b w:val="0"/>
+          <w:i w:val="0"/>
+        </w:rPr>
+        <w:t xml:space="preserve"> do app de campo mostra a coluna </w:t>
       </w:r>
       <w:r>
         <w:rPr>
@@ -8415,31 +8512,15 @@
           <w:b/>
           <w:i w:val="0"/>
         </w:rPr>
-        <w:t>origem, destino, caixa, motorista e quem lançou</w:t>
-      </w:r>
-      <w:r>
-        <w:rPr>
-          <w:rFonts w:ascii="Segoe UI" w:hAnsi="Segoe UI"/>
-          <w:b w:val="0"/>
-          <w:i w:val="0"/>
-        </w:rPr>
-        <w:t xml:space="preserve"> — o campo diz isso —, não liga para acento nem maiúscula, e aceita mais de uma palavra: </w:t>
-      </w:r>
-      <w:r>
-        <w:rPr>
-          <w:rFonts w:ascii="Segoe UI" w:hAnsi="Segoe UI"/>
-          <w:b w:val="0"/>
-          <w:i/>
-        </w:rPr>
-        <w:t>isaque joao</w:t>
-      </w:r>
-      <w:r>
-        <w:rPr>
-          <w:rFonts w:ascii="Segoe UI" w:hAnsi="Segoe UI"/>
-          <w:b w:val="0"/>
-          <w:i w:val="0"/>
-        </w:rPr>
-        <w:t xml:space="preserve"> acha a carga do Isaque para João Pessoa. Os totais acompanham, e o </w:t>
+        <w:t>Quem lançou</w:t>
+      </w:r>
+      <w:r>
+        <w:rPr>
+          <w:rFonts w:ascii="Segoe UI" w:hAnsi="Segoe UI"/>
+          <w:b w:val="0"/>
+          <w:i w:val="0"/>
+        </w:rPr>
+        <w:t xml:space="preserve"> e ganha um filtro </w:t>
       </w:r>
       <w:r>
         <w:rPr>
@@ -8447,15 +8528,31 @@
           <w:b/>
           <w:i w:val="0"/>
         </w:rPr>
-        <w:t>Limpar filtros</w:t>
-      </w:r>
-      <w:r>
-        <w:rPr>
-          <w:rFonts w:ascii="Segoe UI" w:hAnsi="Segoe UI"/>
-          <w:b w:val="0"/>
-          <w:i w:val="0"/>
-        </w:rPr>
-        <w:t xml:space="preserve"> apaga a busca junto.</w:t>
+        <w:t>Usuário</w:t>
+      </w:r>
+      <w:r>
+        <w:rPr>
+          <w:rFonts w:ascii="Segoe UI" w:hAnsi="Segoe UI"/>
+          <w:b w:val="0"/>
+          <w:i w:val="0"/>
+        </w:rPr>
+        <w:t xml:space="preserve"> — que é o </w:t>
+      </w:r>
+      <w:r>
+        <w:rPr>
+          <w:rFonts w:ascii="Segoe UI" w:hAnsi="Segoe UI"/>
+          <w:b/>
+          <w:i w:val="0"/>
+        </w:rPr>
+        <w:t>primeiro</w:t>
+      </w:r>
+      <w:r>
+        <w:rPr>
+          <w:rFonts w:ascii="Segoe UI" w:hAnsi="Segoe UI"/>
+          <w:b w:val="0"/>
+          <w:i w:val="0"/>
+        </w:rPr>
+        <w:t xml:space="preserve"> da fileira, porque "de quem é isto" passa a ser a primeira pergunta. Senão as linhas de duas pessoas ficariam misturadas sem jeito de separar.</w:t>
       </w:r>
     </w:p>
     <w:p>
@@ -8472,7 +8569,7 @@
           <w:b w:val="0"/>
           <w:i w:val="0"/>
         </w:rPr>
-        <w:t xml:space="preserve">Fica de fora, de propósito, o </w:t>
+        <w:t xml:space="preserve">Os filtros dessa aba abrem como </w:t>
       </w:r>
       <w:r>
         <w:rPr>
@@ -8480,15 +8577,15 @@
           <w:b/>
           <w:i w:val="0"/>
         </w:rPr>
-        <w:t>aviso de saldo</w:t>
-      </w:r>
-      <w:r>
-        <w:rPr>
-          <w:rFonts w:ascii="Segoe UI" w:hAnsi="Segoe UI"/>
-          <w:b w:val="0"/>
-          <w:i w:val="0"/>
-        </w:rPr>
-        <w:t xml:space="preserve"> embaixo da origem no formulário de retorno. Ele mostra quantas caixas estão naquele lugar de verdade — é dele que sai o alerta de "você contou mais do que o saldo", e recortado ele acusaria erro em toda devolução certa.</w:t>
+        <w:t>lista suspensa</w:t>
+      </w:r>
+      <w:r>
+        <w:rPr>
+          <w:rFonts w:ascii="Segoe UI" w:hAnsi="Segoe UI"/>
+          <w:b w:val="0"/>
+          <w:i w:val="0"/>
+        </w:rPr>
+        <w:t>, por cima da tabela: aberta no lugar, a lista empurrava a tabela para baixo e esticava os outros filtros junto. Uma de cada vez, e clicar fora fecha.</w:t>
       </w:r>
     </w:p>
     <w:p>
@@ -8505,6 +8602,152 @@
           <w:b w:val="0"/>
           <w:i w:val="0"/>
         </w:rPr>
+        <w:t xml:space="preserve">E há uma </w:t>
+      </w:r>
+      <w:r>
+        <w:rPr>
+          <w:rFonts w:ascii="Segoe UI" w:hAnsi="Segoe UI"/>
+          <w:b/>
+          <w:i w:val="0"/>
+        </w:rPr>
+        <w:t>busca</w:t>
+      </w:r>
+      <w:r>
+        <w:rPr>
+          <w:rFonts w:ascii="Segoe UI" w:hAnsi="Segoe UI"/>
+          <w:b w:val="0"/>
+          <w:i w:val="0"/>
+        </w:rPr>
+        <w:t xml:space="preserve"> no alto da aba. Os filtros respondem </w:t>
+      </w:r>
+      <w:r>
+        <w:rPr>
+          <w:rFonts w:ascii="Segoe UI" w:hAnsi="Segoe UI"/>
+          <w:b w:val="0"/>
+          <w:i/>
+        </w:rPr>
+        <w:t>quais</w:t>
+      </w:r>
+      <w:r>
+        <w:rPr>
+          <w:rFonts w:ascii="Segoe UI" w:hAnsi="Segoe UI"/>
+          <w:b w:val="0"/>
+          <w:i w:val="0"/>
+        </w:rPr>
+        <w:t xml:space="preserve">; a busca responde </w:t>
+      </w:r>
+      <w:r>
+        <w:rPr>
+          <w:rFonts w:ascii="Segoe UI" w:hAnsi="Segoe UI"/>
+          <w:b w:val="0"/>
+          <w:i/>
+        </w:rPr>
+        <w:t>cadê aquele</w:t>
+      </w:r>
+      <w:r>
+        <w:rPr>
+          <w:rFonts w:ascii="Segoe UI" w:hAnsi="Segoe UI"/>
+          <w:b w:val="0"/>
+          <w:i w:val="0"/>
+        </w:rPr>
+        <w:t xml:space="preserve">. Ela procura em </w:t>
+      </w:r>
+      <w:r>
+        <w:rPr>
+          <w:rFonts w:ascii="Segoe UI" w:hAnsi="Segoe UI"/>
+          <w:b/>
+          <w:i w:val="0"/>
+        </w:rPr>
+        <w:t>origem, destino, caixa, motorista e quem lançou</w:t>
+      </w:r>
+      <w:r>
+        <w:rPr>
+          <w:rFonts w:ascii="Segoe UI" w:hAnsi="Segoe UI"/>
+          <w:b w:val="0"/>
+          <w:i w:val="0"/>
+        </w:rPr>
+        <w:t xml:space="preserve"> — o campo diz isso —, não liga para acento nem maiúscula, e aceita mais de uma palavra: </w:t>
+      </w:r>
+      <w:r>
+        <w:rPr>
+          <w:rFonts w:ascii="Segoe UI" w:hAnsi="Segoe UI"/>
+          <w:b w:val="0"/>
+          <w:i/>
+        </w:rPr>
+        <w:t>isaque joao</w:t>
+      </w:r>
+      <w:r>
+        <w:rPr>
+          <w:rFonts w:ascii="Segoe UI" w:hAnsi="Segoe UI"/>
+          <w:b w:val="0"/>
+          <w:i w:val="0"/>
+        </w:rPr>
+        <w:t xml:space="preserve"> acha a carga do Isaque para João Pessoa. Os totais acompanham, e o </w:t>
+      </w:r>
+      <w:r>
+        <w:rPr>
+          <w:rFonts w:ascii="Segoe UI" w:hAnsi="Segoe UI"/>
+          <w:b/>
+          <w:i w:val="0"/>
+        </w:rPr>
+        <w:t>Limpar filtros</w:t>
+      </w:r>
+      <w:r>
+        <w:rPr>
+          <w:rFonts w:ascii="Segoe UI" w:hAnsi="Segoe UI"/>
+          <w:b w:val="0"/>
+          <w:i w:val="0"/>
+        </w:rPr>
+        <w:t xml:space="preserve"> apaga a busca junto.</w:t>
+      </w:r>
+    </w:p>
+    <w:p>
+      <w:pPr>
+        <w:spacing w:after="80"/>
+        <w:pBdr>
+          <w:left w:val="single" w:sz="18" w:space="8" w:color="D9A300"/>
+        </w:pBdr>
+        <w:shd w:val="clear" w:fill="FFF8E6"/>
+      </w:pPr>
+      <w:r>
+        <w:rPr>
+          <w:rFonts w:ascii="Segoe UI" w:hAnsi="Segoe UI"/>
+          <w:b w:val="0"/>
+          <w:i w:val="0"/>
+        </w:rPr>
+        <w:t xml:space="preserve">Fica de fora, de propósito, o </w:t>
+      </w:r>
+      <w:r>
+        <w:rPr>
+          <w:rFonts w:ascii="Segoe UI" w:hAnsi="Segoe UI"/>
+          <w:b/>
+          <w:i w:val="0"/>
+        </w:rPr>
+        <w:t>aviso de saldo</w:t>
+      </w:r>
+      <w:r>
+        <w:rPr>
+          <w:rFonts w:ascii="Segoe UI" w:hAnsi="Segoe UI"/>
+          <w:b w:val="0"/>
+          <w:i w:val="0"/>
+        </w:rPr>
+        <w:t xml:space="preserve"> embaixo da origem no formulário de retorno. Ele mostra quantas caixas estão naquele lugar de verdade — é dele que sai o alerta de "você contou mais do que o saldo", e recortado ele acusaria erro em toda devolução certa.</w:t>
+      </w:r>
+    </w:p>
+    <w:p>
+      <w:pPr>
+        <w:spacing w:after="80"/>
+        <w:pBdr>
+          <w:left w:val="single" w:sz="18" w:space="8" w:color="D9A300"/>
+        </w:pBdr>
+        <w:shd w:val="clear" w:fill="FFF8E6"/>
+      </w:pPr>
+      <w:r>
+        <w:rPr>
+          <w:rFonts w:ascii="Segoe UI" w:hAnsi="Segoe UI"/>
+          <w:b w:val="0"/>
+          <w:i w:val="0"/>
+        </w:rPr>
         <w:t xml:space="preserve">A tela de quem está restrito </w:t>
       </w:r>
       <w:r>
@@ -9008,7 +9251,7 @@
           <w:b w:val="0"/>
           <w:i w:val="0"/>
         </w:rPr>
-        <w:t xml:space="preserve">Nos três quadros — Saída, Destino, Operações e Abas — </w:t>
+        <w:t xml:space="preserve">Em todos esses quadros — Saída, Destino, Operações, Abas, Ajustes, Tipos de caixa, Motoristas e De quem vê — </w:t>
       </w:r>
       <w:r>
         <w:rPr>
@@ -9016,15 +9259,15 @@
           <w:b/>
           <w:i w:val="0"/>
         </w:rPr>
-        <w:t>nada marcado quer dizer todos</w:t>
-      </w:r>
-      <w:r>
-        <w:rPr>
-          <w:rFonts w:ascii="Segoe UI" w:hAnsi="Segoe UI"/>
-          <w:b w:val="0"/>
-          <w:i w:val="0"/>
-        </w:rPr>
-        <w:t>. Marque só para restringir. Se fosse o contrário, o dia em que a coluna entrou no ar teria trancado a operação inteira, porque ninguém tinha nada marcado.</w:t>
+        <w:t>nada marcado quer dizer nada liberado</w:t>
+      </w:r>
+      <w:r>
+        <w:rPr>
+          <w:rFonts w:ascii="Segoe UI" w:hAnsi="Segoe UI"/>
+          <w:b w:val="0"/>
+          <w:i w:val="0"/>
+        </w:rPr>
+        <w:t>. Marcar é conceder.</w:t>
       </w:r>
     </w:p>
     <w:p>

--- a/manual.docx
+++ b/manual.docx
@@ -752,7 +752,23 @@
           <w:b w:val="0"/>
           <w:i w:val="0"/>
         </w:rPr>
-        <w:t>Não há instalação nem loja de aplicativo. São três endereços, um para cada tipo de gente.</w:t>
+        <w:t xml:space="preserve">Não há instalação nem loja de aplicativo. Para quem trabalha na empresa é </w:t>
+      </w:r>
+      <w:r>
+        <w:rPr>
+          <w:rFonts w:ascii="Segoe UI" w:hAnsi="Segoe UI"/>
+          <w:b/>
+          <w:i w:val="0"/>
+        </w:rPr>
+        <w:t>um endereço só</w:t>
+      </w:r>
+      <w:r>
+        <w:rPr>
+          <w:rFonts w:ascii="Segoe UI" w:hAnsi="Segoe UI"/>
+          <w:b w:val="0"/>
+          <w:i w:val="0"/>
+        </w:rPr>
+        <w:t>. O cliente tem o dele.</w:t>
       </w:r>
     </w:p>
     <w:p>
@@ -767,7 +783,7 @@
           <w:rFonts w:ascii="Segoe UI" w:hAnsi="Segoe UI"/>
           <w:b/>
         </w:rPr>
-        <w:t>Campo — motorista, promotor, conferente</w:t>
+        <w:t>Quem trabalha na empresa — do motorista ao escritório</w:t>
       </w:r>
     </w:p>
     <w:p>
@@ -798,7 +814,7 @@
           <w:color w:val="3E4C58"/>
           <w:sz w:val="19"/>
         </w:rPr>
-        <w:t>Escreve o nome e o PIN de 4 dígitos. Sem lista de nomes na tela.</w:t>
+        <w:t>Usuário (ou e-mail, ou o nome) e o segredo: os 6 números, ou a senha do painel. A mesma tela para todo mundo.</w:t>
       </w:r>
     </w:p>
     <w:p>
@@ -813,7 +829,7 @@
           <w:rFonts w:ascii="Segoe UI" w:hAnsi="Segoe UI"/>
           <w:b/>
         </w:rPr>
-        <w:t>Escritório</w:t>
+        <w:t>Cliente</w:t>
       </w:r>
     </w:p>
     <w:p>
@@ -829,7 +845,7 @@
           <w:color w:val="0F6A31"/>
           <w:sz w:val="19"/>
         </w:rPr>
-        <w:t>qdelicia-caixas.vercel.app/admin.html</w:t>
+        <w:t>…/extrato.html?t=CÓDIGO</w:t>
       </w:r>
     </w:p>
     <w:p>
@@ -844,71 +860,316 @@
           <w:color w:val="3E4C58"/>
           <w:sz w:val="19"/>
         </w:rPr>
-        <w:t>E-mail ou usuário, mais senha. Só perfil ADMIN e GALPÃO entram.</w:t>
+        <w:t>Abre direto, sem login e sem senha. Cada cliente tem o seu código.</w:t>
       </w:r>
     </w:p>
     <w:p>
-      <w:pPr>
-        <w:spacing w:after="20"/>
-        <w:pBdr>
-          <w:left w:val="single" w:sz="18" w:space="8" w:color="0F6A31"/>
-        </w:pBdr>
-      </w:pPr>
-      <w:r>
-        <w:rPr>
-          <w:rFonts w:ascii="Segoe UI" w:hAnsi="Segoe UI"/>
-          <w:b/>
-        </w:rPr>
-        <w:t>Cliente</w:t>
+      <w:r>
+        <w:rPr>
+          <w:rFonts w:ascii="Segoe UI" w:hAnsi="Segoe UI"/>
+          <w:b w:val="0"/>
+          <w:i w:val="0"/>
+        </w:rPr>
+        <w:t xml:space="preserve">O endereço antigo do escritório — </w:t>
+      </w:r>
+      <w:r>
+        <w:rPr>
+          <w:rFonts w:ascii="Consolas" w:hAnsi="Consolas"/>
+          <w:b w:val="0"/>
+          <w:i w:val="0"/>
+          <w:sz w:val="19"/>
+        </w:rPr>
+        <w:t>/admin.html</w:t>
+      </w:r>
+      <w:r>
+        <w:rPr>
+          <w:rFonts w:ascii="Segoe UI" w:hAnsi="Segoe UI"/>
+          <w:b w:val="0"/>
+          <w:i w:val="0"/>
+        </w:rPr>
+        <w:t xml:space="preserve"> — continua funcionando e mostra </w:t>
+      </w:r>
+      <w:r>
+        <w:rPr>
+          <w:rFonts w:ascii="Segoe UI" w:hAnsi="Segoe UI"/>
+          <w:b w:val="0"/>
+          <w:i/>
+        </w:rPr>
+        <w:t>essa mesma tela</w:t>
+      </w:r>
+      <w:r>
+        <w:rPr>
+          <w:rFonts w:ascii="Segoe UI" w:hAnsi="Segoe UI"/>
+          <w:b w:val="0"/>
+          <w:i w:val="0"/>
+        </w:rPr>
+        <w:t>. Quem já o tem salvo nos favoritos não precisa mudar nada.</w:t>
       </w:r>
     </w:p>
     <w:p>
       <w:pPr>
-        <w:spacing w:after="20"/>
-        <w:pBdr>
-          <w:left w:val="single" w:sz="18" w:space="8" w:color="0F6A31"/>
-        </w:pBdr>
-      </w:pPr>
-      <w:r>
-        <w:rPr>
-          <w:rFonts w:ascii="Consolas" w:hAnsi="Consolas"/>
-          <w:color w:val="0F6A31"/>
-          <w:sz w:val="19"/>
-        </w:rPr>
-        <w:t>…/extrato.html?t=CÓDIGO</w:t>
+        <w:pStyle w:val="Heading2"/>
+      </w:pPr>
+      <w:r>
+        <w:t>A tela é uma só, e ela é que decide para onde você vai</w:t>
       </w:r>
     </w:p>
     <w:p>
-      <w:pPr>
-        <w:spacing w:after="120"/>
-        <w:pBdr>
-          <w:left w:val="single" w:sz="18" w:space="8" w:color="0F6A31"/>
-        </w:pBdr>
-      </w:pPr>
-      <w:r>
-        <w:rPr>
-          <w:color w:val="3E4C58"/>
-          <w:sz w:val="19"/>
-        </w:rPr>
-        <w:t>Abre direto, sem login e sem senha. Cada cliente tem o seu código.</w:t>
+      <w:r>
+        <w:rPr>
+          <w:rFonts w:ascii="Segoe UI" w:hAnsi="Segoe UI"/>
+          <w:b w:val="0"/>
+          <w:i w:val="0"/>
+        </w:rPr>
+        <w:t xml:space="preserve">Antes eram duas telas de entrada quase iguais, cada uma com um link para a outra no rodapé. Quem abria a errada digitava a credencial certa e lia </w:t>
+      </w:r>
+      <w:r>
+        <w:rPr>
+          <w:rFonts w:ascii="Segoe UI" w:hAnsi="Segoe UI"/>
+          <w:b w:val="0"/>
+          <w:i/>
+        </w:rPr>
+        <w:t>“usuário ou senha incorretos”</w:t>
+      </w:r>
+      <w:r>
+        <w:rPr>
+          <w:rFonts w:ascii="Segoe UI" w:hAnsi="Segoe UI"/>
+          <w:b w:val="0"/>
+          <w:i w:val="0"/>
+        </w:rPr>
+        <w:t xml:space="preserve"> — uma mensagem que falava do erro errado: a senha estava certa, o endereço é que não era. E não havia como adivinhar qual das duas portas era a sua.</w:t>
       </w:r>
     </w:p>
     <w:p>
-      <w:pPr>
-        <w:pStyle w:val="Heading2"/>
-      </w:pPr>
-      <w:r>
-        <w:t>Por que o campo usa PIN e o escritório usa senha</w:t>
+      <w:r>
+        <w:rPr>
+          <w:rFonts w:ascii="Segoe UI" w:hAnsi="Segoe UI"/>
+          <w:b w:val="0"/>
+          <w:i w:val="0"/>
+        </w:rPr>
+        <w:t xml:space="preserve">Hoje você digita </w:t>
+      </w:r>
+      <w:r>
+        <w:rPr>
+          <w:rFonts w:ascii="Segoe UI" w:hAnsi="Segoe UI"/>
+          <w:b/>
+          <w:i w:val="0"/>
+        </w:rPr>
+        <w:t>uma vez</w:t>
+      </w:r>
+      <w:r>
+        <w:rPr>
+          <w:rFonts w:ascii="Segoe UI" w:hAnsi="Segoe UI"/>
+          <w:b w:val="0"/>
+          <w:i w:val="0"/>
+        </w:rPr>
+        <w:t xml:space="preserve"> e o sistema abre a tela que é sua:</w:t>
       </w:r>
     </w:p>
     <w:p>
-      <w:r>
-        <w:rPr>
-          <w:rFonts w:ascii="Segoe UI" w:hAnsi="Segoe UI"/>
-          <w:b w:val="0"/>
-          <w:i w:val="0"/>
-        </w:rPr>
-        <w:t>Não é descuido: são dois usos diferentes. No galpão a pessoa lança de luva, com o celular numa mão e a caixa na outra, várias vezes por dia — digitar uma senha longa a cada vez atrasa a operação, e o que o PIN protege é só lançamento, que fica registrado com nome e hora e pode ser corrigido. Já o painel vê a operação inteira e mexe em cadastro; ali a senha longa se paga.</w:t>
+      <w:pPr>
+        <w:pStyle w:val="ListBullet"/>
+        <w:spacing w:after="60"/>
+      </w:pPr>
+      <w:r>
+        <w:rPr>
+          <w:rFonts w:ascii="Segoe UI" w:hAnsi="Segoe UI"/>
+          <w:b w:val="0"/>
+          <w:i w:val="0"/>
+        </w:rPr>
+        <w:t xml:space="preserve">entrou com os </w:t>
+      </w:r>
+      <w:r>
+        <w:rPr>
+          <w:rFonts w:ascii="Segoe UI" w:hAnsi="Segoe UI"/>
+          <w:b/>
+          <w:i w:val="0"/>
+        </w:rPr>
+        <w:t>6 números</w:t>
+      </w:r>
+      <w:r>
+        <w:rPr>
+          <w:rFonts w:ascii="Segoe UI" w:hAnsi="Segoe UI"/>
+          <w:b w:val="0"/>
+          <w:i w:val="0"/>
+        </w:rPr>
+        <w:t xml:space="preserve"> → abre o app de lançamento;</w:t>
+      </w:r>
+    </w:p>
+    <w:p>
+      <w:pPr>
+        <w:pStyle w:val="ListBullet"/>
+        <w:spacing w:after="60"/>
+      </w:pPr>
+      <w:r>
+        <w:rPr>
+          <w:rFonts w:ascii="Segoe UI" w:hAnsi="Segoe UI"/>
+          <w:b w:val="0"/>
+          <w:i w:val="0"/>
+        </w:rPr>
+        <w:t xml:space="preserve">entrou com a </w:t>
+      </w:r>
+      <w:r>
+        <w:rPr>
+          <w:rFonts w:ascii="Segoe UI" w:hAnsi="Segoe UI"/>
+          <w:b/>
+          <w:i w:val="0"/>
+        </w:rPr>
+        <w:t>senha do painel</w:t>
+      </w:r>
+      <w:r>
+        <w:rPr>
+          <w:rFonts w:ascii="Segoe UI" w:hAnsi="Segoe UI"/>
+          <w:b w:val="0"/>
+          <w:i w:val="0"/>
+        </w:rPr>
+        <w:t>, e você tem acesso ao painel → abre o painel;</w:t>
+      </w:r>
+    </w:p>
+    <w:p>
+      <w:pPr>
+        <w:pStyle w:val="ListBullet"/>
+        <w:spacing w:after="60"/>
+      </w:pPr>
+      <w:r>
+        <w:rPr>
+          <w:rFonts w:ascii="Segoe UI" w:hAnsi="Segoe UI"/>
+          <w:b w:val="0"/>
+          <w:i w:val="0"/>
+        </w:rPr>
+        <w:t xml:space="preserve">entrou com a senha mas </w:t>
+      </w:r>
+      <w:r>
+        <w:rPr>
+          <w:rFonts w:ascii="Segoe UI" w:hAnsi="Segoe UI"/>
+          <w:b w:val="0"/>
+          <w:i/>
+        </w:rPr>
+        <w:t>não</w:t>
+      </w:r>
+      <w:r>
+        <w:rPr>
+          <w:rFonts w:ascii="Segoe UI" w:hAnsi="Segoe UI"/>
+          <w:b w:val="0"/>
+          <w:i w:val="0"/>
+        </w:rPr>
+        <w:t xml:space="preserve"> tem acesso ao painel → abre o app de lançamento.</w:t>
+      </w:r>
+    </w:p>
+    <w:p>
+      <w:pPr>
+        <w:spacing w:after="40"/>
+        <w:pBdr>
+          <w:left w:val="single" w:sz="18" w:space="8" w:color="D9A300"/>
+        </w:pBdr>
+        <w:shd w:val="clear" w:fill="FFF8E6"/>
+      </w:pPr>
+      <w:r>
+        <w:rPr>
+          <w:rFonts w:ascii="Segoe UI" w:hAnsi="Segoe UI"/>
+          <w:b/>
+          <w:color w:val="8A6100"/>
+          <w:sz w:val="16"/>
+        </w:rPr>
+        <w:t>O PAINEL SÓ ABRE COM A SENHA</w:t>
+      </w:r>
+    </w:p>
+    <w:p>
+      <w:pPr>
+        <w:spacing w:after="80"/>
+        <w:pBdr>
+          <w:left w:val="single" w:sz="18" w:space="8" w:color="D9A300"/>
+        </w:pBdr>
+        <w:shd w:val="clear" w:fill="FFF8E6"/>
+      </w:pPr>
+      <w:r>
+        <w:rPr>
+          <w:rFonts w:ascii="Segoe UI" w:hAnsi="Segoe UI"/>
+          <w:b w:val="0"/>
+          <w:i w:val="0"/>
+        </w:rPr>
+        <w:t xml:space="preserve">Quem tem as duas credenciais e entra pelos 6 números fica no app de lançamento — e o botão </w:t>
+      </w:r>
+      <w:r>
+        <w:rPr>
+          <w:rFonts w:ascii="Segoe UI" w:hAnsi="Segoe UI"/>
+          <w:b/>
+          <w:i w:val="0"/>
+        </w:rPr>
+        <w:t>▦ Painel</w:t>
+      </w:r>
+      <w:r>
+        <w:rPr>
+          <w:rFonts w:ascii="Segoe UI" w:hAnsi="Segoe UI"/>
+          <w:b w:val="0"/>
+          <w:i w:val="0"/>
+        </w:rPr>
+        <w:t xml:space="preserve"> nem aparece. Não é falha: o PIN é curto de propósito, para lançar de luva; o painel vê a operação inteira e mexe em cadastro. Para ir ao painel, saia e entre com a senha.</w:t>
+      </w:r>
+    </w:p>
+    <w:p>
+      <w:pPr>
+        <w:spacing w:after="40"/>
+      </w:pPr>
+    </w:p>
+    <w:p>
+      <w:pPr>
+        <w:pStyle w:val="Heading2"/>
+      </w:pPr>
+      <w:r>
+        <w:t>Por que o campo usa PIN e o escritório usa senha</w:t>
+      </w:r>
+    </w:p>
+    <w:p>
+      <w:r>
+        <w:rPr>
+          <w:rFonts w:ascii="Segoe UI" w:hAnsi="Segoe UI"/>
+          <w:b w:val="0"/>
+          <w:i w:val="0"/>
+        </w:rPr>
+        <w:t xml:space="preserve">A </w:t>
+      </w:r>
+      <w:r>
+        <w:rPr>
+          <w:rFonts w:ascii="Segoe UI" w:hAnsi="Segoe UI"/>
+          <w:b w:val="0"/>
+          <w:i/>
+        </w:rPr>
+        <w:t>tela</w:t>
+      </w:r>
+      <w:r>
+        <w:rPr>
+          <w:rFonts w:ascii="Segoe UI" w:hAnsi="Segoe UI"/>
+          <w:b w:val="0"/>
+          <w:i w:val="0"/>
+        </w:rPr>
+        <w:t xml:space="preserve"> passou a ser uma só, mas as </w:t>
+      </w:r>
+      <w:r>
+        <w:rPr>
+          <w:rFonts w:ascii="Segoe UI" w:hAnsi="Segoe UI"/>
+          <w:b/>
+          <w:i w:val="0"/>
+        </w:rPr>
+        <w:t>credenciais continuam duas</w:t>
+      </w:r>
+      <w:r>
+        <w:rPr>
+          <w:rFonts w:ascii="Segoe UI" w:hAnsi="Segoe UI"/>
+          <w:b w:val="0"/>
+          <w:i w:val="0"/>
+        </w:rPr>
+        <w:t>, e não é descuido: são dois usos diferentes. No galpão a pessoa lança de luva, com o celular numa mão e a caixa na outra, várias vezes por dia — digitar uma senha longa a cada vez atrasa a operação, e o que o PIN protege é só lançamento, que fica registrado com nome e hora e pode ser corrigido. Já o painel vê a operação inteira e mexe em cadastro; ali a senha longa se paga.</w:t>
+      </w:r>
+    </w:p>
+    <w:p>
+      <w:r>
+        <w:rPr>
+          <w:rFonts w:ascii="Segoe UI" w:hAnsi="Segoe UI"/>
+          <w:b w:val="0"/>
+          <w:i w:val="0"/>
+        </w:rPr>
+        <w:t>Na prática você não precisa saber disso: digite o que você tem, no mesmo campo.</w:t>
       </w:r>
     </w:p>
     <w:p>
@@ -7504,7 +7765,23 @@
           <w:b w:val="0"/>
           <w:i w:val="0"/>
         </w:rPr>
-        <w:t>Nome, e-mail, perfil, PIN e local padrão. O e-mail (ou o usuário) é o que a pessoa digita para entrar no painel; o PIN é o do celular. Um PIN por pessoa, nunca um PIN de função compartilhado entre vários: é o nome de quem contou que dá peso à divergência.</w:t>
+        <w:t xml:space="preserve">Nome, e-mail, perfil, PIN e local padrão. O usuário — ou o e-mail, ou o próprio nome — é o que a pessoa digita na tela de entrada, e serve para as duas credenciais: é o </w:t>
+      </w:r>
+      <w:r>
+        <w:rPr>
+          <w:rFonts w:ascii="Segoe UI" w:hAnsi="Segoe UI"/>
+          <w:b w:val="0"/>
+          <w:i/>
+        </w:rPr>
+        <w:t>segredo</w:t>
+      </w:r>
+      <w:r>
+        <w:rPr>
+          <w:rFonts w:ascii="Segoe UI" w:hAnsi="Segoe UI"/>
+          <w:b w:val="0"/>
+          <w:i w:val="0"/>
+        </w:rPr>
+        <w:t xml:space="preserve"> que muda, não o identificador. Um PIN por pessoa, nunca um PIN de função compartilhado entre vários: é o nome de quem contou que dá peso à divergência.</w:t>
       </w:r>
     </w:p>
     <w:p>
@@ -9152,42 +9429,50 @@
       <w:r>
         <w:rPr>
           <w:rFonts w:ascii="Segoe UI" w:hAnsi="Segoe UI"/>
-          <w:b w:val="0"/>
-          <w:i w:val="0"/>
-        </w:rPr>
-        <w:t xml:space="preserve">No painel, o caminho de volta é o </w:t>
-      </w:r>
-      <w:r>
-        <w:rPr>
-          <w:rFonts w:ascii="Segoe UI" w:hAnsi="Segoe UI"/>
           <w:b/>
           <w:i w:val="0"/>
         </w:rPr>
-        <w:t>↩ Lançamentos</w:t>
-      </w:r>
-      <w:r>
-        <w:rPr>
-          <w:rFonts w:ascii="Segoe UI" w:hAnsi="Segoe UI"/>
-          <w:b w:val="0"/>
-          <w:i w:val="0"/>
-        </w:rPr>
-        <w:t xml:space="preserve">, no mesmo lugar. Ele só aparece para quem tem </w:t>
-      </w:r>
-      <w:r>
-        <w:rPr>
-          <w:rFonts w:ascii="Segoe UI" w:hAnsi="Segoe UI"/>
-          <w:b/>
-          <w:i w:val="0"/>
-        </w:rPr>
-        <w:t>senha de lançamento</w:t>
-      </w:r>
-      <w:r>
-        <w:rPr>
-          <w:rFonts w:ascii="Segoe UI" w:hAnsi="Segoe UI"/>
-          <w:b w:val="0"/>
-          <w:i w:val="0"/>
-        </w:rPr>
-        <w:t xml:space="preserve"> — sem ela o app de campo não deixa entrar, e o botão levaria a uma recusa.</w:t>
+        <w:t>Uma causa a mais, fácil de confundir com falta de permissão:</w:t>
+      </w:r>
+      <w:r>
+        <w:rPr>
+          <w:rFonts w:ascii="Segoe UI" w:hAnsi="Segoe UI"/>
+          <w:b w:val="0"/>
+          <w:i w:val="0"/>
+        </w:rPr>
+        <w:t xml:space="preserve"> se ela entrou com os </w:t>
+      </w:r>
+      <w:r>
+        <w:rPr>
+          <w:rFonts w:ascii="Segoe UI" w:hAnsi="Segoe UI"/>
+          <w:b w:val="0"/>
+          <w:i/>
+        </w:rPr>
+        <w:t>6 números</w:t>
+      </w:r>
+      <w:r>
+        <w:rPr>
+          <w:rFonts w:ascii="Segoe UI" w:hAnsi="Segoe UI"/>
+          <w:b w:val="0"/>
+          <w:i w:val="0"/>
+        </w:rPr>
+        <w:t xml:space="preserve">, o botão ▦ Painel não aparece mesmo com tudo liberado. O painel só abre para quem entra com a </w:t>
+      </w:r>
+      <w:r>
+        <w:rPr>
+          <w:rFonts w:ascii="Segoe UI" w:hAnsi="Segoe UI"/>
+          <w:b w:val="0"/>
+          <w:i/>
+        </w:rPr>
+        <w:t>senha</w:t>
+      </w:r>
+      <w:r>
+        <w:rPr>
+          <w:rFonts w:ascii="Segoe UI" w:hAnsi="Segoe UI"/>
+          <w:b w:val="0"/>
+          <w:i w:val="0"/>
+        </w:rPr>
+        <w:t>. Peça que ela saia e entre de novo com a senha do painel.</w:t>
       </w:r>
     </w:p>
     <w:p>
@@ -9204,7 +9489,72 @@
           <w:b w:val="0"/>
           <w:i w:val="0"/>
         </w:rPr>
-        <w:t xml:space="preserve">Se a marca não alcançar nenhuma aba que aquela pessoa possa ver — só </w:t>
+        <w:t xml:space="preserve">No painel, o caminho de volta é o </w:t>
+      </w:r>
+      <w:r>
+        <w:rPr>
+          <w:rFonts w:ascii="Segoe UI" w:hAnsi="Segoe UI"/>
+          <w:b/>
+          <w:i w:val="0"/>
+        </w:rPr>
+        <w:t>↩ Lançamentos</w:t>
+      </w:r>
+      <w:r>
+        <w:rPr>
+          <w:rFonts w:ascii="Segoe UI" w:hAnsi="Segoe UI"/>
+          <w:b w:val="0"/>
+          <w:i w:val="0"/>
+        </w:rPr>
+        <w:t xml:space="preserve">, no mesmo lugar. Ele só aparece para quem tem </w:t>
+      </w:r>
+      <w:r>
+        <w:rPr>
+          <w:rFonts w:ascii="Segoe UI" w:hAnsi="Segoe UI"/>
+          <w:b/>
+          <w:i w:val="0"/>
+        </w:rPr>
+        <w:t>senha de lançamento</w:t>
+      </w:r>
+      <w:r>
+        <w:rPr>
+          <w:rFonts w:ascii="Segoe UI" w:hAnsi="Segoe UI"/>
+          <w:b w:val="0"/>
+          <w:i w:val="0"/>
+        </w:rPr>
+        <w:t xml:space="preserve"> — sem ela o app de campo não deixa entrar, e o botão levaria a uma recusa.</w:t>
+      </w:r>
+    </w:p>
+    <w:p>
+      <w:pPr>
+        <w:spacing w:after="80"/>
+        <w:pBdr>
+          <w:left w:val="single" w:sz="18" w:space="8" w:color="D9A300"/>
+        </w:pBdr>
+        <w:shd w:val="clear" w:fill="FFF8E6"/>
+      </w:pPr>
+      <w:r>
+        <w:rPr>
+          <w:rFonts w:ascii="Segoe UI" w:hAnsi="Segoe UI"/>
+          <w:b w:val="0"/>
+          <w:i w:val="0"/>
+        </w:rPr>
+        <w:t xml:space="preserve">Se a marca não alcançar nenhuma aba que exista — porque guarda uma aba renomeada, ou que saiu do app —, o resultado é o mesmo de não ter marcado nada: </w:t>
+      </w:r>
+      <w:r>
+        <w:rPr>
+          <w:rFonts w:ascii="Segoe UI" w:hAnsi="Segoe UI"/>
+          <w:b/>
+          <w:i w:val="0"/>
+        </w:rPr>
+        <w:t>nada</w:t>
+      </w:r>
+      <w:r>
+        <w:rPr>
+          <w:rFonts w:ascii="Segoe UI" w:hAnsi="Segoe UI"/>
+          <w:b w:val="0"/>
+          <w:i w:val="0"/>
+        </w:rPr>
+        <w:t xml:space="preserve">. Antes esse caso liberava tudo; deixou de liberar quando a regra virou </w:t>
       </w:r>
       <w:r>
         <w:rPr>
@@ -9212,31 +9562,15 @@
           <w:b w:val="0"/>
           <w:i/>
         </w:rPr>
-        <w:t>Ajustes</w:t>
-      </w:r>
-      <w:r>
-        <w:rPr>
-          <w:rFonts w:ascii="Segoe UI" w:hAnsi="Segoe UI"/>
-          <w:b w:val="0"/>
-          <w:i w:val="0"/>
-        </w:rPr>
-        <w:t xml:space="preserve"> marcado para um gerente, por exemplo —, ela é </w:t>
-      </w:r>
-      <w:r>
-        <w:rPr>
-          <w:rFonts w:ascii="Segoe UI" w:hAnsi="Segoe UI"/>
-          <w:b/>
-          <w:i w:val="0"/>
-        </w:rPr>
-        <w:t>ignorada</w:t>
-      </w:r>
-      <w:r>
-        <w:rPr>
-          <w:rFonts w:ascii="Segoe UI" w:hAnsi="Segoe UI"/>
-          <w:b w:val="0"/>
-          <w:i w:val="0"/>
-        </w:rPr>
-        <w:t xml:space="preserve"> e valem todas as permitidas. O painel nunca abre vazio: errar para o lado de mostrar se corrige aqui no cadastro; errar para o lado de trancar só se resolve com o administrador por perto.</w:t>
+        <w:t>marcar é conceder</w:t>
+      </w:r>
+      <w:r>
+        <w:rPr>
+          <w:rFonts w:ascii="Segoe UI" w:hAnsi="Segoe UI"/>
+          <w:b w:val="0"/>
+          <w:i w:val="0"/>
+        </w:rPr>
+        <w:t>, porque trocar uma marca quebrada por acesso amplo é o contrário do que o administrador pediu ao marcar. O painel não fica mudo: em vez de abrir vazio, ele escreve na lateral que não há nenhuma página liberada e manda falar com o administrador.</w:t>
       </w:r>
     </w:p>
     <w:p>

--- a/manual.docx
+++ b/manual.docx
@@ -5106,7 +5106,199 @@
           <w:b w:val="0"/>
           <w:i w:val="0"/>
         </w:rPr>
-        <w:t>, o seu nome e o botão de sair.</w:t>
+        <w:t xml:space="preserve">, o seu nome e o botão de sair. </w:t>
+      </w:r>
+      <w:r>
+        <w:rPr>
+          <w:rFonts w:ascii="Segoe UI" w:hAnsi="Segoe UI"/>
+          <w:b/>
+          <w:i w:val="0"/>
+        </w:rPr>
+        <w:t>Eles ficam sempre à vista</w:t>
+      </w:r>
+      <w:r>
+        <w:rPr>
+          <w:rFonts w:ascii="Segoe UI" w:hAnsi="Segoe UI"/>
+          <w:b w:val="0"/>
+          <w:i w:val="0"/>
+        </w:rPr>
+        <w:t>: a lista de páginas rola por dentro dela, e o rodapé não desce junto — antes, com a lista cheia, era preciso rolar a lateral para achar o botão de sair.</w:t>
+      </w:r>
+    </w:p>
+    <w:p>
+      <w:pPr>
+        <w:pStyle w:val="Heading2"/>
+      </w:pPr>
+      <w:r>
+        <w:t>Recolher a lateral quando a tabela precisa da largura</w:t>
+      </w:r>
+    </w:p>
+    <w:p>
+      <w:r>
+        <w:rPr>
+          <w:rFonts w:ascii="Segoe UI" w:hAnsi="Segoe UI"/>
+          <w:b w:val="0"/>
+          <w:i w:val="0"/>
+        </w:rPr>
+        <w:t xml:space="preserve">No computador, o botão </w:t>
+      </w:r>
+      <w:r>
+        <w:rPr>
+          <w:rFonts w:ascii="Segoe UI" w:hAnsi="Segoe UI"/>
+          <w:b/>
+          <w:i w:val="0"/>
+        </w:rPr>
+        <w:t>⟨</w:t>
+      </w:r>
+      <w:r>
+        <w:rPr>
+          <w:rFonts w:ascii="Segoe UI" w:hAnsi="Segoe UI"/>
+          <w:b w:val="0"/>
+          <w:i w:val="0"/>
+        </w:rPr>
+        <w:t xml:space="preserve"> no alto da lateral a encolhe para uma faixa só de ícones. É útil na aba Movimentos, onde a tabela é larga. Clique de novo para trazê-la de volta — e a escolha fica guardada naquele computador, como a ordem das colunas.</w:t>
+      </w:r>
+    </w:p>
+    <w:p>
+      <w:r>
+        <w:rPr>
+          <w:rFonts w:ascii="Segoe UI" w:hAnsi="Segoe UI"/>
+          <w:b w:val="0"/>
+          <w:i w:val="0"/>
+        </w:rPr>
+        <w:t xml:space="preserve">Com a lateral recolhida, </w:t>
+      </w:r>
+      <w:r>
+        <w:rPr>
+          <w:rFonts w:ascii="Segoe UI" w:hAnsi="Segoe UI"/>
+          <w:b/>
+          <w:i w:val="0"/>
+        </w:rPr>
+        <w:t>passar o mouse por cima dela a abre de relance</w:t>
+      </w:r>
+      <w:r>
+        <w:rPr>
+          <w:rFonts w:ascii="Segoe UI" w:hAnsi="Segoe UI"/>
+          <w:b w:val="0"/>
+          <w:i w:val="0"/>
+        </w:rPr>
+        <w:t>, só enquanto o cursor estiver ali. Serve para conferir onde você está sem desfazer a escolha. Tirou o mouse, ela volta a ser a faixa de ícones.</w:t>
+      </w:r>
+    </w:p>
+    <w:p>
+      <w:pPr>
+        <w:spacing w:after="40"/>
+        <w:pBdr>
+          <w:left w:val="single" w:sz="18" w:space="8" w:color="D9A300"/>
+        </w:pBdr>
+        <w:shd w:val="clear" w:fill="FFF8E6"/>
+      </w:pPr>
+      <w:r>
+        <w:rPr>
+          <w:rFonts w:ascii="Segoe UI" w:hAnsi="Segoe UI"/>
+          <w:b/>
+          <w:color w:val="8A6100"/>
+          <w:sz w:val="16"/>
+        </w:rPr>
+        <w:t>RECOLHIDA, A LATERAL INTEIRA É O BOTÃO</w:t>
+      </w:r>
+    </w:p>
+    <w:p>
+      <w:pPr>
+        <w:spacing w:after="80"/>
+        <w:pBdr>
+          <w:left w:val="single" w:sz="18" w:space="8" w:color="D9A300"/>
+        </w:pBdr>
+        <w:shd w:val="clear" w:fill="FFF8E6"/>
+      </w:pPr>
+      <w:r>
+        <w:rPr>
+          <w:rFonts w:ascii="Segoe UI" w:hAnsi="Segoe UI"/>
+          <w:b w:val="0"/>
+          <w:i w:val="0"/>
+        </w:rPr>
+        <w:t xml:space="preserve">Num tablet não existe "passar o mouse". Por isso, com a lateral recolhida, </w:t>
+      </w:r>
+      <w:r>
+        <w:rPr>
+          <w:rFonts w:ascii="Segoe UI" w:hAnsi="Segoe UI"/>
+          <w:b/>
+          <w:i w:val="0"/>
+        </w:rPr>
+        <w:t>um toque em qualquer parte vazia dela a abre</w:t>
+      </w:r>
+      <w:r>
+        <w:rPr>
+          <w:rFonts w:ascii="Segoe UI" w:hAnsi="Segoe UI"/>
+          <w:b w:val="0"/>
+          <w:i w:val="0"/>
+        </w:rPr>
+        <w:t xml:space="preserve"> — o ⟨ some justamente porque não é mais necessário. Tocar num ícone continua trocando de página, como sempre.</w:t>
+      </w:r>
+    </w:p>
+    <w:p>
+      <w:pPr>
+        <w:spacing w:after="40"/>
+      </w:pPr>
+    </w:p>
+    <w:p>
+      <w:r>
+        <w:rPr>
+          <w:rFonts w:ascii="Segoe UI" w:hAnsi="Segoe UI"/>
+          <w:b w:val="0"/>
+          <w:i w:val="0"/>
+        </w:rPr>
+        <w:t xml:space="preserve">A lateral </w:t>
+      </w:r>
+      <w:r>
+        <w:rPr>
+          <w:rFonts w:ascii="Segoe UI" w:hAnsi="Segoe UI"/>
+          <w:b/>
+          <w:i w:val="0"/>
+        </w:rPr>
+        <w:t>empurra</w:t>
+      </w:r>
+      <w:r>
+        <w:rPr>
+          <w:rFonts w:ascii="Segoe UI" w:hAnsi="Segoe UI"/>
+          <w:b w:val="0"/>
+          <w:i w:val="0"/>
+        </w:rPr>
+        <w:t xml:space="preserve"> o conteúdo em vez de passar por cima dele: abrindo, a tabela se ajusta e nenhuma coluna fica escondida atrás do menu.</w:t>
+      </w:r>
+    </w:p>
+    <w:p>
+      <w:pPr>
+        <w:pStyle w:val="Heading2"/>
+      </w:pPr>
+      <w:r>
+        <w:t>A página rola por dentro</w:t>
+      </w:r>
+    </w:p>
+    <w:p>
+      <w:r>
+        <w:rPr>
+          <w:rFonts w:ascii="Segoe UI" w:hAnsi="Segoe UI"/>
+          <w:b w:val="0"/>
+          <w:i w:val="0"/>
+        </w:rPr>
+        <w:t xml:space="preserve">A lateral e o título da página </w:t>
+      </w:r>
+      <w:r>
+        <w:rPr>
+          <w:rFonts w:ascii="Segoe UI" w:hAnsi="Segoe UI"/>
+          <w:b/>
+          <w:i w:val="0"/>
+        </w:rPr>
+        <w:t>não saem do lugar</w:t>
+      </w:r>
+      <w:r>
+        <w:rPr>
+          <w:rFonts w:ascii="Segoe UI" w:hAnsi="Segoe UI"/>
+          <w:b w:val="0"/>
+          <w:i w:val="0"/>
+        </w:rPr>
+        <w:t xml:space="preserve"> quando você rola: o que se move é só o conteúdo. Descendo numa tabela longa, você continua vendo em que página está e como sair dela.</w:t>
       </w:r>
     </w:p>
     <w:p>

--- a/manual.docx
+++ b/manual.docx
@@ -977,7 +977,7 @@
           <w:b w:val="0"/>
           <w:i w:val="0"/>
         </w:rPr>
-        <w:t xml:space="preserve">entrou com os </w:t>
+        <w:t xml:space="preserve">você é </w:t>
       </w:r>
       <w:r>
         <w:rPr>
@@ -985,15 +985,31 @@
           <w:b/>
           <w:i w:val="0"/>
         </w:rPr>
-        <w:t>6 números</w:t>
-      </w:r>
-      <w:r>
-        <w:rPr>
-          <w:rFonts w:ascii="Segoe UI" w:hAnsi="Segoe UI"/>
-          <w:b w:val="0"/>
-          <w:i w:val="0"/>
-        </w:rPr>
-        <w:t xml:space="preserve"> → abre o app de lançamento;</w:t>
+        <w:t>Administrador</w:t>
+      </w:r>
+      <w:r>
+        <w:rPr>
+          <w:rFonts w:ascii="Segoe UI" w:hAnsi="Segoe UI"/>
+          <w:b w:val="0"/>
+          <w:i w:val="0"/>
+        </w:rPr>
+        <w:t xml:space="preserve"> e entrou com a senha → abre o </w:t>
+      </w:r>
+      <w:r>
+        <w:rPr>
+          <w:rFonts w:ascii="Segoe UI" w:hAnsi="Segoe UI"/>
+          <w:b/>
+          <w:i w:val="0"/>
+        </w:rPr>
+        <w:t>painel</w:t>
+      </w:r>
+      <w:r>
+        <w:rPr>
+          <w:rFonts w:ascii="Segoe UI" w:hAnsi="Segoe UI"/>
+          <w:b w:val="0"/>
+          <w:i w:val="0"/>
+        </w:rPr>
+        <w:t>;</w:t>
       </w:r>
     </w:p>
     <w:p>
@@ -1004,57 +1020,148 @@
       <w:r>
         <w:rPr>
           <w:rFonts w:ascii="Segoe UI" w:hAnsi="Segoe UI"/>
-          <w:b w:val="0"/>
-          <w:i w:val="0"/>
-        </w:rPr>
-        <w:t xml:space="preserve">entrou com a </w:t>
-      </w:r>
-      <w:r>
-        <w:rPr>
-          <w:rFonts w:ascii="Segoe UI" w:hAnsi="Segoe UI"/>
           <w:b/>
           <w:i w:val="0"/>
         </w:rPr>
-        <w:t>senha do painel</w:t>
-      </w:r>
-      <w:r>
-        <w:rPr>
-          <w:rFonts w:ascii="Segoe UI" w:hAnsi="Segoe UI"/>
-          <w:b w:val="0"/>
-          <w:i w:val="0"/>
-        </w:rPr>
-        <w:t>, e você tem acesso ao painel → abre o painel;</w:t>
+        <w:t>todo o resto</w:t>
+      </w:r>
+      <w:r>
+        <w:rPr>
+          <w:rFonts w:ascii="Segoe UI" w:hAnsi="Segoe UI"/>
+          <w:b w:val="0"/>
+          <w:i w:val="0"/>
+        </w:rPr>
+        <w:t xml:space="preserve"> → abre o app de lançamento, na aba </w:t>
+      </w:r>
+      <w:r>
+        <w:rPr>
+          <w:rFonts w:ascii="Segoe UI" w:hAnsi="Segoe UI"/>
+          <w:b/>
+          <w:i w:val="0"/>
+        </w:rPr>
+        <w:t>Saída</w:t>
+      </w:r>
+      <w:r>
+        <w:rPr>
+          <w:rFonts w:ascii="Segoe UI" w:hAnsi="Segoe UI"/>
+          <w:b w:val="0"/>
+          <w:i w:val="0"/>
+        </w:rPr>
+        <w:t>.</w:t>
       </w:r>
     </w:p>
     <w:p>
       <w:pPr>
-        <w:pStyle w:val="ListBullet"/>
-        <w:spacing w:after="60"/>
-      </w:pPr>
-      <w:r>
-        <w:rPr>
-          <w:rFonts w:ascii="Segoe UI" w:hAnsi="Segoe UI"/>
-          <w:b w:val="0"/>
-          <w:i w:val="0"/>
-        </w:rPr>
-        <w:t xml:space="preserve">entrou com a senha mas </w:t>
-      </w:r>
-      <w:r>
-        <w:rPr>
-          <w:rFonts w:ascii="Segoe UI" w:hAnsi="Segoe UI"/>
-          <w:b w:val="0"/>
-          <w:i/>
-        </w:rPr>
-        <w:t>não</w:t>
-      </w:r>
-      <w:r>
-        <w:rPr>
-          <w:rFonts w:ascii="Segoe UI" w:hAnsi="Segoe UI"/>
-          <w:b w:val="0"/>
-          <w:i w:val="0"/>
-        </w:rPr>
-        <w:t xml:space="preserve"> tem acesso ao painel → abre o app de lançamento.</w:t>
-      </w:r>
+        <w:spacing w:after="40"/>
+        <w:pBdr>
+          <w:left w:val="single" w:sz="18" w:space="8" w:color="D9A300"/>
+        </w:pBdr>
+        <w:shd w:val="clear" w:fill="FFF8E6"/>
+      </w:pPr>
+      <w:r>
+        <w:rPr>
+          <w:rFonts w:ascii="Segoe UI" w:hAnsi="Segoe UI"/>
+          <w:b/>
+          <w:color w:val="8A6100"/>
+          <w:sz w:val="16"/>
+        </w:rPr>
+        <w:t>QUEM NÃO ADMINISTRA COMEÇA NA OPERAÇÃO</w:t>
+      </w:r>
+    </w:p>
+    <w:p>
+      <w:pPr>
+        <w:spacing w:after="80"/>
+        <w:pBdr>
+          <w:left w:val="single" w:sz="18" w:space="8" w:color="D9A300"/>
+        </w:pBdr>
+        <w:shd w:val="clear" w:fill="FFF8E6"/>
+      </w:pPr>
+      <w:r>
+        <w:rPr>
+          <w:rFonts w:ascii="Segoe UI" w:hAnsi="Segoe UI"/>
+          <w:b w:val="0"/>
+          <w:i w:val="0"/>
+        </w:rPr>
+        <w:t xml:space="preserve">Gerente, conferente, promotor e motorista entram direto onde se lança: </w:t>
+      </w:r>
+      <w:r>
+        <w:rPr>
+          <w:rFonts w:ascii="Segoe UI" w:hAnsi="Segoe UI"/>
+          <w:b/>
+          <w:i w:val="0"/>
+        </w:rPr>
+        <w:t>Saída</w:t>
+      </w:r>
+      <w:r>
+        <w:rPr>
+          <w:rFonts w:ascii="Segoe UI" w:hAnsi="Segoe UI"/>
+          <w:b w:val="0"/>
+          <w:i w:val="0"/>
+        </w:rPr>
+        <w:t xml:space="preserve"> e </w:t>
+      </w:r>
+      <w:r>
+        <w:rPr>
+          <w:rFonts w:ascii="Segoe UI" w:hAnsi="Segoe UI"/>
+          <w:b/>
+          <w:i w:val="0"/>
+        </w:rPr>
+        <w:t>Retorno</w:t>
+      </w:r>
+      <w:r>
+        <w:rPr>
+          <w:rFonts w:ascii="Segoe UI" w:hAnsi="Segoe UI"/>
+          <w:b w:val="0"/>
+          <w:i w:val="0"/>
+        </w:rPr>
+        <w:t>. Antes, quem tivesse a chave do painel era levado para lá logo ao entrar — e caía num painel de números quando o que veio fazer é registrar caixa saindo e voltando.</w:t>
+      </w:r>
+    </w:p>
+    <w:p>
+      <w:pPr>
+        <w:spacing w:after="80"/>
+        <w:pBdr>
+          <w:left w:val="single" w:sz="18" w:space="8" w:color="D9A300"/>
+        </w:pBdr>
+        <w:shd w:val="clear" w:fill="FFF8E6"/>
+      </w:pPr>
+      <w:r>
+        <w:rPr>
+          <w:rFonts w:ascii="Segoe UI" w:hAnsi="Segoe UI"/>
+          <w:b/>
+          <w:i w:val="0"/>
+        </w:rPr>
+        <w:t>Nada de permissão mudou.</w:t>
+      </w:r>
+      <w:r>
+        <w:rPr>
+          <w:rFonts w:ascii="Segoe UI" w:hAnsi="Segoe UI"/>
+          <w:b w:val="0"/>
+          <w:i w:val="0"/>
+        </w:rPr>
+        <w:t xml:space="preserve"> Quem tem o painel liberado continua com o botão </w:t>
+      </w:r>
+      <w:r>
+        <w:rPr>
+          <w:rFonts w:ascii="Segoe UI" w:hAnsi="Segoe UI"/>
+          <w:b/>
+          <w:i w:val="0"/>
+        </w:rPr>
+        <w:t>▦ Painel</w:t>
+      </w:r>
+      <w:r>
+        <w:rPr>
+          <w:rFonts w:ascii="Segoe UI" w:hAnsi="Segoe UI"/>
+          <w:b w:val="0"/>
+          <w:i w:val="0"/>
+        </w:rPr>
+        <w:t xml:space="preserve"> no alto da tela e chega nele em um clique. O que mudou é só por onde o dia começa.</w:t>
+      </w:r>
+    </w:p>
+    <w:p>
+      <w:pPr>
+        <w:spacing w:after="40"/>
+      </w:pPr>
     </w:p>
     <w:p>
       <w:pPr>

--- a/manual.docx
+++ b/manual.docx
@@ -5081,7 +5081,7 @@
           <w:b w:val="0"/>
           <w:i w:val="0"/>
         </w:rPr>
-        <w:t xml:space="preserve">Elas ficam numa </w:t>
+        <w:t xml:space="preserve">Na barra lateral elas ficam </w:t>
       </w:r>
       <w:r>
         <w:rPr>
@@ -5089,15 +5089,63 @@
           <w:b/>
           <w:i w:val="0"/>
         </w:rPr>
-        <w:t>barra lateral</w:t>
-      </w:r>
-      <w:r>
-        <w:rPr>
-          <w:rFonts w:ascii="Segoe UI" w:hAnsi="Segoe UI"/>
-          <w:b w:val="0"/>
-          <w:i w:val="0"/>
-        </w:rPr>
-        <w:t xml:space="preserve">, à esquerda, com a página aberta em destaque. No computador ela fica fixa: as sete páginas ficam à vista o tempo todo, sem nenhum clique para descobrir o que existe. No celular ela vira uma </w:t>
+        <w:t>separadas por módulo</w:t>
+      </w:r>
+      <w:r>
+        <w:rPr>
+          <w:rFonts w:ascii="Segoe UI" w:hAnsi="Segoe UI"/>
+          <w:b w:val="0"/>
+          <w:i w:val="0"/>
+        </w:rPr>
+        <w:t xml:space="preserve">: </w:t>
+      </w:r>
+      <w:r>
+        <w:rPr>
+          <w:rFonts w:ascii="Segoe UI" w:hAnsi="Segoe UI"/>
+          <w:b w:val="0"/>
+          <w:i/>
+        </w:rPr>
+        <w:t>Operação</w:t>
+      </w:r>
+      <w:r>
+        <w:rPr>
+          <w:rFonts w:ascii="Segoe UI" w:hAnsi="Segoe UI"/>
+          <w:b w:val="0"/>
+          <w:i w:val="0"/>
+        </w:rPr>
+        <w:t xml:space="preserve"> (Painel de Ativos, Painel, Movimentos), </w:t>
+      </w:r>
+      <w:r>
+        <w:rPr>
+          <w:rFonts w:ascii="Segoe UI" w:hAnsi="Segoe UI"/>
+          <w:b w:val="0"/>
+          <w:i/>
+        </w:rPr>
+        <w:t>Dados</w:t>
+      </w:r>
+      <w:r>
+        <w:rPr>
+          <w:rFonts w:ascii="Segoe UI" w:hAnsi="Segoe UI"/>
+          <w:b w:val="0"/>
+          <w:i w:val="0"/>
+        </w:rPr>
+        <w:t xml:space="preserve"> (Extratos, Cadastros, Colunas) e </w:t>
+      </w:r>
+      <w:r>
+        <w:rPr>
+          <w:rFonts w:ascii="Segoe UI" w:hAnsi="Segoe UI"/>
+          <w:b w:val="0"/>
+          <w:i/>
+        </w:rPr>
+        <w:t>Sistema</w:t>
+      </w:r>
+      <w:r>
+        <w:rPr>
+          <w:rFonts w:ascii="Segoe UI" w:hAnsi="Segoe UI"/>
+          <w:b w:val="0"/>
+          <w:i w:val="0"/>
+        </w:rPr>
+        <w:t xml:space="preserve"> (Ajustes). Sete itens seguidos viram uma lista sem forma — separados, você lê um grupo e ignora os outros. </w:t>
       </w:r>
       <w:r>
         <w:rPr>
@@ -5105,47 +5153,15 @@
           <w:b/>
           <w:i w:val="0"/>
         </w:rPr>
-        <w:t>gaveta</w:t>
-      </w:r>
-      <w:r>
-        <w:rPr>
-          <w:rFonts w:ascii="Segoe UI" w:hAnsi="Segoe UI"/>
-          <w:b w:val="0"/>
-          <w:i w:val="0"/>
-        </w:rPr>
-        <w:t xml:space="preserve">, que abre pelo botão </w:t>
-      </w:r>
-      <w:r>
-        <w:rPr>
-          <w:rFonts w:ascii="Segoe UI" w:hAnsi="Segoe UI"/>
-          <w:b w:val="0"/>
-          <w:i/>
-        </w:rPr>
-        <w:t>☰</w:t>
-      </w:r>
-      <w:r>
-        <w:rPr>
-          <w:rFonts w:ascii="Segoe UI" w:hAnsi="Segoe UI"/>
-          <w:b w:val="0"/>
-          <w:i w:val="0"/>
-        </w:rPr>
-        <w:t xml:space="preserve"> no canto superior esquerdo e fecha ao escolher uma página, clicando fora ou com </w:t>
-      </w:r>
-      <w:r>
-        <w:rPr>
-          <w:rFonts w:ascii="Segoe UI" w:hAnsi="Segoe UI"/>
-          <w:b w:val="0"/>
-          <w:i w:val="0"/>
-        </w:rPr>
-        <w:t>Esc</w:t>
-      </w:r>
-      <w:r>
-        <w:rPr>
-          <w:rFonts w:ascii="Segoe UI" w:hAnsi="Segoe UI"/>
-          <w:b w:val="0"/>
-          <w:i w:val="0"/>
-        </w:rPr>
-        <w:t>.</w:t>
+        <w:t>O título de um módulo só aparece se você tiver pelo menos uma página dele</w:t>
+      </w:r>
+      <w:r>
+        <w:rPr>
+          <w:rFonts w:ascii="Segoe UI" w:hAnsi="Segoe UI"/>
+          <w:b w:val="0"/>
+          <w:i w:val="0"/>
+        </w:rPr>
+        <w:t>: nunca sobra um cabeçalho anunciando uma seção vazia.</w:t>
       </w:r>
     </w:p>
     <w:p>
@@ -5155,7 +5171,7 @@
           <w:b w:val="0"/>
           <w:i w:val="0"/>
         </w:rPr>
-        <w:t xml:space="preserve">Acima do conteúdo, um </w:t>
+        <w:t xml:space="preserve">Elas ficam numa </w:t>
       </w:r>
       <w:r>
         <w:rPr>
@@ -5163,15 +5179,31 @@
           <w:b/>
           <w:i w:val="0"/>
         </w:rPr>
-        <w:t>título de página</w:t>
-      </w:r>
-      <w:r>
-        <w:rPr>
-          <w:rFonts w:ascii="Segoe UI" w:hAnsi="Segoe UI"/>
-          <w:b w:val="0"/>
-          <w:i w:val="0"/>
-        </w:rPr>
-        <w:t xml:space="preserve"> diz onde você está — </w:t>
+        <w:t>barra lateral</w:t>
+      </w:r>
+      <w:r>
+        <w:rPr>
+          <w:rFonts w:ascii="Segoe UI" w:hAnsi="Segoe UI"/>
+          <w:b w:val="0"/>
+          <w:i w:val="0"/>
+        </w:rPr>
+        <w:t xml:space="preserve">, à esquerda, com a página aberta em destaque. No computador ela fica fixa: as sete páginas ficam à vista o tempo todo, sem nenhum clique para descobrir o que existe. No celular ela vira uma </w:t>
+      </w:r>
+      <w:r>
+        <w:rPr>
+          <w:rFonts w:ascii="Segoe UI" w:hAnsi="Segoe UI"/>
+          <w:b/>
+          <w:i w:val="0"/>
+        </w:rPr>
+        <w:t>gaveta</w:t>
+      </w:r>
+      <w:r>
+        <w:rPr>
+          <w:rFonts w:ascii="Segoe UI" w:hAnsi="Segoe UI"/>
+          <w:b w:val="0"/>
+          <w:i w:val="0"/>
+        </w:rPr>
+        <w:t xml:space="preserve">, que abre pelo botão </w:t>
       </w:r>
       <w:r>
         <w:rPr>
@@ -5179,15 +5211,31 @@
           <w:b w:val="0"/>
           <w:i/>
         </w:rPr>
-        <w:t>Operação · Movimentos</w:t>
-      </w:r>
-      <w:r>
-        <w:rPr>
-          <w:rFonts w:ascii="Segoe UI" w:hAnsi="Segoe UI"/>
-          <w:b w:val="0"/>
-          <w:i w:val="0"/>
-        </w:rPr>
-        <w:t>. No computador a lateral já responde isso; no celular, com a gaveta fechada, ele é a única pista.</w:t>
+        <w:t>☰</w:t>
+      </w:r>
+      <w:r>
+        <w:rPr>
+          <w:rFonts w:ascii="Segoe UI" w:hAnsi="Segoe UI"/>
+          <w:b w:val="0"/>
+          <w:i w:val="0"/>
+        </w:rPr>
+        <w:t xml:space="preserve"> no canto superior esquerdo e fecha ao escolher uma página, clicando fora ou com </w:t>
+      </w:r>
+      <w:r>
+        <w:rPr>
+          <w:rFonts w:ascii="Segoe UI" w:hAnsi="Segoe UI"/>
+          <w:b w:val="0"/>
+          <w:i w:val="0"/>
+        </w:rPr>
+        <w:t>Esc</w:t>
+      </w:r>
+      <w:r>
+        <w:rPr>
+          <w:rFonts w:ascii="Segoe UI" w:hAnsi="Segoe UI"/>
+          <w:b w:val="0"/>
+          <w:i w:val="0"/>
+        </w:rPr>
+        <w:t>.</w:t>
       </w:r>
     </w:p>
     <w:p>
@@ -5197,6 +5245,48 @@
           <w:b w:val="0"/>
           <w:i w:val="0"/>
         </w:rPr>
+        <w:t xml:space="preserve">Acima do conteúdo, um </w:t>
+      </w:r>
+      <w:r>
+        <w:rPr>
+          <w:rFonts w:ascii="Segoe UI" w:hAnsi="Segoe UI"/>
+          <w:b/>
+          <w:i w:val="0"/>
+        </w:rPr>
+        <w:t>título de página</w:t>
+      </w:r>
+      <w:r>
+        <w:rPr>
+          <w:rFonts w:ascii="Segoe UI" w:hAnsi="Segoe UI"/>
+          <w:b w:val="0"/>
+          <w:i w:val="0"/>
+        </w:rPr>
+        <w:t xml:space="preserve"> diz onde você está — </w:t>
+      </w:r>
+      <w:r>
+        <w:rPr>
+          <w:rFonts w:ascii="Segoe UI" w:hAnsi="Segoe UI"/>
+          <w:b w:val="0"/>
+          <w:i/>
+        </w:rPr>
+        <w:t>Operação · Movimentos</w:t>
+      </w:r>
+      <w:r>
+        <w:rPr>
+          <w:rFonts w:ascii="Segoe UI" w:hAnsi="Segoe UI"/>
+          <w:b w:val="0"/>
+          <w:i w:val="0"/>
+        </w:rPr>
+        <w:t>. No computador a lateral já responde isso; no celular, com a gaveta fechada, ele é a única pista.</w:t>
+      </w:r>
+    </w:p>
+    <w:p>
+      <w:r>
+        <w:rPr>
+          <w:rFonts w:ascii="Segoe UI" w:hAnsi="Segoe UI"/>
+          <w:b w:val="0"/>
+          <w:i w:val="0"/>
+        </w:rPr>
         <w:t xml:space="preserve">No rodapé da lateral ficam o indicador </w:t>
       </w:r>
       <w:r>
@@ -5213,7 +5303,23 @@
           <w:b w:val="0"/>
           <w:i w:val="0"/>
         </w:rPr>
-        <w:t xml:space="preserve">, o seu nome e o botão de sair. </w:t>
+        <w:t xml:space="preserve"> — </w:t>
+      </w:r>
+      <w:r>
+        <w:rPr>
+          <w:rFonts w:ascii="Segoe UI" w:hAnsi="Segoe UI"/>
+          <w:b/>
+          <w:i w:val="0"/>
+        </w:rPr>
+        <w:t>verde quando está tudo enviado</w:t>
+      </w:r>
+      <w:r>
+        <w:rPr>
+          <w:rFonts w:ascii="Segoe UI" w:hAnsi="Segoe UI"/>
+          <w:b w:val="0"/>
+          <w:i w:val="0"/>
+        </w:rPr>
+        <w:t xml:space="preserve">, âmbar quando há lançamento na fila e vermelho sem internet —, o círculo com as suas iniciais e o botão de sair. </w:t>
       </w:r>
       <w:r>
         <w:rPr>
